--- a/DOCS_DA_CONVERTIRE/arco3_fornasari_es.docx
+++ b/DOCS_DA_CONVERTIRE/arco3_fornasari_es.docx
@@ -3,38 +3,349 @@
 <w:document xmlns:wpc="http://schemas.microsoft.com/office/word/2010/wordprocessingCanvas" xmlns:cx="http://schemas.microsoft.com/office/drawing/2014/chartex" xmlns:cx1="http://schemas.microsoft.com/office/drawing/2015/9/8/chartex" xmlns:cx2="http://schemas.microsoft.com/office/drawing/2015/10/21/chartex" xmlns:cx3="http://schemas.microsoft.com/office/drawing/2016/5/9/chartex" xmlns:cx4="http://schemas.microsoft.com/office/drawing/2016/5/10/chartex" xmlns:cx5="http://schemas.microsoft.com/office/drawing/2016/5/11/chartex" xmlns:cx6="http://schemas.microsoft.com/office/drawing/2016/5/12/chartex" xmlns:cx7="http://schemas.microsoft.com/office/drawing/2016/5/13/chartex" xmlns:cx8="http://schemas.microsoft.com/office/drawing/2016/5/14/chartex" xmlns:mc="http://schemas.openxmlformats.org/markup-compatibility/2006" xmlns:aink="http://schemas.microsoft.com/office/drawing/2016/ink" xmlns:am3d="http://schemas.microsoft.com/office/drawing/2017/model3d" xmlns:o="urn:schemas-microsoft-com:office:office" xmlns:oel="http://schemas.microsoft.com/office/2019/extlst" xmlns:r="http://schemas.openxmlformats.org/officeDocument/2006/relationships" xmlns:m="http://schemas.openxmlformats.org/officeDocument/2006/math" xmlns:v="urn:schemas-microsoft-com:vml" xmlns:wp14="http://schemas.microsoft.com/office/word/2010/wordprocessingDrawing" xmlns:wp="http://schemas.openxmlformats.org/drawingml/2006/wordprocessingDrawing" xmlns:w10="urn:schemas-microsoft-com:office:word" xmlns:w="http://schemas.openxmlformats.org/wordprocessingml/2006/main" xmlns:w14="http://schemas.microsoft.com/office/word/2010/wordml" xmlns:w15="http://schemas.microsoft.com/office/word/2012/wordml" xmlns:w16cex="http://schemas.microsoft.com/office/word/2018/wordml/cex" xmlns:w16cid="http://schemas.microsoft.com/office/word/2016/wordml/cid" xmlns:w16="http://schemas.microsoft.com/office/word/2018/wordml" xmlns:w16du="http://schemas.microsoft.com/office/word/2023/wordml/word16du" xmlns:w16sdtdh="http://schemas.microsoft.com/office/word/2020/wordml/sdtdatahash" xmlns:w16sdtfl="http://schemas.microsoft.com/office/word/2024/wordml/sdtformatlock" xmlns:w16se="http://schemas.microsoft.com/office/word/2015/wordml/symex" xmlns:wpg="http://schemas.microsoft.com/office/word/2010/wordprocessingGroup" xmlns:wpi="http://schemas.microsoft.com/office/word/2010/wordprocessingInk" xmlns:wne="http://schemas.microsoft.com/office/word/2006/wordml" xmlns:wps="http://schemas.microsoft.com/office/word/2010/wordprocessingShape" mc:Ignorable="w14 w15 w16se w16cid w16 w16cex w16sdtdh w16sdtfl w16du wp14">
   <w:body>
     <w:p>
-      <w:pPr>
-        <w:pStyle w:val="Corpotesto"/>
-        <w:numPr>
-          <w:ilvl w:val="0"/>
-          <w:numId w:val="1"/>
-        </w:numPr>
-        <w:tabs>
-          <w:tab w:val="left" w:pos="707"/>
-        </w:tabs>
-      </w:pPr>
-      <w:r>
-        <w:t>Arco 3. Financiado por Co: Gioseffo Carpegna.</w:t>
+      <w:r>
+        <w:rPr>
+          <w:b/>
+          <w:bCs/>
+        </w:rPr>
+        <w:t xml:space="preserve">Arco 3 - </w:t>
+      </w:r>
+      <w:proofErr w:type="spellStart"/>
+      <w:r>
+        <w:rPr>
+          <w:b/>
+          <w:bCs/>
+        </w:rPr>
+        <w:t>Pórtico</w:t>
+      </w:r>
+      <w:proofErr w:type="spellEnd"/>
+      <w:r>
+        <w:rPr>
+          <w:b/>
+          <w:bCs/>
+        </w:rPr>
+        <w:t xml:space="preserve"> de San Luca</w:t>
       </w:r>
     </w:p>
     <w:p>
-      <w:pPr>
-        <w:pStyle w:val="Corpotesto"/>
-        <w:ind w:left="424"/>
-        <w:jc w:val="center"/>
-      </w:pPr>
-      <w:r>
-        <w:br/>
-      </w:r>
+      <w:r>
+        <w:t xml:space="preserve">El sistema de </w:t>
+      </w:r>
+      <w:proofErr w:type="spellStart"/>
+      <w:r>
+        <w:t>pórticos</w:t>
+      </w:r>
+      <w:proofErr w:type="spellEnd"/>
+      <w:r>
+        <w:t xml:space="preserve"> </w:t>
+      </w:r>
+      <w:proofErr w:type="spellStart"/>
+      <w:r>
+        <w:t>que</w:t>
+      </w:r>
+      <w:proofErr w:type="spellEnd"/>
+      <w:r>
+        <w:t xml:space="preserve"> </w:t>
+      </w:r>
+      <w:proofErr w:type="spellStart"/>
+      <w:r>
+        <w:t>sube</w:t>
+      </w:r>
+      <w:proofErr w:type="spellEnd"/>
+      <w:r>
+        <w:t xml:space="preserve"> al Colle della Guardia </w:t>
+      </w:r>
+      <w:proofErr w:type="spellStart"/>
+      <w:r>
+        <w:t>fue</w:t>
+      </w:r>
+      <w:proofErr w:type="spellEnd"/>
+      <w:r>
+        <w:t xml:space="preserve"> </w:t>
+      </w:r>
+      <w:proofErr w:type="spellStart"/>
+      <w:r>
+        <w:t>construido</w:t>
+      </w:r>
+      <w:proofErr w:type="spellEnd"/>
+      <w:r>
+        <w:t xml:space="preserve"> </w:t>
+      </w:r>
+      <w:proofErr w:type="spellStart"/>
+      <w:r>
+        <w:t>gracias</w:t>
+      </w:r>
+      <w:proofErr w:type="spellEnd"/>
+      <w:r>
+        <w:t xml:space="preserve"> a una </w:t>
+      </w:r>
+      <w:proofErr w:type="spellStart"/>
+      <w:r>
+        <w:t>extraordinaria</w:t>
+      </w:r>
+      <w:proofErr w:type="spellEnd"/>
+      <w:r>
+        <w:t xml:space="preserve"> </w:t>
+      </w:r>
+      <w:proofErr w:type="spellStart"/>
+      <w:r>
+        <w:t>participación</w:t>
+      </w:r>
+      <w:proofErr w:type="spellEnd"/>
+      <w:r>
+        <w:t xml:space="preserve"> </w:t>
+      </w:r>
+      <w:proofErr w:type="spellStart"/>
+      <w:r>
+        <w:t>colectiva</w:t>
+      </w:r>
+      <w:proofErr w:type="spellEnd"/>
+      <w:r>
+        <w:t xml:space="preserve">: </w:t>
+      </w:r>
+      <w:proofErr w:type="spellStart"/>
+      <w:r>
+        <w:t>familias</w:t>
+      </w:r>
+      <w:proofErr w:type="spellEnd"/>
+      <w:r>
+        <w:t xml:space="preserve"> </w:t>
+      </w:r>
+      <w:proofErr w:type="spellStart"/>
+      <w:r>
+        <w:t>nobles</w:t>
+      </w:r>
+      <w:proofErr w:type="spellEnd"/>
+      <w:r>
+        <w:t xml:space="preserve">, </w:t>
+      </w:r>
+      <w:proofErr w:type="spellStart"/>
+      <w:r>
+        <w:t>gremios</w:t>
+      </w:r>
+      <w:proofErr w:type="spellEnd"/>
+      <w:r>
+        <w:t xml:space="preserve"> de </w:t>
+      </w:r>
+      <w:proofErr w:type="spellStart"/>
+      <w:r>
+        <w:t>artes</w:t>
+      </w:r>
+      <w:proofErr w:type="spellEnd"/>
+      <w:r>
+        <w:t xml:space="preserve"> y </w:t>
+      </w:r>
+      <w:proofErr w:type="spellStart"/>
+      <w:r>
+        <w:t>oficios</w:t>
+      </w:r>
+      <w:proofErr w:type="spellEnd"/>
+      <w:r>
+        <w:t xml:space="preserve">, </w:t>
+      </w:r>
+      <w:proofErr w:type="gramStart"/>
+      <w:r>
+        <w:t>pero</w:t>
+      </w:r>
+      <w:proofErr w:type="gramEnd"/>
+      <w:r>
+        <w:t xml:space="preserve"> </w:t>
+      </w:r>
+      <w:proofErr w:type="spellStart"/>
+      <w:r>
+        <w:t>también</w:t>
+      </w:r>
+      <w:proofErr w:type="spellEnd"/>
+      <w:r>
+        <w:t xml:space="preserve"> </w:t>
+      </w:r>
+      <w:proofErr w:type="spellStart"/>
+      <w:r>
+        <w:t>ciudadanos</w:t>
+      </w:r>
+      <w:proofErr w:type="spellEnd"/>
+      <w:r>
+        <w:t xml:space="preserve"> </w:t>
+      </w:r>
+      <w:proofErr w:type="spellStart"/>
+      <w:r>
+        <w:t>adinerados</w:t>
+      </w:r>
+      <w:proofErr w:type="spellEnd"/>
+      <w:r>
+        <w:t xml:space="preserve"> o </w:t>
+      </w:r>
+      <w:proofErr w:type="spellStart"/>
+      <w:r>
+        <w:t>religiosos</w:t>
+      </w:r>
+      <w:proofErr w:type="spellEnd"/>
+      <w:r>
+        <w:t xml:space="preserve"> </w:t>
+      </w:r>
+      <w:proofErr w:type="spellStart"/>
+      <w:r>
+        <w:t>financiaban</w:t>
+      </w:r>
+      <w:proofErr w:type="spellEnd"/>
+      <w:r>
+        <w:t xml:space="preserve"> la </w:t>
+      </w:r>
+      <w:proofErr w:type="spellStart"/>
+      <w:r>
+        <w:t>construcción</w:t>
+      </w:r>
+      <w:proofErr w:type="spellEnd"/>
+      <w:r>
+        <w:t xml:space="preserve"> de uno o </w:t>
+      </w:r>
+      <w:proofErr w:type="spellStart"/>
+      <w:r>
+        <w:t>más</w:t>
+      </w:r>
+      <w:proofErr w:type="spellEnd"/>
+      <w:r>
+        <w:t xml:space="preserve"> </w:t>
+      </w:r>
+      <w:proofErr w:type="spellStart"/>
+      <w:r>
+        <w:t>arcos</w:t>
+      </w:r>
+      <w:proofErr w:type="spellEnd"/>
+      <w:r>
+        <w:t xml:space="preserve">, </w:t>
+      </w:r>
+      <w:proofErr w:type="spellStart"/>
+      <w:r>
+        <w:t>dejando</w:t>
+      </w:r>
+      <w:proofErr w:type="spellEnd"/>
+      <w:r>
+        <w:t xml:space="preserve"> </w:t>
+      </w:r>
+      <w:proofErr w:type="spellStart"/>
+      <w:r>
+        <w:t>luego</w:t>
+      </w:r>
+      <w:proofErr w:type="spellEnd"/>
+      <w:r>
+        <w:t xml:space="preserve"> una </w:t>
+      </w:r>
+      <w:proofErr w:type="spellStart"/>
+      <w:r>
+        <w:t>lápida</w:t>
+      </w:r>
+      <w:proofErr w:type="spellEnd"/>
+      <w:r>
+        <w:t xml:space="preserve"> en memoria de su </w:t>
+      </w:r>
+      <w:proofErr w:type="spellStart"/>
+      <w:r>
+        <w:t>contribución</w:t>
+      </w:r>
+      <w:proofErr w:type="spellEnd"/>
+      <w:r>
+        <w:t xml:space="preserve">. El </w:t>
+      </w:r>
+      <w:proofErr w:type="spellStart"/>
+      <w:r>
+        <w:t>conde</w:t>
+      </w:r>
+      <w:proofErr w:type="spellEnd"/>
+      <w:r>
+        <w:t xml:space="preserve"> Gioseffo Carpegna </w:t>
+      </w:r>
+      <w:proofErr w:type="spellStart"/>
+      <w:r>
+        <w:t>financió</w:t>
+      </w:r>
+      <w:proofErr w:type="spellEnd"/>
+      <w:r>
+        <w:t xml:space="preserve"> la </w:t>
+      </w:r>
+      <w:proofErr w:type="spellStart"/>
+      <w:r>
+        <w:t>edificación</w:t>
+      </w:r>
+      <w:proofErr w:type="spellEnd"/>
+      <w:r>
+        <w:t xml:space="preserve"> </w:t>
+      </w:r>
+      <w:proofErr w:type="gramStart"/>
+      <w:r>
+        <w:t>del arco</w:t>
+      </w:r>
+      <w:proofErr w:type="gramEnd"/>
+      <w:r>
+        <w:t xml:space="preserve"> </w:t>
+      </w:r>
+      <w:proofErr w:type="gramStart"/>
+      <w:r>
+        <w:t>3</w:t>
+      </w:r>
+      <w:proofErr w:type="gramEnd"/>
+      <w:r>
+        <w:t xml:space="preserve"> del </w:t>
+      </w:r>
+      <w:proofErr w:type="spellStart"/>
+      <w:r>
+        <w:t>Pórtico</w:t>
+      </w:r>
+      <w:proofErr w:type="spellEnd"/>
+      <w:r>
+        <w:t xml:space="preserve"> de San Luca. Como testimonio de la </w:t>
+      </w:r>
+      <w:proofErr w:type="spellStart"/>
+      <w:r>
+        <w:t>obra</w:t>
+      </w:r>
+      <w:proofErr w:type="spellEnd"/>
+      <w:r>
+        <w:t xml:space="preserve"> </w:t>
+      </w:r>
+      <w:proofErr w:type="spellStart"/>
+      <w:r>
+        <w:t>realizada</w:t>
+      </w:r>
+      <w:proofErr w:type="spellEnd"/>
+      <w:r>
+        <w:t xml:space="preserve">, se </w:t>
+      </w:r>
+      <w:proofErr w:type="spellStart"/>
+      <w:r>
+        <w:t>colocó</w:t>
+      </w:r>
+      <w:proofErr w:type="spellEnd"/>
+      <w:r>
+        <w:t xml:space="preserve"> la </w:t>
+      </w:r>
+      <w:proofErr w:type="spellStart"/>
+      <w:r>
+        <w:t>lápida</w:t>
+      </w:r>
+      <w:proofErr w:type="spellEnd"/>
+      <w:r>
+        <w:t xml:space="preserve"> </w:t>
+      </w:r>
+      <w:proofErr w:type="spellStart"/>
+      <w:r>
+        <w:t>conmemorativa</w:t>
+      </w:r>
+      <w:proofErr w:type="spellEnd"/>
+      <w:r>
+        <w:t xml:space="preserve">. </w:t>
+      </w:r>
+    </w:p>
+    <w:p>
       <w:r>
         <w:rPr>
           <w:noProof/>
         </w:rPr>
         <w:drawing>
-          <wp:inline distT="0" distB="0" distL="0" distR="0" wp14:anchorId="0D2D7EF0" wp14:editId="55BBB690">
-            <wp:extent cx="3554624" cy="2186940"/>
-            <wp:effectExtent l="0" t="0" r="8255" b="3810"/>
-            <wp:docPr id="1579656874" name="Immagine 1"/>
+          <wp:inline distT="0" distB="0" distL="0" distR="0" wp14:anchorId="2E30C1D1" wp14:editId="1E7E8355">
+            <wp:extent cx="3667125" cy="2257425"/>
+            <wp:effectExtent l="0" t="0" r="9525" b="9525"/>
+            <wp:docPr id="301214875" name="Immagine 1"/>
             <wp:cNvGraphicFramePr>
               <a:graphicFrameLocks xmlns:a="http://schemas.openxmlformats.org/drawingml/2006/main" noChangeAspect="1"/>
             </wp:cNvGraphicFramePr>
@@ -42,11 +353,11 @@
               <a:graphicData uri="http://schemas.openxmlformats.org/drawingml/2006/picture">
                 <pic:pic xmlns:pic="http://schemas.openxmlformats.org/drawingml/2006/picture">
                   <pic:nvPicPr>
-                    <pic:cNvPr id="1579656874" name="Immagine 1579656874"/>
+                    <pic:cNvPr id="301214875" name="Immagine 301214875"/>
                     <pic:cNvPicPr/>
                   </pic:nvPicPr>
                   <pic:blipFill>
-                    <a:blip r:embed="rId5" cstate="print">
+                    <a:blip r:embed="rId5">
                       <a:extLst>
                         <a:ext uri="{28A0092B-C50C-407E-A947-70E740481C1C}">
                           <a14:useLocalDpi xmlns:a14="http://schemas.microsoft.com/office/drawing/2010/main" val="0"/>
@@ -60,7 +371,7 @@
                   <pic:spPr>
                     <a:xfrm>
                       <a:off x="0" y="0"/>
-                      <a:ext cx="3571636" cy="2197406"/>
+                      <a:ext cx="3667125" cy="2257425"/>
                     </a:xfrm>
                     <a:prstGeom prst="rect">
                       <a:avLst/>
@@ -74,95 +385,1519 @@
       </w:r>
     </w:p>
     <w:p>
-      <w:pPr>
-        <w:pStyle w:val="Corpotesto"/>
-        <w:ind w:left="424"/>
-        <w:jc w:val="both"/>
-      </w:pPr>
-      <w:r>
-        <w:t>[SPLIT_BLOCK:Arco3_Carpegna.jpg]</w:t>
+      <w:r>
+        <w:t>[SPLIT_</w:t>
+      </w:r>
+      <w:proofErr w:type="gramStart"/>
+      <w:r>
+        <w:t>BLOCK:arco3_lapide.jpg</w:t>
+      </w:r>
+      <w:proofErr w:type="gramEnd"/>
+      <w:r>
+        <w:t>]</w:t>
+      </w:r>
+    </w:p>
+    <w:p>
+      <w:r>
+        <w:rPr>
+          <w:b/>
+          <w:bCs/>
+        </w:rPr>
+        <w:t xml:space="preserve">La </w:t>
+      </w:r>
+      <w:proofErr w:type="spellStart"/>
+      <w:r>
+        <w:rPr>
+          <w:b/>
+          <w:bCs/>
+        </w:rPr>
+        <w:t>Inscripción</w:t>
+      </w:r>
+      <w:proofErr w:type="spellEnd"/>
+      <w:r>
+        <w:rPr>
+          <w:b/>
+          <w:bCs/>
+        </w:rPr>
+        <w:t xml:space="preserve"> y su </w:t>
+      </w:r>
+      <w:proofErr w:type="spellStart"/>
+      <w:r>
+        <w:rPr>
+          <w:b/>
+          <w:bCs/>
+        </w:rPr>
+        <w:t>Decodificación</w:t>
+      </w:r>
+      <w:proofErr w:type="spellEnd"/>
+    </w:p>
+    <w:p>
+      <w:r>
+        <w:t xml:space="preserve">Esta </w:t>
+      </w:r>
+      <w:proofErr w:type="spellStart"/>
+      <w:r>
+        <w:t>inscripción</w:t>
+      </w:r>
+      <w:proofErr w:type="spellEnd"/>
+      <w:r>
+        <w:t xml:space="preserve"> es un </w:t>
+      </w:r>
+      <w:proofErr w:type="spellStart"/>
+      <w:r>
+        <w:t>ejemplo</w:t>
+      </w:r>
+      <w:proofErr w:type="spellEnd"/>
+      <w:r>
+        <w:t xml:space="preserve"> </w:t>
+      </w:r>
+      <w:proofErr w:type="spellStart"/>
+      <w:r>
+        <w:t>clásico</w:t>
+      </w:r>
+      <w:proofErr w:type="spellEnd"/>
+      <w:r>
+        <w:t xml:space="preserve"> de </w:t>
+      </w:r>
+      <w:proofErr w:type="spellStart"/>
+      <w:r>
+        <w:t>epigrafía</w:t>
+      </w:r>
+      <w:proofErr w:type="spellEnd"/>
+      <w:r>
+        <w:t xml:space="preserve"> latina </w:t>
+      </w:r>
+      <w:proofErr w:type="spellStart"/>
+      <w:r>
+        <w:t>barroca</w:t>
+      </w:r>
+      <w:proofErr w:type="spellEnd"/>
+      <w:r>
+        <w:t xml:space="preserve"> o </w:t>
+      </w:r>
+      <w:proofErr w:type="spellStart"/>
+      <w:r>
+        <w:t>neoclásica</w:t>
+      </w:r>
+      <w:proofErr w:type="spellEnd"/>
+      <w:r>
+        <w:t xml:space="preserve">, </w:t>
+      </w:r>
+      <w:proofErr w:type="spellStart"/>
+      <w:r>
+        <w:t>probablemente</w:t>
+      </w:r>
+      <w:proofErr w:type="spellEnd"/>
+      <w:r>
+        <w:t xml:space="preserve"> </w:t>
+      </w:r>
+      <w:proofErr w:type="spellStart"/>
+      <w:r>
+        <w:t>situada</w:t>
+      </w:r>
+      <w:proofErr w:type="spellEnd"/>
+      <w:r>
+        <w:t xml:space="preserve"> en un </w:t>
+      </w:r>
+      <w:proofErr w:type="spellStart"/>
+      <w:r>
+        <w:t>contexto</w:t>
+      </w:r>
+      <w:proofErr w:type="spellEnd"/>
+      <w:r>
+        <w:t xml:space="preserve"> </w:t>
+      </w:r>
+      <w:proofErr w:type="spellStart"/>
+      <w:r>
+        <w:t>monumental</w:t>
+      </w:r>
+      <w:proofErr w:type="spellEnd"/>
+      <w:r>
+        <w:t xml:space="preserve"> o </w:t>
+      </w:r>
+      <w:proofErr w:type="spellStart"/>
+      <w:r>
+        <w:t>académico</w:t>
+      </w:r>
+      <w:proofErr w:type="spellEnd"/>
+      <w:r>
+        <w:t xml:space="preserve">. Se </w:t>
+      </w:r>
+      <w:proofErr w:type="spellStart"/>
+      <w:r>
+        <w:t>trata</w:t>
+      </w:r>
+      <w:proofErr w:type="spellEnd"/>
+      <w:r>
+        <w:t xml:space="preserve"> de una dedicatoria </w:t>
+      </w:r>
+      <w:proofErr w:type="spellStart"/>
+      <w:r>
+        <w:t>solemne</w:t>
+      </w:r>
+      <w:proofErr w:type="spellEnd"/>
+      <w:r>
+        <w:t xml:space="preserve"> </w:t>
+      </w:r>
+      <w:proofErr w:type="spellStart"/>
+      <w:r>
+        <w:t>que</w:t>
+      </w:r>
+      <w:proofErr w:type="spellEnd"/>
+      <w:r>
+        <w:t xml:space="preserve"> une la </w:t>
+      </w:r>
+      <w:proofErr w:type="spellStart"/>
+      <w:r>
+        <w:t>devoción</w:t>
+      </w:r>
+      <w:proofErr w:type="spellEnd"/>
+      <w:r>
+        <w:t xml:space="preserve"> religiosa con </w:t>
+      </w:r>
+      <w:proofErr w:type="spellStart"/>
+      <w:r>
+        <w:t>el</w:t>
+      </w:r>
+      <w:proofErr w:type="spellEnd"/>
+      <w:r>
+        <w:t xml:space="preserve"> </w:t>
+      </w:r>
+      <w:proofErr w:type="spellStart"/>
+      <w:r>
+        <w:t>orgullo</w:t>
+      </w:r>
+      <w:proofErr w:type="spellEnd"/>
+      <w:r>
+        <w:t xml:space="preserve"> </w:t>
+      </w:r>
+      <w:proofErr w:type="spellStart"/>
+      <w:r>
+        <w:t>académico</w:t>
+      </w:r>
+      <w:proofErr w:type="spellEnd"/>
+      <w:r>
+        <w:t xml:space="preserve"> y nobiliario. </w:t>
+      </w:r>
+    </w:p>
+    <w:p>
+      <w:r>
+        <w:t xml:space="preserve">La </w:t>
+      </w:r>
+      <w:proofErr w:type="spellStart"/>
+      <w:r>
+        <w:t>primera</w:t>
+      </w:r>
+      <w:proofErr w:type="spellEnd"/>
+      <w:r>
+        <w:t xml:space="preserve"> parte del texto celebra al </w:t>
+      </w:r>
+      <w:proofErr w:type="spellStart"/>
+      <w:r>
+        <w:t>comitente</w:t>
+      </w:r>
+      <w:proofErr w:type="spellEnd"/>
+      <w:r>
+        <w:t xml:space="preserve">: </w:t>
       </w:r>
     </w:p>
     <w:p>
       <w:pPr>
-        <w:pStyle w:val="Corpotesto"/>
-        <w:ind w:left="424"/>
-        <w:jc w:val="center"/>
+        <w:numPr>
+          <w:ilvl w:val="0"/>
+          <w:numId w:val="1"/>
+        </w:numPr>
       </w:pPr>
+      <w:r>
+        <w:t xml:space="preserve">CHRISTO PONT. OPTIMO: "A Cristo, Máximo Pontífice", la dedicatoria </w:t>
+      </w:r>
+      <w:proofErr w:type="spellStart"/>
+      <w:r>
+        <w:t>principal</w:t>
+      </w:r>
+      <w:proofErr w:type="spellEnd"/>
+      <w:r>
+        <w:t xml:space="preserve"> a </w:t>
+      </w:r>
+      <w:proofErr w:type="spellStart"/>
+      <w:r>
+        <w:t>Jesucristo</w:t>
+      </w:r>
+      <w:proofErr w:type="spellEnd"/>
+      <w:r>
+        <w:t xml:space="preserve"> como sumo sacerdote. </w:t>
+      </w:r>
     </w:p>
     <w:p>
       <w:pPr>
-        <w:pStyle w:val="Corpotesto"/>
+        <w:numPr>
+          <w:ilvl w:val="0"/>
+          <w:numId w:val="1"/>
+        </w:numPr>
       </w:pPr>
       <w:r>
-        <w:t>Lápida de Fornasari, con una escultura de arenisca de Francesco Albertoni. Ippolito di Antonio Fornasari, arcipreste-abad de Poggio Renatico y profesor de la universidad de Bolonia; Murió a la edad de setenta años en 1697.</w:t>
+        <w:rPr>
+          <w:b/>
+          <w:bCs/>
+        </w:rPr>
+        <w:t>AUGUSTAE VM MATRI</w:t>
+      </w:r>
+      <w:r>
+        <w:t xml:space="preserve">: "A la augusta Virgen Madre" (Virgini Mariae). </w:t>
       </w:r>
     </w:p>
     <w:p>
-      <w:r>
-        <w:t xml:space="preserve">Traducción del texto en latín de Google Translate: </w:t>
-      </w:r>
-      <w:r>
-        <w:br/>
-        <w:t>CHRISTO PONT. OPTIMO</w:t>
+      <w:pPr>
+        <w:numPr>
+          <w:ilvl w:val="0"/>
+          <w:numId w:val="1"/>
+        </w:numPr>
+      </w:pPr>
+      <w:r>
+        <w:t xml:space="preserve">IPPOLITO ABBA FORNASARIUS BON. G. NOB.: "Ippolito Abad Fornasari, </w:t>
+      </w:r>
+      <w:proofErr w:type="spellStart"/>
+      <w:r>
+        <w:t>Boloñés</w:t>
+      </w:r>
+      <w:proofErr w:type="spellEnd"/>
+      <w:r>
+        <w:t xml:space="preserve">, De Noble </w:t>
+      </w:r>
+      <w:proofErr w:type="spellStart"/>
+      <w:r>
+        <w:t>Estirpe</w:t>
+      </w:r>
+      <w:proofErr w:type="spellEnd"/>
+      <w:r>
+        <w:t xml:space="preserve">". </w:t>
       </w:r>
     </w:p>
     <w:p>
-      <w:r>
-        <w:t>AUGUSTAE VM MATRI</w:t>
+      <w:pPr>
+        <w:numPr>
+          <w:ilvl w:val="0"/>
+          <w:numId w:val="1"/>
+        </w:numPr>
+      </w:pPr>
+      <w:r>
+        <w:t xml:space="preserve">EN PATR. ARCHIGYM. IC DE MANE PRIM. EMER. D.: "He </w:t>
+      </w:r>
+      <w:proofErr w:type="spellStart"/>
+      <w:r>
+        <w:t>aquí</w:t>
+      </w:r>
+      <w:proofErr w:type="spellEnd"/>
+      <w:r>
+        <w:t xml:space="preserve"> al Patricio, </w:t>
+      </w:r>
+      <w:proofErr w:type="spellStart"/>
+      <w:r>
+        <w:t>Jurisconsulto</w:t>
+      </w:r>
+      <w:proofErr w:type="spellEnd"/>
+      <w:r>
+        <w:t xml:space="preserve"> de la </w:t>
+      </w:r>
+      <w:proofErr w:type="spellStart"/>
+      <w:r>
+        <w:t>mañana</w:t>
+      </w:r>
+      <w:proofErr w:type="spellEnd"/>
+      <w:r>
+        <w:t xml:space="preserve"> en </w:t>
+      </w:r>
+      <w:proofErr w:type="spellStart"/>
+      <w:r>
+        <w:t>el</w:t>
+      </w:r>
+      <w:proofErr w:type="spellEnd"/>
+      <w:r>
+        <w:t xml:space="preserve"> primer </w:t>
+      </w:r>
+      <w:proofErr w:type="spellStart"/>
+      <w:r>
+        <w:t>lugar</w:t>
+      </w:r>
+      <w:proofErr w:type="spellEnd"/>
+      <w:r>
+        <w:t xml:space="preserve"> del Archiginnasio, </w:t>
+      </w:r>
+      <w:proofErr w:type="spellStart"/>
+      <w:r>
+        <w:t>emérito</w:t>
+      </w:r>
+      <w:proofErr w:type="spellEnd"/>
+      <w:r>
+        <w:t xml:space="preserve">, </w:t>
+      </w:r>
+      <w:proofErr w:type="spellStart"/>
+      <w:r>
+        <w:t>dedicó</w:t>
+      </w:r>
+      <w:proofErr w:type="spellEnd"/>
+      <w:r>
+        <w:t xml:space="preserve">". </w:t>
       </w:r>
     </w:p>
     <w:p>
       <w:r>
-        <w:t>IPPOLITO ABBA FORNASARIUS BON. G.NOB.</w:t>
+        <w:t xml:space="preserve">Ippolito Fornasari </w:t>
+      </w:r>
+      <w:proofErr w:type="spellStart"/>
+      <w:r>
+        <w:t>fue</w:t>
+      </w:r>
+      <w:proofErr w:type="spellEnd"/>
+      <w:r>
+        <w:t xml:space="preserve"> un </w:t>
+      </w:r>
+      <w:proofErr w:type="spellStart"/>
+      <w:r>
+        <w:t>ilustre</w:t>
+      </w:r>
+      <w:proofErr w:type="spellEnd"/>
+      <w:r>
+        <w:t xml:space="preserve"> </w:t>
+      </w:r>
+      <w:proofErr w:type="spellStart"/>
+      <w:r>
+        <w:t>jurista</w:t>
+      </w:r>
+      <w:proofErr w:type="spellEnd"/>
+      <w:r>
+        <w:t xml:space="preserve"> y </w:t>
+      </w:r>
+      <w:proofErr w:type="spellStart"/>
+      <w:r>
+        <w:t>profesor</w:t>
+      </w:r>
+      <w:proofErr w:type="spellEnd"/>
+      <w:r>
+        <w:t xml:space="preserve"> </w:t>
+      </w:r>
+      <w:proofErr w:type="spellStart"/>
+      <w:r>
+        <w:t>entre</w:t>
+      </w:r>
+      <w:proofErr w:type="spellEnd"/>
+      <w:r>
+        <w:t xml:space="preserve"> </w:t>
+      </w:r>
+      <w:proofErr w:type="spellStart"/>
+      <w:r>
+        <w:t>finales</w:t>
+      </w:r>
+      <w:proofErr w:type="spellEnd"/>
+      <w:r>
+        <w:t xml:space="preserve"> del siglo XVII y </w:t>
+      </w:r>
+      <w:proofErr w:type="spellStart"/>
+      <w:r>
+        <w:t>principios</w:t>
+      </w:r>
+      <w:proofErr w:type="spellEnd"/>
+      <w:r>
+        <w:t xml:space="preserve"> del XVIII. La </w:t>
+      </w:r>
+      <w:proofErr w:type="spellStart"/>
+      <w:r>
+        <w:t>mención</w:t>
+      </w:r>
+      <w:proofErr w:type="spellEnd"/>
+      <w:r>
+        <w:t xml:space="preserve"> "DE MANE PRIM." </w:t>
+      </w:r>
+      <w:proofErr w:type="spellStart"/>
+      <w:r>
+        <w:t>confirma</w:t>
+      </w:r>
+      <w:proofErr w:type="spellEnd"/>
+      <w:r>
+        <w:t xml:space="preserve"> su </w:t>
+      </w:r>
+      <w:proofErr w:type="spellStart"/>
+      <w:r>
+        <w:t>importancia</w:t>
+      </w:r>
+      <w:proofErr w:type="spellEnd"/>
+      <w:r>
+        <w:t xml:space="preserve"> </w:t>
+      </w:r>
+      <w:proofErr w:type="spellStart"/>
+      <w:r>
+        <w:t>académica</w:t>
+      </w:r>
+      <w:proofErr w:type="spellEnd"/>
+      <w:r>
+        <w:t xml:space="preserve">, </w:t>
+      </w:r>
+      <w:proofErr w:type="spellStart"/>
+      <w:r>
+        <w:t>refiriéndose</w:t>
+      </w:r>
+      <w:proofErr w:type="spellEnd"/>
+      <w:r>
+        <w:t xml:space="preserve"> </w:t>
+      </w:r>
+      <w:proofErr w:type="gramStart"/>
+      <w:r>
+        <w:t>a la</w:t>
+      </w:r>
+      <w:proofErr w:type="gramEnd"/>
+      <w:r>
+        <w:t xml:space="preserve"> </w:t>
+      </w:r>
+      <w:proofErr w:type="spellStart"/>
+      <w:r>
+        <w:t>cátedra</w:t>
+      </w:r>
+      <w:proofErr w:type="spellEnd"/>
+      <w:r>
+        <w:t xml:space="preserve"> de la </w:t>
+      </w:r>
+      <w:proofErr w:type="spellStart"/>
+      <w:r>
+        <w:t>mañana</w:t>
+      </w:r>
+      <w:proofErr w:type="spellEnd"/>
+      <w:r>
+        <w:t xml:space="preserve">, la </w:t>
+      </w:r>
+      <w:proofErr w:type="spellStart"/>
+      <w:r>
+        <w:t>más</w:t>
+      </w:r>
+      <w:proofErr w:type="spellEnd"/>
+      <w:r>
+        <w:t xml:space="preserve"> prestigiosa </w:t>
+      </w:r>
+      <w:proofErr w:type="gramStart"/>
+      <w:r>
+        <w:t>del Archiginnasio</w:t>
+      </w:r>
+      <w:proofErr w:type="gramEnd"/>
+      <w:r>
+        <w:t xml:space="preserve">. </w:t>
       </w:r>
     </w:p>
     <w:p>
       <w:r>
-        <w:t>EN PATR. ARCHIGYM.IC DE MANE PRIM. EMER.D.</w:t>
+        <w:rPr>
+          <w:b/>
+          <w:bCs/>
+        </w:rPr>
+        <w:t xml:space="preserve">La </w:t>
+      </w:r>
+      <w:proofErr w:type="spellStart"/>
+      <w:r>
+        <w:rPr>
+          <w:b/>
+          <w:bCs/>
+        </w:rPr>
+        <w:t>Composición</w:t>
+      </w:r>
+      <w:proofErr w:type="spellEnd"/>
+      <w:r>
+        <w:rPr>
+          <w:b/>
+          <w:bCs/>
+        </w:rPr>
+        <w:t xml:space="preserve"> </w:t>
+      </w:r>
+      <w:proofErr w:type="spellStart"/>
+      <w:r>
+        <w:rPr>
+          <w:b/>
+          <w:bCs/>
+        </w:rPr>
+        <w:t>Poética</w:t>
+      </w:r>
+      <w:proofErr w:type="spellEnd"/>
+      <w:r>
+        <w:rPr>
+          <w:b/>
+          <w:bCs/>
+        </w:rPr>
+        <w:t xml:space="preserve"> (1693)</w:t>
       </w:r>
     </w:p>
     <w:p>
       <w:r>
-        <w:t>Ella se yergue como líder de los toscanos en la cima de la montaña.</w:t>
+        <w:t xml:space="preserve">La </w:t>
+      </w:r>
+      <w:proofErr w:type="spellStart"/>
+      <w:r>
+        <w:t>segunda</w:t>
+      </w:r>
+      <w:proofErr w:type="spellEnd"/>
+      <w:r>
+        <w:t xml:space="preserve"> parte de la </w:t>
+      </w:r>
+      <w:proofErr w:type="spellStart"/>
+      <w:r>
+        <w:t>inscripción</w:t>
+      </w:r>
+      <w:proofErr w:type="spellEnd"/>
+      <w:r>
+        <w:t xml:space="preserve"> es un poema en </w:t>
+      </w:r>
+      <w:proofErr w:type="spellStart"/>
+      <w:r>
+        <w:t>dísticos</w:t>
+      </w:r>
+      <w:proofErr w:type="spellEnd"/>
+      <w:r>
+        <w:t xml:space="preserve"> </w:t>
+      </w:r>
+      <w:proofErr w:type="spellStart"/>
+      <w:r>
+        <w:t>elegíacos</w:t>
+      </w:r>
+      <w:proofErr w:type="spellEnd"/>
+      <w:r>
+        <w:t xml:space="preserve"> del </w:t>
+      </w:r>
+      <w:proofErr w:type="spellStart"/>
+      <w:r>
+        <w:t>año</w:t>
+      </w:r>
+      <w:proofErr w:type="spellEnd"/>
+      <w:r>
+        <w:t xml:space="preserve"> 1693: </w:t>
       </w:r>
     </w:p>
     <w:p>
-      <w:r>
-        <w:t>Allí, con los Felsini Portici, la muralla del templo, la Virgen aumenta esta casa dorada del cielo.</w:t>
+      <w:pPr>
+        <w:numPr>
+          <w:ilvl w:val="0"/>
+          <w:numId w:val="2"/>
+        </w:numPr>
+      </w:pPr>
+      <w:proofErr w:type="spellStart"/>
+      <w:r>
+        <w:rPr>
+          <w:b/>
+          <w:bCs/>
+        </w:rPr>
+        <w:lastRenderedPageBreak/>
+        <w:t>Eminet</w:t>
+      </w:r>
+      <w:proofErr w:type="spellEnd"/>
+      <w:r>
+        <w:rPr>
+          <w:b/>
+          <w:bCs/>
+        </w:rPr>
+        <w:t xml:space="preserve"> Illa Caput </w:t>
+      </w:r>
+      <w:proofErr w:type="spellStart"/>
+      <w:r>
+        <w:rPr>
+          <w:b/>
+          <w:bCs/>
+        </w:rPr>
+        <w:t>Tuscorum</w:t>
+      </w:r>
+      <w:proofErr w:type="spellEnd"/>
+      <w:r>
+        <w:rPr>
+          <w:b/>
+          <w:bCs/>
+        </w:rPr>
+        <w:t xml:space="preserve"> in Vertice Montis</w:t>
+      </w:r>
+      <w:r>
+        <w:t xml:space="preserve">: "Ella [la Iglesia] </w:t>
+      </w:r>
+      <w:proofErr w:type="spellStart"/>
+      <w:r>
+        <w:t>destaca</w:t>
+      </w:r>
+      <w:proofErr w:type="spellEnd"/>
+      <w:r>
+        <w:t xml:space="preserve"> </w:t>
+      </w:r>
+      <w:proofErr w:type="spellStart"/>
+      <w:r>
+        <w:t>sobre</w:t>
+      </w:r>
+      <w:proofErr w:type="spellEnd"/>
+      <w:r>
+        <w:t xml:space="preserve"> </w:t>
+      </w:r>
+      <w:proofErr w:type="spellStart"/>
+      <w:r>
+        <w:t>el</w:t>
+      </w:r>
+      <w:proofErr w:type="spellEnd"/>
+      <w:r>
+        <w:t xml:space="preserve"> Jefe de </w:t>
+      </w:r>
+      <w:proofErr w:type="spellStart"/>
+      <w:r>
+        <w:t>los</w:t>
+      </w:r>
+      <w:proofErr w:type="spellEnd"/>
+      <w:r>
+        <w:t xml:space="preserve"> </w:t>
+      </w:r>
+      <w:proofErr w:type="spellStart"/>
+      <w:r>
+        <w:t>Toscanos</w:t>
+      </w:r>
+      <w:proofErr w:type="spellEnd"/>
+      <w:r>
+        <w:t xml:space="preserve">, en la cima del monte". </w:t>
       </w:r>
     </w:p>
     <w:p>
-      <w:r>
-        <w:t>La puerta del guardián de la Torre de David en un hospital</w:t>
+      <w:pPr>
+        <w:numPr>
+          <w:ilvl w:val="0"/>
+          <w:numId w:val="2"/>
+        </w:numPr>
+      </w:pPr>
+      <w:proofErr w:type="spellStart"/>
+      <w:r>
+        <w:rPr>
+          <w:b/>
+          <w:bCs/>
+        </w:rPr>
+        <w:t>Illuc</w:t>
+      </w:r>
+      <w:proofErr w:type="spellEnd"/>
+      <w:r>
+        <w:rPr>
+          <w:b/>
+          <w:bCs/>
+        </w:rPr>
+        <w:t xml:space="preserve"> </w:t>
+      </w:r>
+      <w:proofErr w:type="spellStart"/>
+      <w:r>
+        <w:rPr>
+          <w:b/>
+          <w:bCs/>
+        </w:rPr>
+        <w:t>Productis</w:t>
+      </w:r>
+      <w:proofErr w:type="spellEnd"/>
+      <w:r>
+        <w:rPr>
+          <w:b/>
+          <w:bCs/>
+        </w:rPr>
+        <w:t xml:space="preserve"> Felsina </w:t>
+      </w:r>
+      <w:proofErr w:type="spellStart"/>
+      <w:r>
+        <w:rPr>
+          <w:b/>
+          <w:bCs/>
+        </w:rPr>
+        <w:t>Porticibus</w:t>
+      </w:r>
+      <w:proofErr w:type="spellEnd"/>
+      <w:r>
+        <w:t>: "</w:t>
+      </w:r>
+      <w:proofErr w:type="spellStart"/>
+      <w:r>
+        <w:t>hasta</w:t>
+      </w:r>
+      <w:proofErr w:type="spellEnd"/>
+      <w:r>
+        <w:t xml:space="preserve"> </w:t>
+      </w:r>
+      <w:proofErr w:type="spellStart"/>
+      <w:r>
+        <w:t>allí</w:t>
+      </w:r>
+      <w:proofErr w:type="spellEnd"/>
+      <w:r>
+        <w:t xml:space="preserve"> </w:t>
+      </w:r>
+      <w:proofErr w:type="spellStart"/>
+      <w:r>
+        <w:t>Bolonia</w:t>
+      </w:r>
+      <w:proofErr w:type="spellEnd"/>
+      <w:r>
+        <w:t xml:space="preserve"> es </w:t>
+      </w:r>
+      <w:proofErr w:type="spellStart"/>
+      <w:r>
+        <w:t>conducida</w:t>
+      </w:r>
+      <w:proofErr w:type="spellEnd"/>
+      <w:r>
+        <w:t xml:space="preserve"> por </w:t>
+      </w:r>
+      <w:proofErr w:type="spellStart"/>
+      <w:r>
+        <w:t>los</w:t>
+      </w:r>
+      <w:proofErr w:type="spellEnd"/>
+      <w:r>
+        <w:t xml:space="preserve"> </w:t>
+      </w:r>
+      <w:proofErr w:type="spellStart"/>
+      <w:r>
+        <w:t>pórticos</w:t>
+      </w:r>
+      <w:proofErr w:type="spellEnd"/>
+      <w:r>
+        <w:t xml:space="preserve"> </w:t>
+      </w:r>
+      <w:proofErr w:type="spellStart"/>
+      <w:r>
+        <w:t>prolongados</w:t>
+      </w:r>
+      <w:proofErr w:type="spellEnd"/>
+      <w:r>
+        <w:t xml:space="preserve">". </w:t>
       </w:r>
     </w:p>
     <w:p>
-      <w:r>
-        <w:t>Y se convierte en el próximo vientre de la Virgen, el Ciudadano.</w:t>
+      <w:pPr>
+        <w:numPr>
+          <w:ilvl w:val="0"/>
+          <w:numId w:val="2"/>
+        </w:numPr>
+      </w:pPr>
+      <w:r>
+        <w:rPr>
+          <w:b/>
+          <w:bCs/>
+        </w:rPr>
+        <w:t xml:space="preserve">Templi muro </w:t>
+      </w:r>
+      <w:proofErr w:type="spellStart"/>
+      <w:r>
+        <w:rPr>
+          <w:b/>
+          <w:bCs/>
+        </w:rPr>
+        <w:t>Hanc</w:t>
+      </w:r>
+      <w:proofErr w:type="spellEnd"/>
+      <w:r>
+        <w:rPr>
+          <w:b/>
+          <w:bCs/>
+        </w:rPr>
+        <w:t xml:space="preserve"> Virgo </w:t>
+      </w:r>
+      <w:proofErr w:type="spellStart"/>
+      <w:r>
+        <w:rPr>
+          <w:b/>
+          <w:bCs/>
+        </w:rPr>
+        <w:t>auget</w:t>
+      </w:r>
+      <w:proofErr w:type="spellEnd"/>
+      <w:r>
+        <w:rPr>
+          <w:b/>
+          <w:bCs/>
+        </w:rPr>
+        <w:t xml:space="preserve"> Domus Aurea Caeli / Porta Vigil Turris David in Hospitium</w:t>
+      </w:r>
+      <w:r>
+        <w:t xml:space="preserve">: La Virgen, </w:t>
+      </w:r>
+      <w:proofErr w:type="spellStart"/>
+      <w:r>
+        <w:t>descrita</w:t>
+      </w:r>
+      <w:proofErr w:type="spellEnd"/>
+      <w:r>
+        <w:t xml:space="preserve"> con </w:t>
+      </w:r>
+      <w:proofErr w:type="spellStart"/>
+      <w:r>
+        <w:t>títulos</w:t>
+      </w:r>
+      <w:proofErr w:type="spellEnd"/>
+      <w:r>
+        <w:t xml:space="preserve"> de </w:t>
+      </w:r>
+      <w:proofErr w:type="spellStart"/>
+      <w:r>
+        <w:t>las</w:t>
+      </w:r>
+      <w:proofErr w:type="spellEnd"/>
+      <w:r>
+        <w:t xml:space="preserve"> </w:t>
+      </w:r>
+      <w:proofErr w:type="spellStart"/>
+      <w:r>
+        <w:t>Letanías</w:t>
+      </w:r>
+      <w:proofErr w:type="spellEnd"/>
+      <w:r>
+        <w:t xml:space="preserve"> </w:t>
+      </w:r>
+      <w:proofErr w:type="spellStart"/>
+      <w:r>
+        <w:t>Lauretanas</w:t>
+      </w:r>
+      <w:proofErr w:type="spellEnd"/>
+      <w:r>
+        <w:t xml:space="preserve"> como </w:t>
+      </w:r>
+      <w:r>
+        <w:rPr>
+          <w:b/>
+          <w:bCs/>
+        </w:rPr>
+        <w:t>Domus Aurea</w:t>
+      </w:r>
+      <w:r>
+        <w:t xml:space="preserve"> y </w:t>
+      </w:r>
+      <w:r>
+        <w:rPr>
+          <w:b/>
+          <w:bCs/>
+        </w:rPr>
+        <w:t>Turris David</w:t>
+      </w:r>
+      <w:r>
+        <w:t xml:space="preserve">, </w:t>
+      </w:r>
+      <w:proofErr w:type="spellStart"/>
+      <w:r>
+        <w:t>acoge</w:t>
+      </w:r>
+      <w:proofErr w:type="spellEnd"/>
+      <w:r>
+        <w:t xml:space="preserve"> a </w:t>
+      </w:r>
+      <w:proofErr w:type="spellStart"/>
+      <w:r>
+        <w:t>los</w:t>
+      </w:r>
+      <w:proofErr w:type="spellEnd"/>
+      <w:r>
+        <w:t xml:space="preserve"> </w:t>
+      </w:r>
+      <w:proofErr w:type="spellStart"/>
+      <w:r>
+        <w:t>fieles</w:t>
+      </w:r>
+      <w:proofErr w:type="spellEnd"/>
+      <w:r>
+        <w:t xml:space="preserve"> en </w:t>
+      </w:r>
+      <w:proofErr w:type="spellStart"/>
+      <w:r>
+        <w:t>el</w:t>
+      </w:r>
+      <w:proofErr w:type="spellEnd"/>
+      <w:r>
+        <w:t xml:space="preserve"> Santuario. </w:t>
       </w:r>
     </w:p>
     <w:p>
-      <w:r>
-        <w:t>El Hijo, así como el Vidente, el Mejor Vigilante</w:t>
+      <w:pPr>
+        <w:numPr>
+          <w:ilvl w:val="0"/>
+          <w:numId w:val="2"/>
+        </w:numPr>
+      </w:pPr>
+      <w:proofErr w:type="spellStart"/>
+      <w:r>
+        <w:rPr>
+          <w:b/>
+          <w:bCs/>
+        </w:rPr>
+        <w:t>Fitque</w:t>
+      </w:r>
+      <w:proofErr w:type="spellEnd"/>
+      <w:r>
+        <w:rPr>
+          <w:b/>
+          <w:bCs/>
+        </w:rPr>
+        <w:t xml:space="preserve"> </w:t>
+      </w:r>
+      <w:proofErr w:type="spellStart"/>
+      <w:r>
+        <w:rPr>
+          <w:b/>
+          <w:bCs/>
+        </w:rPr>
+        <w:t>sequens</w:t>
+      </w:r>
+      <w:proofErr w:type="spellEnd"/>
+      <w:r>
+        <w:rPr>
+          <w:b/>
+          <w:bCs/>
+        </w:rPr>
+        <w:t xml:space="preserve"> </w:t>
+      </w:r>
+      <w:proofErr w:type="spellStart"/>
+      <w:r>
+        <w:rPr>
+          <w:b/>
+          <w:bCs/>
+        </w:rPr>
+        <w:t>Ventrem</w:t>
+      </w:r>
+      <w:proofErr w:type="spellEnd"/>
+      <w:r>
+        <w:rPr>
+          <w:b/>
+          <w:bCs/>
+        </w:rPr>
+        <w:t xml:space="preserve"> </w:t>
+      </w:r>
+      <w:proofErr w:type="spellStart"/>
+      <w:r>
+        <w:rPr>
+          <w:b/>
+          <w:bCs/>
+        </w:rPr>
+        <w:t>Partus</w:t>
+      </w:r>
+      <w:proofErr w:type="spellEnd"/>
+      <w:r>
+        <w:rPr>
+          <w:b/>
+          <w:bCs/>
+        </w:rPr>
+        <w:t xml:space="preserve"> </w:t>
+      </w:r>
+      <w:proofErr w:type="spellStart"/>
+      <w:r>
+        <w:rPr>
+          <w:b/>
+          <w:bCs/>
+        </w:rPr>
+        <w:t>vum</w:t>
+      </w:r>
+      <w:proofErr w:type="spellEnd"/>
+      <w:r>
+        <w:rPr>
+          <w:b/>
+          <w:bCs/>
+        </w:rPr>
+        <w:t xml:space="preserve"> Virgine Civis / Filius </w:t>
+      </w:r>
+      <w:proofErr w:type="spellStart"/>
+      <w:r>
+        <w:rPr>
+          <w:b/>
+          <w:bCs/>
+        </w:rPr>
+        <w:t>utque</w:t>
+      </w:r>
+      <w:proofErr w:type="spellEnd"/>
+      <w:r>
+        <w:rPr>
+          <w:b/>
+          <w:bCs/>
+        </w:rPr>
+        <w:t xml:space="preserve"> </w:t>
+      </w:r>
+      <w:proofErr w:type="spellStart"/>
+      <w:r>
+        <w:rPr>
+          <w:b/>
+          <w:bCs/>
+        </w:rPr>
+        <w:t>Videns</w:t>
+      </w:r>
+      <w:proofErr w:type="spellEnd"/>
+      <w:r>
+        <w:rPr>
+          <w:b/>
+          <w:bCs/>
+        </w:rPr>
+        <w:t xml:space="preserve"> Optimus </w:t>
+      </w:r>
+      <w:proofErr w:type="spellStart"/>
+      <w:r>
+        <w:rPr>
+          <w:b/>
+          <w:bCs/>
+        </w:rPr>
+        <w:t>Excubitor</w:t>
+      </w:r>
+      <w:proofErr w:type="spellEnd"/>
+      <w:r>
+        <w:t xml:space="preserve">: El </w:t>
+      </w:r>
+      <w:proofErr w:type="spellStart"/>
+      <w:r>
+        <w:t>ciudadano</w:t>
+      </w:r>
+      <w:proofErr w:type="spellEnd"/>
+      <w:r>
+        <w:t xml:space="preserve"> (</w:t>
+      </w:r>
+      <w:r>
+        <w:rPr>
+          <w:b/>
+          <w:bCs/>
+        </w:rPr>
+        <w:t>Civis</w:t>
+      </w:r>
+      <w:r>
+        <w:t xml:space="preserve">) se </w:t>
+      </w:r>
+      <w:proofErr w:type="spellStart"/>
+      <w:r>
+        <w:t>convierte</w:t>
+      </w:r>
+      <w:proofErr w:type="spellEnd"/>
+      <w:r>
+        <w:t xml:space="preserve"> </w:t>
+      </w:r>
+      <w:proofErr w:type="spellStart"/>
+      <w:r>
+        <w:t>metafóricamente</w:t>
+      </w:r>
+      <w:proofErr w:type="spellEnd"/>
+      <w:r>
+        <w:t xml:space="preserve"> en un </w:t>
+      </w:r>
+      <w:proofErr w:type="spellStart"/>
+      <w:r>
+        <w:t>hijo</w:t>
+      </w:r>
+      <w:proofErr w:type="spellEnd"/>
+      <w:r>
+        <w:t xml:space="preserve"> (</w:t>
+      </w:r>
+      <w:r>
+        <w:rPr>
+          <w:b/>
+          <w:bCs/>
+        </w:rPr>
+        <w:t>Filius</w:t>
+      </w:r>
+      <w:r>
+        <w:t xml:space="preserve">) y un </w:t>
+      </w:r>
+      <w:proofErr w:type="spellStart"/>
+      <w:r>
+        <w:t>guardián</w:t>
+      </w:r>
+      <w:proofErr w:type="spellEnd"/>
+      <w:r>
+        <w:t xml:space="preserve"> (</w:t>
+      </w:r>
+      <w:proofErr w:type="spellStart"/>
+      <w:r>
+        <w:rPr>
+          <w:b/>
+          <w:bCs/>
+        </w:rPr>
+        <w:t>Excubitor</w:t>
+      </w:r>
+      <w:proofErr w:type="spellEnd"/>
+      <w:r>
+        <w:t xml:space="preserve">) de la Virgen. </w:t>
       </w:r>
     </w:p>
     <w:p>
-      <w:r>
-        <w:t>Así que la cabeza se disminuye, Que Roma es una ciudad entre los ciudadanos</w:t>
+      <w:pPr>
+        <w:numPr>
+          <w:ilvl w:val="0"/>
+          <w:numId w:val="2"/>
+        </w:numPr>
+      </w:pPr>
+      <w:proofErr w:type="spellStart"/>
+      <w:r>
+        <w:rPr>
+          <w:b/>
+          <w:bCs/>
+        </w:rPr>
+        <w:t>Augustae</w:t>
+      </w:r>
+      <w:proofErr w:type="spellEnd"/>
+      <w:r>
+        <w:rPr>
+          <w:b/>
+          <w:bCs/>
+        </w:rPr>
+        <w:t xml:space="preserve"> et Primi Regia </w:t>
+      </w:r>
+      <w:proofErr w:type="spellStart"/>
+      <w:r>
+        <w:rPr>
+          <w:b/>
+          <w:bCs/>
+        </w:rPr>
+        <w:t>Pontificum</w:t>
+      </w:r>
+      <w:proofErr w:type="spellEnd"/>
+      <w:r>
+        <w:t xml:space="preserve">: </w:t>
+      </w:r>
+      <w:proofErr w:type="spellStart"/>
+      <w:r>
+        <w:t>Define</w:t>
+      </w:r>
+      <w:proofErr w:type="spellEnd"/>
+      <w:r>
+        <w:t xml:space="preserve"> </w:t>
+      </w:r>
+      <w:proofErr w:type="spellStart"/>
+      <w:r>
+        <w:t>el</w:t>
+      </w:r>
+      <w:proofErr w:type="spellEnd"/>
+      <w:r>
+        <w:t xml:space="preserve"> Santuario como </w:t>
+      </w:r>
+      <w:proofErr w:type="spellStart"/>
+      <w:r>
+        <w:t>el</w:t>
+      </w:r>
+      <w:proofErr w:type="spellEnd"/>
+      <w:r>
+        <w:t xml:space="preserve"> </w:t>
+      </w:r>
+      <w:proofErr w:type="spellStart"/>
+      <w:r>
+        <w:t>palacio</w:t>
+      </w:r>
+      <w:proofErr w:type="spellEnd"/>
+      <w:r>
+        <w:t xml:space="preserve"> de la Augusta y de </w:t>
+      </w:r>
+      <w:proofErr w:type="spellStart"/>
+      <w:r>
+        <w:t>los</w:t>
+      </w:r>
+      <w:proofErr w:type="spellEnd"/>
+      <w:r>
+        <w:t xml:space="preserve"> </w:t>
+      </w:r>
+      <w:proofErr w:type="spellStart"/>
+      <w:r>
+        <w:t>primeros</w:t>
+      </w:r>
+      <w:proofErr w:type="spellEnd"/>
+      <w:r>
+        <w:t xml:space="preserve"> </w:t>
+      </w:r>
+      <w:proofErr w:type="spellStart"/>
+      <w:r>
+        <w:t>Pontífices</w:t>
+      </w:r>
+      <w:proofErr w:type="spellEnd"/>
+      <w:r>
+        <w:t xml:space="preserve">. </w:t>
       </w:r>
     </w:p>
     <w:p>
-      <w:r>
-        <w:t>Augusta y el Primer Real Pontífice</w:t>
+      <w:proofErr w:type="spellStart"/>
+      <w:r>
+        <w:rPr>
+          <w:b/>
+          <w:bCs/>
+        </w:rPr>
+        <w:t>Contexto</w:t>
+      </w:r>
+      <w:proofErr w:type="spellEnd"/>
+      <w:r>
+        <w:rPr>
+          <w:b/>
+          <w:bCs/>
+        </w:rPr>
+        <w:t xml:space="preserve"> </w:t>
+      </w:r>
+      <w:proofErr w:type="spellStart"/>
+      <w:r>
+        <w:rPr>
+          <w:b/>
+          <w:bCs/>
+        </w:rPr>
+        <w:t>Histórico</w:t>
+      </w:r>
+      <w:proofErr w:type="spellEnd"/>
+      <w:r>
+        <w:rPr>
+          <w:b/>
+          <w:bCs/>
+        </w:rPr>
+        <w:t>: Gioseffo Carpegna</w:t>
       </w:r>
     </w:p>
+    <w:p>
+      <w:r>
+        <w:t xml:space="preserve">En 1693, </w:t>
+      </w:r>
+      <w:proofErr w:type="spellStart"/>
+      <w:r>
+        <w:t>el</w:t>
+      </w:r>
+      <w:proofErr w:type="spellEnd"/>
+      <w:r>
+        <w:t xml:space="preserve"> </w:t>
+      </w:r>
+      <w:proofErr w:type="spellStart"/>
+      <w:r>
+        <w:t>conde</w:t>
+      </w:r>
+      <w:proofErr w:type="spellEnd"/>
+      <w:r>
+        <w:t xml:space="preserve"> Gioseffo Maria Carpegna </w:t>
+      </w:r>
+      <w:proofErr w:type="spellStart"/>
+      <w:r>
+        <w:t>ocupaba</w:t>
+      </w:r>
+      <w:proofErr w:type="spellEnd"/>
+      <w:r>
+        <w:t xml:space="preserve"> </w:t>
+      </w:r>
+      <w:proofErr w:type="spellStart"/>
+      <w:r>
+        <w:t>el</w:t>
+      </w:r>
+      <w:proofErr w:type="spellEnd"/>
+      <w:r>
+        <w:t xml:space="preserve"> cargo de </w:t>
+      </w:r>
+      <w:proofErr w:type="spellStart"/>
+      <w:r>
+        <w:t>Vicelegado</w:t>
+      </w:r>
+      <w:proofErr w:type="spellEnd"/>
+      <w:r>
+        <w:t xml:space="preserve"> de </w:t>
+      </w:r>
+      <w:proofErr w:type="spellStart"/>
+      <w:r>
+        <w:t>Bolonia</w:t>
+      </w:r>
+      <w:proofErr w:type="spellEnd"/>
+      <w:r>
+        <w:t xml:space="preserve">. </w:t>
+      </w:r>
+      <w:proofErr w:type="spellStart"/>
+      <w:r>
+        <w:t>Representaba</w:t>
+      </w:r>
+      <w:proofErr w:type="spellEnd"/>
+      <w:r>
+        <w:t xml:space="preserve"> la </w:t>
+      </w:r>
+      <w:proofErr w:type="spellStart"/>
+      <w:r>
+        <w:t>autoridad</w:t>
+      </w:r>
+      <w:proofErr w:type="spellEnd"/>
+      <w:r>
+        <w:t xml:space="preserve"> </w:t>
+      </w:r>
+      <w:proofErr w:type="spellStart"/>
+      <w:r>
+        <w:t>civil</w:t>
+      </w:r>
+      <w:proofErr w:type="spellEnd"/>
+      <w:r>
+        <w:t xml:space="preserve"> y </w:t>
+      </w:r>
+      <w:proofErr w:type="spellStart"/>
+      <w:r>
+        <w:t>administrativa</w:t>
+      </w:r>
+      <w:proofErr w:type="spellEnd"/>
+      <w:r>
+        <w:t xml:space="preserve"> de </w:t>
+      </w:r>
+      <w:proofErr w:type="spellStart"/>
+      <w:r>
+        <w:t>los</w:t>
+      </w:r>
+      <w:proofErr w:type="spellEnd"/>
+      <w:r>
+        <w:t xml:space="preserve"> </w:t>
+      </w:r>
+      <w:proofErr w:type="spellStart"/>
+      <w:r>
+        <w:t>Estados</w:t>
+      </w:r>
+      <w:proofErr w:type="spellEnd"/>
+      <w:r>
+        <w:t xml:space="preserve"> </w:t>
+      </w:r>
+      <w:proofErr w:type="spellStart"/>
+      <w:r>
+        <w:t>Pontificios</w:t>
+      </w:r>
+      <w:proofErr w:type="spellEnd"/>
+      <w:r>
+        <w:t xml:space="preserve">, </w:t>
+      </w:r>
+      <w:proofErr w:type="spellStart"/>
+      <w:r>
+        <w:t>actuando</w:t>
+      </w:r>
+      <w:proofErr w:type="spellEnd"/>
+      <w:r>
+        <w:t xml:space="preserve"> como la mano </w:t>
+      </w:r>
+      <w:proofErr w:type="spellStart"/>
+      <w:r>
+        <w:t>derecha</w:t>
+      </w:r>
+      <w:proofErr w:type="spellEnd"/>
+      <w:r>
+        <w:t xml:space="preserve"> del Cardenal </w:t>
+      </w:r>
+      <w:proofErr w:type="spellStart"/>
+      <w:r>
+        <w:t>Legado</w:t>
+      </w:r>
+      <w:proofErr w:type="spellEnd"/>
+      <w:r>
+        <w:t xml:space="preserve">. Su </w:t>
+      </w:r>
+      <w:proofErr w:type="spellStart"/>
+      <w:r>
+        <w:t>familia</w:t>
+      </w:r>
+      <w:proofErr w:type="spellEnd"/>
+      <w:r>
+        <w:t xml:space="preserve">, </w:t>
+      </w:r>
+      <w:proofErr w:type="spellStart"/>
+      <w:r>
+        <w:t>los</w:t>
+      </w:r>
+      <w:proofErr w:type="spellEnd"/>
+      <w:r>
+        <w:t xml:space="preserve"> </w:t>
+      </w:r>
+      <w:proofErr w:type="spellStart"/>
+      <w:r>
+        <w:t>condes</w:t>
+      </w:r>
+      <w:proofErr w:type="spellEnd"/>
+      <w:r>
+        <w:t xml:space="preserve"> de Carpegna, era </w:t>
+      </w:r>
+      <w:proofErr w:type="spellStart"/>
+      <w:r>
+        <w:t>extremadamente</w:t>
+      </w:r>
+      <w:proofErr w:type="spellEnd"/>
+      <w:r>
+        <w:t xml:space="preserve"> </w:t>
+      </w:r>
+      <w:proofErr w:type="spellStart"/>
+      <w:r>
+        <w:t>influyente</w:t>
+      </w:r>
+      <w:proofErr w:type="spellEnd"/>
+      <w:r>
+        <w:t xml:space="preserve"> en Roma, con </w:t>
+      </w:r>
+      <w:proofErr w:type="spellStart"/>
+      <w:r>
+        <w:t>vínculos</w:t>
+      </w:r>
+      <w:proofErr w:type="spellEnd"/>
+      <w:r>
+        <w:t xml:space="preserve"> con </w:t>
+      </w:r>
+      <w:proofErr w:type="spellStart"/>
+      <w:r>
+        <w:t>el</w:t>
+      </w:r>
+      <w:proofErr w:type="spellEnd"/>
+      <w:r>
+        <w:t xml:space="preserve"> </w:t>
+      </w:r>
+      <w:proofErr w:type="spellStart"/>
+      <w:r>
+        <w:t>cardenal</w:t>
+      </w:r>
+      <w:proofErr w:type="spellEnd"/>
+      <w:r>
+        <w:t xml:space="preserve"> Gaspare Carpegna. En </w:t>
+      </w:r>
+      <w:proofErr w:type="spellStart"/>
+      <w:r>
+        <w:t>los</w:t>
+      </w:r>
+      <w:proofErr w:type="spellEnd"/>
+      <w:r>
+        <w:t xml:space="preserve"> </w:t>
+      </w:r>
+      <w:proofErr w:type="spellStart"/>
+      <w:r>
+        <w:t>documentos</w:t>
+      </w:r>
+      <w:proofErr w:type="spellEnd"/>
+      <w:r>
+        <w:t xml:space="preserve"> </w:t>
+      </w:r>
+      <w:proofErr w:type="spellStart"/>
+      <w:r>
+        <w:t>oficiales</w:t>
+      </w:r>
+      <w:proofErr w:type="spellEnd"/>
+      <w:r>
+        <w:t xml:space="preserve"> de la </w:t>
+      </w:r>
+      <w:proofErr w:type="spellStart"/>
+      <w:r>
+        <w:t>época</w:t>
+      </w:r>
+      <w:proofErr w:type="spellEnd"/>
+      <w:r>
+        <w:t xml:space="preserve">, su </w:t>
+      </w:r>
+      <w:proofErr w:type="spellStart"/>
+      <w:r>
+        <w:t>nombre</w:t>
+      </w:r>
+      <w:proofErr w:type="spellEnd"/>
+      <w:r>
+        <w:t xml:space="preserve"> </w:t>
+      </w:r>
+      <w:proofErr w:type="spellStart"/>
+      <w:r>
+        <w:t>puede</w:t>
+      </w:r>
+      <w:proofErr w:type="spellEnd"/>
+      <w:r>
+        <w:t xml:space="preserve"> </w:t>
+      </w:r>
+      <w:proofErr w:type="spellStart"/>
+      <w:r>
+        <w:t>aparecer</w:t>
+      </w:r>
+      <w:proofErr w:type="spellEnd"/>
+      <w:r>
+        <w:t xml:space="preserve"> </w:t>
+      </w:r>
+      <w:proofErr w:type="spellStart"/>
+      <w:r>
+        <w:t>latinizado</w:t>
+      </w:r>
+      <w:proofErr w:type="spellEnd"/>
+      <w:r>
+        <w:t xml:space="preserve"> como Iosephus Carpineus. </w:t>
+      </w:r>
+    </w:p>
+    <w:p/>
     <w:sectPr>
       <w:pgSz w:w="11906" w:h="16838"/>
-      <w:pgMar w:top="1134" w:right="1134" w:bottom="1134" w:left="1134" w:header="0" w:footer="0" w:gutter="0"/>
-      <w:cols w:space="720"/>
-      <w:formProt w:val="0"/>
-      <w:docGrid w:linePitch="600" w:charSpace="32768"/>
+      <w:pgMar w:top="1417" w:right="1134" w:bottom="1134" w:left="1134" w:header="708" w:footer="708" w:gutter="0"/>
+      <w:cols w:space="708"/>
+      <w:docGrid w:linePitch="360"/>
     </w:sectPr>
   </w:body>
 </w:document>
@@ -171,9 +1906,9 @@
 <file path=word/numbering.xml><?xml version="1.0" encoding="utf-8"?>
 <w:numbering xmlns:wpc="http://schemas.microsoft.com/office/word/2010/wordprocessingCanvas" xmlns:cx="http://schemas.microsoft.com/office/drawing/2014/chartex" xmlns:cx1="http://schemas.microsoft.com/office/drawing/2015/9/8/chartex" xmlns:cx2="http://schemas.microsoft.com/office/drawing/2015/10/21/chartex" xmlns:cx3="http://schemas.microsoft.com/office/drawing/2016/5/9/chartex" xmlns:cx4="http://schemas.microsoft.com/office/drawing/2016/5/10/chartex" xmlns:cx5="http://schemas.microsoft.com/office/drawing/2016/5/11/chartex" xmlns:cx6="http://schemas.microsoft.com/office/drawing/2016/5/12/chartex" xmlns:cx7="http://schemas.microsoft.com/office/drawing/2016/5/13/chartex" xmlns:cx8="http://schemas.microsoft.com/office/drawing/2016/5/14/chartex" xmlns:mc="http://schemas.openxmlformats.org/markup-compatibility/2006" xmlns:aink="http://schemas.microsoft.com/office/drawing/2016/ink" xmlns:am3d="http://schemas.microsoft.com/office/drawing/2017/model3d" xmlns:o="urn:schemas-microsoft-com:office:office" xmlns:oel="http://schemas.microsoft.com/office/2019/extlst" xmlns:r="http://schemas.openxmlformats.org/officeDocument/2006/relationships" xmlns:m="http://schemas.openxmlformats.org/officeDocument/2006/math" xmlns:v="urn:schemas-microsoft-com:vml" xmlns:wp14="http://schemas.microsoft.com/office/word/2010/wordprocessingDrawing" xmlns:wp="http://schemas.openxmlformats.org/drawingml/2006/wordprocessingDrawing" xmlns:w10="urn:schemas-microsoft-com:office:word" xmlns:w="http://schemas.openxmlformats.org/wordprocessingml/2006/main" xmlns:w14="http://schemas.microsoft.com/office/word/2010/wordml" xmlns:w15="http://schemas.microsoft.com/office/word/2012/wordml" xmlns:w16cex="http://schemas.microsoft.com/office/word/2018/wordml/cex" xmlns:w16cid="http://schemas.microsoft.com/office/word/2016/wordml/cid" xmlns:w16="http://schemas.microsoft.com/office/word/2018/wordml" xmlns:w16du="http://schemas.microsoft.com/office/word/2023/wordml/word16du" xmlns:w16sdtdh="http://schemas.microsoft.com/office/word/2020/wordml/sdtdatahash" xmlns:w16sdtfl="http://schemas.microsoft.com/office/word/2024/wordml/sdtformatlock" xmlns:w16se="http://schemas.microsoft.com/office/word/2015/wordml/symex" xmlns:wpg="http://schemas.microsoft.com/office/word/2010/wordprocessingGroup" xmlns:wpi="http://schemas.microsoft.com/office/word/2010/wordprocessingInk" xmlns:wne="http://schemas.microsoft.com/office/word/2006/wordml" xmlns:wps="http://schemas.microsoft.com/office/word/2010/wordprocessingShape" mc:Ignorable="w14 w15 w16se w16cid w16 w16cex w16sdtdh w16sdtfl w16du wp14">
   <w:abstractNum w:abstractNumId="0" w15:restartNumberingAfterBreak="0">
-    <w:nsid w:val="4C3B2BC2"/>
+    <w:nsid w:val="31A25BEF"/>
     <w:multiLevelType w:val="multilevel"/>
-    <w:tmpl w:val="F8D6C98A"/>
+    <w:tmpl w:val="72D48D66"/>
     <w:lvl w:ilvl="0">
       <w:start w:val="1"/>
       <w:numFmt w:val="bullet"/>
@@ -181,261 +1916,297 @@
       <w:lvlJc w:val="left"/>
       <w:pPr>
         <w:tabs>
-          <w:tab w:val="num" w:pos="707"/>
+          <w:tab w:val="num" w:pos="720"/>
         </w:tabs>
-        <w:ind w:left="707" w:hanging="283"/>
+        <w:ind w:left="720" w:hanging="360"/>
       </w:pPr>
       <w:rPr>
-        <w:rFonts w:ascii="Symbol" w:hAnsi="Symbol" w:cs="Symbol" w:hint="default"/>
+        <w:rFonts w:ascii="Symbol" w:hAnsi="Symbol" w:hint="default"/>
+        <w:sz w:val="20"/>
       </w:rPr>
     </w:lvl>
-    <w:lvl w:ilvl="1">
+    <w:lvl w:ilvl="1" w:tentative="1">
+      <w:start w:val="1"/>
+      <w:numFmt w:val="bullet"/>
+      <w:lvlText w:val="o"/>
+      <w:lvlJc w:val="left"/>
+      <w:pPr>
+        <w:tabs>
+          <w:tab w:val="num" w:pos="1440"/>
+        </w:tabs>
+        <w:ind w:left="1440" w:hanging="360"/>
+      </w:pPr>
+      <w:rPr>
+        <w:rFonts w:ascii="Courier New" w:hAnsi="Courier New" w:hint="default"/>
+        <w:sz w:val="20"/>
+      </w:rPr>
+    </w:lvl>
+    <w:lvl w:ilvl="2" w:tentative="1">
+      <w:start w:val="1"/>
+      <w:numFmt w:val="bullet"/>
+      <w:lvlText w:val=""/>
+      <w:lvlJc w:val="left"/>
+      <w:pPr>
+        <w:tabs>
+          <w:tab w:val="num" w:pos="2160"/>
+        </w:tabs>
+        <w:ind w:left="2160" w:hanging="360"/>
+      </w:pPr>
+      <w:rPr>
+        <w:rFonts w:ascii="Wingdings" w:hAnsi="Wingdings" w:hint="default"/>
+        <w:sz w:val="20"/>
+      </w:rPr>
+    </w:lvl>
+    <w:lvl w:ilvl="3" w:tentative="1">
+      <w:start w:val="1"/>
+      <w:numFmt w:val="bullet"/>
+      <w:lvlText w:val=""/>
+      <w:lvlJc w:val="left"/>
+      <w:pPr>
+        <w:tabs>
+          <w:tab w:val="num" w:pos="2880"/>
+        </w:tabs>
+        <w:ind w:left="2880" w:hanging="360"/>
+      </w:pPr>
+      <w:rPr>
+        <w:rFonts w:ascii="Wingdings" w:hAnsi="Wingdings" w:hint="default"/>
+        <w:sz w:val="20"/>
+      </w:rPr>
+    </w:lvl>
+    <w:lvl w:ilvl="4" w:tentative="1">
+      <w:start w:val="1"/>
+      <w:numFmt w:val="bullet"/>
+      <w:lvlText w:val=""/>
+      <w:lvlJc w:val="left"/>
+      <w:pPr>
+        <w:tabs>
+          <w:tab w:val="num" w:pos="3600"/>
+        </w:tabs>
+        <w:ind w:left="3600" w:hanging="360"/>
+      </w:pPr>
+      <w:rPr>
+        <w:rFonts w:ascii="Wingdings" w:hAnsi="Wingdings" w:hint="default"/>
+        <w:sz w:val="20"/>
+      </w:rPr>
+    </w:lvl>
+    <w:lvl w:ilvl="5" w:tentative="1">
+      <w:start w:val="1"/>
+      <w:numFmt w:val="bullet"/>
+      <w:lvlText w:val=""/>
+      <w:lvlJc w:val="left"/>
+      <w:pPr>
+        <w:tabs>
+          <w:tab w:val="num" w:pos="4320"/>
+        </w:tabs>
+        <w:ind w:left="4320" w:hanging="360"/>
+      </w:pPr>
+      <w:rPr>
+        <w:rFonts w:ascii="Wingdings" w:hAnsi="Wingdings" w:hint="default"/>
+        <w:sz w:val="20"/>
+      </w:rPr>
+    </w:lvl>
+    <w:lvl w:ilvl="6" w:tentative="1">
+      <w:start w:val="1"/>
+      <w:numFmt w:val="bullet"/>
+      <w:lvlText w:val=""/>
+      <w:lvlJc w:val="left"/>
+      <w:pPr>
+        <w:tabs>
+          <w:tab w:val="num" w:pos="5040"/>
+        </w:tabs>
+        <w:ind w:left="5040" w:hanging="360"/>
+      </w:pPr>
+      <w:rPr>
+        <w:rFonts w:ascii="Wingdings" w:hAnsi="Wingdings" w:hint="default"/>
+        <w:sz w:val="20"/>
+      </w:rPr>
+    </w:lvl>
+    <w:lvl w:ilvl="7" w:tentative="1">
+      <w:start w:val="1"/>
+      <w:numFmt w:val="bullet"/>
+      <w:lvlText w:val=""/>
+      <w:lvlJc w:val="left"/>
+      <w:pPr>
+        <w:tabs>
+          <w:tab w:val="num" w:pos="5760"/>
+        </w:tabs>
+        <w:ind w:left="5760" w:hanging="360"/>
+      </w:pPr>
+      <w:rPr>
+        <w:rFonts w:ascii="Wingdings" w:hAnsi="Wingdings" w:hint="default"/>
+        <w:sz w:val="20"/>
+      </w:rPr>
+    </w:lvl>
+    <w:lvl w:ilvl="8" w:tentative="1">
+      <w:start w:val="1"/>
+      <w:numFmt w:val="bullet"/>
+      <w:lvlText w:val=""/>
+      <w:lvlJc w:val="left"/>
+      <w:pPr>
+        <w:tabs>
+          <w:tab w:val="num" w:pos="6480"/>
+        </w:tabs>
+        <w:ind w:left="6480" w:hanging="360"/>
+      </w:pPr>
+      <w:rPr>
+        <w:rFonts w:ascii="Wingdings" w:hAnsi="Wingdings" w:hint="default"/>
+        <w:sz w:val="20"/>
+      </w:rPr>
+    </w:lvl>
+  </w:abstractNum>
+  <w:abstractNum w:abstractNumId="1" w15:restartNumberingAfterBreak="0">
+    <w:nsid w:val="64C405AD"/>
+    <w:multiLevelType w:val="multilevel"/>
+    <w:tmpl w:val="D5D4C608"/>
+    <w:lvl w:ilvl="0">
       <w:start w:val="1"/>
       <w:numFmt w:val="bullet"/>
       <w:lvlText w:val=""/>
       <w:lvlJc w:val="left"/>
       <w:pPr>
         <w:tabs>
-          <w:tab w:val="num" w:pos="1414"/>
+          <w:tab w:val="num" w:pos="720"/>
         </w:tabs>
-        <w:ind w:left="1414" w:hanging="283"/>
+        <w:ind w:left="720" w:hanging="360"/>
       </w:pPr>
       <w:rPr>
-        <w:rFonts w:ascii="Symbol" w:hAnsi="Symbol" w:cs="Symbol" w:hint="default"/>
+        <w:rFonts w:ascii="Symbol" w:hAnsi="Symbol" w:hint="default"/>
+        <w:sz w:val="20"/>
       </w:rPr>
     </w:lvl>
-    <w:lvl w:ilvl="2">
+    <w:lvl w:ilvl="1" w:tentative="1">
       <w:start w:val="1"/>
       <w:numFmt w:val="bullet"/>
-      <w:lvlText w:val=""/>
-      <w:lvlJc w:val="left"/>
-      <w:pPr>
-        <w:tabs>
-          <w:tab w:val="num" w:pos="2121"/>
-        </w:tabs>
-        <w:ind w:left="2121" w:hanging="283"/>
-      </w:pPr>
-      <w:rPr>
-        <w:rFonts w:ascii="Symbol" w:hAnsi="Symbol" w:cs="Symbol" w:hint="default"/>
-      </w:rPr>
-    </w:lvl>
-    <w:lvl w:ilvl="3">
-      <w:start w:val="1"/>
-      <w:numFmt w:val="bullet"/>
-      <w:lvlText w:val=""/>
-      <w:lvlJc w:val="left"/>
-      <w:pPr>
-        <w:tabs>
-          <w:tab w:val="num" w:pos="2828"/>
-        </w:tabs>
-        <w:ind w:left="2828" w:hanging="283"/>
-      </w:pPr>
-      <w:rPr>
-        <w:rFonts w:ascii="Symbol" w:hAnsi="Symbol" w:cs="Symbol" w:hint="default"/>
-      </w:rPr>
-    </w:lvl>
-    <w:lvl w:ilvl="4">
-      <w:start w:val="1"/>
-      <w:numFmt w:val="bullet"/>
-      <w:lvlText w:val=""/>
-      <w:lvlJc w:val="left"/>
-      <w:pPr>
-        <w:tabs>
-          <w:tab w:val="num" w:pos="3535"/>
-        </w:tabs>
-        <w:ind w:left="3535" w:hanging="283"/>
-      </w:pPr>
-      <w:rPr>
-        <w:rFonts w:ascii="Symbol" w:hAnsi="Symbol" w:cs="Symbol" w:hint="default"/>
-      </w:rPr>
-    </w:lvl>
-    <w:lvl w:ilvl="5">
-      <w:start w:val="1"/>
-      <w:numFmt w:val="bullet"/>
-      <w:lvlText w:val=""/>
-      <w:lvlJc w:val="left"/>
-      <w:pPr>
-        <w:tabs>
-          <w:tab w:val="num" w:pos="4242"/>
-        </w:tabs>
-        <w:ind w:left="4242" w:hanging="283"/>
-      </w:pPr>
-      <w:rPr>
-        <w:rFonts w:ascii="Symbol" w:hAnsi="Symbol" w:cs="Symbol" w:hint="default"/>
-      </w:rPr>
-    </w:lvl>
-    <w:lvl w:ilvl="6">
-      <w:start w:val="1"/>
-      <w:numFmt w:val="bullet"/>
-      <w:lvlText w:val=""/>
-      <w:lvlJc w:val="left"/>
-      <w:pPr>
-        <w:tabs>
-          <w:tab w:val="num" w:pos="4949"/>
-        </w:tabs>
-        <w:ind w:left="4949" w:hanging="283"/>
-      </w:pPr>
-      <w:rPr>
-        <w:rFonts w:ascii="Symbol" w:hAnsi="Symbol" w:cs="Symbol" w:hint="default"/>
-      </w:rPr>
-    </w:lvl>
-    <w:lvl w:ilvl="7">
-      <w:start w:val="1"/>
-      <w:numFmt w:val="bullet"/>
-      <w:lvlText w:val=""/>
-      <w:lvlJc w:val="left"/>
-      <w:pPr>
-        <w:tabs>
-          <w:tab w:val="num" w:pos="5656"/>
-        </w:tabs>
-        <w:ind w:left="5656" w:hanging="283"/>
-      </w:pPr>
-      <w:rPr>
-        <w:rFonts w:ascii="Symbol" w:hAnsi="Symbol" w:cs="Symbol" w:hint="default"/>
-      </w:rPr>
-    </w:lvl>
-    <w:lvl w:ilvl="8">
-      <w:start w:val="1"/>
-      <w:numFmt w:val="bullet"/>
-      <w:lvlText w:val=""/>
-      <w:lvlJc w:val="left"/>
-      <w:pPr>
-        <w:tabs>
-          <w:tab w:val="num" w:pos="6363"/>
-        </w:tabs>
-        <w:ind w:left="6363" w:hanging="283"/>
-      </w:pPr>
-      <w:rPr>
-        <w:rFonts w:ascii="Symbol" w:hAnsi="Symbol" w:cs="Symbol" w:hint="default"/>
-      </w:rPr>
-    </w:lvl>
-  </w:abstractNum>
-  <w:abstractNum w:abstractNumId="1" w15:restartNumberingAfterBreak="0">
-    <w:nsid w:val="75DB35D7"/>
-    <w:multiLevelType w:val="multilevel"/>
-    <w:tmpl w:val="5A667C78"/>
-    <w:lvl w:ilvl="0">
-      <w:start w:val="1"/>
-      <w:numFmt w:val="none"/>
-      <w:suff w:val="nothing"/>
-      <w:lvlText w:val="%1"/>
-      <w:lvlJc w:val="left"/>
-      <w:pPr>
-        <w:tabs>
-          <w:tab w:val="num" w:pos="432"/>
-        </w:tabs>
-        <w:ind w:left="432" w:hanging="432"/>
-      </w:pPr>
-    </w:lvl>
-    <w:lvl w:ilvl="1">
-      <w:start w:val="1"/>
-      <w:numFmt w:val="none"/>
-      <w:suff w:val="nothing"/>
-      <w:lvlText w:val="%2"/>
-      <w:lvlJc w:val="left"/>
-      <w:pPr>
-        <w:tabs>
-          <w:tab w:val="num" w:pos="576"/>
-        </w:tabs>
-        <w:ind w:left="576" w:hanging="576"/>
-      </w:pPr>
-    </w:lvl>
-    <w:lvl w:ilvl="2">
-      <w:start w:val="1"/>
-      <w:numFmt w:val="none"/>
-      <w:suff w:val="nothing"/>
-      <w:lvlText w:val="%3"/>
-      <w:lvlJc w:val="left"/>
-      <w:pPr>
-        <w:tabs>
-          <w:tab w:val="num" w:pos="720"/>
-        </w:tabs>
-        <w:ind w:left="720" w:hanging="720"/>
-      </w:pPr>
-    </w:lvl>
-    <w:lvl w:ilvl="3">
-      <w:start w:val="1"/>
-      <w:numFmt w:val="none"/>
-      <w:suff w:val="nothing"/>
-      <w:lvlText w:val="%4"/>
-      <w:lvlJc w:val="left"/>
-      <w:pPr>
-        <w:tabs>
-          <w:tab w:val="num" w:pos="864"/>
-        </w:tabs>
-        <w:ind w:left="864" w:hanging="864"/>
-      </w:pPr>
-    </w:lvl>
-    <w:lvl w:ilvl="4">
-      <w:start w:val="1"/>
-      <w:numFmt w:val="none"/>
-      <w:suff w:val="nothing"/>
-      <w:lvlText w:val="%5"/>
-      <w:lvlJc w:val="left"/>
-      <w:pPr>
-        <w:tabs>
-          <w:tab w:val="num" w:pos="1008"/>
-        </w:tabs>
-        <w:ind w:left="1008" w:hanging="1008"/>
-      </w:pPr>
-    </w:lvl>
-    <w:lvl w:ilvl="5">
-      <w:start w:val="1"/>
-      <w:numFmt w:val="none"/>
-      <w:suff w:val="nothing"/>
-      <w:lvlText w:val="%6"/>
-      <w:lvlJc w:val="left"/>
-      <w:pPr>
-        <w:tabs>
-          <w:tab w:val="num" w:pos="1152"/>
-        </w:tabs>
-        <w:ind w:left="1152" w:hanging="1152"/>
-      </w:pPr>
-    </w:lvl>
-    <w:lvl w:ilvl="6">
-      <w:start w:val="1"/>
-      <w:numFmt w:val="none"/>
-      <w:suff w:val="nothing"/>
-      <w:lvlText w:val="%7"/>
-      <w:lvlJc w:val="left"/>
-      <w:pPr>
-        <w:tabs>
-          <w:tab w:val="num" w:pos="1296"/>
-        </w:tabs>
-        <w:ind w:left="1296" w:hanging="1296"/>
-      </w:pPr>
-    </w:lvl>
-    <w:lvl w:ilvl="7">
-      <w:start w:val="1"/>
-      <w:numFmt w:val="none"/>
-      <w:suff w:val="nothing"/>
-      <w:lvlText w:val="%8"/>
+      <w:lvlText w:val="o"/>
       <w:lvlJc w:val="left"/>
       <w:pPr>
         <w:tabs>
           <w:tab w:val="num" w:pos="1440"/>
         </w:tabs>
-        <w:ind w:left="1440" w:hanging="1440"/>
+        <w:ind w:left="1440" w:hanging="360"/>
       </w:pPr>
+      <w:rPr>
+        <w:rFonts w:ascii="Courier New" w:hAnsi="Courier New" w:hint="default"/>
+        <w:sz w:val="20"/>
+      </w:rPr>
     </w:lvl>
-    <w:lvl w:ilvl="8">
+    <w:lvl w:ilvl="2" w:tentative="1">
       <w:start w:val="1"/>
-      <w:numFmt w:val="none"/>
-      <w:suff w:val="nothing"/>
-      <w:lvlText w:val="%9"/>
+      <w:numFmt w:val="bullet"/>
+      <w:lvlText w:val=""/>
       <w:lvlJc w:val="left"/>
       <w:pPr>
         <w:tabs>
-          <w:tab w:val="num" w:pos="1584"/>
+          <w:tab w:val="num" w:pos="2160"/>
         </w:tabs>
-        <w:ind w:left="1584" w:hanging="1584"/>
+        <w:ind w:left="2160" w:hanging="360"/>
       </w:pPr>
+      <w:rPr>
+        <w:rFonts w:ascii="Wingdings" w:hAnsi="Wingdings" w:hint="default"/>
+        <w:sz w:val="20"/>
+      </w:rPr>
+    </w:lvl>
+    <w:lvl w:ilvl="3" w:tentative="1">
+      <w:start w:val="1"/>
+      <w:numFmt w:val="bullet"/>
+      <w:lvlText w:val=""/>
+      <w:lvlJc w:val="left"/>
+      <w:pPr>
+        <w:tabs>
+          <w:tab w:val="num" w:pos="2880"/>
+        </w:tabs>
+        <w:ind w:left="2880" w:hanging="360"/>
+      </w:pPr>
+      <w:rPr>
+        <w:rFonts w:ascii="Wingdings" w:hAnsi="Wingdings" w:hint="default"/>
+        <w:sz w:val="20"/>
+      </w:rPr>
+    </w:lvl>
+    <w:lvl w:ilvl="4" w:tentative="1">
+      <w:start w:val="1"/>
+      <w:numFmt w:val="bullet"/>
+      <w:lvlText w:val=""/>
+      <w:lvlJc w:val="left"/>
+      <w:pPr>
+        <w:tabs>
+          <w:tab w:val="num" w:pos="3600"/>
+        </w:tabs>
+        <w:ind w:left="3600" w:hanging="360"/>
+      </w:pPr>
+      <w:rPr>
+        <w:rFonts w:ascii="Wingdings" w:hAnsi="Wingdings" w:hint="default"/>
+        <w:sz w:val="20"/>
+      </w:rPr>
+    </w:lvl>
+    <w:lvl w:ilvl="5" w:tentative="1">
+      <w:start w:val="1"/>
+      <w:numFmt w:val="bullet"/>
+      <w:lvlText w:val=""/>
+      <w:lvlJc w:val="left"/>
+      <w:pPr>
+        <w:tabs>
+          <w:tab w:val="num" w:pos="4320"/>
+        </w:tabs>
+        <w:ind w:left="4320" w:hanging="360"/>
+      </w:pPr>
+      <w:rPr>
+        <w:rFonts w:ascii="Wingdings" w:hAnsi="Wingdings" w:hint="default"/>
+        <w:sz w:val="20"/>
+      </w:rPr>
+    </w:lvl>
+    <w:lvl w:ilvl="6" w:tentative="1">
+      <w:start w:val="1"/>
+      <w:numFmt w:val="bullet"/>
+      <w:lvlText w:val=""/>
+      <w:lvlJc w:val="left"/>
+      <w:pPr>
+        <w:tabs>
+          <w:tab w:val="num" w:pos="5040"/>
+        </w:tabs>
+        <w:ind w:left="5040" w:hanging="360"/>
+      </w:pPr>
+      <w:rPr>
+        <w:rFonts w:ascii="Wingdings" w:hAnsi="Wingdings" w:hint="default"/>
+        <w:sz w:val="20"/>
+      </w:rPr>
+    </w:lvl>
+    <w:lvl w:ilvl="7" w:tentative="1">
+      <w:start w:val="1"/>
+      <w:numFmt w:val="bullet"/>
+      <w:lvlText w:val=""/>
+      <w:lvlJc w:val="left"/>
+      <w:pPr>
+        <w:tabs>
+          <w:tab w:val="num" w:pos="5760"/>
+        </w:tabs>
+        <w:ind w:left="5760" w:hanging="360"/>
+      </w:pPr>
+      <w:rPr>
+        <w:rFonts w:ascii="Wingdings" w:hAnsi="Wingdings" w:hint="default"/>
+        <w:sz w:val="20"/>
+      </w:rPr>
+    </w:lvl>
+    <w:lvl w:ilvl="8" w:tentative="1">
+      <w:start w:val="1"/>
+      <w:numFmt w:val="bullet"/>
+      <w:lvlText w:val=""/>
+      <w:lvlJc w:val="left"/>
+      <w:pPr>
+        <w:tabs>
+          <w:tab w:val="num" w:pos="6480"/>
+        </w:tabs>
+        <w:ind w:left="6480" w:hanging="360"/>
+      </w:pPr>
+      <w:rPr>
+        <w:rFonts w:ascii="Wingdings" w:hAnsi="Wingdings" w:hint="default"/>
+        <w:sz w:val="20"/>
+      </w:rPr>
     </w:lvl>
   </w:abstractNum>
-  <w:num w:numId="1" w16cid:durableId="662051738">
+  <w:num w:numId="1" w16cid:durableId="135294642">
     <w:abstractNumId w:val="0"/>
   </w:num>
-  <w:num w:numId="2" w16cid:durableId="82993892">
+  <w:num w:numId="2" w16cid:durableId="1736855115">
     <w:abstractNumId w:val="1"/>
   </w:num>
 </w:numbering>
@@ -446,16 +2217,17 @@
   <w:docDefaults>
     <w:rPrDefault>
       <w:rPr>
-        <w:rFonts w:ascii="Times New Roman" w:eastAsia="SimSun" w:hAnsi="Times New Roman" w:cs="Lucida Sans"/>
+        <w:rFonts w:asciiTheme="minorHAnsi" w:eastAsiaTheme="minorHAnsi" w:hAnsiTheme="minorHAnsi" w:cstheme="minorBidi"/>
         <w:kern w:val="2"/>
         <w:sz w:val="24"/>
         <w:szCs w:val="24"/>
-        <w:lang w:val="es" w:eastAsia="zh-CN" w:bidi="hi-IN"/>
+        <w:lang w:val="it-IT" w:eastAsia="en-US" w:bidi="ar-SA"/>
+        <w14:ligatures w14:val="standardContextual"/>
       </w:rPr>
     </w:rPrDefault>
     <w:pPrDefault>
       <w:pPr>
-        <w:suppressAutoHyphens/>
+        <w:spacing w:after="160" w:line="278" w:lineRule="auto"/>
       </w:pPr>
     </w:pPrDefault>
   </w:docDefaults>
@@ -840,14 +2612,209 @@
   <w:style w:type="paragraph" w:default="1" w:styleId="Normale">
     <w:name w:val="Normal"/>
     <w:qFormat/>
+  </w:style>
+  <w:style w:type="paragraph" w:styleId="Titolo1">
+    <w:name w:val="heading 1"/>
+    <w:basedOn w:val="Normale"/>
+    <w:next w:val="Normale"/>
+    <w:link w:val="Titolo1Carattere"/>
+    <w:uiPriority w:val="9"/>
+    <w:qFormat/>
+    <w:rsid w:val="002D0E58"/>
     <w:pPr>
-      <w:widowControl w:val="0"/>
+      <w:keepNext/>
+      <w:keepLines/>
+      <w:spacing w:before="360" w:after="80"/>
+      <w:outlineLvl w:val="0"/>
     </w:pPr>
+    <w:rPr>
+      <w:rFonts w:asciiTheme="majorHAnsi" w:eastAsiaTheme="majorEastAsia" w:hAnsiTheme="majorHAnsi" w:cstheme="majorBidi"/>
+      <w:color w:val="0F4761" w:themeColor="accent1" w:themeShade="BF"/>
+      <w:sz w:val="40"/>
+      <w:szCs w:val="40"/>
+    </w:rPr>
+  </w:style>
+  <w:style w:type="paragraph" w:styleId="Titolo2">
+    <w:name w:val="heading 2"/>
+    <w:basedOn w:val="Normale"/>
+    <w:next w:val="Normale"/>
+    <w:link w:val="Titolo2Carattere"/>
+    <w:uiPriority w:val="9"/>
+    <w:semiHidden/>
+    <w:unhideWhenUsed/>
+    <w:qFormat/>
+    <w:rsid w:val="002D0E58"/>
+    <w:pPr>
+      <w:keepNext/>
+      <w:keepLines/>
+      <w:spacing w:before="160" w:after="80"/>
+      <w:outlineLvl w:val="1"/>
+    </w:pPr>
+    <w:rPr>
+      <w:rFonts w:asciiTheme="majorHAnsi" w:eastAsiaTheme="majorEastAsia" w:hAnsiTheme="majorHAnsi" w:cstheme="majorBidi"/>
+      <w:color w:val="0F4761" w:themeColor="accent1" w:themeShade="BF"/>
+      <w:sz w:val="32"/>
+      <w:szCs w:val="32"/>
+    </w:rPr>
+  </w:style>
+  <w:style w:type="paragraph" w:styleId="Titolo3">
+    <w:name w:val="heading 3"/>
+    <w:basedOn w:val="Normale"/>
+    <w:next w:val="Normale"/>
+    <w:link w:val="Titolo3Carattere"/>
+    <w:uiPriority w:val="9"/>
+    <w:semiHidden/>
+    <w:unhideWhenUsed/>
+    <w:qFormat/>
+    <w:rsid w:val="002D0E58"/>
+    <w:pPr>
+      <w:keepNext/>
+      <w:keepLines/>
+      <w:spacing w:before="160" w:after="80"/>
+      <w:outlineLvl w:val="2"/>
+    </w:pPr>
+    <w:rPr>
+      <w:rFonts w:eastAsiaTheme="majorEastAsia" w:cstheme="majorBidi"/>
+      <w:color w:val="0F4761" w:themeColor="accent1" w:themeShade="BF"/>
+      <w:sz w:val="28"/>
+      <w:szCs w:val="28"/>
+    </w:rPr>
+  </w:style>
+  <w:style w:type="paragraph" w:styleId="Titolo4">
+    <w:name w:val="heading 4"/>
+    <w:basedOn w:val="Normale"/>
+    <w:next w:val="Normale"/>
+    <w:link w:val="Titolo4Carattere"/>
+    <w:uiPriority w:val="9"/>
+    <w:semiHidden/>
+    <w:unhideWhenUsed/>
+    <w:qFormat/>
+    <w:rsid w:val="002D0E58"/>
+    <w:pPr>
+      <w:keepNext/>
+      <w:keepLines/>
+      <w:spacing w:before="80" w:after="40"/>
+      <w:outlineLvl w:val="3"/>
+    </w:pPr>
+    <w:rPr>
+      <w:rFonts w:eastAsiaTheme="majorEastAsia" w:cstheme="majorBidi"/>
+      <w:i/>
+      <w:iCs/>
+      <w:color w:val="0F4761" w:themeColor="accent1" w:themeShade="BF"/>
+    </w:rPr>
+  </w:style>
+  <w:style w:type="paragraph" w:styleId="Titolo5">
+    <w:name w:val="heading 5"/>
+    <w:basedOn w:val="Normale"/>
+    <w:next w:val="Normale"/>
+    <w:link w:val="Titolo5Carattere"/>
+    <w:uiPriority w:val="9"/>
+    <w:semiHidden/>
+    <w:unhideWhenUsed/>
+    <w:qFormat/>
+    <w:rsid w:val="002D0E58"/>
+    <w:pPr>
+      <w:keepNext/>
+      <w:keepLines/>
+      <w:spacing w:before="80" w:after="40"/>
+      <w:outlineLvl w:val="4"/>
+    </w:pPr>
+    <w:rPr>
+      <w:rFonts w:eastAsiaTheme="majorEastAsia" w:cstheme="majorBidi"/>
+      <w:color w:val="0F4761" w:themeColor="accent1" w:themeShade="BF"/>
+    </w:rPr>
+  </w:style>
+  <w:style w:type="paragraph" w:styleId="Titolo6">
+    <w:name w:val="heading 6"/>
+    <w:basedOn w:val="Normale"/>
+    <w:next w:val="Normale"/>
+    <w:link w:val="Titolo6Carattere"/>
+    <w:uiPriority w:val="9"/>
+    <w:semiHidden/>
+    <w:unhideWhenUsed/>
+    <w:qFormat/>
+    <w:rsid w:val="002D0E58"/>
+    <w:pPr>
+      <w:keepNext/>
+      <w:keepLines/>
+      <w:spacing w:before="40" w:after="0"/>
+      <w:outlineLvl w:val="5"/>
+    </w:pPr>
+    <w:rPr>
+      <w:rFonts w:eastAsiaTheme="majorEastAsia" w:cstheme="majorBidi"/>
+      <w:i/>
+      <w:iCs/>
+      <w:color w:val="595959" w:themeColor="text1" w:themeTint="A6"/>
+    </w:rPr>
+  </w:style>
+  <w:style w:type="paragraph" w:styleId="Titolo7">
+    <w:name w:val="heading 7"/>
+    <w:basedOn w:val="Normale"/>
+    <w:next w:val="Normale"/>
+    <w:link w:val="Titolo7Carattere"/>
+    <w:uiPriority w:val="9"/>
+    <w:semiHidden/>
+    <w:unhideWhenUsed/>
+    <w:qFormat/>
+    <w:rsid w:val="002D0E58"/>
+    <w:pPr>
+      <w:keepNext/>
+      <w:keepLines/>
+      <w:spacing w:before="40" w:after="0"/>
+      <w:outlineLvl w:val="6"/>
+    </w:pPr>
+    <w:rPr>
+      <w:rFonts w:eastAsiaTheme="majorEastAsia" w:cstheme="majorBidi"/>
+      <w:color w:val="595959" w:themeColor="text1" w:themeTint="A6"/>
+    </w:rPr>
+  </w:style>
+  <w:style w:type="paragraph" w:styleId="Titolo8">
+    <w:name w:val="heading 8"/>
+    <w:basedOn w:val="Normale"/>
+    <w:next w:val="Normale"/>
+    <w:link w:val="Titolo8Carattere"/>
+    <w:uiPriority w:val="9"/>
+    <w:semiHidden/>
+    <w:unhideWhenUsed/>
+    <w:qFormat/>
+    <w:rsid w:val="002D0E58"/>
+    <w:pPr>
+      <w:keepNext/>
+      <w:keepLines/>
+      <w:spacing w:after="0"/>
+      <w:outlineLvl w:val="7"/>
+    </w:pPr>
+    <w:rPr>
+      <w:rFonts w:eastAsiaTheme="majorEastAsia" w:cstheme="majorBidi"/>
+      <w:i/>
+      <w:iCs/>
+      <w:color w:val="272727" w:themeColor="text1" w:themeTint="D8"/>
+    </w:rPr>
+  </w:style>
+  <w:style w:type="paragraph" w:styleId="Titolo9">
+    <w:name w:val="heading 9"/>
+    <w:basedOn w:val="Normale"/>
+    <w:next w:val="Normale"/>
+    <w:link w:val="Titolo9Carattere"/>
+    <w:uiPriority w:val="9"/>
+    <w:semiHidden/>
+    <w:unhideWhenUsed/>
+    <w:qFormat/>
+    <w:rsid w:val="002D0E58"/>
+    <w:pPr>
+      <w:keepNext/>
+      <w:keepLines/>
+      <w:spacing w:after="0"/>
+      <w:outlineLvl w:val="8"/>
+    </w:pPr>
+    <w:rPr>
+      <w:rFonts w:eastAsiaTheme="majorEastAsia" w:cstheme="majorBidi"/>
+      <w:color w:val="272727" w:themeColor="text1" w:themeTint="D8"/>
+    </w:rPr>
   </w:style>
   <w:style w:type="character" w:default="1" w:styleId="Carpredefinitoparagrafo">
     <w:name w:val="Default Paragraph Font"/>
     <w:uiPriority w:val="1"/>
-    <w:semiHidden/>
     <w:unhideWhenUsed/>
   </w:style>
   <w:style w:type="table" w:default="1" w:styleId="Tabellanormale">
@@ -871,149 +2838,525 @@
     <w:semiHidden/>
     <w:unhideWhenUsed/>
   </w:style>
-  <w:style w:type="character" w:customStyle="1" w:styleId="Punti">
-    <w:name w:val="Punti"/>
-    <w:qFormat/>
+  <w:style w:type="character" w:customStyle="1" w:styleId="Titolo1Carattere">
+    <w:name w:val="Titolo 1 Carattere"/>
+    <w:basedOn w:val="Carpredefinitoparagrafo"/>
+    <w:link w:val="Titolo1"/>
+    <w:uiPriority w:val="9"/>
+    <w:rsid w:val="002D0E58"/>
     <w:rPr>
-      <w:rFonts w:ascii="OpenSymbol" w:eastAsia="OpenSymbol" w:hAnsi="OpenSymbol" w:cs="OpenSymbol"/>
+      <w:rFonts w:asciiTheme="majorHAnsi" w:eastAsiaTheme="majorEastAsia" w:hAnsiTheme="majorHAnsi" w:cstheme="majorBidi"/>
+      <w:color w:val="0F4761" w:themeColor="accent1" w:themeShade="BF"/>
+      <w:sz w:val="40"/>
+      <w:szCs w:val="40"/>
     </w:rPr>
   </w:style>
-  <w:style w:type="character" w:styleId="Enfasicorsivo">
-    <w:name w:val="Emphasis"/>
-    <w:qFormat/>
+  <w:style w:type="character" w:customStyle="1" w:styleId="Titolo2Carattere">
+    <w:name w:val="Titolo 2 Carattere"/>
+    <w:basedOn w:val="Carpredefinitoparagrafo"/>
+    <w:link w:val="Titolo2"/>
+    <w:uiPriority w:val="9"/>
+    <w:semiHidden/>
+    <w:rsid w:val="002D0E58"/>
     <w:rPr>
+      <w:rFonts w:asciiTheme="majorHAnsi" w:eastAsiaTheme="majorEastAsia" w:hAnsiTheme="majorHAnsi" w:cstheme="majorBidi"/>
+      <w:color w:val="0F4761" w:themeColor="accent1" w:themeShade="BF"/>
+      <w:sz w:val="32"/>
+      <w:szCs w:val="32"/>
+    </w:rPr>
+  </w:style>
+  <w:style w:type="character" w:customStyle="1" w:styleId="Titolo3Carattere">
+    <w:name w:val="Titolo 3 Carattere"/>
+    <w:basedOn w:val="Carpredefinitoparagrafo"/>
+    <w:link w:val="Titolo3"/>
+    <w:uiPriority w:val="9"/>
+    <w:semiHidden/>
+    <w:rsid w:val="002D0E58"/>
+    <w:rPr>
+      <w:rFonts w:eastAsiaTheme="majorEastAsia" w:cstheme="majorBidi"/>
+      <w:color w:val="0F4761" w:themeColor="accent1" w:themeShade="BF"/>
+      <w:sz w:val="28"/>
+      <w:szCs w:val="28"/>
+    </w:rPr>
+  </w:style>
+  <w:style w:type="character" w:customStyle="1" w:styleId="Titolo4Carattere">
+    <w:name w:val="Titolo 4 Carattere"/>
+    <w:basedOn w:val="Carpredefinitoparagrafo"/>
+    <w:link w:val="Titolo4"/>
+    <w:uiPriority w:val="9"/>
+    <w:semiHidden/>
+    <w:rsid w:val="002D0E58"/>
+    <w:rPr>
+      <w:rFonts w:eastAsiaTheme="majorEastAsia" w:cstheme="majorBidi"/>
       <w:i/>
       <w:iCs/>
+      <w:color w:val="0F4761" w:themeColor="accent1" w:themeShade="BF"/>
+    </w:rPr>
+  </w:style>
+  <w:style w:type="character" w:customStyle="1" w:styleId="Titolo5Carattere">
+    <w:name w:val="Titolo 5 Carattere"/>
+    <w:basedOn w:val="Carpredefinitoparagrafo"/>
+    <w:link w:val="Titolo5"/>
+    <w:uiPriority w:val="9"/>
+    <w:semiHidden/>
+    <w:rsid w:val="002D0E58"/>
+    <w:rPr>
+      <w:rFonts w:eastAsiaTheme="majorEastAsia" w:cstheme="majorBidi"/>
+      <w:color w:val="0F4761" w:themeColor="accent1" w:themeShade="BF"/>
+    </w:rPr>
+  </w:style>
+  <w:style w:type="character" w:customStyle="1" w:styleId="Titolo6Carattere">
+    <w:name w:val="Titolo 6 Carattere"/>
+    <w:basedOn w:val="Carpredefinitoparagrafo"/>
+    <w:link w:val="Titolo6"/>
+    <w:uiPriority w:val="9"/>
+    <w:semiHidden/>
+    <w:rsid w:val="002D0E58"/>
+    <w:rPr>
+      <w:rFonts w:eastAsiaTheme="majorEastAsia" w:cstheme="majorBidi"/>
+      <w:i/>
+      <w:iCs/>
+      <w:color w:val="595959" w:themeColor="text1" w:themeTint="A6"/>
+    </w:rPr>
+  </w:style>
+  <w:style w:type="character" w:customStyle="1" w:styleId="Titolo7Carattere">
+    <w:name w:val="Titolo 7 Carattere"/>
+    <w:basedOn w:val="Carpredefinitoparagrafo"/>
+    <w:link w:val="Titolo7"/>
+    <w:uiPriority w:val="9"/>
+    <w:semiHidden/>
+    <w:rsid w:val="002D0E58"/>
+    <w:rPr>
+      <w:rFonts w:eastAsiaTheme="majorEastAsia" w:cstheme="majorBidi"/>
+      <w:color w:val="595959" w:themeColor="text1" w:themeTint="A6"/>
+    </w:rPr>
+  </w:style>
+  <w:style w:type="character" w:customStyle="1" w:styleId="Titolo8Carattere">
+    <w:name w:val="Titolo 8 Carattere"/>
+    <w:basedOn w:val="Carpredefinitoparagrafo"/>
+    <w:link w:val="Titolo8"/>
+    <w:uiPriority w:val="9"/>
+    <w:semiHidden/>
+    <w:rsid w:val="002D0E58"/>
+    <w:rPr>
+      <w:rFonts w:eastAsiaTheme="majorEastAsia" w:cstheme="majorBidi"/>
+      <w:i/>
+      <w:iCs/>
+      <w:color w:val="272727" w:themeColor="text1" w:themeTint="D8"/>
+    </w:rPr>
+  </w:style>
+  <w:style w:type="character" w:customStyle="1" w:styleId="Titolo9Carattere">
+    <w:name w:val="Titolo 9 Carattere"/>
+    <w:basedOn w:val="Carpredefinitoparagrafo"/>
+    <w:link w:val="Titolo9"/>
+    <w:uiPriority w:val="9"/>
+    <w:semiHidden/>
+    <w:rsid w:val="002D0E58"/>
+    <w:rPr>
+      <w:rFonts w:eastAsiaTheme="majorEastAsia" w:cstheme="majorBidi"/>
+      <w:color w:val="272727" w:themeColor="text1" w:themeTint="D8"/>
     </w:rPr>
   </w:style>
   <w:style w:type="paragraph" w:styleId="Titolo">
     <w:name w:val="Title"/>
     <w:basedOn w:val="Normale"/>
-    <w:next w:val="Corpotesto"/>
+    <w:next w:val="Normale"/>
+    <w:link w:val="TitoloCarattere"/>
     <w:uiPriority w:val="10"/>
     <w:qFormat/>
+    <w:rsid w:val="002D0E58"/>
     <w:pPr>
-      <w:keepNext/>
-      <w:spacing w:before="240" w:after="120"/>
+      <w:spacing w:after="80" w:line="240" w:lineRule="auto"/>
+      <w:contextualSpacing/>
     </w:pPr>
     <w:rPr>
-      <w:rFonts w:ascii="Arial" w:eastAsia="Microsoft YaHei" w:hAnsi="Arial"/>
+      <w:rFonts w:asciiTheme="majorHAnsi" w:eastAsiaTheme="majorEastAsia" w:hAnsiTheme="majorHAnsi" w:cstheme="majorBidi"/>
+      <w:spacing w:val="-10"/>
+      <w:kern w:val="28"/>
+      <w:sz w:val="56"/>
+      <w:szCs w:val="56"/>
+    </w:rPr>
+  </w:style>
+  <w:style w:type="character" w:customStyle="1" w:styleId="TitoloCarattere">
+    <w:name w:val="Titolo Carattere"/>
+    <w:basedOn w:val="Carpredefinitoparagrafo"/>
+    <w:link w:val="Titolo"/>
+    <w:uiPriority w:val="10"/>
+    <w:rsid w:val="002D0E58"/>
+    <w:rPr>
+      <w:rFonts w:asciiTheme="majorHAnsi" w:eastAsiaTheme="majorEastAsia" w:hAnsiTheme="majorHAnsi" w:cstheme="majorBidi"/>
+      <w:spacing w:val="-10"/>
+      <w:kern w:val="28"/>
+      <w:sz w:val="56"/>
+      <w:szCs w:val="56"/>
+    </w:rPr>
+  </w:style>
+  <w:style w:type="paragraph" w:styleId="Sottotitolo">
+    <w:name w:val="Subtitle"/>
+    <w:basedOn w:val="Normale"/>
+    <w:next w:val="Normale"/>
+    <w:link w:val="SottotitoloCarattere"/>
+    <w:uiPriority w:val="11"/>
+    <w:qFormat/>
+    <w:rsid w:val="002D0E58"/>
+    <w:pPr>
+      <w:numPr>
+        <w:ilvl w:val="1"/>
+      </w:numPr>
+    </w:pPr>
+    <w:rPr>
+      <w:rFonts w:eastAsiaTheme="majorEastAsia" w:cstheme="majorBidi"/>
+      <w:color w:val="595959" w:themeColor="text1" w:themeTint="A6"/>
+      <w:spacing w:val="15"/>
       <w:sz w:val="28"/>
       <w:szCs w:val="28"/>
     </w:rPr>
   </w:style>
-  <w:style w:type="paragraph" w:styleId="Corpotesto">
-    <w:name w:val="Body Text"/>
+  <w:style w:type="character" w:customStyle="1" w:styleId="SottotitoloCarattere">
+    <w:name w:val="Sottotitolo Carattere"/>
+    <w:basedOn w:val="Carpredefinitoparagrafo"/>
+    <w:link w:val="Sottotitolo"/>
+    <w:uiPriority w:val="11"/>
+    <w:rsid w:val="002D0E58"/>
+    <w:rPr>
+      <w:rFonts w:eastAsiaTheme="majorEastAsia" w:cstheme="majorBidi"/>
+      <w:color w:val="595959" w:themeColor="text1" w:themeTint="A6"/>
+      <w:spacing w:val="15"/>
+      <w:sz w:val="28"/>
+      <w:szCs w:val="28"/>
+    </w:rPr>
+  </w:style>
+  <w:style w:type="paragraph" w:styleId="Citazione">
+    <w:name w:val="Quote"/>
     <w:basedOn w:val="Normale"/>
+    <w:next w:val="Normale"/>
+    <w:link w:val="CitazioneCarattere"/>
+    <w:uiPriority w:val="29"/>
+    <w:qFormat/>
+    <w:rsid w:val="002D0E58"/>
     <w:pPr>
-      <w:spacing w:after="120"/>
-    </w:pPr>
-  </w:style>
-  <w:style w:type="paragraph" w:styleId="Elenco">
-    <w:name w:val="List"/>
-    <w:basedOn w:val="Corpotesto"/>
-  </w:style>
-  <w:style w:type="paragraph" w:styleId="Didascalia">
-    <w:name w:val="caption"/>
-    <w:basedOn w:val="Normale"/>
-    <w:qFormat/>
-    <w:pPr>
-      <w:suppressLineNumbers/>
-      <w:spacing w:before="120" w:after="120"/>
+      <w:spacing w:before="160"/>
+      <w:jc w:val="center"/>
     </w:pPr>
     <w:rPr>
       <w:i/>
       <w:iCs/>
+      <w:color w:val="404040" w:themeColor="text1" w:themeTint="BF"/>
     </w:rPr>
   </w:style>
-  <w:style w:type="paragraph" w:customStyle="1" w:styleId="Indice">
-    <w:name w:val="Indice"/>
+  <w:style w:type="character" w:customStyle="1" w:styleId="CitazioneCarattere">
+    <w:name w:val="Citazione Carattere"/>
+    <w:basedOn w:val="Carpredefinitoparagrafo"/>
+    <w:link w:val="Citazione"/>
+    <w:uiPriority w:val="29"/>
+    <w:rsid w:val="002D0E58"/>
+    <w:rPr>
+      <w:i/>
+      <w:iCs/>
+      <w:color w:val="404040" w:themeColor="text1" w:themeTint="BF"/>
+    </w:rPr>
+  </w:style>
+  <w:style w:type="paragraph" w:styleId="Paragrafoelenco">
+    <w:name w:val="List Paragraph"/>
     <w:basedOn w:val="Normale"/>
+    <w:uiPriority w:val="34"/>
     <w:qFormat/>
+    <w:rsid w:val="002D0E58"/>
     <w:pPr>
-      <w:suppressLineNumbers/>
+      <w:ind w:left="720"/>
+      <w:contextualSpacing/>
     </w:pPr>
+  </w:style>
+  <w:style w:type="character" w:styleId="Enfasiintensa">
+    <w:name w:val="Intense Emphasis"/>
+    <w:basedOn w:val="Carpredefinitoparagrafo"/>
+    <w:uiPriority w:val="21"/>
+    <w:qFormat/>
+    <w:rsid w:val="002D0E58"/>
+    <w:rPr>
+      <w:i/>
+      <w:iCs/>
+      <w:color w:val="0F4761" w:themeColor="accent1" w:themeShade="BF"/>
+    </w:rPr>
+  </w:style>
+  <w:style w:type="paragraph" w:styleId="Citazioneintensa">
+    <w:name w:val="Intense Quote"/>
+    <w:basedOn w:val="Normale"/>
+    <w:next w:val="Normale"/>
+    <w:link w:val="CitazioneintensaCarattere"/>
+    <w:uiPriority w:val="30"/>
+    <w:qFormat/>
+    <w:rsid w:val="002D0E58"/>
+    <w:pPr>
+      <w:pBdr>
+        <w:top w:val="single" w:sz="4" w:space="10" w:color="0F4761" w:themeColor="accent1" w:themeShade="BF"/>
+        <w:bottom w:val="single" w:sz="4" w:space="10" w:color="0F4761" w:themeColor="accent1" w:themeShade="BF"/>
+      </w:pBdr>
+      <w:spacing w:before="360" w:after="360"/>
+      <w:ind w:left="864" w:right="864"/>
+      <w:jc w:val="center"/>
+    </w:pPr>
+    <w:rPr>
+      <w:i/>
+      <w:iCs/>
+      <w:color w:val="0F4761" w:themeColor="accent1" w:themeShade="BF"/>
+    </w:rPr>
+  </w:style>
+  <w:style w:type="character" w:customStyle="1" w:styleId="CitazioneintensaCarattere">
+    <w:name w:val="Citazione intensa Carattere"/>
+    <w:basedOn w:val="Carpredefinitoparagrafo"/>
+    <w:link w:val="Citazioneintensa"/>
+    <w:uiPriority w:val="30"/>
+    <w:rsid w:val="002D0E58"/>
+    <w:rPr>
+      <w:i/>
+      <w:iCs/>
+      <w:color w:val="0F4761" w:themeColor="accent1" w:themeShade="BF"/>
+    </w:rPr>
+  </w:style>
+  <w:style w:type="character" w:styleId="Riferimentointenso">
+    <w:name w:val="Intense Reference"/>
+    <w:basedOn w:val="Carpredefinitoparagrafo"/>
+    <w:uiPriority w:val="32"/>
+    <w:qFormat/>
+    <w:rsid w:val="002D0E58"/>
+    <w:rPr>
+      <w:b/>
+      <w:bCs/>
+      <w:smallCaps/>
+      <w:color w:val="0F4761" w:themeColor="accent1" w:themeShade="BF"/>
+      <w:spacing w:val="5"/>
+    </w:rPr>
   </w:style>
 </w:styles>
 </file>
 
 <file path=word/theme/theme1.xml><?xml version="1.0" encoding="utf-8"?>
-<a:theme xmlns:a="http://schemas.openxmlformats.org/drawingml/2006/main" name="Office">
+<a:theme xmlns:a="http://schemas.openxmlformats.org/drawingml/2006/main" name="Tema di Office">
   <a:themeElements>
-    <a:clrScheme name="LibreOffice">
+    <a:clrScheme name="Office">
       <a:dk1>
-        <a:srgbClr val="000000"/>
+        <a:sysClr val="windowText" lastClr="000000"/>
       </a:dk1>
       <a:lt1>
-        <a:srgbClr val="FFFFFF"/>
+        <a:sysClr val="window" lastClr="FFFFFF"/>
       </a:lt1>
       <a:dk2>
-        <a:srgbClr val="000000"/>
+        <a:srgbClr val="0E2841"/>
       </a:dk2>
       <a:lt2>
-        <a:srgbClr val="FFFFFF"/>
+        <a:srgbClr val="E8E8E8"/>
       </a:lt2>
       <a:accent1>
-        <a:srgbClr val="18A303"/>
+        <a:srgbClr val="156082"/>
       </a:accent1>
       <a:accent2>
-        <a:srgbClr val="0369A3"/>
+        <a:srgbClr val="E97132"/>
       </a:accent2>
       <a:accent3>
-        <a:srgbClr val="A33E03"/>
+        <a:srgbClr val="196B24"/>
       </a:accent3>
       <a:accent4>
-        <a:srgbClr val="8E03A3"/>
+        <a:srgbClr val="0F9ED5"/>
       </a:accent4>
       <a:accent5>
-        <a:srgbClr val="C99C00"/>
+        <a:srgbClr val="A02B93"/>
       </a:accent5>
       <a:accent6>
-        <a:srgbClr val="C9211E"/>
+        <a:srgbClr val="4EA72E"/>
       </a:accent6>
       <a:hlink>
-        <a:srgbClr val="0000EE"/>
+        <a:srgbClr val="467886"/>
       </a:hlink>
       <a:folHlink>
-        <a:srgbClr val="551A8B"/>
+        <a:srgbClr val="96607D"/>
       </a:folHlink>
     </a:clrScheme>
     <a:fontScheme name="Office">
       <a:majorFont>
-        <a:latin typeface="Arial"/>
-        <a:ea typeface="DejaVu Sans"/>
-        <a:cs typeface="DejaVu Sans"/>
+        <a:latin typeface="Aptos Display" panose="02110004020202020204"/>
+        <a:ea typeface=""/>
+        <a:cs typeface=""/>
+        <a:font script="Jpan" typeface="游ゴシック Light"/>
+        <a:font script="Hang" typeface="맑은 고딕"/>
+        <a:font script="Hans" typeface="等线 Light"/>
+        <a:font script="Hant" typeface="新細明體"/>
+        <a:font script="Arab" typeface="Times New Roman"/>
+        <a:font script="Hebr" typeface="Times New Roman"/>
+        <a:font script="Thai" typeface="Angsana New"/>
+        <a:font script="Ethi" typeface="Nyala"/>
+        <a:font script="Beng" typeface="Vrinda"/>
+        <a:font script="Gujr" typeface="Shruti"/>
+        <a:font script="Khmr" typeface="MoolBoran"/>
+        <a:font script="Knda" typeface="Tunga"/>
+        <a:font script="Guru" typeface="Raavi"/>
+        <a:font script="Cans" typeface="Euphemia"/>
+        <a:font script="Cher" typeface="Plantagenet Cherokee"/>
+        <a:font script="Yiii" typeface="Microsoft Yi Baiti"/>
+        <a:font script="Tibt" typeface="Microsoft Himalaya"/>
+        <a:font script="Thaa" typeface="MV Boli"/>
+        <a:font script="Deva" typeface="Mangal"/>
+        <a:font script="Telu" typeface="Gautami"/>
+        <a:font script="Taml" typeface="Latha"/>
+        <a:font script="Syrc" typeface="Estrangelo Edessa"/>
+        <a:font script="Orya" typeface="Kalinga"/>
+        <a:font script="Mlym" typeface="Kartika"/>
+        <a:font script="Laoo" typeface="DokChampa"/>
+        <a:font script="Sinh" typeface="Iskoola Pota"/>
+        <a:font script="Mong" typeface="Mongolian Baiti"/>
+        <a:font script="Viet" typeface="Times New Roman"/>
+        <a:font script="Uigh" typeface="Microsoft Uighur"/>
+        <a:font script="Geor" typeface="Sylfaen"/>
+        <a:font script="Armn" typeface="Arial"/>
+        <a:font script="Bugi" typeface="Leelawadee UI"/>
+        <a:font script="Bopo" typeface="Microsoft JhengHei"/>
+        <a:font script="Java" typeface="Javanese Text"/>
+        <a:font script="Lisu" typeface="Segoe UI"/>
+        <a:font script="Mymr" typeface="Myanmar Text"/>
+        <a:font script="Nkoo" typeface="Ebrima"/>
+        <a:font script="Olck" typeface="Nirmala UI"/>
+        <a:font script="Osma" typeface="Ebrima"/>
+        <a:font script="Phag" typeface="Phagspa"/>
+        <a:font script="Syrn" typeface="Estrangelo Edessa"/>
+        <a:font script="Syrj" typeface="Estrangelo Edessa"/>
+        <a:font script="Syre" typeface="Estrangelo Edessa"/>
+        <a:font script="Sora" typeface="Nirmala UI"/>
+        <a:font script="Tale" typeface="Microsoft Tai Le"/>
+        <a:font script="Talu" typeface="Microsoft New Tai Lue"/>
+        <a:font script="Tfng" typeface="Ebrima"/>
       </a:majorFont>
       <a:minorFont>
-        <a:latin typeface="Arial"/>
-        <a:ea typeface="DejaVu Sans"/>
-        <a:cs typeface="DejaVu Sans"/>
+        <a:latin typeface="Aptos" panose="02110004020202020204"/>
+        <a:ea typeface=""/>
+        <a:cs typeface=""/>
+        <a:font script="Jpan" typeface="游明朝"/>
+        <a:font script="Hang" typeface="맑은 고딕"/>
+        <a:font script="Hans" typeface="等线"/>
+        <a:font script="Hant" typeface="新細明體"/>
+        <a:font script="Arab" typeface="Arial"/>
+        <a:font script="Hebr" typeface="Arial"/>
+        <a:font script="Thai" typeface="Cordia New"/>
+        <a:font script="Ethi" typeface="Nyala"/>
+        <a:font script="Beng" typeface="Vrinda"/>
+        <a:font script="Gujr" typeface="Shruti"/>
+        <a:font script="Khmr" typeface="DaunPenh"/>
+        <a:font script="Knda" typeface="Tunga"/>
+        <a:font script="Guru" typeface="Raavi"/>
+        <a:font script="Cans" typeface="Euphemia"/>
+        <a:font script="Cher" typeface="Plantagenet Cherokee"/>
+        <a:font script="Yiii" typeface="Microsoft Yi Baiti"/>
+        <a:font script="Tibt" typeface="Microsoft Himalaya"/>
+        <a:font script="Thaa" typeface="MV Boli"/>
+        <a:font script="Deva" typeface="Mangal"/>
+        <a:font script="Telu" typeface="Gautami"/>
+        <a:font script="Taml" typeface="Latha"/>
+        <a:font script="Syrc" typeface="Estrangelo Edessa"/>
+        <a:font script="Orya" typeface="Kalinga"/>
+        <a:font script="Mlym" typeface="Kartika"/>
+        <a:font script="Laoo" typeface="DokChampa"/>
+        <a:font script="Sinh" typeface="Iskoola Pota"/>
+        <a:font script="Mong" typeface="Mongolian Baiti"/>
+        <a:font script="Viet" typeface="Arial"/>
+        <a:font script="Uigh" typeface="Microsoft Uighur"/>
+        <a:font script="Geor" typeface="Sylfaen"/>
+        <a:font script="Armn" typeface="Arial"/>
+        <a:font script="Bugi" typeface="Leelawadee UI"/>
+        <a:font script="Bopo" typeface="Microsoft JhengHei"/>
+        <a:font script="Java" typeface="Javanese Text"/>
+        <a:font script="Lisu" typeface="Segoe UI"/>
+        <a:font script="Mymr" typeface="Myanmar Text"/>
+        <a:font script="Nkoo" typeface="Ebrima"/>
+        <a:font script="Olck" typeface="Nirmala UI"/>
+        <a:font script="Osma" typeface="Ebrima"/>
+        <a:font script="Phag" typeface="Phagspa"/>
+        <a:font script="Syrn" typeface="Estrangelo Edessa"/>
+        <a:font script="Syrj" typeface="Estrangelo Edessa"/>
+        <a:font script="Syre" typeface="Estrangelo Edessa"/>
+        <a:font script="Sora" typeface="Nirmala UI"/>
+        <a:font script="Tale" typeface="Microsoft Tai Le"/>
+        <a:font script="Talu" typeface="Microsoft New Tai Lue"/>
+        <a:font script="Tfng" typeface="Ebrima"/>
       </a:minorFont>
     </a:fontScheme>
-    <a:fmtScheme>
+    <a:fmtScheme name="Office">
       <a:fillStyleLst>
         <a:solidFill>
           <a:schemeClr val="phClr"/>
         </a:solidFill>
-        <a:solidFill>
-          <a:schemeClr val="phClr"/>
-        </a:solidFill>
-        <a:solidFill>
-          <a:schemeClr val="phClr"/>
-        </a:solidFill>
+        <a:gradFill rotWithShape="1">
+          <a:gsLst>
+            <a:gs pos="0">
+              <a:schemeClr val="phClr">
+                <a:lumMod val="110000"/>
+                <a:satMod val="105000"/>
+                <a:tint val="67000"/>
+              </a:schemeClr>
+            </a:gs>
+            <a:gs pos="50000">
+              <a:schemeClr val="phClr">
+                <a:lumMod val="105000"/>
+                <a:satMod val="103000"/>
+                <a:tint val="73000"/>
+              </a:schemeClr>
+            </a:gs>
+            <a:gs pos="100000">
+              <a:schemeClr val="phClr">
+                <a:lumMod val="105000"/>
+                <a:satMod val="109000"/>
+                <a:tint val="81000"/>
+              </a:schemeClr>
+            </a:gs>
+          </a:gsLst>
+          <a:lin ang="5400000" scaled="0"/>
+        </a:gradFill>
+        <a:gradFill rotWithShape="1">
+          <a:gsLst>
+            <a:gs pos="0">
+              <a:schemeClr val="phClr">
+                <a:satMod val="103000"/>
+                <a:lumMod val="102000"/>
+                <a:tint val="94000"/>
+              </a:schemeClr>
+            </a:gs>
+            <a:gs pos="50000">
+              <a:schemeClr val="phClr">
+                <a:satMod val="110000"/>
+                <a:lumMod val="100000"/>
+                <a:shade val="100000"/>
+              </a:schemeClr>
+            </a:gs>
+            <a:gs pos="100000">
+              <a:schemeClr val="phClr">
+                <a:lumMod val="99000"/>
+                <a:satMod val="120000"/>
+                <a:shade val="78000"/>
+              </a:schemeClr>
+            </a:gs>
+          </a:gsLst>
+          <a:lin ang="5400000" scaled="0"/>
+        </a:gradFill>
       </a:fillStyleLst>
       <a:lnStyleLst>
         <a:ln w="6350" cap="flat" cmpd="sng" algn="ctr">
+          <a:solidFill>
+            <a:schemeClr val="phClr"/>
+          </a:solidFill>
           <a:prstDash val="solid"/>
-          <a:miter/>
+          <a:miter lim="800000"/>
         </a:ln>
-        <a:ln w="6350" cap="flat" cmpd="sng" algn="ctr">
+        <a:ln w="12700" cap="flat" cmpd="sng" algn="ctr">
+          <a:solidFill>
+            <a:schemeClr val="phClr"/>
+          </a:solidFill>
           <a:prstDash val="solid"/>
-          <a:miter/>
+          <a:miter lim="800000"/>
         </a:ln>
-        <a:ln w="6350" cap="flat" cmpd="sng" algn="ctr">
+        <a:ln w="19050" cap="flat" cmpd="sng" algn="ctr">
+          <a:solidFill>
+            <a:schemeClr val="phClr"/>
+          </a:solidFill>
           <a:prstDash val="solid"/>
-          <a:miter/>
+          <a:miter lim="800000"/>
         </a:ln>
       </a:lnStyleLst>
       <a:effectStyleLst>
@@ -1024,7 +3367,13 @@
           <a:effectLst/>
         </a:effectStyle>
         <a:effectStyle>
-          <a:effectLst/>
+          <a:effectLst>
+            <a:outerShdw blurRad="57150" dist="19050" dir="5400000" algn="ctr" rotWithShape="0">
+              <a:srgbClr val="000000">
+                <a:alpha val="63000"/>
+              </a:srgbClr>
+            </a:outerShdw>
+          </a:effectLst>
         </a:effectStyle>
       </a:effectStyleLst>
       <a:bgFillStyleLst>
@@ -1032,15 +3381,47 @@
           <a:schemeClr val="phClr"/>
         </a:solidFill>
         <a:solidFill>
-          <a:schemeClr val="phClr"/>
+          <a:schemeClr val="phClr">
+            <a:tint val="95000"/>
+            <a:satMod val="170000"/>
+          </a:schemeClr>
         </a:solidFill>
-        <a:solidFill>
-          <a:schemeClr val="phClr"/>
-        </a:solidFill>
+        <a:gradFill rotWithShape="1">
+          <a:gsLst>
+            <a:gs pos="0">
+              <a:schemeClr val="phClr">
+                <a:tint val="93000"/>
+                <a:satMod val="150000"/>
+                <a:shade val="98000"/>
+                <a:lumMod val="102000"/>
+              </a:schemeClr>
+            </a:gs>
+            <a:gs pos="50000">
+              <a:schemeClr val="phClr">
+                <a:tint val="98000"/>
+                <a:satMod val="130000"/>
+                <a:shade val="90000"/>
+                <a:lumMod val="103000"/>
+              </a:schemeClr>
+            </a:gs>
+            <a:gs pos="100000">
+              <a:schemeClr val="phClr">
+                <a:shade val="63000"/>
+                <a:satMod val="120000"/>
+              </a:schemeClr>
+            </a:gs>
+          </a:gsLst>
+          <a:lin ang="5400000" scaled="0"/>
+        </a:gradFill>
       </a:bgFillStyleLst>
     </a:fmtScheme>
   </a:themeElements>
   <a:objectDefaults/>
   <a:extraClrSchemeLst/>
+  <a:extLst>
+    <a:ext uri="{05A4C25C-085E-4340-85A3-A5531E510DB2}">
+      <thm15:themeFamily xmlns:thm15="http://schemas.microsoft.com/office/thememl/2012/main" name="Office Theme" id="{2E142A2C-CD16-42D6-873A-C26D2A0506FA}" vid="{1BDDFF52-6CD6-40A5-AB3C-68EB2F1E4D0A}"/>
+    </a:ext>
+  </a:extLst>
 </a:theme>
 </file>
--- a/DOCS_DA_CONVERTIRE/arco3_fornasari_es.docx
+++ b/DOCS_DA_CONVERTIRE/arco3_fornasari_es.docx
@@ -1,114 +1,708 @@
 
 <file path=word/document.xml><?xml version="1.0" encoding="utf-8"?>
-<w:document xmlns:mc="http://schemas.openxmlformats.org/markup-compatibility/2006" xmlns:o="urn:schemas-microsoft-com:office:office" xmlns:r="http://schemas.openxmlformats.org/officeDocument/2006/relationships" xmlns:m="http://schemas.openxmlformats.org/officeDocument/2006/math" xmlns:v="urn:schemas-microsoft-com:vml" xmlns:wp="http://schemas.openxmlformats.org/drawingml/2006/wordprocessingDrawing" xmlns:w10="urn:schemas-microsoft-com:office:word" xmlns:w="http://schemas.openxmlformats.org/wordprocessingml/2006/main" xmlns:wne="http://schemas.microsoft.com/office/word/2006/wordml" xmlns:sl="http://schemas.openxmlformats.org/schemaLibrary/2006/main" xmlns:a="http://schemas.openxmlformats.org/drawingml/2006/main" xmlns:pic="http://schemas.openxmlformats.org/drawingml/2006/picture" xmlns:c="http://schemas.openxmlformats.org/drawingml/2006/chart" xmlns:lc="http://schemas.openxmlformats.org/drawingml/2006/lockedCanvas" xmlns:dgm="http://schemas.openxmlformats.org/drawingml/2006/diagram" xmlns:wps="http://schemas.microsoft.com/office/word/2010/wordprocessingShape" xmlns:wpg="http://schemas.microsoft.com/office/word/2010/wordprocessingGroup" xmlns:w14="http://schemas.microsoft.com/office/word/2010/wordml" xmlns:w15="http://schemas.microsoft.com/office/word/2012/wordml" xmlns:w16="http://schemas.microsoft.com/office/word/2018/wordml" xmlns:w16cex="http://schemas.microsoft.com/office/word/2018/wordml/cex" xmlns:w16cid="http://schemas.microsoft.com/office/word/2016/wordml/cid" xmlns="http://schemas.microsoft.com/office/tasks/2019/documenttasks" xmlns:cr="http://schemas.microsoft.com/office/comments/2020/reactions">
+<w:document xmlns:wpc="http://schemas.microsoft.com/office/word/2010/wordprocessingCanvas" xmlns:cx="http://schemas.microsoft.com/office/drawing/2014/chartex" xmlns:cx1="http://schemas.microsoft.com/office/drawing/2015/9/8/chartex" xmlns:cx2="http://schemas.microsoft.com/office/drawing/2015/10/21/chartex" xmlns:cx3="http://schemas.microsoft.com/office/drawing/2016/5/9/chartex" xmlns:cx4="http://schemas.microsoft.com/office/drawing/2016/5/10/chartex" xmlns:cx5="http://schemas.microsoft.com/office/drawing/2016/5/11/chartex" xmlns:cx6="http://schemas.microsoft.com/office/drawing/2016/5/12/chartex" xmlns:cx7="http://schemas.microsoft.com/office/drawing/2016/5/13/chartex" xmlns:cx8="http://schemas.microsoft.com/office/drawing/2016/5/14/chartex" xmlns:mc="http://schemas.openxmlformats.org/markup-compatibility/2006" xmlns:aink="http://schemas.microsoft.com/office/drawing/2016/ink" xmlns:am3d="http://schemas.microsoft.com/office/drawing/2017/model3d" xmlns:o="urn:schemas-microsoft-com:office:office" xmlns:oel="http://schemas.microsoft.com/office/2019/extlst" xmlns:r="http://schemas.openxmlformats.org/officeDocument/2006/relationships" xmlns:m="http://schemas.openxmlformats.org/officeDocument/2006/math" xmlns:v="urn:schemas-microsoft-com:vml" xmlns:wp14="http://schemas.microsoft.com/office/word/2010/wordprocessingDrawing" xmlns:wp="http://schemas.openxmlformats.org/drawingml/2006/wordprocessingDrawing" xmlns:w10="urn:schemas-microsoft-com:office:word" xmlns:w="http://schemas.openxmlformats.org/wordprocessingml/2006/main" xmlns:w14="http://schemas.microsoft.com/office/word/2010/wordml" xmlns:w15="http://schemas.microsoft.com/office/word/2012/wordml" xmlns:w16cex="http://schemas.microsoft.com/office/word/2018/wordml/cex" xmlns:w16cid="http://schemas.microsoft.com/office/word/2016/wordml/cid" xmlns:w16="http://schemas.microsoft.com/office/word/2018/wordml" xmlns:w16du="http://schemas.microsoft.com/office/word/2023/wordml/word16du" xmlns:w16sdtdh="http://schemas.microsoft.com/office/word/2020/wordml/sdtdatahash" xmlns:w16sdtfl="http://schemas.microsoft.com/office/word/2024/wordml/sdtformatlock" xmlns:w16se="http://schemas.microsoft.com/office/word/2015/wordml/symex" xmlns:wpg="http://schemas.microsoft.com/office/word/2010/wordprocessingGroup" xmlns:wpi="http://schemas.microsoft.com/office/word/2010/wordprocessingInk" xmlns:wne="http://schemas.microsoft.com/office/word/2006/wordml" xmlns:wps="http://schemas.microsoft.com/office/word/2010/wordprocessingShape" mc:Ignorable="w14 w15 w16se w16cid w16 w16cex w16sdtdh w16sdtfl w16du wp14">
   <w:body>
     <w:p>
       <w:pPr>
-        <w:pStyle w:val="Heading1"/>
-        <w:pBdr>
-          <w:top w:space="0" w:sz="0" w:val="nil"/>
-          <w:left w:space="0" w:sz="0" w:val="nil"/>
-          <w:bottom w:space="0" w:sz="0" w:val="nil"/>
-          <w:right w:space="0" w:sz="0" w:val="nil"/>
-          <w:between w:space="0" w:sz="0" w:val="nil"/>
-        </w:pBdr>
-        <w:shd w:fill="auto" w:val="clear"/>
-        <w:rPr/>
-      </w:pPr>
-      <w:r>
-        <w:rPr>
-          <w:rtl w:val="0"/>
-        </w:rPr>
-        <w:t xml:space="preserve">Arco 3 Lápida Conmemorativa del Abad Ippolito Fornasari</w:t>
+        <w:pStyle w:val="Titolo1"/>
+      </w:pPr>
+      <w:r>
+        <w:t xml:space="preserve">Arco 3 </w:t>
+      </w:r>
+      <w:proofErr w:type="spellStart"/>
+      <w:r>
+        <w:t>Lápida</w:t>
+      </w:r>
+      <w:proofErr w:type="spellEnd"/>
+      <w:r>
+        <w:t xml:space="preserve"> </w:t>
+      </w:r>
+      <w:proofErr w:type="spellStart"/>
+      <w:r>
+        <w:t>Conmemorativa</w:t>
+      </w:r>
+      <w:proofErr w:type="spellEnd"/>
+      <w:r>
+        <w:t xml:space="preserve"> del Abad Ippolito Fornasari</w:t>
       </w:r>
     </w:p>
     <w:p>
       <w:pPr>
         <w:pBdr>
-          <w:top w:space="0" w:sz="0" w:val="nil"/>
-          <w:left w:space="0" w:sz="0" w:val="nil"/>
-          <w:bottom w:space="0" w:sz="0" w:val="nil"/>
-          <w:right w:space="0" w:sz="0" w:val="nil"/>
-          <w:between w:space="0" w:sz="0" w:val="nil"/>
+          <w:top w:val="nil"/>
+          <w:left w:val="nil"/>
+          <w:bottom w:val="nil"/>
+          <w:right w:val="nil"/>
+          <w:between w:val="nil"/>
         </w:pBdr>
-        <w:shd w:fill="auto" w:val="clear"/>
-        <w:rPr/>
-      </w:pPr>
-      <w:r>
-        <w:rPr>
-          <w:rtl w:val="0"/>
-        </w:rPr>
-        <w:t xml:space="preserve">El sistema de pórticos que sube al Colle della Guardia fue construido gracias a una extraordinaria participación colectiva: familias nobles, gremios de artes y oficios, pero también ciudadanos adinerados o figuras religiosas financiaron la construcción de uno o más arcos, dejando una lápida en memoria de su contribución. El conde Gioseffo Carpegna financió la edificación del Arco 3 del Pórtico de San Luca. Como testimonio de la obra realizada, se creó la lápida conmemorativa que se describe a continuación.</w:t>
+      </w:pPr>
+      <w:r>
+        <w:t xml:space="preserve">El sistema de </w:t>
+      </w:r>
+      <w:proofErr w:type="spellStart"/>
+      <w:r>
+        <w:t>pórticos</w:t>
+      </w:r>
+      <w:proofErr w:type="spellEnd"/>
+      <w:r>
+        <w:t xml:space="preserve"> </w:t>
+      </w:r>
+      <w:proofErr w:type="spellStart"/>
+      <w:r>
+        <w:t>que</w:t>
+      </w:r>
+      <w:proofErr w:type="spellEnd"/>
+      <w:r>
+        <w:t xml:space="preserve"> </w:t>
+      </w:r>
+      <w:proofErr w:type="spellStart"/>
+      <w:r>
+        <w:t>sube</w:t>
+      </w:r>
+      <w:proofErr w:type="spellEnd"/>
+      <w:r>
+        <w:t xml:space="preserve"> al Colle della Guardia </w:t>
+      </w:r>
+      <w:proofErr w:type="spellStart"/>
+      <w:r>
+        <w:t>fue</w:t>
+      </w:r>
+      <w:proofErr w:type="spellEnd"/>
+      <w:r>
+        <w:t xml:space="preserve"> </w:t>
+      </w:r>
+      <w:proofErr w:type="spellStart"/>
+      <w:r>
+        <w:t>construido</w:t>
+      </w:r>
+      <w:proofErr w:type="spellEnd"/>
+      <w:r>
+        <w:t xml:space="preserve"> </w:t>
+      </w:r>
+      <w:proofErr w:type="spellStart"/>
+      <w:r>
+        <w:t>gracias</w:t>
+      </w:r>
+      <w:proofErr w:type="spellEnd"/>
+      <w:r>
+        <w:t xml:space="preserve"> a una </w:t>
+      </w:r>
+      <w:proofErr w:type="spellStart"/>
+      <w:r>
+        <w:t>extraordinaria</w:t>
+      </w:r>
+      <w:proofErr w:type="spellEnd"/>
+      <w:r>
+        <w:t xml:space="preserve"> </w:t>
+      </w:r>
+      <w:proofErr w:type="spellStart"/>
+      <w:r>
+        <w:t>participación</w:t>
+      </w:r>
+      <w:proofErr w:type="spellEnd"/>
+      <w:r>
+        <w:t xml:space="preserve"> </w:t>
+      </w:r>
+      <w:proofErr w:type="spellStart"/>
+      <w:r>
+        <w:t>colectiva</w:t>
+      </w:r>
+      <w:proofErr w:type="spellEnd"/>
+      <w:r>
+        <w:t xml:space="preserve">: </w:t>
+      </w:r>
+      <w:proofErr w:type="spellStart"/>
+      <w:r>
+        <w:t>familias</w:t>
+      </w:r>
+      <w:proofErr w:type="spellEnd"/>
+      <w:r>
+        <w:t xml:space="preserve"> </w:t>
+      </w:r>
+      <w:proofErr w:type="spellStart"/>
+      <w:r>
+        <w:t>nobles</w:t>
+      </w:r>
+      <w:proofErr w:type="spellEnd"/>
+      <w:r>
+        <w:t xml:space="preserve">, </w:t>
+      </w:r>
+      <w:proofErr w:type="spellStart"/>
+      <w:r>
+        <w:t>gremios</w:t>
+      </w:r>
+      <w:proofErr w:type="spellEnd"/>
+      <w:r>
+        <w:t xml:space="preserve"> de </w:t>
+      </w:r>
+      <w:proofErr w:type="spellStart"/>
+      <w:r>
+        <w:t>artes</w:t>
+      </w:r>
+      <w:proofErr w:type="spellEnd"/>
+      <w:r>
+        <w:t xml:space="preserve"> y </w:t>
+      </w:r>
+      <w:proofErr w:type="spellStart"/>
+      <w:r>
+        <w:t>oficios</w:t>
+      </w:r>
+      <w:proofErr w:type="spellEnd"/>
+      <w:r>
+        <w:t xml:space="preserve">, pero </w:t>
+      </w:r>
+      <w:proofErr w:type="spellStart"/>
+      <w:r>
+        <w:t>también</w:t>
+      </w:r>
+      <w:proofErr w:type="spellEnd"/>
+      <w:r>
+        <w:t xml:space="preserve"> </w:t>
+      </w:r>
+      <w:proofErr w:type="spellStart"/>
+      <w:r>
+        <w:t>ciudadanos</w:t>
+      </w:r>
+      <w:proofErr w:type="spellEnd"/>
+      <w:r>
+        <w:t xml:space="preserve"> </w:t>
+      </w:r>
+      <w:proofErr w:type="spellStart"/>
+      <w:r>
+        <w:t>adinerados</w:t>
+      </w:r>
+      <w:proofErr w:type="spellEnd"/>
+      <w:r>
+        <w:t xml:space="preserve"> o </w:t>
+      </w:r>
+      <w:proofErr w:type="spellStart"/>
+      <w:r>
+        <w:t>figuras</w:t>
+      </w:r>
+      <w:proofErr w:type="spellEnd"/>
+      <w:r>
+        <w:t xml:space="preserve"> </w:t>
+      </w:r>
+      <w:proofErr w:type="spellStart"/>
+      <w:r>
+        <w:t>religiosas</w:t>
+      </w:r>
+      <w:proofErr w:type="spellEnd"/>
+      <w:r>
+        <w:t xml:space="preserve"> </w:t>
+      </w:r>
+      <w:proofErr w:type="spellStart"/>
+      <w:r>
+        <w:t>financiaron</w:t>
+      </w:r>
+      <w:proofErr w:type="spellEnd"/>
+      <w:r>
+        <w:t xml:space="preserve"> la </w:t>
+      </w:r>
+      <w:proofErr w:type="spellStart"/>
+      <w:r>
+        <w:t>construcción</w:t>
+      </w:r>
+      <w:proofErr w:type="spellEnd"/>
+      <w:r>
+        <w:t xml:space="preserve"> de uno o </w:t>
+      </w:r>
+      <w:proofErr w:type="spellStart"/>
+      <w:r>
+        <w:t>más</w:t>
+      </w:r>
+      <w:proofErr w:type="spellEnd"/>
+      <w:r>
+        <w:t xml:space="preserve"> </w:t>
+      </w:r>
+      <w:proofErr w:type="spellStart"/>
+      <w:r>
+        <w:t>arcos</w:t>
+      </w:r>
+      <w:proofErr w:type="spellEnd"/>
+      <w:r>
+        <w:t xml:space="preserve">, </w:t>
+      </w:r>
+      <w:proofErr w:type="spellStart"/>
+      <w:r>
+        <w:t>dejando</w:t>
+      </w:r>
+      <w:proofErr w:type="spellEnd"/>
+      <w:r>
+        <w:t xml:space="preserve"> una </w:t>
+      </w:r>
+      <w:proofErr w:type="spellStart"/>
+      <w:r>
+        <w:t>lápida</w:t>
+      </w:r>
+      <w:proofErr w:type="spellEnd"/>
+      <w:r>
+        <w:t xml:space="preserve"> en memoria de su </w:t>
+      </w:r>
+      <w:proofErr w:type="spellStart"/>
+      <w:r>
+        <w:t>contribución</w:t>
+      </w:r>
+      <w:proofErr w:type="spellEnd"/>
+      <w:r>
+        <w:t xml:space="preserve">. </w:t>
       </w:r>
     </w:p>
     <w:p>
       <w:pPr>
         <w:pBdr>
-          <w:top w:space="0" w:sz="0" w:val="nil"/>
-          <w:left w:space="0" w:sz="0" w:val="nil"/>
-          <w:bottom w:space="0" w:sz="0" w:val="nil"/>
-          <w:right w:space="0" w:sz="0" w:val="nil"/>
-          <w:between w:space="0" w:sz="0" w:val="nil"/>
+          <w:top w:val="nil"/>
+          <w:left w:val="nil"/>
+          <w:bottom w:val="nil"/>
+          <w:right w:val="nil"/>
+          <w:between w:val="nil"/>
         </w:pBdr>
-        <w:shd w:fill="auto" w:val="clear"/>
-        <w:rPr>
-          <w:rFonts w:ascii="Courier" w:cs="Courier" w:eastAsia="Courier" w:hAnsi="Courier"/>
-        </w:rPr>
-      </w:pPr>
-      <w:r>
-        <w:rPr>
-          <w:rFonts w:ascii="Courier" w:cs="Courier" w:eastAsia="Courier" w:hAnsi="Courier"/>
-          <w:rtl w:val="0"/>
-        </w:rPr>
-        <w:t xml:space="preserve">CHRISTO PONT. OPTIMO</w:t>
-        <w:br w:type="textWrapping"/>
-        <w:t xml:space="preserve">AUGUSTAE VM MATRI</w:t>
-        <w:br w:type="textWrapping"/>
-        <w:t xml:space="preserve">IPPOLITO ABBA FORNASARIUS BON. G. NOB.</w:t>
-        <w:br w:type="textWrapping"/>
-        <w:t xml:space="preserve">EN PATR. ARCHIGYM. IC DE MANE PRIM. EMER. D.</w:t>
-        <w:br w:type="textWrapping"/>
-      </w:r>
+      </w:pPr>
     </w:p>
     <w:p>
       <w:pPr>
-        <w:pBdr>
-          <w:top w:space="0" w:sz="0" w:val="nil"/>
-          <w:left w:space="0" w:sz="0" w:val="nil"/>
-          <w:bottom w:space="0" w:sz="0" w:val="nil"/>
-          <w:right w:space="0" w:sz="0" w:val="nil"/>
-          <w:between w:space="0" w:sz="0" w:val="nil"/>
-        </w:pBdr>
-        <w:shd w:fill="auto" w:val="clear"/>
-        <w:spacing w:after="240" w:lineRule="auto"/>
-        <w:rPr/>
-      </w:pPr>
-      <w:r>
-        <w:rPr>
-          <w:rtl w:val="0"/>
-        </w:rPr>
-        <w:t xml:space="preserve">Esta inscripción es un ejemplo clásico de epigrafía latina barroca o neoclásica, probablemente situada en un contexto monumental o académico (como sugiere la referencia al Archiginnasio). Se trata de una dedicatoria solemne que une la devoción religiosa y el orgullo académico/nobiliario.</w:t>
+        <w:spacing w:line="278" w:lineRule="auto"/>
+        <w:jc w:val="center"/>
+      </w:pPr>
+      <w:r>
+        <w:drawing>
+          <wp:inline distT="0" distB="0" distL="0" distR="0" wp14:anchorId="1227EA28" wp14:editId="204EC22C">
+            <wp:extent cx="3665220" cy="2255520"/>
+            <wp:effectExtent l="0" t="0" r="0" b="0"/>
+            <wp:docPr id="1801617474" name="Immagine 2"/>
+            <wp:cNvGraphicFramePr>
+              <a:graphicFrameLocks xmlns:a="http://schemas.openxmlformats.org/drawingml/2006/main" noChangeAspect="1"/>
+            </wp:cNvGraphicFramePr>
+            <a:graphic xmlns:a="http://schemas.openxmlformats.org/drawingml/2006/main">
+              <a:graphicData uri="http://schemas.openxmlformats.org/drawingml/2006/picture">
+                <pic:pic xmlns:pic="http://schemas.openxmlformats.org/drawingml/2006/picture">
+                  <pic:nvPicPr>
+                    <pic:cNvPr id="0" name="Immagine 1"/>
+                    <pic:cNvPicPr>
+                      <a:picLocks noChangeAspect="1" noChangeArrowheads="1"/>
+                    </pic:cNvPicPr>
+                  </pic:nvPicPr>
+                  <pic:blipFill>
+                    <a:blip r:embed="rId5">
+                      <a:extLst>
+                        <a:ext uri="{28A0092B-C50C-407E-A947-70E740481C1C}">
+                          <a14:useLocalDpi xmlns:a14="http://schemas.microsoft.com/office/drawing/2010/main" val="0"/>
+                        </a:ext>
+                      </a:extLst>
+                    </a:blip>
+                    <a:srcRect/>
+                    <a:stretch>
+                      <a:fillRect/>
+                    </a:stretch>
+                  </pic:blipFill>
+                  <pic:spPr bwMode="auto">
+                    <a:xfrm>
+                      <a:off x="0" y="0"/>
+                      <a:ext cx="3665220" cy="2255520"/>
+                    </a:xfrm>
+                    <a:prstGeom prst="rect">
+                      <a:avLst/>
+                    </a:prstGeom>
+                    <a:noFill/>
+                    <a:ln>
+                      <a:noFill/>
+                    </a:ln>
+                  </pic:spPr>
+                </pic:pic>
+              </a:graphicData>
+            </a:graphic>
+          </wp:inline>
+        </w:drawing>
       </w:r>
     </w:p>
     <w:p>
       <w:pPr>
-        <w:pStyle w:val="Heading3"/>
+        <w:spacing w:line="278" w:lineRule="auto"/>
+        <w:jc w:val="center"/>
+      </w:pPr>
+      <w:r>
+        <w:t>[SPLIT_BLOCK:arco3_lapide.jpg]</w:t>
+      </w:r>
+    </w:p>
+    <w:p>
+      <w:pPr>
         <w:pBdr>
-          <w:top w:space="0" w:sz="0" w:val="nil"/>
-          <w:left w:space="0" w:sz="0" w:val="nil"/>
-          <w:bottom w:space="0" w:sz="0" w:val="nil"/>
-          <w:right w:space="0" w:sz="0" w:val="nil"/>
-          <w:between w:space="0" w:sz="0" w:val="nil"/>
+          <w:top w:val="nil"/>
+          <w:left w:val="nil"/>
+          <w:bottom w:val="nil"/>
+          <w:right w:val="nil"/>
+          <w:between w:val="nil"/>
         </w:pBdr>
-        <w:shd w:fill="auto" w:val="clear"/>
-        <w:spacing w:before="0" w:lineRule="auto"/>
-        <w:rPr/>
-      </w:pPr>
-      <w:r>
+      </w:pPr>
+    </w:p>
+    <w:p>
+      <w:pPr>
+        <w:pBdr>
+          <w:top w:val="nil"/>
+          <w:left w:val="nil"/>
+          <w:bottom w:val="nil"/>
+          <w:right w:val="nil"/>
+          <w:between w:val="nil"/>
+        </w:pBdr>
+      </w:pPr>
+      <w:r>
+        <w:t xml:space="preserve">El </w:t>
+      </w:r>
+      <w:proofErr w:type="spellStart"/>
+      <w:r>
+        <w:t>conde</w:t>
+      </w:r>
+      <w:proofErr w:type="spellEnd"/>
+      <w:r>
+        <w:t xml:space="preserve"> Gioseffo Carpegna </w:t>
+      </w:r>
+      <w:proofErr w:type="spellStart"/>
+      <w:r>
+        <w:t>financió</w:t>
+      </w:r>
+      <w:proofErr w:type="spellEnd"/>
+      <w:r>
+        <w:t xml:space="preserve"> la </w:t>
+      </w:r>
+      <w:proofErr w:type="spellStart"/>
+      <w:r>
+        <w:t>edificación</w:t>
+      </w:r>
+      <w:proofErr w:type="spellEnd"/>
+      <w:r>
+        <w:t xml:space="preserve"> del Arco 3 del </w:t>
+      </w:r>
+      <w:proofErr w:type="spellStart"/>
+      <w:r>
+        <w:t>Pórtico</w:t>
+      </w:r>
+      <w:proofErr w:type="spellEnd"/>
+      <w:r>
+        <w:t xml:space="preserve"> de San Luca. Como testimonio de la </w:t>
+      </w:r>
+      <w:proofErr w:type="spellStart"/>
+      <w:r>
+        <w:t>obra</w:t>
+      </w:r>
+      <w:proofErr w:type="spellEnd"/>
+      <w:r>
+        <w:t xml:space="preserve"> </w:t>
+      </w:r>
+      <w:proofErr w:type="spellStart"/>
+      <w:r>
+        <w:t>realizada</w:t>
+      </w:r>
+      <w:proofErr w:type="spellEnd"/>
+      <w:r>
+        <w:t xml:space="preserve">, se </w:t>
+      </w:r>
+      <w:proofErr w:type="spellStart"/>
+      <w:r>
+        <w:t>creó</w:t>
+      </w:r>
+      <w:proofErr w:type="spellEnd"/>
+      <w:r>
+        <w:t xml:space="preserve"> la </w:t>
+      </w:r>
+      <w:proofErr w:type="spellStart"/>
+      <w:r>
+        <w:t>lápida</w:t>
+      </w:r>
+      <w:proofErr w:type="spellEnd"/>
+      <w:r>
+        <w:t xml:space="preserve"> </w:t>
+      </w:r>
+      <w:proofErr w:type="spellStart"/>
+      <w:r>
+        <w:t>conmemorativa</w:t>
+      </w:r>
+      <w:proofErr w:type="spellEnd"/>
+      <w:r>
+        <w:t xml:space="preserve"> </w:t>
+      </w:r>
+      <w:proofErr w:type="spellStart"/>
+      <w:r>
+        <w:t>que</w:t>
+      </w:r>
+      <w:proofErr w:type="spellEnd"/>
+      <w:r>
+        <w:t xml:space="preserve"> se </w:t>
+      </w:r>
+      <w:proofErr w:type="spellStart"/>
+      <w:r>
+        <w:t>describe</w:t>
+      </w:r>
+      <w:proofErr w:type="spellEnd"/>
+      <w:r>
+        <w:t xml:space="preserve"> a </w:t>
+      </w:r>
+      <w:proofErr w:type="spellStart"/>
+      <w:r>
+        <w:t>continuación</w:t>
+      </w:r>
+      <w:proofErr w:type="spellEnd"/>
+      <w:r>
+        <w:t>.</w:t>
+      </w:r>
+    </w:p>
+    <w:p>
+      <w:pPr>
+        <w:pBdr>
+          <w:top w:val="nil"/>
+          <w:left w:val="nil"/>
+          <w:bottom w:val="nil"/>
+          <w:right w:val="nil"/>
+          <w:between w:val="nil"/>
+        </w:pBdr>
         <w:rPr>
-          <w:rtl w:val="0"/>
+          <w:rFonts w:ascii="Courier" w:eastAsia="Courier" w:hAnsi="Courier" w:cs="Courier"/>
         </w:rPr>
-        <w:t xml:space="preserve">Decodificación de las cuatro líneas:</w:t>
+      </w:pPr>
+      <w:r>
+        <w:rPr>
+          <w:rFonts w:ascii="Courier" w:eastAsia="Courier" w:hAnsi="Courier" w:cs="Courier"/>
+        </w:rPr>
+        <w:t>CHRISTO PONT. OPTIMO</w:t>
+      </w:r>
+      <w:r>
+        <w:rPr>
+          <w:rFonts w:ascii="Courier" w:eastAsia="Courier" w:hAnsi="Courier" w:cs="Courier"/>
+        </w:rPr>
+        <w:br/>
+        <w:t>AUGUSTAE VM MATRI</w:t>
+      </w:r>
+      <w:r>
+        <w:rPr>
+          <w:rFonts w:ascii="Courier" w:eastAsia="Courier" w:hAnsi="Courier" w:cs="Courier"/>
+        </w:rPr>
+        <w:br/>
+        <w:t>IPPOLITO ABBA FORNASARIUS BON. G. NOB.</w:t>
+      </w:r>
+      <w:r>
+        <w:rPr>
+          <w:rFonts w:ascii="Courier" w:eastAsia="Courier" w:hAnsi="Courier" w:cs="Courier"/>
+        </w:rPr>
+        <w:br/>
+        <w:t>EN PATR. ARCHIGYM. IC DE MANE PRIM. EMER. D.</w:t>
+      </w:r>
+      <w:r>
+        <w:rPr>
+          <w:rFonts w:ascii="Courier" w:eastAsia="Courier" w:hAnsi="Courier" w:cs="Courier"/>
+        </w:rPr>
+        <w:br/>
+      </w:r>
+    </w:p>
+    <w:p>
+      <w:pPr>
+        <w:pBdr>
+          <w:top w:val="nil"/>
+          <w:left w:val="nil"/>
+          <w:bottom w:val="nil"/>
+          <w:right w:val="nil"/>
+          <w:between w:val="nil"/>
+        </w:pBdr>
+        <w:spacing w:after="240"/>
+      </w:pPr>
+      <w:r>
+        <w:t xml:space="preserve">Esta </w:t>
+      </w:r>
+      <w:proofErr w:type="spellStart"/>
+      <w:r>
+        <w:t>inscripción</w:t>
+      </w:r>
+      <w:proofErr w:type="spellEnd"/>
+      <w:r>
+        <w:t xml:space="preserve"> es un </w:t>
+      </w:r>
+      <w:proofErr w:type="spellStart"/>
+      <w:r>
+        <w:t>ejemplo</w:t>
+      </w:r>
+      <w:proofErr w:type="spellEnd"/>
+      <w:r>
+        <w:t xml:space="preserve"> </w:t>
+      </w:r>
+      <w:proofErr w:type="spellStart"/>
+      <w:r>
+        <w:t>clásico</w:t>
+      </w:r>
+      <w:proofErr w:type="spellEnd"/>
+      <w:r>
+        <w:t xml:space="preserve"> de </w:t>
+      </w:r>
+      <w:proofErr w:type="spellStart"/>
+      <w:r>
+        <w:t>epigrafía</w:t>
+      </w:r>
+      <w:proofErr w:type="spellEnd"/>
+      <w:r>
+        <w:t xml:space="preserve"> latina </w:t>
+      </w:r>
+      <w:proofErr w:type="spellStart"/>
+      <w:r>
+        <w:t>barroca</w:t>
+      </w:r>
+      <w:proofErr w:type="spellEnd"/>
+      <w:r>
+        <w:t xml:space="preserve"> o </w:t>
+      </w:r>
+      <w:proofErr w:type="spellStart"/>
+      <w:r>
+        <w:t>neoclásica</w:t>
+      </w:r>
+      <w:proofErr w:type="spellEnd"/>
+      <w:r>
+        <w:t xml:space="preserve">, </w:t>
+      </w:r>
+      <w:proofErr w:type="spellStart"/>
+      <w:r>
+        <w:t>probablemente</w:t>
+      </w:r>
+      <w:proofErr w:type="spellEnd"/>
+      <w:r>
+        <w:t xml:space="preserve"> </w:t>
+      </w:r>
+      <w:proofErr w:type="spellStart"/>
+      <w:r>
+        <w:t>situada</w:t>
+      </w:r>
+      <w:proofErr w:type="spellEnd"/>
+      <w:r>
+        <w:t xml:space="preserve"> en un </w:t>
+      </w:r>
+      <w:proofErr w:type="spellStart"/>
+      <w:r>
+        <w:t>contexto</w:t>
+      </w:r>
+      <w:proofErr w:type="spellEnd"/>
+      <w:r>
+        <w:t xml:space="preserve"> </w:t>
+      </w:r>
+      <w:proofErr w:type="spellStart"/>
+      <w:r>
+        <w:t>monumental</w:t>
+      </w:r>
+      <w:proofErr w:type="spellEnd"/>
+      <w:r>
+        <w:t xml:space="preserve"> o </w:t>
+      </w:r>
+      <w:proofErr w:type="spellStart"/>
+      <w:r>
+        <w:t>académico</w:t>
+      </w:r>
+      <w:proofErr w:type="spellEnd"/>
+      <w:r>
+        <w:t xml:space="preserve"> (como </w:t>
+      </w:r>
+      <w:proofErr w:type="spellStart"/>
+      <w:r>
+        <w:t>sugiere</w:t>
+      </w:r>
+      <w:proofErr w:type="spellEnd"/>
+      <w:r>
+        <w:t xml:space="preserve"> la </w:t>
+      </w:r>
+      <w:proofErr w:type="spellStart"/>
+      <w:r>
+        <w:t>referencia</w:t>
+      </w:r>
+      <w:proofErr w:type="spellEnd"/>
+      <w:r>
+        <w:t xml:space="preserve"> al Archiginnasio). Se </w:t>
+      </w:r>
+      <w:proofErr w:type="spellStart"/>
+      <w:r>
+        <w:t>trata</w:t>
+      </w:r>
+      <w:proofErr w:type="spellEnd"/>
+      <w:r>
+        <w:t xml:space="preserve"> de una dedicatoria </w:t>
+      </w:r>
+      <w:proofErr w:type="spellStart"/>
+      <w:r>
+        <w:t>solemne</w:t>
+      </w:r>
+      <w:proofErr w:type="spellEnd"/>
+      <w:r>
+        <w:t xml:space="preserve"> </w:t>
+      </w:r>
+      <w:proofErr w:type="spellStart"/>
+      <w:r>
+        <w:t>que</w:t>
+      </w:r>
+      <w:proofErr w:type="spellEnd"/>
+      <w:r>
+        <w:t xml:space="preserve"> une la </w:t>
+      </w:r>
+      <w:proofErr w:type="spellStart"/>
+      <w:r>
+        <w:t>devoción</w:t>
+      </w:r>
+      <w:proofErr w:type="spellEnd"/>
+      <w:r>
+        <w:t xml:space="preserve"> religiosa y </w:t>
+      </w:r>
+      <w:proofErr w:type="spellStart"/>
+      <w:r>
+        <w:t>el</w:t>
+      </w:r>
+      <w:proofErr w:type="spellEnd"/>
+      <w:r>
+        <w:t xml:space="preserve"> </w:t>
+      </w:r>
+      <w:proofErr w:type="spellStart"/>
+      <w:r>
+        <w:t>orgullo</w:t>
+      </w:r>
+      <w:proofErr w:type="spellEnd"/>
+      <w:r>
+        <w:t xml:space="preserve"> </w:t>
+      </w:r>
+      <w:proofErr w:type="spellStart"/>
+      <w:r>
+        <w:t>académico</w:t>
+      </w:r>
+      <w:proofErr w:type="spellEnd"/>
+      <w:r>
+        <w:t>/nobiliario.</w:t>
+      </w:r>
+    </w:p>
+    <w:p>
+      <w:pPr>
+        <w:pStyle w:val="Titolo3"/>
+        <w:spacing w:before="0"/>
+      </w:pPr>
+      <w:proofErr w:type="spellStart"/>
+      <w:r>
+        <w:t>Decodificación</w:t>
+      </w:r>
+      <w:proofErr w:type="spellEnd"/>
+      <w:r>
+        <w:t xml:space="preserve"> de </w:t>
+      </w:r>
+      <w:proofErr w:type="spellStart"/>
+      <w:r>
+        <w:t>las</w:t>
+      </w:r>
+      <w:proofErr w:type="spellEnd"/>
+      <w:r>
+        <w:t xml:space="preserve"> </w:t>
+      </w:r>
+      <w:proofErr w:type="spellStart"/>
+      <w:r>
+        <w:t>cuatro</w:t>
+      </w:r>
+      <w:proofErr w:type="spellEnd"/>
+      <w:r>
+        <w:t xml:space="preserve"> </w:t>
+      </w:r>
+      <w:proofErr w:type="spellStart"/>
+      <w:r>
+        <w:t>líneas</w:t>
+      </w:r>
+      <w:proofErr w:type="spellEnd"/>
+      <w:r>
+        <w:t>:</w:t>
       </w:r>
     </w:p>
     <w:p>
@@ -118,28 +712,62 @@
           <w:numId w:val="1"/>
         </w:numPr>
         <w:pBdr>
-          <w:top w:space="0" w:sz="0" w:val="nil"/>
-          <w:left w:space="0" w:sz="0" w:val="nil"/>
-          <w:bottom w:space="0" w:sz="0" w:val="nil"/>
-          <w:right w:space="0" w:sz="0" w:val="nil"/>
-          <w:between w:space="0" w:sz="0" w:val="nil"/>
+          <w:top w:val="nil"/>
+          <w:left w:val="nil"/>
+          <w:bottom w:val="nil"/>
+          <w:right w:val="nil"/>
+          <w:between w:val="nil"/>
         </w:pBdr>
-        <w:shd w:fill="auto" w:val="clear"/>
-        <w:ind w:left="600" w:hanging="360"/>
       </w:pPr>
       <w:r>
         <w:rPr>
-          <w:b w:val="1"/>
-          <w:bCs w:val="1"/>
-          <w:rtl w:val="0"/>
+          <w:b/>
+          <w:bCs/>
         </w:rPr>
-        <w:t xml:space="preserve">1. CHRISTO PONT. OPTIMO</w:t>
-      </w:r>
-      <w:r>
-        <w:rPr>
-          <w:rtl w:val="0"/>
-        </w:rPr>
-        <w:t xml:space="preserve">: "A Cristo, Pontífice Máximo". Como hemos visto, es la dedicatoria principal a Jesucristo, visto como sumo sacerdote y guía.</w:t>
+        <w:t>1. CHRISTO PONT. OPTIMO</w:t>
+      </w:r>
+      <w:r>
+        <w:t xml:space="preserve">: "A Cristo, </w:t>
+      </w:r>
+      <w:proofErr w:type="spellStart"/>
+      <w:r>
+        <w:t>Pontífice</w:t>
+      </w:r>
+      <w:proofErr w:type="spellEnd"/>
+      <w:r>
+        <w:t xml:space="preserve"> Máximo". Como </w:t>
+      </w:r>
+      <w:proofErr w:type="spellStart"/>
+      <w:r>
+        <w:t>hemos</w:t>
+      </w:r>
+      <w:proofErr w:type="spellEnd"/>
+      <w:r>
+        <w:t xml:space="preserve"> visto, es la dedicatoria </w:t>
+      </w:r>
+      <w:proofErr w:type="spellStart"/>
+      <w:r>
+        <w:t>principal</w:t>
+      </w:r>
+      <w:proofErr w:type="spellEnd"/>
+      <w:r>
+        <w:t xml:space="preserve"> a </w:t>
+      </w:r>
+      <w:proofErr w:type="spellStart"/>
+      <w:r>
+        <w:t>Jesucristo</w:t>
+      </w:r>
+      <w:proofErr w:type="spellEnd"/>
+      <w:r>
+        <w:t xml:space="preserve">, visto como sumo sacerdote y </w:t>
+      </w:r>
+      <w:proofErr w:type="spellStart"/>
+      <w:r>
+        <w:t>guía</w:t>
+      </w:r>
+      <w:proofErr w:type="spellEnd"/>
+      <w:r>
+        <w:t>.</w:t>
       </w:r>
     </w:p>
     <w:p>
@@ -149,70 +777,118 @@
           <w:numId w:val="1"/>
         </w:numPr>
         <w:pBdr>
-          <w:top w:space="0" w:sz="0" w:val="nil"/>
-          <w:left w:space="0" w:sz="0" w:val="nil"/>
-          <w:bottom w:space="0" w:sz="0" w:val="nil"/>
-          <w:right w:space="0" w:sz="0" w:val="nil"/>
-          <w:between w:space="0" w:sz="0" w:val="nil"/>
+          <w:top w:val="nil"/>
+          <w:left w:val="nil"/>
+          <w:bottom w:val="nil"/>
+          <w:right w:val="nil"/>
+          <w:between w:val="nil"/>
         </w:pBdr>
-        <w:shd w:fill="auto" w:val="clear"/>
-        <w:ind w:left="600" w:hanging="360"/>
       </w:pPr>
       <w:r>
         <w:rPr>
-          <w:b w:val="1"/>
-          <w:bCs w:val="1"/>
-          <w:rtl w:val="0"/>
+          <w:b/>
+          <w:bCs/>
         </w:rPr>
-        <w:t xml:space="preserve">2. AUGUSTAE VM MATRI</w:t>
-      </w:r>
+        <w:t>2. AUGUSTAE VM MATRI</w:t>
+      </w:r>
+      <w:r>
+        <w:t xml:space="preserve">: "A la augusta Virgen Madre". </w:t>
+      </w:r>
+      <w:proofErr w:type="spellStart"/>
       <w:r>
         <w:rPr>
-          <w:rtl w:val="0"/>
+          <w:i/>
+          <w:iCs/>
         </w:rPr>
-        <w:t xml:space="preserve">: "A la augusta Virgen Madre". </w:t>
+        <w:t>Augustae</w:t>
+      </w:r>
+      <w:proofErr w:type="spellEnd"/>
+      <w:r>
+        <w:t xml:space="preserve">: </w:t>
+      </w:r>
+      <w:proofErr w:type="spellStart"/>
+      <w:r>
+        <w:t>Título</w:t>
+      </w:r>
+      <w:proofErr w:type="spellEnd"/>
+      <w:r>
+        <w:t xml:space="preserve"> de </w:t>
+      </w:r>
+      <w:proofErr w:type="spellStart"/>
+      <w:r>
+        <w:t>honor</w:t>
+      </w:r>
+      <w:proofErr w:type="spellEnd"/>
+      <w:r>
+        <w:t xml:space="preserve"> y </w:t>
+      </w:r>
+      <w:proofErr w:type="spellStart"/>
+      <w:r>
+        <w:t>sacralidad</w:t>
+      </w:r>
+      <w:proofErr w:type="spellEnd"/>
+      <w:r>
+        <w:t xml:space="preserve">. </w:t>
       </w:r>
       <w:r>
         <w:rPr>
-          <w:i w:val="1"/>
-          <w:iCs w:val="1"/>
-          <w:rtl w:val="0"/>
+          <w:i/>
+          <w:iCs/>
         </w:rPr>
-        <w:t xml:space="preserve">Augustae</w:t>
+        <w:t>VM</w:t>
+      </w:r>
+      <w:r>
+        <w:t xml:space="preserve">: </w:t>
+      </w:r>
+      <w:proofErr w:type="spellStart"/>
+      <w:r>
+        <w:t>Abreviatura</w:t>
+      </w:r>
+      <w:proofErr w:type="spellEnd"/>
+      <w:r>
+        <w:t xml:space="preserve"> de Virgini Mariae. </w:t>
       </w:r>
       <w:r>
         <w:rPr>
-          <w:rtl w:val="0"/>
+          <w:i/>
+          <w:iCs/>
         </w:rPr>
-        <w:t xml:space="preserve">: Título de honor y sacralidad. </w:t>
-      </w:r>
-      <w:r>
-        <w:rPr>
-          <w:i w:val="1"/>
-          <w:iCs w:val="1"/>
-          <w:rtl w:val="0"/>
-        </w:rPr>
-        <w:t xml:space="preserve">VM</w:t>
-      </w:r>
-      <w:r>
-        <w:rPr>
-          <w:rtl w:val="0"/>
-        </w:rPr>
-        <w:t xml:space="preserve">: Abreviatura de Virgini Mariae. </w:t>
-      </w:r>
-      <w:r>
-        <w:rPr>
-          <w:i w:val="1"/>
-          <w:iCs w:val="1"/>
-          <w:rtl w:val="0"/>
-        </w:rPr>
-        <w:t xml:space="preserve">Matri</w:t>
-      </w:r>
-      <w:r>
-        <w:rPr>
-          <w:rtl w:val="0"/>
-        </w:rPr>
-        <w:t xml:space="preserve">: "A la Madre". Es la dedicatoria a la Virgen, que suele acompañar a la de Cristo.</w:t>
+        <w:t>Matri</w:t>
+      </w:r>
+      <w:r>
+        <w:t xml:space="preserve">: "A la Madre". </w:t>
+      </w:r>
+      <w:proofErr w:type="spellStart"/>
+      <w:r>
+        <w:t>Es</w:t>
+      </w:r>
+      <w:proofErr w:type="spellEnd"/>
+      <w:r>
+        <w:t xml:space="preserve"> la dedicatoria a la Virgen, </w:t>
+      </w:r>
+      <w:proofErr w:type="spellStart"/>
+      <w:r>
+        <w:t>que</w:t>
+      </w:r>
+      <w:proofErr w:type="spellEnd"/>
+      <w:r>
+        <w:t xml:space="preserve"> </w:t>
+      </w:r>
+      <w:proofErr w:type="spellStart"/>
+      <w:r>
+        <w:t>suele</w:t>
+      </w:r>
+      <w:proofErr w:type="spellEnd"/>
+      <w:r>
+        <w:t xml:space="preserve"> </w:t>
+      </w:r>
+      <w:proofErr w:type="spellStart"/>
+      <w:r>
+        <w:t>acompañar</w:t>
+      </w:r>
+      <w:proofErr w:type="spellEnd"/>
+      <w:r>
+        <w:t xml:space="preserve"> a la de Cristo.</w:t>
       </w:r>
     </w:p>
     <w:p>
@@ -222,28 +898,170 @@
           <w:numId w:val="1"/>
         </w:numPr>
         <w:pBdr>
-          <w:top w:space="0" w:sz="0" w:val="nil"/>
-          <w:left w:space="0" w:sz="0" w:val="nil"/>
-          <w:bottom w:space="0" w:sz="0" w:val="nil"/>
-          <w:right w:space="0" w:sz="0" w:val="nil"/>
-          <w:between w:space="0" w:sz="0" w:val="nil"/>
+          <w:top w:val="nil"/>
+          <w:left w:val="nil"/>
+          <w:bottom w:val="nil"/>
+          <w:right w:val="nil"/>
+          <w:between w:val="nil"/>
         </w:pBdr>
-        <w:shd w:fill="auto" w:val="clear"/>
-        <w:ind w:left="600" w:hanging="360"/>
       </w:pPr>
       <w:r>
         <w:rPr>
-          <w:b w:val="1"/>
-          <w:bCs w:val="1"/>
-          <w:rtl w:val="0"/>
+          <w:b/>
+          <w:bCs/>
         </w:rPr>
-        <w:t xml:space="preserve">3. IPPOLITO ABBA FORNASARIUS BON. G. NOB.</w:t>
-      </w:r>
-      <w:r>
-        <w:rPr>
-          <w:rtl w:val="0"/>
-        </w:rPr>
-        <w:t xml:space="preserve">: "Ippolito Abad Fornasari, Boloñés, de Linaje Noble". Ippolito Abba Fornasarius: El nombre del mecenas o de la persona celebrada es Ippolito Fornasari. "Abba" es la abreviatura de Abbas (Abad). Bon. (Bononiensis): Boloñés. G. Nob. (Genere Nobilis): De familia o linaje noble. Nota: La familia Fornasari es históricamente una casa noble de Bolonia.</w:t>
+        <w:t>3. IPPOLITO ABBA FORNASARIUS BON. G. NOB.</w:t>
+      </w:r>
+      <w:r>
+        <w:t xml:space="preserve">: "Ippolito Abad Fornasari, </w:t>
+      </w:r>
+      <w:proofErr w:type="spellStart"/>
+      <w:r>
+        <w:t>Boloñés</w:t>
+      </w:r>
+      <w:proofErr w:type="spellEnd"/>
+      <w:r>
+        <w:t xml:space="preserve">, de </w:t>
+      </w:r>
+      <w:proofErr w:type="spellStart"/>
+      <w:r>
+        <w:t>Linaje</w:t>
+      </w:r>
+      <w:proofErr w:type="spellEnd"/>
+      <w:r>
+        <w:t xml:space="preserve"> Noble". Ippolito Abba Fornasarius: El </w:t>
+      </w:r>
+      <w:proofErr w:type="spellStart"/>
+      <w:r>
+        <w:t>nombre</w:t>
+      </w:r>
+      <w:proofErr w:type="spellEnd"/>
+      <w:r>
+        <w:t xml:space="preserve"> del </w:t>
+      </w:r>
+      <w:proofErr w:type="spellStart"/>
+      <w:r>
+        <w:t>mecenas</w:t>
+      </w:r>
+      <w:proofErr w:type="spellEnd"/>
+      <w:r>
+        <w:t xml:space="preserve"> o de la persona </w:t>
+      </w:r>
+      <w:proofErr w:type="spellStart"/>
+      <w:r>
+        <w:t>celebrada</w:t>
+      </w:r>
+      <w:proofErr w:type="spellEnd"/>
+      <w:r>
+        <w:t xml:space="preserve"> es Ippolito Fornasari. "Abba" es la </w:t>
+      </w:r>
+      <w:proofErr w:type="spellStart"/>
+      <w:r>
+        <w:t>abreviatura</w:t>
+      </w:r>
+      <w:proofErr w:type="spellEnd"/>
+      <w:r>
+        <w:t xml:space="preserve"> de Abbas (Abad). Bon. </w:t>
+      </w:r>
+      <w:r>
+        <w:lastRenderedPageBreak/>
+        <w:t>(</w:t>
+      </w:r>
+      <w:proofErr w:type="spellStart"/>
+      <w:r>
+        <w:t>Bononiensis</w:t>
+      </w:r>
+      <w:proofErr w:type="spellEnd"/>
+      <w:r>
+        <w:t xml:space="preserve">): </w:t>
+      </w:r>
+      <w:proofErr w:type="spellStart"/>
+      <w:r>
+        <w:t>Boloñés</w:t>
+      </w:r>
+      <w:proofErr w:type="spellEnd"/>
+      <w:r>
+        <w:t xml:space="preserve">. G. </w:t>
+      </w:r>
+      <w:proofErr w:type="spellStart"/>
+      <w:r>
+        <w:t>Nob</w:t>
+      </w:r>
+      <w:proofErr w:type="spellEnd"/>
+      <w:r>
+        <w:t xml:space="preserve">. (Genere </w:t>
+      </w:r>
+      <w:proofErr w:type="spellStart"/>
+      <w:r>
+        <w:t>Nobilis</w:t>
+      </w:r>
+      <w:proofErr w:type="spellEnd"/>
+      <w:r>
+        <w:t xml:space="preserve">): De </w:t>
+      </w:r>
+      <w:proofErr w:type="spellStart"/>
+      <w:r>
+        <w:t>familia</w:t>
+      </w:r>
+      <w:proofErr w:type="spellEnd"/>
+      <w:r>
+        <w:t xml:space="preserve"> o </w:t>
+      </w:r>
+      <w:proofErr w:type="spellStart"/>
+      <w:r>
+        <w:t>linaje</w:t>
+      </w:r>
+      <w:proofErr w:type="spellEnd"/>
+      <w:r>
+        <w:t xml:space="preserve"> </w:t>
+      </w:r>
+      <w:proofErr w:type="spellStart"/>
+      <w:r>
+        <w:t>noble</w:t>
+      </w:r>
+      <w:proofErr w:type="spellEnd"/>
+      <w:r>
+        <w:t xml:space="preserve">. Nota: La </w:t>
+      </w:r>
+      <w:proofErr w:type="spellStart"/>
+      <w:r>
+        <w:t>familia</w:t>
+      </w:r>
+      <w:proofErr w:type="spellEnd"/>
+      <w:r>
+        <w:t xml:space="preserve"> Fornasari </w:t>
+      </w:r>
+      <w:proofErr w:type="spellStart"/>
+      <w:r>
+        <w:t>es</w:t>
+      </w:r>
+      <w:proofErr w:type="spellEnd"/>
+      <w:r>
+        <w:t xml:space="preserve"> </w:t>
+      </w:r>
+      <w:proofErr w:type="spellStart"/>
+      <w:r>
+        <w:t>históricamente</w:t>
+      </w:r>
+      <w:proofErr w:type="spellEnd"/>
+      <w:r>
+        <w:t xml:space="preserve"> una casa </w:t>
+      </w:r>
+      <w:proofErr w:type="spellStart"/>
+      <w:r>
+        <w:t>noble</w:t>
+      </w:r>
+      <w:proofErr w:type="spellEnd"/>
+      <w:r>
+        <w:t xml:space="preserve"> de </w:t>
+      </w:r>
+      <w:proofErr w:type="spellStart"/>
+      <w:r>
+        <w:t>Bolonia</w:t>
+      </w:r>
+      <w:proofErr w:type="spellEnd"/>
+      <w:r>
+        <w:t>.</w:t>
       </w:r>
     </w:p>
     <w:p>
@@ -253,28 +1071,134 @@
           <w:numId w:val="1"/>
         </w:numPr>
         <w:pBdr>
-          <w:top w:space="0" w:sz="0" w:val="nil"/>
-          <w:left w:space="0" w:sz="0" w:val="nil"/>
-          <w:bottom w:space="0" w:sz="0" w:val="nil"/>
-          <w:right w:space="0" w:sz="0" w:val="nil"/>
-          <w:between w:space="0" w:sz="0" w:val="nil"/>
+          <w:top w:val="nil"/>
+          <w:left w:val="nil"/>
+          <w:bottom w:val="nil"/>
+          <w:right w:val="nil"/>
+          <w:between w:val="nil"/>
         </w:pBdr>
-        <w:shd w:fill="auto" w:val="clear"/>
-        <w:ind w:left="600" w:hanging="360"/>
       </w:pPr>
       <w:r>
         <w:rPr>
-          <w:b w:val="1"/>
-          <w:bCs w:val="1"/>
-          <w:rtl w:val="0"/>
+          <w:b/>
+          <w:bCs/>
         </w:rPr>
-        <w:t xml:space="preserve">4. EN PATR. ARCHIGYM. IC DE MANE PRIM. EMER. D.</w:t>
-      </w:r>
-      <w:r>
-        <w:rPr>
-          <w:rtl w:val="0"/>
-        </w:rPr>
-        <w:t xml:space="preserve">: "He aquí el Patricio, Jurisconsulto de la mañana en primer lugar del Archiginnasio, emérito, dio (o dedicó)". Esta línea enumera los prestigiosos títulos académicos y civiles del hombre:</w:t>
+        <w:t>4. EN PATR. ARCHIGYM. IC DE MANE PRIM. EMER. D.</w:t>
+      </w:r>
+      <w:r>
+        <w:t xml:space="preserve">: "He </w:t>
+      </w:r>
+      <w:proofErr w:type="spellStart"/>
+      <w:r>
+        <w:t>aquí</w:t>
+      </w:r>
+      <w:proofErr w:type="spellEnd"/>
+      <w:r>
+        <w:t xml:space="preserve"> </w:t>
+      </w:r>
+      <w:proofErr w:type="spellStart"/>
+      <w:r>
+        <w:t>el</w:t>
+      </w:r>
+      <w:proofErr w:type="spellEnd"/>
+      <w:r>
+        <w:t xml:space="preserve"> Patricio, </w:t>
+      </w:r>
+      <w:proofErr w:type="spellStart"/>
+      <w:r>
+        <w:t>Jurisconsulto</w:t>
+      </w:r>
+      <w:proofErr w:type="spellEnd"/>
+      <w:r>
+        <w:t xml:space="preserve"> de la </w:t>
+      </w:r>
+      <w:proofErr w:type="spellStart"/>
+      <w:r>
+        <w:t>mañana</w:t>
+      </w:r>
+      <w:proofErr w:type="spellEnd"/>
+      <w:r>
+        <w:t xml:space="preserve"> en primer </w:t>
+      </w:r>
+      <w:proofErr w:type="spellStart"/>
+      <w:r>
+        <w:t>lugar</w:t>
+      </w:r>
+      <w:proofErr w:type="spellEnd"/>
+      <w:r>
+        <w:t xml:space="preserve"> del Archiginnasio, </w:t>
+      </w:r>
+      <w:proofErr w:type="spellStart"/>
+      <w:r>
+        <w:t>emérito</w:t>
+      </w:r>
+      <w:proofErr w:type="spellEnd"/>
+      <w:r>
+        <w:t xml:space="preserve">, dio (o </w:t>
+      </w:r>
+      <w:proofErr w:type="spellStart"/>
+      <w:r>
+        <w:t>dedicó</w:t>
+      </w:r>
+      <w:proofErr w:type="spellEnd"/>
+      <w:r>
+        <w:t xml:space="preserve">)". Esta </w:t>
+      </w:r>
+      <w:proofErr w:type="spellStart"/>
+      <w:r>
+        <w:t>línea</w:t>
+      </w:r>
+      <w:proofErr w:type="spellEnd"/>
+      <w:r>
+        <w:t xml:space="preserve"> enumera </w:t>
+      </w:r>
+      <w:proofErr w:type="spellStart"/>
+      <w:r>
+        <w:t>los</w:t>
+      </w:r>
+      <w:proofErr w:type="spellEnd"/>
+      <w:r>
+        <w:t xml:space="preserve"> </w:t>
+      </w:r>
+      <w:proofErr w:type="spellStart"/>
+      <w:r>
+        <w:t>prestigiosos</w:t>
+      </w:r>
+      <w:proofErr w:type="spellEnd"/>
+      <w:r>
+        <w:t xml:space="preserve"> </w:t>
+      </w:r>
+      <w:proofErr w:type="spellStart"/>
+      <w:r>
+        <w:t>títulos</w:t>
+      </w:r>
+      <w:proofErr w:type="spellEnd"/>
+      <w:r>
+        <w:t xml:space="preserve"> </w:t>
+      </w:r>
+      <w:proofErr w:type="spellStart"/>
+      <w:r>
+        <w:t>académicos</w:t>
+      </w:r>
+      <w:proofErr w:type="spellEnd"/>
+      <w:r>
+        <w:t xml:space="preserve"> y </w:t>
+      </w:r>
+      <w:proofErr w:type="spellStart"/>
+      <w:r>
+        <w:t>civiles</w:t>
+      </w:r>
+      <w:proofErr w:type="spellEnd"/>
+      <w:r>
+        <w:t xml:space="preserve"> del </w:t>
+      </w:r>
+      <w:proofErr w:type="spellStart"/>
+      <w:r>
+        <w:t>hombre</w:t>
+      </w:r>
+      <w:proofErr w:type="spellEnd"/>
+      <w:r>
+        <w:t>:</w:t>
       </w:r>
     </w:p>
     <w:p>
@@ -284,20 +1208,55 @@
           <w:numId w:val="2"/>
         </w:numPr>
         <w:pBdr>
-          <w:top w:space="0" w:sz="0" w:val="nil"/>
-          <w:left w:space="0" w:sz="0" w:val="nil"/>
-          <w:bottom w:space="0" w:sz="0" w:val="nil"/>
-          <w:right w:space="0" w:sz="0" w:val="nil"/>
-          <w:between w:space="0" w:sz="0" w:val="nil"/>
+          <w:top w:val="nil"/>
+          <w:left w:val="nil"/>
+          <w:bottom w:val="nil"/>
+          <w:right w:val="nil"/>
+          <w:between w:val="nil"/>
         </w:pBdr>
-        <w:shd w:fill="auto" w:val="clear"/>
-        <w:ind w:left="1200" w:hanging="360"/>
-      </w:pPr>
-      <w:r>
-        <w:rPr>
-          <w:rtl w:val="0"/>
-        </w:rPr>
-        <w:t xml:space="preserve">EN PATR. (En Patricius): "He aquí el Patricio" (título de nobleza ciudadana).</w:t>
+      </w:pPr>
+      <w:r>
+        <w:t xml:space="preserve">EN PATR. (En Patricius): "He </w:t>
+      </w:r>
+      <w:proofErr w:type="spellStart"/>
+      <w:r>
+        <w:t>aquí</w:t>
+      </w:r>
+      <w:proofErr w:type="spellEnd"/>
+      <w:r>
+        <w:t xml:space="preserve"> </w:t>
+      </w:r>
+      <w:proofErr w:type="spellStart"/>
+      <w:r>
+        <w:t>el</w:t>
+      </w:r>
+      <w:proofErr w:type="spellEnd"/>
+      <w:r>
+        <w:t xml:space="preserve"> Patricio" (</w:t>
+      </w:r>
+      <w:proofErr w:type="spellStart"/>
+      <w:r>
+        <w:t>título</w:t>
+      </w:r>
+      <w:proofErr w:type="spellEnd"/>
+      <w:r>
+        <w:t xml:space="preserve"> de </w:t>
+      </w:r>
+      <w:proofErr w:type="spellStart"/>
+      <w:r>
+        <w:t>nobleza</w:t>
+      </w:r>
+      <w:proofErr w:type="spellEnd"/>
+      <w:r>
+        <w:t xml:space="preserve"> </w:t>
+      </w:r>
+      <w:proofErr w:type="spellStart"/>
+      <w:r>
+        <w:t>ciudadana</w:t>
+      </w:r>
+      <w:proofErr w:type="spellEnd"/>
+      <w:r>
+        <w:t>).</w:t>
       </w:r>
     </w:p>
     <w:p>
@@ -307,20 +1266,39 @@
           <w:numId w:val="2"/>
         </w:numPr>
         <w:pBdr>
-          <w:top w:space="0" w:sz="0" w:val="nil"/>
-          <w:left w:space="0" w:sz="0" w:val="nil"/>
-          <w:bottom w:space="0" w:sz="0" w:val="nil"/>
-          <w:right w:space="0" w:sz="0" w:val="nil"/>
-          <w:between w:space="0" w:sz="0" w:val="nil"/>
+          <w:top w:val="nil"/>
+          <w:left w:val="nil"/>
+          <w:bottom w:val="nil"/>
+          <w:right w:val="nil"/>
+          <w:between w:val="nil"/>
         </w:pBdr>
-        <w:shd w:fill="auto" w:val="clear"/>
-        <w:ind w:left="1200" w:hanging="360"/>
-      </w:pPr>
-      <w:r>
-        <w:rPr>
-          <w:rtl w:val="0"/>
-        </w:rPr>
-        <w:t xml:space="preserve">ARCHIGYM. (Archigymnasii): Refiriéndose al Archiginnasio de Bolonia.</w:t>
+      </w:pPr>
+      <w:r>
+        <w:t>ARCHIGYM. (</w:t>
+      </w:r>
+      <w:proofErr w:type="spellStart"/>
+      <w:r>
+        <w:t>Archigymnasii</w:t>
+      </w:r>
+      <w:proofErr w:type="spellEnd"/>
+      <w:r>
+        <w:t xml:space="preserve">): </w:t>
+      </w:r>
+      <w:proofErr w:type="spellStart"/>
+      <w:r>
+        <w:t>Refiriéndose</w:t>
+      </w:r>
+      <w:proofErr w:type="spellEnd"/>
+      <w:r>
+        <w:t xml:space="preserve"> al Archiginnasio de </w:t>
+      </w:r>
+      <w:proofErr w:type="spellStart"/>
+      <w:r>
+        <w:t>Bolonia</w:t>
+      </w:r>
+      <w:proofErr w:type="spellEnd"/>
+      <w:r>
+        <w:t>.</w:t>
       </w:r>
     </w:p>
     <w:p>
@@ -330,20 +1308,47 @@
           <w:numId w:val="2"/>
         </w:numPr>
         <w:pBdr>
-          <w:top w:space="0" w:sz="0" w:val="nil"/>
-          <w:left w:space="0" w:sz="0" w:val="nil"/>
-          <w:bottom w:space="0" w:sz="0" w:val="nil"/>
-          <w:right w:space="0" w:sz="0" w:val="nil"/>
-          <w:between w:space="0" w:sz="0" w:val="nil"/>
+          <w:top w:val="nil"/>
+          <w:left w:val="nil"/>
+          <w:bottom w:val="nil"/>
+          <w:right w:val="nil"/>
+          <w:between w:val="nil"/>
         </w:pBdr>
-        <w:shd w:fill="auto" w:val="clear"/>
-        <w:ind w:left="1200" w:hanging="360"/>
-      </w:pPr>
-      <w:r>
-        <w:rPr>
-          <w:rtl w:val="0"/>
-        </w:rPr>
-        <w:t xml:space="preserve">IC (Iureconsultus): Jurisconsulto (experto legal).</w:t>
+      </w:pPr>
+      <w:r>
+        <w:t>IC (</w:t>
+      </w:r>
+      <w:proofErr w:type="spellStart"/>
+      <w:r>
+        <w:t>Iureconsultus</w:t>
+      </w:r>
+      <w:proofErr w:type="spellEnd"/>
+      <w:r>
+        <w:t xml:space="preserve">): </w:t>
+      </w:r>
+      <w:proofErr w:type="spellStart"/>
+      <w:r>
+        <w:t>Jurisconsulto</w:t>
+      </w:r>
+      <w:proofErr w:type="spellEnd"/>
+      <w:r>
+        <w:t xml:space="preserve"> (</w:t>
+      </w:r>
+      <w:proofErr w:type="spellStart"/>
+      <w:r>
+        <w:t>experto</w:t>
+      </w:r>
+      <w:proofErr w:type="spellEnd"/>
+      <w:r>
+        <w:t xml:space="preserve"> </w:t>
+      </w:r>
+      <w:proofErr w:type="spellStart"/>
+      <w:r>
+        <w:t>legal</w:t>
+      </w:r>
+      <w:proofErr w:type="spellEnd"/>
+      <w:r>
+        <w:t>).</w:t>
       </w:r>
     </w:p>
     <w:p>
@@ -353,20 +1358,95 @@
           <w:numId w:val="2"/>
         </w:numPr>
         <w:pBdr>
-          <w:top w:space="0" w:sz="0" w:val="nil"/>
-          <w:left w:space="0" w:sz="0" w:val="nil"/>
-          <w:bottom w:space="0" w:sz="0" w:val="nil"/>
-          <w:right w:space="0" w:sz="0" w:val="nil"/>
-          <w:between w:space="0" w:sz="0" w:val="nil"/>
+          <w:top w:val="nil"/>
+          <w:left w:val="nil"/>
+          <w:bottom w:val="nil"/>
+          <w:right w:val="nil"/>
+          <w:between w:val="nil"/>
         </w:pBdr>
-        <w:shd w:fill="auto" w:val="clear"/>
-        <w:ind w:left="1200" w:hanging="360"/>
-      </w:pPr>
-      <w:r>
-        <w:rPr>
-          <w:rtl w:val="0"/>
-        </w:rPr>
-        <w:t xml:space="preserve">DE MANE PRIM. (De Mane Primarius): Se refiere a la cátedra "ordinaria de la mañana", que en aquella época era la posición docente más prestigiosa y mejor pagada.</w:t>
+      </w:pPr>
+      <w:r>
+        <w:t xml:space="preserve">DE MANE PRIM. (De Mane Primarius): Se </w:t>
+      </w:r>
+      <w:proofErr w:type="spellStart"/>
+      <w:r>
+        <w:t>refiere</w:t>
+      </w:r>
+      <w:proofErr w:type="spellEnd"/>
+      <w:r>
+        <w:t xml:space="preserve"> a la </w:t>
+      </w:r>
+      <w:proofErr w:type="spellStart"/>
+      <w:r>
+        <w:t>cátedra</w:t>
+      </w:r>
+      <w:proofErr w:type="spellEnd"/>
+      <w:r>
+        <w:t xml:space="preserve"> "ordinaria de la </w:t>
+      </w:r>
+      <w:proofErr w:type="spellStart"/>
+      <w:r>
+        <w:t>mañana</w:t>
+      </w:r>
+      <w:proofErr w:type="spellEnd"/>
+      <w:r>
+        <w:t xml:space="preserve">", </w:t>
+      </w:r>
+      <w:proofErr w:type="spellStart"/>
+      <w:r>
+        <w:t>que</w:t>
+      </w:r>
+      <w:proofErr w:type="spellEnd"/>
+      <w:r>
+        <w:t xml:space="preserve"> en </w:t>
+      </w:r>
+      <w:proofErr w:type="spellStart"/>
+      <w:r>
+        <w:t>aquella</w:t>
+      </w:r>
+      <w:proofErr w:type="spellEnd"/>
+      <w:r>
+        <w:t xml:space="preserve"> </w:t>
+      </w:r>
+      <w:proofErr w:type="spellStart"/>
+      <w:r>
+        <w:t>época</w:t>
+      </w:r>
+      <w:proofErr w:type="spellEnd"/>
+      <w:r>
+        <w:t xml:space="preserve"> era la </w:t>
+      </w:r>
+      <w:proofErr w:type="spellStart"/>
+      <w:r>
+        <w:t>posición</w:t>
+      </w:r>
+      <w:proofErr w:type="spellEnd"/>
+      <w:r>
+        <w:t xml:space="preserve"> docente </w:t>
+      </w:r>
+      <w:proofErr w:type="spellStart"/>
+      <w:r>
+        <w:t>más</w:t>
+      </w:r>
+      <w:proofErr w:type="spellEnd"/>
+      <w:r>
+        <w:t xml:space="preserve"> prestigiosa y </w:t>
+      </w:r>
+      <w:proofErr w:type="spellStart"/>
+      <w:r>
+        <w:t>mejor</w:t>
+      </w:r>
+      <w:proofErr w:type="spellEnd"/>
+      <w:r>
+        <w:t xml:space="preserve"> </w:t>
+      </w:r>
+      <w:proofErr w:type="spellStart"/>
+      <w:r>
+        <w:t>pagada</w:t>
+      </w:r>
+      <w:proofErr w:type="spellEnd"/>
+      <w:r>
+        <w:t>.</w:t>
       </w:r>
     </w:p>
     <w:p>
@@ -376,20 +1456,63 @@
           <w:numId w:val="2"/>
         </w:numPr>
         <w:pBdr>
-          <w:top w:space="0" w:sz="0" w:val="nil"/>
-          <w:left w:space="0" w:sz="0" w:val="nil"/>
-          <w:bottom w:space="0" w:sz="0" w:val="nil"/>
-          <w:right w:space="0" w:sz="0" w:val="nil"/>
-          <w:between w:space="0" w:sz="0" w:val="nil"/>
+          <w:top w:val="nil"/>
+          <w:left w:val="nil"/>
+          <w:bottom w:val="nil"/>
+          <w:right w:val="nil"/>
+          <w:between w:val="nil"/>
         </w:pBdr>
-        <w:shd w:fill="auto" w:val="clear"/>
-        <w:ind w:left="1200" w:hanging="360"/>
-      </w:pPr>
-      <w:r>
-        <w:rPr>
-          <w:rtl w:val="0"/>
-        </w:rPr>
-        <w:t xml:space="preserve">EMER. (Emeritus): Profesor jubilado que conserva sus honores.</w:t>
+      </w:pPr>
+      <w:r>
+        <w:t>EMER. (</w:t>
+      </w:r>
+      <w:proofErr w:type="spellStart"/>
+      <w:r>
+        <w:t>Emeritus</w:t>
+      </w:r>
+      <w:proofErr w:type="spellEnd"/>
+      <w:r>
+        <w:t xml:space="preserve">): </w:t>
+      </w:r>
+      <w:proofErr w:type="spellStart"/>
+      <w:r>
+        <w:t>Profesor</w:t>
+      </w:r>
+      <w:proofErr w:type="spellEnd"/>
+      <w:r>
+        <w:t xml:space="preserve"> </w:t>
+      </w:r>
+      <w:proofErr w:type="spellStart"/>
+      <w:r>
+        <w:t>jubilado</w:t>
+      </w:r>
+      <w:proofErr w:type="spellEnd"/>
+      <w:r>
+        <w:t xml:space="preserve"> </w:t>
+      </w:r>
+      <w:proofErr w:type="spellStart"/>
+      <w:r>
+        <w:t>que</w:t>
+      </w:r>
+      <w:proofErr w:type="spellEnd"/>
+      <w:r>
+        <w:t xml:space="preserve"> conserva </w:t>
+      </w:r>
+      <w:proofErr w:type="spellStart"/>
+      <w:r>
+        <w:t>sus</w:t>
+      </w:r>
+      <w:proofErr w:type="spellEnd"/>
+      <w:r>
+        <w:t xml:space="preserve"> </w:t>
+      </w:r>
+      <w:proofErr w:type="spellStart"/>
+      <w:r>
+        <w:t>honores</w:t>
+      </w:r>
+      <w:proofErr w:type="spellEnd"/>
+      <w:r>
+        <w:t>.</w:t>
       </w:r>
     </w:p>
     <w:p>
@@ -399,352 +1522,1954 @@
           <w:numId w:val="2"/>
         </w:numPr>
         <w:pBdr>
-          <w:top w:space="0" w:sz="0" w:val="nil"/>
-          <w:left w:space="0" w:sz="0" w:val="nil"/>
-          <w:bottom w:space="0" w:sz="0" w:val="nil"/>
-          <w:right w:space="0" w:sz="0" w:val="nil"/>
-          <w:between w:space="0" w:sz="0" w:val="nil"/>
+          <w:top w:val="nil"/>
+          <w:left w:val="nil"/>
+          <w:bottom w:val="nil"/>
+          <w:right w:val="nil"/>
+          <w:between w:val="nil"/>
         </w:pBdr>
-        <w:shd w:fill="auto" w:val="clear"/>
-        <w:ind w:left="1200" w:hanging="360"/>
-      </w:pPr>
-      <w:r>
-        <w:rPr>
-          <w:rtl w:val="0"/>
-        </w:rPr>
-        <w:t xml:space="preserve">D. (Dedit / Dicavit): "Dio" o "Dedicó".</w:t>
+      </w:pPr>
+      <w:r>
+        <w:t>D. (Dedit / Dicavit): "Dio" o "</w:t>
+      </w:r>
+      <w:proofErr w:type="spellStart"/>
+      <w:r>
+        <w:t>Dedicó</w:t>
+      </w:r>
+      <w:proofErr w:type="spellEnd"/>
+      <w:r>
+        <w:t>".</w:t>
       </w:r>
     </w:p>
     <w:p>
       <w:pPr>
-        <w:pStyle w:val="Heading3"/>
-        <w:pBdr>
-          <w:top w:space="0" w:sz="0" w:val="nil"/>
-          <w:left w:space="0" w:sz="0" w:val="nil"/>
-          <w:bottom w:space="0" w:sz="0" w:val="nil"/>
-          <w:right w:space="0" w:sz="0" w:val="nil"/>
-          <w:between w:space="0" w:sz="0" w:val="nil"/>
-        </w:pBdr>
-        <w:shd w:fill="auto" w:val="clear"/>
-        <w:rPr/>
-      </w:pPr>
-      <w:r>
-        <w:rPr>
-          <w:rtl w:val="0"/>
-        </w:rPr>
-        <w:t xml:space="preserve">En Resumen</w:t>
-      </w:r>
+        <w:pStyle w:val="Titolo3"/>
+      </w:pPr>
+      <w:r>
+        <w:t xml:space="preserve">En </w:t>
+      </w:r>
+      <w:proofErr w:type="spellStart"/>
+      <w:r>
+        <w:t>Resumen</w:t>
+      </w:r>
+      <w:proofErr w:type="spellEnd"/>
     </w:p>
     <w:p>
       <w:pPr>
         <w:pBdr>
-          <w:top w:space="0" w:sz="0" w:val="nil"/>
-          <w:left w:space="0" w:sz="0" w:val="nil"/>
-          <w:bottom w:space="0" w:sz="0" w:val="nil"/>
-          <w:right w:space="0" w:sz="0" w:val="nil"/>
-          <w:between w:space="0" w:sz="0" w:val="nil"/>
+          <w:top w:val="nil"/>
+          <w:left w:val="nil"/>
+          <w:bottom w:val="nil"/>
+          <w:right w:val="nil"/>
+          <w:between w:val="nil"/>
         </w:pBdr>
-        <w:shd w:fill="auto" w:val="clear"/>
-        <w:spacing w:after="240" w:lineRule="auto"/>
-        <w:rPr/>
-      </w:pPr>
-      <w:r>
-        <w:rPr>
-          <w:rtl w:val="0"/>
-        </w:rPr>
-        <w:t xml:space="preserve">La inscripción celebra a Ippolito Fornasari, noble abad e ilustre jurista boloñés, profesor emérito del Archiginnasio. Dedica este monumento (o altar) a Cristo y a la Virgen María, subrayando con orgullo su posición prominente en la jerarquía académica y social de la ciudad.</w:t>
+        <w:spacing w:after="240"/>
+      </w:pPr>
+      <w:r>
+        <w:t xml:space="preserve">La </w:t>
+      </w:r>
+      <w:proofErr w:type="spellStart"/>
+      <w:r>
+        <w:t>inscripción</w:t>
+      </w:r>
+      <w:proofErr w:type="spellEnd"/>
+      <w:r>
+        <w:t xml:space="preserve"> celebra a Ippolito Fornasari, </w:t>
+      </w:r>
+      <w:proofErr w:type="spellStart"/>
+      <w:r>
+        <w:t>noble</w:t>
+      </w:r>
+      <w:proofErr w:type="spellEnd"/>
+      <w:r>
+        <w:t xml:space="preserve"> </w:t>
+      </w:r>
+      <w:proofErr w:type="spellStart"/>
+      <w:r>
+        <w:t>abad</w:t>
+      </w:r>
+      <w:proofErr w:type="spellEnd"/>
+      <w:r>
+        <w:t xml:space="preserve"> e </w:t>
+      </w:r>
+      <w:proofErr w:type="spellStart"/>
+      <w:r>
+        <w:t>ilustre</w:t>
+      </w:r>
+      <w:proofErr w:type="spellEnd"/>
+      <w:r>
+        <w:t xml:space="preserve"> </w:t>
+      </w:r>
+      <w:proofErr w:type="spellStart"/>
+      <w:r>
+        <w:t>jurista</w:t>
+      </w:r>
+      <w:proofErr w:type="spellEnd"/>
+      <w:r>
+        <w:t xml:space="preserve"> </w:t>
+      </w:r>
+      <w:proofErr w:type="spellStart"/>
+      <w:r>
+        <w:t>boloñés</w:t>
+      </w:r>
+      <w:proofErr w:type="spellEnd"/>
+      <w:r>
+        <w:t xml:space="preserve">, </w:t>
+      </w:r>
+      <w:proofErr w:type="spellStart"/>
+      <w:r>
+        <w:t>profesor</w:t>
+      </w:r>
+      <w:proofErr w:type="spellEnd"/>
+      <w:r>
+        <w:t xml:space="preserve"> </w:t>
+      </w:r>
+      <w:proofErr w:type="spellStart"/>
+      <w:r>
+        <w:t>emérito</w:t>
+      </w:r>
+      <w:proofErr w:type="spellEnd"/>
+      <w:r>
+        <w:t xml:space="preserve"> del Archiginnasio. Dedica este monumento (o altar) a Cristo y a la Virgen María, </w:t>
+      </w:r>
+      <w:proofErr w:type="spellStart"/>
+      <w:r>
+        <w:t>subrayando</w:t>
+      </w:r>
+      <w:proofErr w:type="spellEnd"/>
+      <w:r>
+        <w:t xml:space="preserve"> con </w:t>
+      </w:r>
+      <w:proofErr w:type="spellStart"/>
+      <w:r>
+        <w:t>orgullo</w:t>
+      </w:r>
+      <w:proofErr w:type="spellEnd"/>
+      <w:r>
+        <w:t xml:space="preserve"> su </w:t>
+      </w:r>
+      <w:proofErr w:type="spellStart"/>
+      <w:r>
+        <w:t>posición</w:t>
+      </w:r>
+      <w:proofErr w:type="spellEnd"/>
+      <w:r>
+        <w:t xml:space="preserve"> prominente en la </w:t>
+      </w:r>
+      <w:proofErr w:type="spellStart"/>
+      <w:r>
+        <w:t>jerarquía</w:t>
+      </w:r>
+      <w:proofErr w:type="spellEnd"/>
+      <w:r>
+        <w:t xml:space="preserve"> </w:t>
+      </w:r>
+      <w:proofErr w:type="spellStart"/>
+      <w:r>
+        <w:t>académica</w:t>
+      </w:r>
+      <w:proofErr w:type="spellEnd"/>
+      <w:r>
+        <w:t xml:space="preserve"> y social de la </w:t>
+      </w:r>
+      <w:proofErr w:type="spellStart"/>
+      <w:r>
+        <w:t>ciudad</w:t>
+      </w:r>
+      <w:proofErr w:type="spellEnd"/>
+      <w:r>
+        <w:t>.</w:t>
       </w:r>
     </w:p>
     <w:p>
       <w:pPr>
-        <w:pStyle w:val="Heading3"/>
-        <w:pBdr>
-          <w:top w:space="0" w:sz="0" w:val="nil"/>
-          <w:left w:space="0" w:sz="0" w:val="nil"/>
-          <w:bottom w:space="0" w:sz="0" w:val="nil"/>
-          <w:right w:space="0" w:sz="0" w:val="nil"/>
-          <w:between w:space="0" w:sz="0" w:val="nil"/>
-        </w:pBdr>
-        <w:shd w:fill="auto" w:val="clear"/>
-        <w:spacing w:before="0" w:lineRule="auto"/>
-        <w:rPr/>
-      </w:pPr>
-      <w:r>
-        <w:rPr>
-          <w:rtl w:val="0"/>
-        </w:rPr>
-        <w:t xml:space="preserve">Análisis en el Contexto de San Luca</w:t>
+        <w:pStyle w:val="Titolo3"/>
+        <w:spacing w:before="0"/>
+      </w:pPr>
+      <w:proofErr w:type="spellStart"/>
+      <w:r>
+        <w:t>Análisis</w:t>
+      </w:r>
+      <w:proofErr w:type="spellEnd"/>
+      <w:r>
+        <w:t xml:space="preserve"> en </w:t>
+      </w:r>
+      <w:proofErr w:type="spellStart"/>
+      <w:r>
+        <w:t>el</w:t>
+      </w:r>
+      <w:proofErr w:type="spellEnd"/>
+      <w:r>
+        <w:t xml:space="preserve"> </w:t>
+      </w:r>
+      <w:proofErr w:type="spellStart"/>
+      <w:r>
+        <w:t>Contexto</w:t>
+      </w:r>
+      <w:proofErr w:type="spellEnd"/>
+      <w:r>
+        <w:t xml:space="preserve"> de San Luca</w:t>
       </w:r>
     </w:p>
     <w:p>
       <w:pPr>
         <w:pBdr>
-          <w:top w:space="0" w:sz="0" w:val="nil"/>
-          <w:left w:space="0" w:sz="0" w:val="nil"/>
-          <w:bottom w:space="0" w:sz="0" w:val="nil"/>
-          <w:right w:space="0" w:sz="0" w:val="nil"/>
-          <w:between w:space="0" w:sz="0" w:val="nil"/>
+          <w:top w:val="nil"/>
+          <w:left w:val="nil"/>
+          <w:bottom w:val="nil"/>
+          <w:right w:val="nil"/>
+          <w:between w:val="nil"/>
         </w:pBdr>
-        <w:shd w:fill="auto" w:val="clear"/>
-        <w:rPr/>
-      </w:pPr>
-      <w:r>
-        <w:rPr>
-          <w:rtl w:val="0"/>
-        </w:rPr>
-        <w:t xml:space="preserve">La inscripción adquiere ahora un significado aún más preciso: Ippolito Fornasari (quien fue un ilustre jurista y profesor de derecho civil en el Studio Boloñés entre finales del siglo XVII y principios del XVIII) fue uno de los benefactores que financió esta sección específica del pórtico. El Arco 3 se encuentra en la parte inicial del pórtico (la sección plana). Es interesante notar que los primeros arcos solían ser financiados por las familias más prominentes o por personalidades académicas destacadas como Fornasari, precisamente porque eran más visibles. La mención "DE MANE PRIM." confirma su importancia académica: en aquella época, las lecciones de la "mañana" en el Archiginnasio eran las más prestigiosas (reservadas a los profesores más experimentados), mientras que las de la tarde eran para profesores más jóvenes o materias complementarias. Esta lápida es un valioso testimonio de cómo el Pórtico de San Luca no es solo una obra arquitectónica, sino un verdadero "libro de piedra" que narra la historia de la sociedad boloñesa, donde la fe (la dedicatoria a Cristo y María) se entrelazaba con el estatus social y la carrera académica. Si camina hacia la Basílica, notará que casi cada arco tiene una historia similar, con escudos y nombres de quienes hicieron posible ese camino protegido hacia el Santuario.</w:t>
+      </w:pPr>
+      <w:r>
+        <w:t xml:space="preserve">La </w:t>
+      </w:r>
+      <w:proofErr w:type="spellStart"/>
+      <w:r>
+        <w:t>inscripción</w:t>
+      </w:r>
+      <w:proofErr w:type="spellEnd"/>
+      <w:r>
+        <w:t xml:space="preserve"> </w:t>
+      </w:r>
+      <w:proofErr w:type="spellStart"/>
+      <w:r>
+        <w:t>adquiere</w:t>
+      </w:r>
+      <w:proofErr w:type="spellEnd"/>
+      <w:r>
+        <w:t xml:space="preserve"> </w:t>
+      </w:r>
+      <w:proofErr w:type="spellStart"/>
+      <w:r>
+        <w:t>ahora</w:t>
+      </w:r>
+      <w:proofErr w:type="spellEnd"/>
+      <w:r>
+        <w:t xml:space="preserve"> un </w:t>
+      </w:r>
+      <w:proofErr w:type="spellStart"/>
+      <w:r>
+        <w:t>significado</w:t>
+      </w:r>
+      <w:proofErr w:type="spellEnd"/>
+      <w:r>
+        <w:t xml:space="preserve"> </w:t>
+      </w:r>
+      <w:proofErr w:type="spellStart"/>
+      <w:r>
+        <w:t>aún</w:t>
+      </w:r>
+      <w:proofErr w:type="spellEnd"/>
+      <w:r>
+        <w:t xml:space="preserve"> </w:t>
+      </w:r>
+      <w:proofErr w:type="spellStart"/>
+      <w:r>
+        <w:t>más</w:t>
+      </w:r>
+      <w:proofErr w:type="spellEnd"/>
+      <w:r>
+        <w:t xml:space="preserve"> preciso: Ippolito Fornasari (</w:t>
+      </w:r>
+      <w:proofErr w:type="spellStart"/>
+      <w:r>
+        <w:t>quien</w:t>
+      </w:r>
+      <w:proofErr w:type="spellEnd"/>
+      <w:r>
+        <w:t xml:space="preserve"> </w:t>
+      </w:r>
+      <w:proofErr w:type="spellStart"/>
+      <w:r>
+        <w:t>fue</w:t>
+      </w:r>
+      <w:proofErr w:type="spellEnd"/>
+      <w:r>
+        <w:t xml:space="preserve"> un </w:t>
+      </w:r>
+      <w:proofErr w:type="spellStart"/>
+      <w:r>
+        <w:t>ilustre</w:t>
+      </w:r>
+      <w:proofErr w:type="spellEnd"/>
+      <w:r>
+        <w:t xml:space="preserve"> </w:t>
+      </w:r>
+      <w:proofErr w:type="spellStart"/>
+      <w:r>
+        <w:t>jurista</w:t>
+      </w:r>
+      <w:proofErr w:type="spellEnd"/>
+      <w:r>
+        <w:t xml:space="preserve"> y </w:t>
+      </w:r>
+      <w:proofErr w:type="spellStart"/>
+      <w:r>
+        <w:t>profesor</w:t>
+      </w:r>
+      <w:proofErr w:type="spellEnd"/>
+      <w:r>
+        <w:t xml:space="preserve"> de </w:t>
+      </w:r>
+      <w:proofErr w:type="spellStart"/>
+      <w:r>
+        <w:t>derecho</w:t>
+      </w:r>
+      <w:proofErr w:type="spellEnd"/>
+      <w:r>
+        <w:t xml:space="preserve"> </w:t>
+      </w:r>
+      <w:proofErr w:type="spellStart"/>
+      <w:r>
+        <w:t>civil</w:t>
+      </w:r>
+      <w:proofErr w:type="spellEnd"/>
+      <w:r>
+        <w:t xml:space="preserve"> en </w:t>
+      </w:r>
+      <w:proofErr w:type="spellStart"/>
+      <w:r>
+        <w:t>el</w:t>
+      </w:r>
+      <w:proofErr w:type="spellEnd"/>
+      <w:r>
+        <w:t xml:space="preserve"> Studio </w:t>
+      </w:r>
+      <w:proofErr w:type="spellStart"/>
+      <w:r>
+        <w:t>Boloñés</w:t>
+      </w:r>
+      <w:proofErr w:type="spellEnd"/>
+      <w:r>
+        <w:t xml:space="preserve"> </w:t>
+      </w:r>
+      <w:proofErr w:type="spellStart"/>
+      <w:r>
+        <w:t>entre</w:t>
+      </w:r>
+      <w:proofErr w:type="spellEnd"/>
+      <w:r>
+        <w:t xml:space="preserve"> </w:t>
+      </w:r>
+      <w:proofErr w:type="spellStart"/>
+      <w:r>
+        <w:t>finales</w:t>
+      </w:r>
+      <w:proofErr w:type="spellEnd"/>
+      <w:r>
+        <w:t xml:space="preserve"> del siglo XVII y </w:t>
+      </w:r>
+      <w:proofErr w:type="spellStart"/>
+      <w:r>
+        <w:t>principios</w:t>
+      </w:r>
+      <w:proofErr w:type="spellEnd"/>
+      <w:r>
+        <w:t xml:space="preserve"> del XVIII) </w:t>
+      </w:r>
+      <w:proofErr w:type="spellStart"/>
+      <w:r>
+        <w:t>fue</w:t>
+      </w:r>
+      <w:proofErr w:type="spellEnd"/>
+      <w:r>
+        <w:t xml:space="preserve"> uno de </w:t>
+      </w:r>
+      <w:proofErr w:type="spellStart"/>
+      <w:r>
+        <w:t>los</w:t>
+      </w:r>
+      <w:proofErr w:type="spellEnd"/>
+      <w:r>
+        <w:t xml:space="preserve"> </w:t>
+      </w:r>
+      <w:proofErr w:type="spellStart"/>
+      <w:r>
+        <w:t>benefactores</w:t>
+      </w:r>
+      <w:proofErr w:type="spellEnd"/>
+      <w:r>
+        <w:t xml:space="preserve"> </w:t>
+      </w:r>
+      <w:proofErr w:type="spellStart"/>
+      <w:r>
+        <w:t>que</w:t>
+      </w:r>
+      <w:proofErr w:type="spellEnd"/>
+      <w:r>
+        <w:t xml:space="preserve"> </w:t>
+      </w:r>
+      <w:proofErr w:type="spellStart"/>
+      <w:r>
+        <w:t>financió</w:t>
+      </w:r>
+      <w:proofErr w:type="spellEnd"/>
+      <w:r>
+        <w:t xml:space="preserve"> esta </w:t>
+      </w:r>
+      <w:proofErr w:type="spellStart"/>
+      <w:r>
+        <w:t>sección</w:t>
+      </w:r>
+      <w:proofErr w:type="spellEnd"/>
+      <w:r>
+        <w:t xml:space="preserve"> </w:t>
+      </w:r>
+      <w:proofErr w:type="spellStart"/>
+      <w:r>
+        <w:t>específica</w:t>
+      </w:r>
+      <w:proofErr w:type="spellEnd"/>
+      <w:r>
+        <w:t xml:space="preserve"> del </w:t>
+      </w:r>
+      <w:proofErr w:type="spellStart"/>
+      <w:r>
+        <w:t>pórtico</w:t>
+      </w:r>
+      <w:proofErr w:type="spellEnd"/>
+      <w:r>
+        <w:t xml:space="preserve">. El Arco 3 se </w:t>
+      </w:r>
+      <w:proofErr w:type="spellStart"/>
+      <w:r>
+        <w:t>encuentra</w:t>
+      </w:r>
+      <w:proofErr w:type="spellEnd"/>
+      <w:r>
+        <w:t xml:space="preserve"> en la parte </w:t>
+      </w:r>
+      <w:proofErr w:type="spellStart"/>
+      <w:r>
+        <w:t>inicial</w:t>
+      </w:r>
+      <w:proofErr w:type="spellEnd"/>
+      <w:r>
+        <w:t xml:space="preserve"> del </w:t>
+      </w:r>
+      <w:proofErr w:type="spellStart"/>
+      <w:r>
+        <w:t>pórtico</w:t>
+      </w:r>
+      <w:proofErr w:type="spellEnd"/>
+      <w:r>
+        <w:t xml:space="preserve"> (la </w:t>
+      </w:r>
+      <w:proofErr w:type="spellStart"/>
+      <w:r>
+        <w:t>sección</w:t>
+      </w:r>
+      <w:proofErr w:type="spellEnd"/>
+      <w:r>
+        <w:t xml:space="preserve"> plana). Es </w:t>
+      </w:r>
+      <w:proofErr w:type="spellStart"/>
+      <w:r>
+        <w:t>interesante</w:t>
+      </w:r>
+      <w:proofErr w:type="spellEnd"/>
+      <w:r>
+        <w:t xml:space="preserve"> notar </w:t>
+      </w:r>
+      <w:proofErr w:type="spellStart"/>
+      <w:r>
+        <w:t>que</w:t>
+      </w:r>
+      <w:proofErr w:type="spellEnd"/>
+      <w:r>
+        <w:t xml:space="preserve"> </w:t>
+      </w:r>
+      <w:proofErr w:type="spellStart"/>
+      <w:r>
+        <w:t>los</w:t>
+      </w:r>
+      <w:proofErr w:type="spellEnd"/>
+      <w:r>
+        <w:t xml:space="preserve"> </w:t>
+      </w:r>
+      <w:proofErr w:type="spellStart"/>
+      <w:r>
+        <w:t>primeros</w:t>
+      </w:r>
+      <w:proofErr w:type="spellEnd"/>
+      <w:r>
+        <w:t xml:space="preserve"> </w:t>
+      </w:r>
+      <w:proofErr w:type="spellStart"/>
+      <w:r>
+        <w:t>arcos</w:t>
+      </w:r>
+      <w:proofErr w:type="spellEnd"/>
+      <w:r>
+        <w:t xml:space="preserve"> </w:t>
+      </w:r>
+      <w:proofErr w:type="spellStart"/>
+      <w:r>
+        <w:t>solían</w:t>
+      </w:r>
+      <w:proofErr w:type="spellEnd"/>
+      <w:r>
+        <w:t xml:space="preserve"> ser </w:t>
+      </w:r>
+      <w:proofErr w:type="spellStart"/>
+      <w:r>
+        <w:t>financiados</w:t>
+      </w:r>
+      <w:proofErr w:type="spellEnd"/>
+      <w:r>
+        <w:t xml:space="preserve"> por </w:t>
+      </w:r>
+      <w:proofErr w:type="spellStart"/>
+      <w:r>
+        <w:t>las</w:t>
+      </w:r>
+      <w:proofErr w:type="spellEnd"/>
+      <w:r>
+        <w:t xml:space="preserve"> </w:t>
+      </w:r>
+      <w:proofErr w:type="spellStart"/>
+      <w:r>
+        <w:t>familias</w:t>
+      </w:r>
+      <w:proofErr w:type="spellEnd"/>
+      <w:r>
+        <w:t xml:space="preserve"> </w:t>
+      </w:r>
+      <w:proofErr w:type="spellStart"/>
+      <w:r>
+        <w:t>más</w:t>
+      </w:r>
+      <w:proofErr w:type="spellEnd"/>
+      <w:r>
+        <w:t xml:space="preserve"> </w:t>
+      </w:r>
+      <w:proofErr w:type="spellStart"/>
+      <w:r>
+        <w:t>prominentes</w:t>
+      </w:r>
+      <w:proofErr w:type="spellEnd"/>
+      <w:r>
+        <w:t xml:space="preserve"> o por </w:t>
+      </w:r>
+      <w:proofErr w:type="spellStart"/>
+      <w:r>
+        <w:t>personalidades</w:t>
+      </w:r>
+      <w:proofErr w:type="spellEnd"/>
+      <w:r>
+        <w:t xml:space="preserve"> </w:t>
+      </w:r>
+      <w:proofErr w:type="spellStart"/>
+      <w:r>
+        <w:t>académicas</w:t>
+      </w:r>
+      <w:proofErr w:type="spellEnd"/>
+      <w:r>
+        <w:t xml:space="preserve"> </w:t>
+      </w:r>
+      <w:proofErr w:type="spellStart"/>
+      <w:r>
+        <w:t>destacadas</w:t>
+      </w:r>
+      <w:proofErr w:type="spellEnd"/>
+      <w:r>
+        <w:t xml:space="preserve"> como Fornasari, precisamente </w:t>
+      </w:r>
+      <w:proofErr w:type="spellStart"/>
+      <w:r>
+        <w:t>porque</w:t>
+      </w:r>
+      <w:proofErr w:type="spellEnd"/>
+      <w:r>
+        <w:t xml:space="preserve"> eran </w:t>
+      </w:r>
+      <w:proofErr w:type="spellStart"/>
+      <w:r>
+        <w:t>más</w:t>
+      </w:r>
+      <w:proofErr w:type="spellEnd"/>
+      <w:r>
+        <w:t xml:space="preserve"> </w:t>
+      </w:r>
+      <w:proofErr w:type="spellStart"/>
+      <w:r>
+        <w:t>visibles</w:t>
+      </w:r>
+      <w:proofErr w:type="spellEnd"/>
+      <w:r>
+        <w:t xml:space="preserve">. La </w:t>
+      </w:r>
+      <w:proofErr w:type="spellStart"/>
+      <w:r>
+        <w:t>mención</w:t>
+      </w:r>
+      <w:proofErr w:type="spellEnd"/>
+      <w:r>
+        <w:t xml:space="preserve"> "DE MANE PRIM." </w:t>
+      </w:r>
+      <w:proofErr w:type="spellStart"/>
+      <w:r>
+        <w:t>confirma</w:t>
+      </w:r>
+      <w:proofErr w:type="spellEnd"/>
+      <w:r>
+        <w:t xml:space="preserve"> su </w:t>
+      </w:r>
+      <w:proofErr w:type="spellStart"/>
+      <w:r>
+        <w:t>importancia</w:t>
+      </w:r>
+      <w:proofErr w:type="spellEnd"/>
+      <w:r>
+        <w:t xml:space="preserve"> </w:t>
+      </w:r>
+      <w:proofErr w:type="spellStart"/>
+      <w:r>
+        <w:t>académica</w:t>
+      </w:r>
+      <w:proofErr w:type="spellEnd"/>
+      <w:r>
+        <w:t xml:space="preserve">: en </w:t>
+      </w:r>
+      <w:proofErr w:type="spellStart"/>
+      <w:r>
+        <w:t>aquella</w:t>
+      </w:r>
+      <w:proofErr w:type="spellEnd"/>
+      <w:r>
+        <w:t xml:space="preserve"> </w:t>
+      </w:r>
+      <w:proofErr w:type="spellStart"/>
+      <w:r>
+        <w:t>época</w:t>
+      </w:r>
+      <w:proofErr w:type="spellEnd"/>
+      <w:r>
+        <w:t xml:space="preserve">, </w:t>
+      </w:r>
+      <w:proofErr w:type="spellStart"/>
+      <w:r>
+        <w:t>las</w:t>
+      </w:r>
+      <w:proofErr w:type="spellEnd"/>
+      <w:r>
+        <w:t xml:space="preserve"> </w:t>
+      </w:r>
+      <w:proofErr w:type="spellStart"/>
+      <w:r>
+        <w:t>lecciones</w:t>
+      </w:r>
+      <w:proofErr w:type="spellEnd"/>
+      <w:r>
+        <w:t xml:space="preserve"> de la "</w:t>
+      </w:r>
+      <w:proofErr w:type="spellStart"/>
+      <w:r>
+        <w:t>mañana</w:t>
+      </w:r>
+      <w:proofErr w:type="spellEnd"/>
+      <w:r>
+        <w:t xml:space="preserve">" en </w:t>
+      </w:r>
+      <w:proofErr w:type="spellStart"/>
+      <w:r>
+        <w:t>el</w:t>
+      </w:r>
+      <w:proofErr w:type="spellEnd"/>
+      <w:r>
+        <w:t xml:space="preserve"> Archiginnasio eran </w:t>
+      </w:r>
+      <w:proofErr w:type="spellStart"/>
+      <w:r>
+        <w:t>las</w:t>
+      </w:r>
+      <w:proofErr w:type="spellEnd"/>
+      <w:r>
+        <w:t xml:space="preserve"> </w:t>
+      </w:r>
+      <w:proofErr w:type="spellStart"/>
+      <w:r>
+        <w:t>más</w:t>
+      </w:r>
+      <w:proofErr w:type="spellEnd"/>
+      <w:r>
+        <w:t xml:space="preserve"> </w:t>
+      </w:r>
+      <w:proofErr w:type="spellStart"/>
+      <w:r>
+        <w:t>prestigiosas</w:t>
+      </w:r>
+      <w:proofErr w:type="spellEnd"/>
+      <w:r>
+        <w:t xml:space="preserve"> (</w:t>
+      </w:r>
+      <w:proofErr w:type="spellStart"/>
+      <w:r>
+        <w:t>reservadas</w:t>
+      </w:r>
+      <w:proofErr w:type="spellEnd"/>
+      <w:r>
+        <w:t xml:space="preserve"> a </w:t>
+      </w:r>
+      <w:proofErr w:type="spellStart"/>
+      <w:r>
+        <w:t>los</w:t>
+      </w:r>
+      <w:proofErr w:type="spellEnd"/>
+      <w:r>
+        <w:t xml:space="preserve"> </w:t>
+      </w:r>
+      <w:proofErr w:type="spellStart"/>
+      <w:r>
+        <w:t>profesores</w:t>
+      </w:r>
+      <w:proofErr w:type="spellEnd"/>
+      <w:r>
+        <w:t xml:space="preserve"> </w:t>
+      </w:r>
+      <w:proofErr w:type="spellStart"/>
+      <w:r>
+        <w:t>más</w:t>
+      </w:r>
+      <w:proofErr w:type="spellEnd"/>
+      <w:r>
+        <w:t xml:space="preserve"> </w:t>
+      </w:r>
+      <w:proofErr w:type="spellStart"/>
+      <w:r>
+        <w:t>experimentados</w:t>
+      </w:r>
+      <w:proofErr w:type="spellEnd"/>
+      <w:r>
+        <w:t xml:space="preserve">), </w:t>
+      </w:r>
+      <w:proofErr w:type="spellStart"/>
+      <w:r>
+        <w:t>mientras</w:t>
+      </w:r>
+      <w:proofErr w:type="spellEnd"/>
+      <w:r>
+        <w:t xml:space="preserve"> </w:t>
+      </w:r>
+      <w:proofErr w:type="spellStart"/>
+      <w:r>
+        <w:t>que</w:t>
+      </w:r>
+      <w:proofErr w:type="spellEnd"/>
+      <w:r>
+        <w:t xml:space="preserve"> </w:t>
+      </w:r>
+      <w:proofErr w:type="spellStart"/>
+      <w:r>
+        <w:t>las</w:t>
+      </w:r>
+      <w:proofErr w:type="spellEnd"/>
+      <w:r>
+        <w:t xml:space="preserve"> de la tarde eran para </w:t>
+      </w:r>
+      <w:proofErr w:type="spellStart"/>
+      <w:r>
+        <w:t>profesores</w:t>
+      </w:r>
+      <w:proofErr w:type="spellEnd"/>
+      <w:r>
+        <w:t xml:space="preserve"> </w:t>
+      </w:r>
+      <w:proofErr w:type="spellStart"/>
+      <w:r>
+        <w:t>más</w:t>
+      </w:r>
+      <w:proofErr w:type="spellEnd"/>
+      <w:r>
+        <w:t xml:space="preserve"> </w:t>
+      </w:r>
+      <w:proofErr w:type="spellStart"/>
+      <w:r>
+        <w:t>jóvenes</w:t>
+      </w:r>
+      <w:proofErr w:type="spellEnd"/>
+      <w:r>
+        <w:t xml:space="preserve"> o </w:t>
+      </w:r>
+      <w:proofErr w:type="spellStart"/>
+      <w:r>
+        <w:t>materias</w:t>
+      </w:r>
+      <w:proofErr w:type="spellEnd"/>
+      <w:r>
+        <w:t xml:space="preserve"> </w:t>
+      </w:r>
+      <w:proofErr w:type="spellStart"/>
+      <w:r>
+        <w:t>complementarias</w:t>
+      </w:r>
+      <w:proofErr w:type="spellEnd"/>
+      <w:r>
+        <w:t xml:space="preserve">. Esta </w:t>
+      </w:r>
+      <w:proofErr w:type="spellStart"/>
+      <w:r>
+        <w:t>lápida</w:t>
+      </w:r>
+      <w:proofErr w:type="spellEnd"/>
+      <w:r>
+        <w:t xml:space="preserve"> es un </w:t>
+      </w:r>
+      <w:proofErr w:type="spellStart"/>
+      <w:r>
+        <w:t>valioso</w:t>
+      </w:r>
+      <w:proofErr w:type="spellEnd"/>
+      <w:r>
+        <w:t xml:space="preserve"> testimonio de </w:t>
+      </w:r>
+      <w:proofErr w:type="spellStart"/>
+      <w:r>
+        <w:t>cómo</w:t>
+      </w:r>
+      <w:proofErr w:type="spellEnd"/>
+      <w:r>
+        <w:t xml:space="preserve"> </w:t>
+      </w:r>
+      <w:proofErr w:type="spellStart"/>
+      <w:r>
+        <w:t>el</w:t>
+      </w:r>
+      <w:proofErr w:type="spellEnd"/>
+      <w:r>
+        <w:t xml:space="preserve"> </w:t>
+      </w:r>
+      <w:proofErr w:type="spellStart"/>
+      <w:r>
+        <w:t>Pórtico</w:t>
+      </w:r>
+      <w:proofErr w:type="spellEnd"/>
+      <w:r>
+        <w:t xml:space="preserve"> de San Luca no es solo una </w:t>
+      </w:r>
+      <w:proofErr w:type="spellStart"/>
+      <w:r>
+        <w:t>obra</w:t>
+      </w:r>
+      <w:proofErr w:type="spellEnd"/>
+      <w:r>
+        <w:t xml:space="preserve"> </w:t>
+      </w:r>
+      <w:proofErr w:type="spellStart"/>
+      <w:r>
+        <w:t>arquitectónica</w:t>
+      </w:r>
+      <w:proofErr w:type="spellEnd"/>
+      <w:r>
+        <w:t xml:space="preserve">, sino un verdadero "libro de </w:t>
+      </w:r>
+      <w:proofErr w:type="spellStart"/>
+      <w:r>
+        <w:t>piedra</w:t>
+      </w:r>
+      <w:proofErr w:type="spellEnd"/>
+      <w:r>
+        <w:t xml:space="preserve">" </w:t>
+      </w:r>
+      <w:proofErr w:type="spellStart"/>
+      <w:r>
+        <w:t>que</w:t>
+      </w:r>
+      <w:proofErr w:type="spellEnd"/>
+      <w:r>
+        <w:t xml:space="preserve"> narra la </w:t>
+      </w:r>
+      <w:proofErr w:type="spellStart"/>
+      <w:r>
+        <w:t>historia</w:t>
+      </w:r>
+      <w:proofErr w:type="spellEnd"/>
+      <w:r>
+        <w:t xml:space="preserve"> de la </w:t>
+      </w:r>
+      <w:proofErr w:type="spellStart"/>
+      <w:r>
+        <w:t>sociedad</w:t>
+      </w:r>
+      <w:proofErr w:type="spellEnd"/>
+      <w:r>
+        <w:t xml:space="preserve"> </w:t>
+      </w:r>
+      <w:proofErr w:type="spellStart"/>
+      <w:r>
+        <w:t>boloñesa</w:t>
+      </w:r>
+      <w:proofErr w:type="spellEnd"/>
+      <w:r>
+        <w:t xml:space="preserve">, donde la fe (la dedicatoria a Cristo y María) se </w:t>
+      </w:r>
+      <w:proofErr w:type="spellStart"/>
+      <w:r>
+        <w:t>entrelazaba</w:t>
+      </w:r>
+      <w:proofErr w:type="spellEnd"/>
+      <w:r>
+        <w:t xml:space="preserve"> con </w:t>
+      </w:r>
+      <w:proofErr w:type="spellStart"/>
+      <w:r>
+        <w:t>el</w:t>
+      </w:r>
+      <w:proofErr w:type="spellEnd"/>
+      <w:r>
+        <w:t xml:space="preserve"> </w:t>
+      </w:r>
+      <w:proofErr w:type="spellStart"/>
+      <w:r>
+        <w:t>estatus</w:t>
+      </w:r>
+      <w:proofErr w:type="spellEnd"/>
+      <w:r>
+        <w:t xml:space="preserve"> social y la </w:t>
+      </w:r>
+      <w:proofErr w:type="spellStart"/>
+      <w:r>
+        <w:t>carrera</w:t>
+      </w:r>
+      <w:proofErr w:type="spellEnd"/>
+      <w:r>
+        <w:t xml:space="preserve"> </w:t>
+      </w:r>
+      <w:proofErr w:type="spellStart"/>
+      <w:r>
+        <w:t>académica</w:t>
+      </w:r>
+      <w:proofErr w:type="spellEnd"/>
+      <w:r>
+        <w:t xml:space="preserve">. Si </w:t>
+      </w:r>
+      <w:proofErr w:type="spellStart"/>
+      <w:r>
+        <w:t>camina</w:t>
+      </w:r>
+      <w:proofErr w:type="spellEnd"/>
+      <w:r>
+        <w:t xml:space="preserve"> </w:t>
+      </w:r>
+      <w:proofErr w:type="spellStart"/>
+      <w:r>
+        <w:t>hacia</w:t>
+      </w:r>
+      <w:proofErr w:type="spellEnd"/>
+      <w:r>
+        <w:t xml:space="preserve"> la </w:t>
+      </w:r>
+      <w:proofErr w:type="spellStart"/>
+      <w:r>
+        <w:t>Basílica</w:t>
+      </w:r>
+      <w:proofErr w:type="spellEnd"/>
+      <w:r>
+        <w:t xml:space="preserve">, </w:t>
+      </w:r>
+      <w:proofErr w:type="spellStart"/>
+      <w:r>
+        <w:t>notará</w:t>
+      </w:r>
+      <w:proofErr w:type="spellEnd"/>
+      <w:r>
+        <w:t xml:space="preserve"> </w:t>
+      </w:r>
+      <w:proofErr w:type="spellStart"/>
+      <w:r>
+        <w:t>que</w:t>
+      </w:r>
+      <w:proofErr w:type="spellEnd"/>
+      <w:r>
+        <w:t xml:space="preserve"> casi cada arco tiene una </w:t>
+      </w:r>
+      <w:proofErr w:type="spellStart"/>
+      <w:r>
+        <w:t>historia</w:t>
+      </w:r>
+      <w:proofErr w:type="spellEnd"/>
+      <w:r>
+        <w:t xml:space="preserve"> </w:t>
+      </w:r>
+      <w:proofErr w:type="spellStart"/>
+      <w:r>
+        <w:t>similar</w:t>
+      </w:r>
+      <w:proofErr w:type="spellEnd"/>
+      <w:r>
+        <w:t xml:space="preserve">, con escudos y </w:t>
+      </w:r>
+      <w:proofErr w:type="spellStart"/>
+      <w:r>
+        <w:t>nombres</w:t>
+      </w:r>
+      <w:proofErr w:type="spellEnd"/>
+      <w:r>
+        <w:t xml:space="preserve"> de </w:t>
+      </w:r>
+      <w:proofErr w:type="spellStart"/>
+      <w:r>
+        <w:t>quienes</w:t>
+      </w:r>
+      <w:proofErr w:type="spellEnd"/>
+      <w:r>
+        <w:t xml:space="preserve"> </w:t>
+      </w:r>
+      <w:proofErr w:type="spellStart"/>
+      <w:r>
+        <w:t>hicieron</w:t>
+      </w:r>
+      <w:proofErr w:type="spellEnd"/>
+      <w:r>
+        <w:t xml:space="preserve"> </w:t>
+      </w:r>
+      <w:proofErr w:type="spellStart"/>
+      <w:r>
+        <w:t>posible</w:t>
+      </w:r>
+      <w:proofErr w:type="spellEnd"/>
+      <w:r>
+        <w:t xml:space="preserve"> ese camino </w:t>
+      </w:r>
+      <w:proofErr w:type="spellStart"/>
+      <w:r>
+        <w:t>protegido</w:t>
+      </w:r>
+      <w:proofErr w:type="spellEnd"/>
+      <w:r>
+        <w:t xml:space="preserve"> </w:t>
+      </w:r>
+      <w:proofErr w:type="spellStart"/>
+      <w:r>
+        <w:t>hacia</w:t>
+      </w:r>
+      <w:proofErr w:type="spellEnd"/>
+      <w:r>
+        <w:t xml:space="preserve"> </w:t>
+      </w:r>
+      <w:proofErr w:type="spellStart"/>
+      <w:r>
+        <w:t>el</w:t>
+      </w:r>
+      <w:proofErr w:type="spellEnd"/>
+      <w:r>
+        <w:t xml:space="preserve"> Santuario.</w:t>
       </w:r>
     </w:p>
     <w:p>
       <w:pPr>
         <w:pBdr>
-          <w:top w:space="0" w:sz="0" w:val="nil"/>
-          <w:left w:space="0" w:sz="0" w:val="nil"/>
-          <w:bottom w:space="0" w:sz="0" w:val="nil"/>
-          <w:right w:space="0" w:sz="0" w:val="nil"/>
-          <w:between w:space="0" w:sz="0" w:val="nil"/>
+          <w:top w:val="nil"/>
+          <w:left w:val="nil"/>
+          <w:bottom w:val="nil"/>
+          <w:right w:val="nil"/>
+          <w:between w:val="nil"/>
         </w:pBdr>
-        <w:shd w:fill="auto" w:val="clear"/>
-        <w:rPr/>
-      </w:pPr>
-      <w:r>
-        <w:rPr>
-          <w:rtl w:val="0"/>
-        </w:rPr>
-        <w:t xml:space="preserve">Continuando con la lectura del texto de esta lápida del arco 3:</w:t>
+      </w:pPr>
+      <w:r>
+        <w:t xml:space="preserve">Continuando con la </w:t>
+      </w:r>
+      <w:proofErr w:type="spellStart"/>
+      <w:r>
+        <w:t>lectura</w:t>
+      </w:r>
+      <w:proofErr w:type="spellEnd"/>
+      <w:r>
+        <w:t xml:space="preserve"> del texto de esta </w:t>
+      </w:r>
+      <w:proofErr w:type="spellStart"/>
+      <w:r>
+        <w:t>lápida</w:t>
+      </w:r>
+      <w:proofErr w:type="spellEnd"/>
+      <w:r>
+        <w:t xml:space="preserve"> del arco 3:</w:t>
       </w:r>
     </w:p>
     <w:p>
       <w:pPr>
         <w:pBdr>
-          <w:top w:space="0" w:sz="0" w:val="nil"/>
-          <w:left w:space="0" w:sz="0" w:val="nil"/>
-          <w:bottom w:space="0" w:sz="0" w:val="nil"/>
-          <w:right w:space="0" w:sz="0" w:val="nil"/>
-          <w:between w:space="0" w:sz="0" w:val="nil"/>
+          <w:top w:val="nil"/>
+          <w:left w:val="nil"/>
+          <w:bottom w:val="nil"/>
+          <w:right w:val="nil"/>
+          <w:between w:val="nil"/>
         </w:pBdr>
-        <w:shd w:fill="auto" w:val="clear"/>
         <w:rPr>
-          <w:rFonts w:ascii="Courier" w:cs="Courier" w:eastAsia="Courier" w:hAnsi="Courier"/>
+          <w:rFonts w:ascii="Courier" w:eastAsia="Courier" w:hAnsi="Courier" w:cs="Courier"/>
         </w:rPr>
       </w:pPr>
+      <w:proofErr w:type="spellStart"/>
       <w:r>
         <w:rPr>
-          <w:rFonts w:ascii="Courier" w:cs="Courier" w:eastAsia="Courier" w:hAnsi="Courier"/>
-          <w:rtl w:val="0"/>
+          <w:rFonts w:ascii="Courier" w:eastAsia="Courier" w:hAnsi="Courier" w:cs="Courier"/>
         </w:rPr>
-        <w:t xml:space="preserve">Eminet Illa Caput Tuscorum in Vertice Montis</w:t>
-        <w:br w:type="textWrapping"/>
-        <w:t xml:space="preserve">Illuc Productis Felsina Porticibus</w:t>
-        <w:br w:type="textWrapping"/>
-        <w:t xml:space="preserve">Templi muro Hanc Virgo auget Domus Aurea Caeli</w:t>
-        <w:br w:type="textWrapping"/>
-        <w:t xml:space="preserve">Porta Vigil Turris David in Hospitium</w:t>
-        <w:br w:type="textWrapping"/>
-        <w:t xml:space="preserve">Fitque sequens Ventrem Partus vum Virgine Civis</w:t>
-        <w:br w:type="textWrapping"/>
-        <w:t xml:space="preserve">Filius utque Videns Optimus Excubitor</w:t>
-        <w:br w:type="textWrapping"/>
-        <w:t xml:space="preserve">Augustae ed Primi Regia Pontificum</w:t>
-        <w:br w:type="textWrapping"/>
-        <w:t xml:space="preserve">Anno 1693</w:t>
-        <w:br w:type="textWrapping"/>
+        <w:t>Eminet</w:t>
+      </w:r>
+      <w:proofErr w:type="spellEnd"/>
+      <w:r>
+        <w:rPr>
+          <w:rFonts w:ascii="Courier" w:eastAsia="Courier" w:hAnsi="Courier" w:cs="Courier"/>
+        </w:rPr>
+        <w:t xml:space="preserve"> Illa Caput </w:t>
+      </w:r>
+      <w:proofErr w:type="spellStart"/>
+      <w:r>
+        <w:rPr>
+          <w:rFonts w:ascii="Courier" w:eastAsia="Courier" w:hAnsi="Courier" w:cs="Courier"/>
+        </w:rPr>
+        <w:t>Tuscorum</w:t>
+      </w:r>
+      <w:proofErr w:type="spellEnd"/>
+      <w:r>
+        <w:rPr>
+          <w:rFonts w:ascii="Courier" w:eastAsia="Courier" w:hAnsi="Courier" w:cs="Courier"/>
+        </w:rPr>
+        <w:t xml:space="preserve"> in Vertice Montis</w:t>
+      </w:r>
+      <w:r>
+        <w:rPr>
+          <w:rFonts w:ascii="Courier" w:eastAsia="Courier" w:hAnsi="Courier" w:cs="Courier"/>
+        </w:rPr>
+        <w:br/>
+      </w:r>
+      <w:proofErr w:type="spellStart"/>
+      <w:r>
+        <w:rPr>
+          <w:rFonts w:ascii="Courier" w:eastAsia="Courier" w:hAnsi="Courier" w:cs="Courier"/>
+        </w:rPr>
+        <w:t>Illuc</w:t>
+      </w:r>
+      <w:proofErr w:type="spellEnd"/>
+      <w:r>
+        <w:rPr>
+          <w:rFonts w:ascii="Courier" w:eastAsia="Courier" w:hAnsi="Courier" w:cs="Courier"/>
+        </w:rPr>
+        <w:t xml:space="preserve"> </w:t>
+      </w:r>
+      <w:proofErr w:type="spellStart"/>
+      <w:r>
+        <w:rPr>
+          <w:rFonts w:ascii="Courier" w:eastAsia="Courier" w:hAnsi="Courier" w:cs="Courier"/>
+        </w:rPr>
+        <w:t>Productis</w:t>
+      </w:r>
+      <w:proofErr w:type="spellEnd"/>
+      <w:r>
+        <w:rPr>
+          <w:rFonts w:ascii="Courier" w:eastAsia="Courier" w:hAnsi="Courier" w:cs="Courier"/>
+        </w:rPr>
+        <w:t xml:space="preserve"> Felsina </w:t>
+      </w:r>
+      <w:proofErr w:type="spellStart"/>
+      <w:r>
+        <w:rPr>
+          <w:rFonts w:ascii="Courier" w:eastAsia="Courier" w:hAnsi="Courier" w:cs="Courier"/>
+        </w:rPr>
+        <w:t>Porticibus</w:t>
+      </w:r>
+      <w:proofErr w:type="spellEnd"/>
+      <w:r>
+        <w:rPr>
+          <w:rFonts w:ascii="Courier" w:eastAsia="Courier" w:hAnsi="Courier" w:cs="Courier"/>
+        </w:rPr>
+        <w:br/>
+        <w:t xml:space="preserve">Templi muro </w:t>
+      </w:r>
+      <w:proofErr w:type="spellStart"/>
+      <w:r>
+        <w:rPr>
+          <w:rFonts w:ascii="Courier" w:eastAsia="Courier" w:hAnsi="Courier" w:cs="Courier"/>
+        </w:rPr>
+        <w:t>Hanc</w:t>
+      </w:r>
+      <w:proofErr w:type="spellEnd"/>
+      <w:r>
+        <w:rPr>
+          <w:rFonts w:ascii="Courier" w:eastAsia="Courier" w:hAnsi="Courier" w:cs="Courier"/>
+        </w:rPr>
+        <w:t xml:space="preserve"> Virgo </w:t>
+      </w:r>
+      <w:proofErr w:type="spellStart"/>
+      <w:r>
+        <w:rPr>
+          <w:rFonts w:ascii="Courier" w:eastAsia="Courier" w:hAnsi="Courier" w:cs="Courier"/>
+        </w:rPr>
+        <w:t>auget</w:t>
+      </w:r>
+      <w:proofErr w:type="spellEnd"/>
+      <w:r>
+        <w:rPr>
+          <w:rFonts w:ascii="Courier" w:eastAsia="Courier" w:hAnsi="Courier" w:cs="Courier"/>
+        </w:rPr>
+        <w:t xml:space="preserve"> Domus Aurea Caeli</w:t>
+      </w:r>
+      <w:r>
+        <w:rPr>
+          <w:rFonts w:ascii="Courier" w:eastAsia="Courier" w:hAnsi="Courier" w:cs="Courier"/>
+        </w:rPr>
+        <w:br/>
+        <w:t>Porta Vigil Turris David in Hospitium</w:t>
+      </w:r>
+      <w:r>
+        <w:rPr>
+          <w:rFonts w:ascii="Courier" w:eastAsia="Courier" w:hAnsi="Courier" w:cs="Courier"/>
+        </w:rPr>
+        <w:br/>
+      </w:r>
+      <w:proofErr w:type="spellStart"/>
+      <w:r>
+        <w:rPr>
+          <w:rFonts w:ascii="Courier" w:eastAsia="Courier" w:hAnsi="Courier" w:cs="Courier"/>
+        </w:rPr>
+        <w:t>Fitque</w:t>
+      </w:r>
+      <w:proofErr w:type="spellEnd"/>
+      <w:r>
+        <w:rPr>
+          <w:rFonts w:ascii="Courier" w:eastAsia="Courier" w:hAnsi="Courier" w:cs="Courier"/>
+        </w:rPr>
+        <w:t xml:space="preserve"> </w:t>
+      </w:r>
+      <w:proofErr w:type="spellStart"/>
+      <w:r>
+        <w:rPr>
+          <w:rFonts w:ascii="Courier" w:eastAsia="Courier" w:hAnsi="Courier" w:cs="Courier"/>
+        </w:rPr>
+        <w:t>sequens</w:t>
+      </w:r>
+      <w:proofErr w:type="spellEnd"/>
+      <w:r>
+        <w:rPr>
+          <w:rFonts w:ascii="Courier" w:eastAsia="Courier" w:hAnsi="Courier" w:cs="Courier"/>
+        </w:rPr>
+        <w:t xml:space="preserve"> </w:t>
+      </w:r>
+      <w:proofErr w:type="spellStart"/>
+      <w:r>
+        <w:rPr>
+          <w:rFonts w:ascii="Courier" w:eastAsia="Courier" w:hAnsi="Courier" w:cs="Courier"/>
+        </w:rPr>
+        <w:t>Ventrem</w:t>
+      </w:r>
+      <w:proofErr w:type="spellEnd"/>
+      <w:r>
+        <w:rPr>
+          <w:rFonts w:ascii="Courier" w:eastAsia="Courier" w:hAnsi="Courier" w:cs="Courier"/>
+        </w:rPr>
+        <w:t xml:space="preserve"> </w:t>
+      </w:r>
+      <w:proofErr w:type="spellStart"/>
+      <w:r>
+        <w:rPr>
+          <w:rFonts w:ascii="Courier" w:eastAsia="Courier" w:hAnsi="Courier" w:cs="Courier"/>
+        </w:rPr>
+        <w:t>Partus</w:t>
+      </w:r>
+      <w:proofErr w:type="spellEnd"/>
+      <w:r>
+        <w:rPr>
+          <w:rFonts w:ascii="Courier" w:eastAsia="Courier" w:hAnsi="Courier" w:cs="Courier"/>
+        </w:rPr>
+        <w:t xml:space="preserve"> </w:t>
+      </w:r>
+      <w:proofErr w:type="spellStart"/>
+      <w:r>
+        <w:rPr>
+          <w:rFonts w:ascii="Courier" w:eastAsia="Courier" w:hAnsi="Courier" w:cs="Courier"/>
+        </w:rPr>
+        <w:t>vum</w:t>
+      </w:r>
+      <w:proofErr w:type="spellEnd"/>
+      <w:r>
+        <w:rPr>
+          <w:rFonts w:ascii="Courier" w:eastAsia="Courier" w:hAnsi="Courier" w:cs="Courier"/>
+        </w:rPr>
+        <w:t xml:space="preserve"> Virgine Civis</w:t>
+      </w:r>
+      <w:r>
+        <w:rPr>
+          <w:rFonts w:ascii="Courier" w:eastAsia="Courier" w:hAnsi="Courier" w:cs="Courier"/>
+        </w:rPr>
+        <w:br/>
+        <w:t xml:space="preserve">Filius </w:t>
+      </w:r>
+      <w:proofErr w:type="spellStart"/>
+      <w:r>
+        <w:rPr>
+          <w:rFonts w:ascii="Courier" w:eastAsia="Courier" w:hAnsi="Courier" w:cs="Courier"/>
+        </w:rPr>
+        <w:t>utque</w:t>
+      </w:r>
+      <w:proofErr w:type="spellEnd"/>
+      <w:r>
+        <w:rPr>
+          <w:rFonts w:ascii="Courier" w:eastAsia="Courier" w:hAnsi="Courier" w:cs="Courier"/>
+        </w:rPr>
+        <w:t xml:space="preserve"> </w:t>
+      </w:r>
+      <w:proofErr w:type="spellStart"/>
+      <w:r>
+        <w:rPr>
+          <w:rFonts w:ascii="Courier" w:eastAsia="Courier" w:hAnsi="Courier" w:cs="Courier"/>
+        </w:rPr>
+        <w:t>Videns</w:t>
+      </w:r>
+      <w:proofErr w:type="spellEnd"/>
+      <w:r>
+        <w:rPr>
+          <w:rFonts w:ascii="Courier" w:eastAsia="Courier" w:hAnsi="Courier" w:cs="Courier"/>
+        </w:rPr>
+        <w:t xml:space="preserve"> Optimus </w:t>
+      </w:r>
+      <w:proofErr w:type="spellStart"/>
+      <w:r>
+        <w:rPr>
+          <w:rFonts w:ascii="Courier" w:eastAsia="Courier" w:hAnsi="Courier" w:cs="Courier"/>
+        </w:rPr>
+        <w:t>Excubitor</w:t>
+      </w:r>
+      <w:proofErr w:type="spellEnd"/>
+      <w:r>
+        <w:rPr>
+          <w:rFonts w:ascii="Courier" w:eastAsia="Courier" w:hAnsi="Courier" w:cs="Courier"/>
+        </w:rPr>
+        <w:br/>
+      </w:r>
+      <w:proofErr w:type="spellStart"/>
+      <w:r>
+        <w:rPr>
+          <w:rFonts w:ascii="Courier" w:eastAsia="Courier" w:hAnsi="Courier" w:cs="Courier"/>
+        </w:rPr>
+        <w:t>Augustae</w:t>
+      </w:r>
+      <w:proofErr w:type="spellEnd"/>
+      <w:r>
+        <w:rPr>
+          <w:rFonts w:ascii="Courier" w:eastAsia="Courier" w:hAnsi="Courier" w:cs="Courier"/>
+        </w:rPr>
+        <w:t xml:space="preserve"> ed Primi Regia </w:t>
+      </w:r>
+      <w:proofErr w:type="spellStart"/>
+      <w:r>
+        <w:rPr>
+          <w:rFonts w:ascii="Courier" w:eastAsia="Courier" w:hAnsi="Courier" w:cs="Courier"/>
+        </w:rPr>
+        <w:t>Pontificum</w:t>
+      </w:r>
+      <w:proofErr w:type="spellEnd"/>
+      <w:r>
+        <w:rPr>
+          <w:rFonts w:ascii="Courier" w:eastAsia="Courier" w:hAnsi="Courier" w:cs="Courier"/>
+        </w:rPr>
+        <w:br/>
+        <w:t>Anno 1693</w:t>
+      </w:r>
+      <w:r>
+        <w:rPr>
+          <w:rFonts w:ascii="Courier" w:eastAsia="Courier" w:hAnsi="Courier" w:cs="Courier"/>
+        </w:rPr>
+        <w:br/>
       </w:r>
     </w:p>
     <w:p>
       <w:pPr>
         <w:pBdr>
-          <w:top w:space="0" w:sz="0" w:val="nil"/>
-          <w:left w:space="0" w:sz="0" w:val="nil"/>
-          <w:bottom w:space="0" w:sz="0" w:val="nil"/>
-          <w:right w:space="0" w:sz="0" w:val="nil"/>
-          <w:between w:space="0" w:sz="0" w:val="nil"/>
+          <w:top w:val="nil"/>
+          <w:left w:val="nil"/>
+          <w:bottom w:val="nil"/>
+          <w:right w:val="nil"/>
+          <w:between w:val="nil"/>
         </w:pBdr>
-        <w:shd w:fill="auto" w:val="clear"/>
-        <w:spacing w:after="240" w:lineRule="auto"/>
-        <w:rPr/>
-      </w:pPr>
-      <w:r>
-        <w:rPr>
-          <w:rtl w:val="0"/>
-        </w:rPr>
-        <w:t xml:space="preserve">Esta segunda parte de la inscripción es una composición poética en dísticos elegíacos que celebra la magnificencia del Santuario de San Luca y el profundo vínculo entre la ciudad de Bolonia (Felsina) y la Virgen. El texto es rico en metáforas marianas tomadas de las Letanías Lauretanas (como Domus Aurea, Porta Caeli, Turris David) y describe visualmente el recorrido del pórtico.</w:t>
+        <w:spacing w:after="240"/>
+      </w:pPr>
+      <w:r>
+        <w:t xml:space="preserve">Esta </w:t>
+      </w:r>
+      <w:proofErr w:type="spellStart"/>
+      <w:r>
+        <w:t>segunda</w:t>
+      </w:r>
+      <w:proofErr w:type="spellEnd"/>
+      <w:r>
+        <w:t xml:space="preserve"> parte de la </w:t>
+      </w:r>
+      <w:proofErr w:type="spellStart"/>
+      <w:r>
+        <w:t>inscripción</w:t>
+      </w:r>
+      <w:proofErr w:type="spellEnd"/>
+      <w:r>
+        <w:t xml:space="preserve"> es una </w:t>
+      </w:r>
+      <w:proofErr w:type="spellStart"/>
+      <w:r>
+        <w:t>composición</w:t>
+      </w:r>
+      <w:proofErr w:type="spellEnd"/>
+      <w:r>
+        <w:t xml:space="preserve"> </w:t>
+      </w:r>
+      <w:proofErr w:type="spellStart"/>
+      <w:r>
+        <w:t>poética</w:t>
+      </w:r>
+      <w:proofErr w:type="spellEnd"/>
+      <w:r>
+        <w:t xml:space="preserve"> en </w:t>
+      </w:r>
+      <w:proofErr w:type="spellStart"/>
+      <w:r>
+        <w:t>dísticos</w:t>
+      </w:r>
+      <w:proofErr w:type="spellEnd"/>
+      <w:r>
+        <w:t xml:space="preserve"> </w:t>
+      </w:r>
+      <w:proofErr w:type="spellStart"/>
+      <w:r>
+        <w:t>elegíacos</w:t>
+      </w:r>
+      <w:proofErr w:type="spellEnd"/>
+      <w:r>
+        <w:t xml:space="preserve"> </w:t>
+      </w:r>
+      <w:proofErr w:type="spellStart"/>
+      <w:r>
+        <w:t>que</w:t>
+      </w:r>
+      <w:proofErr w:type="spellEnd"/>
+      <w:r>
+        <w:t xml:space="preserve"> celebra la </w:t>
+      </w:r>
+      <w:proofErr w:type="spellStart"/>
+      <w:r>
+        <w:t>magnificencia</w:t>
+      </w:r>
+      <w:proofErr w:type="spellEnd"/>
+      <w:r>
+        <w:t xml:space="preserve"> del Santuario de San Luca y </w:t>
+      </w:r>
+      <w:proofErr w:type="spellStart"/>
+      <w:r>
+        <w:t>el</w:t>
+      </w:r>
+      <w:proofErr w:type="spellEnd"/>
+      <w:r>
+        <w:t xml:space="preserve"> </w:t>
+      </w:r>
+      <w:proofErr w:type="spellStart"/>
+      <w:r>
+        <w:t>profundo</w:t>
+      </w:r>
+      <w:proofErr w:type="spellEnd"/>
+      <w:r>
+        <w:t xml:space="preserve"> </w:t>
+      </w:r>
+      <w:proofErr w:type="spellStart"/>
+      <w:r>
+        <w:t>vínculo</w:t>
+      </w:r>
+      <w:proofErr w:type="spellEnd"/>
+      <w:r>
+        <w:t xml:space="preserve"> </w:t>
+      </w:r>
+      <w:proofErr w:type="spellStart"/>
+      <w:r>
+        <w:t>entre</w:t>
+      </w:r>
+      <w:proofErr w:type="spellEnd"/>
+      <w:r>
+        <w:t xml:space="preserve"> la </w:t>
+      </w:r>
+      <w:proofErr w:type="spellStart"/>
+      <w:r>
+        <w:t>ciudad</w:t>
+      </w:r>
+      <w:proofErr w:type="spellEnd"/>
+      <w:r>
+        <w:t xml:space="preserve"> de </w:t>
+      </w:r>
+      <w:proofErr w:type="spellStart"/>
+      <w:r>
+        <w:t>Bolonia</w:t>
+      </w:r>
+      <w:proofErr w:type="spellEnd"/>
+      <w:r>
+        <w:t xml:space="preserve"> (Felsina) y la Virgen. El texto es </w:t>
+      </w:r>
+      <w:proofErr w:type="spellStart"/>
+      <w:r>
+        <w:t>rico</w:t>
+      </w:r>
+      <w:proofErr w:type="spellEnd"/>
+      <w:r>
+        <w:t xml:space="preserve"> en </w:t>
+      </w:r>
+      <w:proofErr w:type="spellStart"/>
+      <w:r>
+        <w:t>metáforas</w:t>
+      </w:r>
+      <w:proofErr w:type="spellEnd"/>
+      <w:r>
+        <w:t xml:space="preserve"> </w:t>
+      </w:r>
+      <w:proofErr w:type="spellStart"/>
+      <w:r>
+        <w:t>marianas</w:t>
+      </w:r>
+      <w:proofErr w:type="spellEnd"/>
+      <w:r>
+        <w:t xml:space="preserve"> </w:t>
+      </w:r>
+      <w:proofErr w:type="spellStart"/>
+      <w:r>
+        <w:t>tomadas</w:t>
+      </w:r>
+      <w:proofErr w:type="spellEnd"/>
+      <w:r>
+        <w:t xml:space="preserve"> de </w:t>
+      </w:r>
+      <w:proofErr w:type="spellStart"/>
+      <w:r>
+        <w:t>las</w:t>
+      </w:r>
+      <w:proofErr w:type="spellEnd"/>
+      <w:r>
+        <w:t xml:space="preserve"> </w:t>
+      </w:r>
+      <w:proofErr w:type="spellStart"/>
+      <w:r>
+        <w:t>Letanías</w:t>
+      </w:r>
+      <w:proofErr w:type="spellEnd"/>
+      <w:r>
+        <w:t xml:space="preserve"> </w:t>
+      </w:r>
+      <w:proofErr w:type="spellStart"/>
+      <w:r>
+        <w:t>Lauretanas</w:t>
+      </w:r>
+      <w:proofErr w:type="spellEnd"/>
+      <w:r>
+        <w:t xml:space="preserve"> (como Domus Aurea, Porta Caeli, Turris David) y </w:t>
+      </w:r>
+      <w:proofErr w:type="spellStart"/>
+      <w:r>
+        <w:t>describe</w:t>
+      </w:r>
+      <w:proofErr w:type="spellEnd"/>
+      <w:r>
+        <w:t xml:space="preserve"> visualmente </w:t>
+      </w:r>
+      <w:proofErr w:type="spellStart"/>
+      <w:r>
+        <w:t>el</w:t>
+      </w:r>
+      <w:proofErr w:type="spellEnd"/>
+      <w:r>
+        <w:t xml:space="preserve"> </w:t>
+      </w:r>
+      <w:proofErr w:type="spellStart"/>
+      <w:r>
+        <w:t>recorrido</w:t>
+      </w:r>
+      <w:proofErr w:type="spellEnd"/>
+      <w:r>
+        <w:t xml:space="preserve"> </w:t>
+      </w:r>
+      <w:r>
+        <w:lastRenderedPageBreak/>
+        <w:t xml:space="preserve">del </w:t>
+      </w:r>
+      <w:proofErr w:type="spellStart"/>
+      <w:r>
+        <w:t>pórtico</w:t>
+      </w:r>
+      <w:proofErr w:type="spellEnd"/>
+      <w:r>
+        <w:t>.</w:t>
       </w:r>
     </w:p>
     <w:p>
       <w:pPr>
-        <w:pStyle w:val="Heading3"/>
-        <w:pBdr>
-          <w:top w:space="0" w:sz="0" w:val="nil"/>
-          <w:left w:space="0" w:sz="0" w:val="nil"/>
-          <w:bottom w:space="0" w:sz="0" w:val="nil"/>
-          <w:right w:space="0" w:sz="0" w:val="nil"/>
-          <w:between w:space="0" w:sz="0" w:val="nil"/>
-        </w:pBdr>
-        <w:shd w:fill="auto" w:val="clear"/>
-        <w:spacing w:before="0" w:lineRule="auto"/>
-        <w:rPr/>
-      </w:pPr>
-      <w:r>
-        <w:rPr>
-          <w:rtl w:val="0"/>
-        </w:rPr>
-        <w:t xml:space="preserve">Traducción Libre</w:t>
+        <w:pStyle w:val="Titolo3"/>
+        <w:spacing w:before="0"/>
+      </w:pPr>
+      <w:proofErr w:type="spellStart"/>
+      <w:r>
+        <w:t>Traducción</w:t>
+      </w:r>
+      <w:proofErr w:type="spellEnd"/>
+      <w:r>
+        <w:t xml:space="preserve"> Libre</w:t>
       </w:r>
     </w:p>
     <w:p>
       <w:pPr>
         <w:pBdr>
-          <w:top w:space="0" w:sz="0" w:val="nil"/>
-          <w:left w:space="0" w:sz="0" w:val="nil"/>
-          <w:bottom w:space="0" w:sz="0" w:val="nil"/>
-          <w:right w:space="0" w:sz="0" w:val="nil"/>
-          <w:between w:space="0" w:sz="0" w:val="nil"/>
+          <w:top w:val="nil"/>
+          <w:left w:val="nil"/>
+          <w:bottom w:val="nil"/>
+          <w:right w:val="nil"/>
+          <w:between w:val="nil"/>
         </w:pBdr>
-        <w:shd w:fill="auto" w:val="clear"/>
-        <w:rPr/>
-      </w:pPr>
-      <w:r>
-        <w:rPr>
-          <w:rtl w:val="0"/>
-        </w:rPr>
-        <w:t xml:space="preserve">"Ella [la Iglesia] descuella sobre la Cabeza de los Toscanos, en la cima del monte,</w:t>
+      </w:pPr>
+      <w:r>
+        <w:t xml:space="preserve">"Ella [la Iglesia] </w:t>
+      </w:r>
+      <w:proofErr w:type="spellStart"/>
+      <w:r>
+        <w:t>descuella</w:t>
+      </w:r>
+      <w:proofErr w:type="spellEnd"/>
+      <w:r>
+        <w:t xml:space="preserve"> </w:t>
+      </w:r>
+      <w:proofErr w:type="spellStart"/>
+      <w:r>
+        <w:t>sobre</w:t>
+      </w:r>
+      <w:proofErr w:type="spellEnd"/>
+      <w:r>
+        <w:t xml:space="preserve"> la Cabeza de </w:t>
+      </w:r>
+      <w:proofErr w:type="spellStart"/>
+      <w:r>
+        <w:t>los</w:t>
+      </w:r>
+      <w:proofErr w:type="spellEnd"/>
+      <w:r>
+        <w:t xml:space="preserve"> </w:t>
+      </w:r>
+      <w:proofErr w:type="spellStart"/>
+      <w:r>
+        <w:t>Toscanos</w:t>
+      </w:r>
+      <w:proofErr w:type="spellEnd"/>
+      <w:r>
+        <w:t>, en la cima del monte,</w:t>
       </w:r>
     </w:p>
     <w:p>
       <w:pPr>
         <w:pBdr>
-          <w:top w:space="0" w:sz="0" w:val="nil"/>
-          <w:left w:space="0" w:sz="0" w:val="nil"/>
-          <w:bottom w:space="0" w:sz="0" w:val="nil"/>
-          <w:right w:space="0" w:sz="0" w:val="nil"/>
-          <w:between w:space="0" w:sz="0" w:val="nil"/>
+          <w:top w:val="nil"/>
+          <w:left w:val="nil"/>
+          <w:bottom w:val="nil"/>
+          <w:right w:val="nil"/>
+          <w:between w:val="nil"/>
         </w:pBdr>
-        <w:shd w:fill="auto" w:val="clear"/>
-        <w:rPr/>
-      </w:pPr>
-      <w:r>
-        <w:rPr>
-          <w:rtl w:val="0"/>
-        </w:rPr>
-        <w:t xml:space="preserve">hacia allí Bolonia es conducida por los pórticos extendidos.</w:t>
+      </w:pPr>
+      <w:proofErr w:type="spellStart"/>
+      <w:r>
+        <w:t>hacia</w:t>
+      </w:r>
+      <w:proofErr w:type="spellEnd"/>
+      <w:r>
+        <w:t xml:space="preserve"> </w:t>
+      </w:r>
+      <w:proofErr w:type="spellStart"/>
+      <w:r>
+        <w:t>allí</w:t>
+      </w:r>
+      <w:proofErr w:type="spellEnd"/>
+      <w:r>
+        <w:t xml:space="preserve"> </w:t>
+      </w:r>
+      <w:proofErr w:type="spellStart"/>
+      <w:r>
+        <w:t>Bolonia</w:t>
+      </w:r>
+      <w:proofErr w:type="spellEnd"/>
+      <w:r>
+        <w:t xml:space="preserve"> es </w:t>
+      </w:r>
+      <w:proofErr w:type="spellStart"/>
+      <w:r>
+        <w:t>conducida</w:t>
+      </w:r>
+      <w:proofErr w:type="spellEnd"/>
+      <w:r>
+        <w:t xml:space="preserve"> por </w:t>
+      </w:r>
+      <w:proofErr w:type="spellStart"/>
+      <w:r>
+        <w:t>los</w:t>
+      </w:r>
+      <w:proofErr w:type="spellEnd"/>
+      <w:r>
+        <w:t xml:space="preserve"> </w:t>
+      </w:r>
+      <w:proofErr w:type="spellStart"/>
+      <w:r>
+        <w:t>pórticos</w:t>
+      </w:r>
+      <w:proofErr w:type="spellEnd"/>
+      <w:r>
+        <w:t xml:space="preserve"> </w:t>
+      </w:r>
+      <w:proofErr w:type="spellStart"/>
+      <w:r>
+        <w:t>extendidos</w:t>
+      </w:r>
+      <w:proofErr w:type="spellEnd"/>
+      <w:r>
+        <w:t>.</w:t>
       </w:r>
     </w:p>
     <w:p>
       <w:pPr>
         <w:pBdr>
-          <w:top w:space="0" w:sz="0" w:val="nil"/>
-          <w:left w:space="0" w:sz="0" w:val="nil"/>
-          <w:bottom w:space="0" w:sz="0" w:val="nil"/>
-          <w:right w:space="0" w:sz="0" w:val="nil"/>
-          <w:between w:space="0" w:sz="0" w:val="nil"/>
+          <w:top w:val="nil"/>
+          <w:left w:val="nil"/>
+          <w:bottom w:val="nil"/>
+          <w:right w:val="nil"/>
+          <w:between w:val="nil"/>
         </w:pBdr>
-        <w:shd w:fill="auto" w:val="clear"/>
-        <w:rPr/>
-      </w:pPr>
-      <w:r>
-        <w:rPr>
-          <w:rtl w:val="0"/>
-        </w:rPr>
-        <w:t xml:space="preserve">La Virgen, Casa de Oro del Cielo, acrecienta esta [iglesia] con el muro del templo,</w:t>
+      </w:pPr>
+      <w:r>
+        <w:t xml:space="preserve">La Virgen, Casa de Oro del Cielo, </w:t>
+      </w:r>
+      <w:proofErr w:type="spellStart"/>
+      <w:r>
+        <w:t>acrecienta</w:t>
+      </w:r>
+      <w:proofErr w:type="spellEnd"/>
+      <w:r>
+        <w:t xml:space="preserve"> esta [</w:t>
+      </w:r>
+      <w:proofErr w:type="spellStart"/>
+      <w:r>
+        <w:t>iglesia</w:t>
+      </w:r>
+      <w:proofErr w:type="spellEnd"/>
+      <w:r>
+        <w:t xml:space="preserve">] con </w:t>
+      </w:r>
+      <w:proofErr w:type="spellStart"/>
+      <w:r>
+        <w:t>el</w:t>
+      </w:r>
+      <w:proofErr w:type="spellEnd"/>
+      <w:r>
+        <w:t xml:space="preserve"> muro del templo,</w:t>
       </w:r>
     </w:p>
     <w:p>
       <w:pPr>
         <w:pBdr>
-          <w:top w:space="0" w:sz="0" w:val="nil"/>
-          <w:left w:space="0" w:sz="0" w:val="nil"/>
-          <w:bottom w:space="0" w:sz="0" w:val="nil"/>
-          <w:right w:space="0" w:sz="0" w:val="nil"/>
-          <w:between w:space="0" w:sz="0" w:val="nil"/>
+          <w:top w:val="nil"/>
+          <w:left w:val="nil"/>
+          <w:bottom w:val="nil"/>
+          <w:right w:val="nil"/>
+          <w:between w:val="nil"/>
         </w:pBdr>
-        <w:shd w:fill="auto" w:val="clear"/>
-        <w:rPr/>
-      </w:pPr>
-      <w:r>
-        <w:rPr>
-          <w:rtl w:val="0"/>
-        </w:rPr>
-        <w:t xml:space="preserve">Puerta [del cielo], Vigilante Torre de David para la hospitalidad.</w:t>
+      </w:pPr>
+      <w:r>
+        <w:t xml:space="preserve">Puerta [del cielo], Vigilante Torre de David para la </w:t>
+      </w:r>
+      <w:proofErr w:type="spellStart"/>
+      <w:r>
+        <w:t>hospitalidad</w:t>
+      </w:r>
+      <w:proofErr w:type="spellEnd"/>
+      <w:r>
+        <w:t>.</w:t>
       </w:r>
     </w:p>
     <w:p>
       <w:pPr>
         <w:pBdr>
-          <w:top w:space="0" w:sz="0" w:val="nil"/>
-          <w:left w:space="0" w:sz="0" w:val="nil"/>
-          <w:bottom w:space="0" w:sz="0" w:val="nil"/>
-          <w:right w:space="0" w:sz="0" w:val="nil"/>
-          <w:between w:space="0" w:sz="0" w:val="nil"/>
+          <w:top w:val="nil"/>
+          <w:left w:val="nil"/>
+          <w:bottom w:val="nil"/>
+          <w:right w:val="nil"/>
+          <w:between w:val="nil"/>
         </w:pBdr>
-        <w:shd w:fill="auto" w:val="clear"/>
-        <w:rPr/>
-      </w:pPr>
-      <w:r>
-        <w:rPr>
-          <w:rtl w:val="0"/>
-        </w:rPr>
-        <w:t xml:space="preserve">And the citizen becomes a son who follows the birth from the womb of the Virgin,</w:t>
+      </w:pPr>
+      <w:r>
+        <w:t xml:space="preserve">And the </w:t>
+      </w:r>
+      <w:proofErr w:type="spellStart"/>
+      <w:r>
+        <w:t>citizen</w:t>
+      </w:r>
+      <w:proofErr w:type="spellEnd"/>
+      <w:r>
+        <w:t xml:space="preserve"> </w:t>
+      </w:r>
+      <w:proofErr w:type="spellStart"/>
+      <w:r>
+        <w:t>becomes</w:t>
+      </w:r>
+      <w:proofErr w:type="spellEnd"/>
+      <w:r>
+        <w:t xml:space="preserve"> a son </w:t>
+      </w:r>
+      <w:proofErr w:type="spellStart"/>
+      <w:r>
+        <w:t>who</w:t>
+      </w:r>
+      <w:proofErr w:type="spellEnd"/>
+      <w:r>
+        <w:t xml:space="preserve"> follows the </w:t>
+      </w:r>
+      <w:proofErr w:type="spellStart"/>
+      <w:r>
+        <w:t>birth</w:t>
+      </w:r>
+      <w:proofErr w:type="spellEnd"/>
+      <w:r>
+        <w:t xml:space="preserve"> from the </w:t>
+      </w:r>
+      <w:proofErr w:type="spellStart"/>
+      <w:r>
+        <w:t>womb</w:t>
+      </w:r>
+      <w:proofErr w:type="spellEnd"/>
+      <w:r>
+        <w:t xml:space="preserve"> of the Virgin,</w:t>
       </w:r>
     </w:p>
     <w:p>
       <w:pPr>
         <w:pBdr>
-          <w:top w:space="0" w:sz="0" w:val="nil"/>
-          <w:left w:space="0" w:sz="0" w:val="nil"/>
-          <w:bottom w:space="0" w:sz="0" w:val="nil"/>
-          <w:right w:space="0" w:sz="0" w:val="nil"/>
-          <w:between w:space="0" w:sz="0" w:val="nil"/>
+          <w:top w:val="nil"/>
+          <w:left w:val="nil"/>
+          <w:bottom w:val="nil"/>
+          <w:right w:val="nil"/>
+          <w:between w:val="nil"/>
         </w:pBdr>
-        <w:shd w:fill="auto" w:val="clear"/>
-        <w:rPr/>
-      </w:pPr>
-      <w:r>
-        <w:rPr>
-          <w:rtl w:val="0"/>
-        </w:rPr>
-        <w:t xml:space="preserve">y como un hijo que vigila, [se convierte en] el excelente guardián.</w:t>
+      </w:pPr>
+      <w:r>
+        <w:t xml:space="preserve">y como un </w:t>
+      </w:r>
+      <w:proofErr w:type="spellStart"/>
+      <w:r>
+        <w:t>hijo</w:t>
+      </w:r>
+      <w:proofErr w:type="spellEnd"/>
+      <w:r>
+        <w:t xml:space="preserve"> </w:t>
+      </w:r>
+      <w:proofErr w:type="spellStart"/>
+      <w:r>
+        <w:t>que</w:t>
+      </w:r>
+      <w:proofErr w:type="spellEnd"/>
+      <w:r>
+        <w:t xml:space="preserve"> vigila, [se </w:t>
+      </w:r>
+      <w:proofErr w:type="spellStart"/>
+      <w:r>
+        <w:t>convierte</w:t>
+      </w:r>
+      <w:proofErr w:type="spellEnd"/>
+      <w:r>
+        <w:t xml:space="preserve"> en] </w:t>
+      </w:r>
+      <w:proofErr w:type="spellStart"/>
+      <w:r>
+        <w:t>el</w:t>
+      </w:r>
+      <w:proofErr w:type="spellEnd"/>
+      <w:r>
+        <w:t xml:space="preserve"> </w:t>
+      </w:r>
+      <w:proofErr w:type="spellStart"/>
+      <w:r>
+        <w:t>excelente</w:t>
+      </w:r>
+      <w:proofErr w:type="spellEnd"/>
+      <w:r>
+        <w:t xml:space="preserve"> </w:t>
+      </w:r>
+      <w:proofErr w:type="spellStart"/>
+      <w:r>
+        <w:t>guardián</w:t>
+      </w:r>
+      <w:proofErr w:type="spellEnd"/>
+      <w:r>
+        <w:t>.</w:t>
       </w:r>
     </w:p>
     <w:p>
       <w:pPr>
         <w:pBdr>
-          <w:top w:space="0" w:sz="0" w:val="nil"/>
-          <w:left w:space="0" w:sz="0" w:val="nil"/>
-          <w:bottom w:space="0" w:sz="0" w:val="nil"/>
-          <w:right w:space="0" w:sz="0" w:val="nil"/>
-          <w:between w:space="0" w:sz="0" w:val="nil"/>
+          <w:top w:val="nil"/>
+          <w:left w:val="nil"/>
+          <w:bottom w:val="nil"/>
+          <w:right w:val="nil"/>
+          <w:between w:val="nil"/>
         </w:pBdr>
-        <w:shd w:fill="auto" w:val="clear"/>
-        <w:spacing w:after="240" w:lineRule="auto"/>
-        <w:rPr/>
-      </w:pPr>
-      <w:r>
-        <w:rPr>
-          <w:rtl w:val="0"/>
-        </w:rPr>
-        <w:t xml:space="preserve">[Este es] el palacio de la Augusta y de los primeros Pontífices."</w:t>
+        <w:spacing w:after="240"/>
+      </w:pPr>
+      <w:r>
+        <w:t xml:space="preserve">[Este es] </w:t>
+      </w:r>
+      <w:proofErr w:type="spellStart"/>
+      <w:r>
+        <w:t>el</w:t>
+      </w:r>
+      <w:proofErr w:type="spellEnd"/>
+      <w:r>
+        <w:t xml:space="preserve"> </w:t>
+      </w:r>
+      <w:proofErr w:type="spellStart"/>
+      <w:r>
+        <w:t>palacio</w:t>
+      </w:r>
+      <w:proofErr w:type="spellEnd"/>
+      <w:r>
+        <w:t xml:space="preserve"> de la Augusta y de </w:t>
+      </w:r>
+      <w:proofErr w:type="spellStart"/>
+      <w:r>
+        <w:t>los</w:t>
+      </w:r>
+      <w:proofErr w:type="spellEnd"/>
+      <w:r>
+        <w:t xml:space="preserve"> </w:t>
+      </w:r>
+      <w:proofErr w:type="spellStart"/>
+      <w:r>
+        <w:t>primeros</w:t>
+      </w:r>
+      <w:proofErr w:type="spellEnd"/>
+      <w:r>
+        <w:t xml:space="preserve"> </w:t>
+      </w:r>
+      <w:proofErr w:type="spellStart"/>
+      <w:r>
+        <w:t>Pontífices</w:t>
+      </w:r>
+      <w:proofErr w:type="spellEnd"/>
+      <w:r>
+        <w:t>."</w:t>
       </w:r>
     </w:p>
     <w:p>
       <w:pPr>
-        <w:pStyle w:val="Heading3"/>
-        <w:pBdr>
-          <w:top w:space="0" w:sz="0" w:val="nil"/>
-          <w:left w:space="0" w:sz="0" w:val="nil"/>
-          <w:bottom w:space="0" w:sz="0" w:val="nil"/>
-          <w:right w:space="0" w:sz="0" w:val="nil"/>
-          <w:between w:space="0" w:sz="0" w:val="nil"/>
-        </w:pBdr>
-        <w:shd w:fill="auto" w:val="clear"/>
-        <w:spacing w:before="0" w:lineRule="auto"/>
-        <w:rPr/>
-      </w:pPr>
-      <w:r>
-        <w:rPr>
-          <w:rtl w:val="0"/>
-        </w:rPr>
-        <w:t xml:space="preserve">Análisis de Pasajes Clave</w:t>
+        <w:pStyle w:val="Titolo3"/>
+        <w:spacing w:before="0"/>
+      </w:pPr>
+      <w:proofErr w:type="spellStart"/>
+      <w:r>
+        <w:t>Análisis</w:t>
+      </w:r>
+      <w:proofErr w:type="spellEnd"/>
+      <w:r>
+        <w:t xml:space="preserve"> de </w:t>
+      </w:r>
+      <w:proofErr w:type="spellStart"/>
+      <w:r>
+        <w:t>Pasajes</w:t>
+      </w:r>
+      <w:proofErr w:type="spellEnd"/>
+      <w:r>
+        <w:t xml:space="preserve"> Clave</w:t>
       </w:r>
     </w:p>
     <w:p>
@@ -754,28 +3479,167 @@
           <w:numId w:val="3"/>
         </w:numPr>
         <w:pBdr>
-          <w:top w:space="0" w:sz="0" w:val="nil"/>
-          <w:left w:space="0" w:sz="0" w:val="nil"/>
-          <w:bottom w:space="0" w:sz="0" w:val="nil"/>
-          <w:right w:space="0" w:sz="0" w:val="nil"/>
-          <w:between w:space="0" w:sz="0" w:val="nil"/>
+          <w:top w:val="nil"/>
+          <w:left w:val="nil"/>
+          <w:bottom w:val="nil"/>
+          <w:right w:val="nil"/>
+          <w:between w:val="nil"/>
         </w:pBdr>
-        <w:shd w:fill="auto" w:val="clear"/>
-        <w:ind w:left="600" w:hanging="360"/>
-      </w:pPr>
+      </w:pPr>
+      <w:proofErr w:type="spellStart"/>
       <w:r>
         <w:rPr>
-          <w:b w:val="1"/>
-          <w:bCs w:val="1"/>
-          <w:rtl w:val="0"/>
+          <w:b/>
+          <w:bCs/>
         </w:rPr>
-        <w:t xml:space="preserve">Eminet Illa Caput Tuscorum:</w:t>
-      </w:r>
+        <w:t>Eminet</w:t>
+      </w:r>
+      <w:proofErr w:type="spellEnd"/>
       <w:r>
         <w:rPr>
-          <w:rtl w:val="0"/>
+          <w:b/>
+          <w:bCs/>
         </w:rPr>
-        <w:t xml:space="preserve"> Se refiere a la posición geográfica del Santuario. El Colle della Guardia se ve históricamente como el comienzo de los Apeninos hacia la Toscana. "Caput Tuscorum" (Cabeza de los Toscanos) indica exactamente esta dirección geográfica.</w:t>
+        <w:t xml:space="preserve"> Illa Caput </w:t>
+      </w:r>
+      <w:proofErr w:type="spellStart"/>
+      <w:r>
+        <w:rPr>
+          <w:b/>
+          <w:bCs/>
+        </w:rPr>
+        <w:t>Tuscorum</w:t>
+      </w:r>
+      <w:proofErr w:type="spellEnd"/>
+      <w:r>
+        <w:rPr>
+          <w:b/>
+          <w:bCs/>
+        </w:rPr>
+        <w:t>:</w:t>
+      </w:r>
+      <w:r>
+        <w:t xml:space="preserve"> Se </w:t>
+      </w:r>
+      <w:proofErr w:type="spellStart"/>
+      <w:r>
+        <w:t>refiere</w:t>
+      </w:r>
+      <w:proofErr w:type="spellEnd"/>
+      <w:r>
+        <w:t xml:space="preserve"> a la </w:t>
+      </w:r>
+      <w:proofErr w:type="spellStart"/>
+      <w:r>
+        <w:t>posición</w:t>
+      </w:r>
+      <w:proofErr w:type="spellEnd"/>
+      <w:r>
+        <w:t xml:space="preserve"> </w:t>
+      </w:r>
+      <w:proofErr w:type="spellStart"/>
+      <w:r>
+        <w:t>geográfica</w:t>
+      </w:r>
+      <w:proofErr w:type="spellEnd"/>
+      <w:r>
+        <w:t xml:space="preserve"> del Santuario. El Colle della Guardia se ve </w:t>
+      </w:r>
+      <w:proofErr w:type="spellStart"/>
+      <w:r>
+        <w:t>históricamente</w:t>
+      </w:r>
+      <w:proofErr w:type="spellEnd"/>
+      <w:r>
+        <w:t xml:space="preserve"> como </w:t>
+      </w:r>
+      <w:proofErr w:type="spellStart"/>
+      <w:r>
+        <w:t>el</w:t>
+      </w:r>
+      <w:proofErr w:type="spellEnd"/>
+      <w:r>
+        <w:t xml:space="preserve"> </w:t>
+      </w:r>
+      <w:proofErr w:type="spellStart"/>
+      <w:r>
+        <w:t>comienzo</w:t>
+      </w:r>
+      <w:proofErr w:type="spellEnd"/>
+      <w:r>
+        <w:t xml:space="preserve"> de </w:t>
+      </w:r>
+      <w:proofErr w:type="spellStart"/>
+      <w:r>
+        <w:t>los</w:t>
+      </w:r>
+      <w:proofErr w:type="spellEnd"/>
+      <w:r>
+        <w:t xml:space="preserve"> </w:t>
+      </w:r>
+      <w:proofErr w:type="spellStart"/>
+      <w:r>
+        <w:t>Apeninos</w:t>
+      </w:r>
+      <w:proofErr w:type="spellEnd"/>
+      <w:r>
+        <w:t xml:space="preserve"> </w:t>
+      </w:r>
+      <w:proofErr w:type="spellStart"/>
+      <w:r>
+        <w:t>hacia</w:t>
+      </w:r>
+      <w:proofErr w:type="spellEnd"/>
+      <w:r>
+        <w:t xml:space="preserve"> la Toscana. "Caput </w:t>
+      </w:r>
+      <w:proofErr w:type="spellStart"/>
+      <w:r>
+        <w:t>Tuscorum</w:t>
+      </w:r>
+      <w:proofErr w:type="spellEnd"/>
+      <w:r>
+        <w:t xml:space="preserve">" (Cabeza de </w:t>
+      </w:r>
+      <w:proofErr w:type="spellStart"/>
+      <w:r>
+        <w:t>los</w:t>
+      </w:r>
+      <w:proofErr w:type="spellEnd"/>
+      <w:r>
+        <w:t xml:space="preserve"> </w:t>
+      </w:r>
+      <w:proofErr w:type="spellStart"/>
+      <w:r>
+        <w:t>Toscanos</w:t>
+      </w:r>
+      <w:proofErr w:type="spellEnd"/>
+      <w:r>
+        <w:t xml:space="preserve">) indica </w:t>
+      </w:r>
+      <w:proofErr w:type="spellStart"/>
+      <w:r>
+        <w:t>exactamente</w:t>
+      </w:r>
+      <w:proofErr w:type="spellEnd"/>
+      <w:r>
+        <w:t xml:space="preserve"> esta </w:t>
+      </w:r>
+      <w:proofErr w:type="spellStart"/>
+      <w:r>
+        <w:t>dirección</w:t>
+      </w:r>
+      <w:proofErr w:type="spellEnd"/>
+      <w:r>
+        <w:t xml:space="preserve"> </w:t>
+      </w:r>
+      <w:proofErr w:type="spellStart"/>
+      <w:r>
+        <w:t>geográfica</w:t>
+      </w:r>
+      <w:proofErr w:type="spellEnd"/>
+      <w:r>
+        <w:t>.</w:t>
       </w:r>
     </w:p>
     <w:p>
@@ -785,28 +3649,175 @@
           <w:numId w:val="3"/>
         </w:numPr>
         <w:pBdr>
-          <w:top w:space="0" w:sz="0" w:val="nil"/>
-          <w:left w:space="0" w:sz="0" w:val="nil"/>
-          <w:bottom w:space="0" w:sz="0" w:val="nil"/>
-          <w:right w:space="0" w:sz="0" w:val="nil"/>
-          <w:between w:space="0" w:sz="0" w:val="nil"/>
+          <w:top w:val="nil"/>
+          <w:left w:val="nil"/>
+          <w:bottom w:val="nil"/>
+          <w:right w:val="nil"/>
+          <w:between w:val="nil"/>
         </w:pBdr>
-        <w:shd w:fill="auto" w:val="clear"/>
-        <w:ind w:left="600" w:hanging="360"/>
-      </w:pPr>
+      </w:pPr>
+      <w:proofErr w:type="spellStart"/>
       <w:r>
         <w:rPr>
-          <w:b w:val="1"/>
-          <w:bCs w:val="1"/>
-          <w:rtl w:val="0"/>
+          <w:b/>
+          <w:bCs/>
         </w:rPr>
-        <w:t xml:space="preserve">Illuc Productis Felsina Porticibus:</w:t>
-      </w:r>
+        <w:t>Illuc</w:t>
+      </w:r>
+      <w:proofErr w:type="spellEnd"/>
       <w:r>
         <w:rPr>
-          <w:rtl w:val="0"/>
+          <w:b/>
+          <w:bCs/>
         </w:rPr>
-        <w:t xml:space="preserve"> Es la imagen más hermosa: Bolonia (Felsina) no está solo conectada, sino que es casi "conducida" o "extendida" hacia el cielo gracias a los pórticos.</w:t>
+        <w:t xml:space="preserve"> </w:t>
+      </w:r>
+      <w:proofErr w:type="spellStart"/>
+      <w:r>
+        <w:rPr>
+          <w:b/>
+          <w:bCs/>
+        </w:rPr>
+        <w:t>Productis</w:t>
+      </w:r>
+      <w:proofErr w:type="spellEnd"/>
+      <w:r>
+        <w:rPr>
+          <w:b/>
+          <w:bCs/>
+        </w:rPr>
+        <w:t xml:space="preserve"> Felsina </w:t>
+      </w:r>
+      <w:proofErr w:type="spellStart"/>
+      <w:r>
+        <w:rPr>
+          <w:b/>
+          <w:bCs/>
+        </w:rPr>
+        <w:t>Porticibus</w:t>
+      </w:r>
+      <w:proofErr w:type="spellEnd"/>
+      <w:r>
+        <w:rPr>
+          <w:b/>
+          <w:bCs/>
+        </w:rPr>
+        <w:t>:</w:t>
+      </w:r>
+      <w:r>
+        <w:t xml:space="preserve"> Es la </w:t>
+      </w:r>
+      <w:proofErr w:type="spellStart"/>
+      <w:r>
+        <w:t>imagen</w:t>
+      </w:r>
+      <w:proofErr w:type="spellEnd"/>
+      <w:r>
+        <w:t xml:space="preserve"> </w:t>
+      </w:r>
+      <w:proofErr w:type="spellStart"/>
+      <w:r>
+        <w:t>más</w:t>
+      </w:r>
+      <w:proofErr w:type="spellEnd"/>
+      <w:r>
+        <w:t xml:space="preserve"> </w:t>
+      </w:r>
+      <w:proofErr w:type="spellStart"/>
+      <w:r>
+        <w:t>hermosa</w:t>
+      </w:r>
+      <w:proofErr w:type="spellEnd"/>
+      <w:r>
+        <w:t xml:space="preserve">: </w:t>
+      </w:r>
+      <w:proofErr w:type="spellStart"/>
+      <w:r>
+        <w:t>Bolonia</w:t>
+      </w:r>
+      <w:proofErr w:type="spellEnd"/>
+      <w:r>
+        <w:t xml:space="preserve"> (Felsina) no </w:t>
+      </w:r>
+      <w:proofErr w:type="spellStart"/>
+      <w:r>
+        <w:t>está</w:t>
+      </w:r>
+      <w:proofErr w:type="spellEnd"/>
+      <w:r>
+        <w:t xml:space="preserve"> solo </w:t>
+      </w:r>
+      <w:proofErr w:type="spellStart"/>
+      <w:r>
+        <w:t>conectada</w:t>
+      </w:r>
+      <w:proofErr w:type="spellEnd"/>
+      <w:r>
+        <w:t xml:space="preserve">, sino </w:t>
+      </w:r>
+      <w:proofErr w:type="spellStart"/>
+      <w:r>
+        <w:t>que</w:t>
+      </w:r>
+      <w:proofErr w:type="spellEnd"/>
+      <w:r>
+        <w:t xml:space="preserve"> es casi "</w:t>
+      </w:r>
+      <w:proofErr w:type="spellStart"/>
+      <w:r>
+        <w:t>conducida</w:t>
+      </w:r>
+      <w:proofErr w:type="spellEnd"/>
+      <w:r>
+        <w:t>" o "</w:t>
+      </w:r>
+      <w:proofErr w:type="spellStart"/>
+      <w:r>
+        <w:t>extendida</w:t>
+      </w:r>
+      <w:proofErr w:type="spellEnd"/>
+      <w:r>
+        <w:t xml:space="preserve">" </w:t>
+      </w:r>
+      <w:proofErr w:type="spellStart"/>
+      <w:r>
+        <w:t>hacia</w:t>
+      </w:r>
+      <w:proofErr w:type="spellEnd"/>
+      <w:r>
+        <w:t xml:space="preserve"> </w:t>
+      </w:r>
+      <w:proofErr w:type="spellStart"/>
+      <w:r>
+        <w:t>el</w:t>
+      </w:r>
+      <w:proofErr w:type="spellEnd"/>
+      <w:r>
+        <w:t xml:space="preserve"> cielo </w:t>
+      </w:r>
+      <w:proofErr w:type="spellStart"/>
+      <w:r>
+        <w:t>gracias</w:t>
+      </w:r>
+      <w:proofErr w:type="spellEnd"/>
+      <w:r>
+        <w:t xml:space="preserve"> a </w:t>
+      </w:r>
+      <w:proofErr w:type="spellStart"/>
+      <w:r>
+        <w:t>los</w:t>
+      </w:r>
+      <w:proofErr w:type="spellEnd"/>
+      <w:r>
+        <w:t xml:space="preserve"> </w:t>
+      </w:r>
+      <w:proofErr w:type="spellStart"/>
+      <w:r>
+        <w:t>pórticos</w:t>
+      </w:r>
+      <w:proofErr w:type="spellEnd"/>
+      <w:r>
+        <w:t>.</w:t>
       </w:r>
     </w:p>
     <w:p>
@@ -816,28 +3827,118 @@
           <w:numId w:val="3"/>
         </w:numPr>
         <w:pBdr>
-          <w:top w:space="0" w:sz="0" w:val="nil"/>
-          <w:left w:space="0" w:sz="0" w:val="nil"/>
-          <w:bottom w:space="0" w:sz="0" w:val="nil"/>
-          <w:right w:space="0" w:sz="0" w:val="nil"/>
-          <w:between w:space="0" w:sz="0" w:val="nil"/>
+          <w:top w:val="nil"/>
+          <w:left w:val="nil"/>
+          <w:bottom w:val="nil"/>
+          <w:right w:val="nil"/>
+          <w:between w:val="nil"/>
         </w:pBdr>
-        <w:shd w:fill="auto" w:val="clear"/>
-        <w:ind w:left="600" w:hanging="360"/>
       </w:pPr>
       <w:r>
         <w:rPr>
-          <w:b w:val="1"/>
-          <w:bCs w:val="1"/>
-          <w:rtl w:val="0"/>
+          <w:b/>
+          <w:bCs/>
         </w:rPr>
-        <w:t xml:space="preserve">Domus Aurea / Turris David:</w:t>
-      </w:r>
-      <w:r>
-        <w:rPr>
-          <w:rtl w:val="0"/>
-        </w:rPr>
-        <w:t xml:space="preserve"> Estos títulos marianos subrayan que el Santuario no es solo un edificio, sino la morada misma de la Virgen. La "Torre de David" indica protección y vigilancia sobre la ciudad.</w:t>
+        <w:t>Domus Aurea / Turris David:</w:t>
+      </w:r>
+      <w:r>
+        <w:t xml:space="preserve"> </w:t>
+      </w:r>
+      <w:proofErr w:type="spellStart"/>
+      <w:r>
+        <w:t>Estos</w:t>
+      </w:r>
+      <w:proofErr w:type="spellEnd"/>
+      <w:r>
+        <w:t xml:space="preserve"> </w:t>
+      </w:r>
+      <w:proofErr w:type="spellStart"/>
+      <w:r>
+        <w:t>títulos</w:t>
+      </w:r>
+      <w:proofErr w:type="spellEnd"/>
+      <w:r>
+        <w:t xml:space="preserve"> </w:t>
+      </w:r>
+      <w:proofErr w:type="spellStart"/>
+      <w:r>
+        <w:t>marianos</w:t>
+      </w:r>
+      <w:proofErr w:type="spellEnd"/>
+      <w:r>
+        <w:t xml:space="preserve"> </w:t>
+      </w:r>
+      <w:proofErr w:type="spellStart"/>
+      <w:r>
+        <w:t>subrayan</w:t>
+      </w:r>
+      <w:proofErr w:type="spellEnd"/>
+      <w:r>
+        <w:t xml:space="preserve"> </w:t>
+      </w:r>
+      <w:proofErr w:type="spellStart"/>
+      <w:r>
+        <w:t>que</w:t>
+      </w:r>
+      <w:proofErr w:type="spellEnd"/>
+      <w:r>
+        <w:t xml:space="preserve"> </w:t>
+      </w:r>
+      <w:proofErr w:type="spellStart"/>
+      <w:r>
+        <w:t>el</w:t>
+      </w:r>
+      <w:proofErr w:type="spellEnd"/>
+      <w:r>
+        <w:t xml:space="preserve"> Santuario no es solo un edificio, sino la </w:t>
+      </w:r>
+      <w:proofErr w:type="spellStart"/>
+      <w:r>
+        <w:t>morada</w:t>
+      </w:r>
+      <w:proofErr w:type="spellEnd"/>
+      <w:r>
+        <w:t xml:space="preserve"> </w:t>
+      </w:r>
+      <w:proofErr w:type="spellStart"/>
+      <w:r>
+        <w:t>misma</w:t>
+      </w:r>
+      <w:proofErr w:type="spellEnd"/>
+      <w:r>
+        <w:t xml:space="preserve"> de la Virgen. La "Torre de David" indica </w:t>
+      </w:r>
+      <w:proofErr w:type="spellStart"/>
+      <w:r>
+        <w:t>protección</w:t>
+      </w:r>
+      <w:proofErr w:type="spellEnd"/>
+      <w:r>
+        <w:t xml:space="preserve"> y </w:t>
+      </w:r>
+      <w:proofErr w:type="spellStart"/>
+      <w:r>
+        <w:t>vigilancia</w:t>
+      </w:r>
+      <w:proofErr w:type="spellEnd"/>
+      <w:r>
+        <w:t xml:space="preserve"> </w:t>
+      </w:r>
+      <w:proofErr w:type="spellStart"/>
+      <w:r>
+        <w:t>sobre</w:t>
+      </w:r>
+      <w:proofErr w:type="spellEnd"/>
+      <w:r>
+        <w:t xml:space="preserve"> la </w:t>
+      </w:r>
+      <w:proofErr w:type="spellStart"/>
+      <w:r>
+        <w:t>ciudad</w:t>
+      </w:r>
+      <w:proofErr w:type="spellEnd"/>
+      <w:r>
+        <w:t>.</w:t>
       </w:r>
     </w:p>
     <w:p>
@@ -847,28 +3948,190 @@
           <w:numId w:val="3"/>
         </w:numPr>
         <w:pBdr>
-          <w:top w:space="0" w:sz="0" w:val="nil"/>
-          <w:left w:space="0" w:sz="0" w:val="nil"/>
-          <w:bottom w:space="0" w:sz="0" w:val="nil"/>
-          <w:right w:space="0" w:sz="0" w:val="nil"/>
-          <w:between w:space="0" w:sz="0" w:val="nil"/>
+          <w:top w:val="nil"/>
+          <w:left w:val="nil"/>
+          <w:bottom w:val="nil"/>
+          <w:right w:val="nil"/>
+          <w:between w:val="nil"/>
         </w:pBdr>
-        <w:shd w:fill="auto" w:val="clear"/>
-        <w:ind w:left="600" w:hanging="360"/>
       </w:pPr>
       <w:r>
         <w:rPr>
-          <w:b w:val="1"/>
-          <w:bCs w:val="1"/>
-          <w:rtl w:val="0"/>
+          <w:b/>
+          <w:bCs/>
         </w:rPr>
-        <w:t xml:space="preserve">Civis / Filius / Excubitor:</w:t>
-      </w:r>
+        <w:t xml:space="preserve">Civis / Filius / </w:t>
+      </w:r>
+      <w:proofErr w:type="spellStart"/>
       <w:r>
         <w:rPr>
-          <w:rtl w:val="0"/>
+          <w:b/>
+          <w:bCs/>
         </w:rPr>
-        <w:t xml:space="preserve"> Aquí se describe la relación entre los boloñeses y la Virgen de San Luca. El ciudadano (Civis) que sube por el pórtico se convierte metafóricamente en un hijo (Filius) que se pone al servicio como guardia o custodio (Excubitor) de su protectora.</w:t>
+        <w:t>Excubitor</w:t>
+      </w:r>
+      <w:proofErr w:type="spellEnd"/>
+      <w:r>
+        <w:rPr>
+          <w:b/>
+          <w:bCs/>
+        </w:rPr>
+        <w:t>:</w:t>
+      </w:r>
+      <w:r>
+        <w:t xml:space="preserve"> </w:t>
+      </w:r>
+      <w:proofErr w:type="spellStart"/>
+      <w:r>
+        <w:t>Aquí</w:t>
+      </w:r>
+      <w:proofErr w:type="spellEnd"/>
+      <w:r>
+        <w:t xml:space="preserve"> se </w:t>
+      </w:r>
+      <w:proofErr w:type="spellStart"/>
+      <w:r>
+        <w:t>describe</w:t>
+      </w:r>
+      <w:proofErr w:type="spellEnd"/>
+      <w:r>
+        <w:t xml:space="preserve"> la </w:t>
+      </w:r>
+      <w:proofErr w:type="spellStart"/>
+      <w:r>
+        <w:t>relación</w:t>
+      </w:r>
+      <w:proofErr w:type="spellEnd"/>
+      <w:r>
+        <w:t xml:space="preserve"> </w:t>
+      </w:r>
+      <w:proofErr w:type="spellStart"/>
+      <w:r>
+        <w:t>entre</w:t>
+      </w:r>
+      <w:proofErr w:type="spellEnd"/>
+      <w:r>
+        <w:t xml:space="preserve"> </w:t>
+      </w:r>
+      <w:proofErr w:type="spellStart"/>
+      <w:r>
+        <w:t>los</w:t>
+      </w:r>
+      <w:proofErr w:type="spellEnd"/>
+      <w:r>
+        <w:t xml:space="preserve"> </w:t>
+      </w:r>
+      <w:proofErr w:type="spellStart"/>
+      <w:r>
+        <w:t>boloñeses</w:t>
+      </w:r>
+      <w:proofErr w:type="spellEnd"/>
+      <w:r>
+        <w:t xml:space="preserve"> y la Virgen de San Luca. El </w:t>
+      </w:r>
+      <w:proofErr w:type="spellStart"/>
+      <w:r>
+        <w:t>ciudadano</w:t>
+      </w:r>
+      <w:proofErr w:type="spellEnd"/>
+      <w:r>
+        <w:t xml:space="preserve"> (Civis) </w:t>
+      </w:r>
+      <w:proofErr w:type="spellStart"/>
+      <w:r>
+        <w:t>que</w:t>
+      </w:r>
+      <w:proofErr w:type="spellEnd"/>
+      <w:r>
+        <w:t xml:space="preserve"> </w:t>
+      </w:r>
+      <w:proofErr w:type="spellStart"/>
+      <w:r>
+        <w:t>sube</w:t>
+      </w:r>
+      <w:proofErr w:type="spellEnd"/>
+      <w:r>
+        <w:t xml:space="preserve"> por </w:t>
+      </w:r>
+      <w:proofErr w:type="spellStart"/>
+      <w:r>
+        <w:t>el</w:t>
+      </w:r>
+      <w:proofErr w:type="spellEnd"/>
+      <w:r>
+        <w:t xml:space="preserve"> </w:t>
+      </w:r>
+      <w:proofErr w:type="spellStart"/>
+      <w:r>
+        <w:t>pórtico</w:t>
+      </w:r>
+      <w:proofErr w:type="spellEnd"/>
+      <w:r>
+        <w:t xml:space="preserve"> se </w:t>
+      </w:r>
+      <w:proofErr w:type="spellStart"/>
+      <w:r>
+        <w:t>convierte</w:t>
+      </w:r>
+      <w:proofErr w:type="spellEnd"/>
+      <w:r>
+        <w:t xml:space="preserve"> </w:t>
+      </w:r>
+      <w:proofErr w:type="spellStart"/>
+      <w:r>
+        <w:t>metafóricamente</w:t>
+      </w:r>
+      <w:proofErr w:type="spellEnd"/>
+      <w:r>
+        <w:t xml:space="preserve"> en un </w:t>
+      </w:r>
+      <w:proofErr w:type="spellStart"/>
+      <w:r>
+        <w:t>hijo</w:t>
+      </w:r>
+      <w:proofErr w:type="spellEnd"/>
+      <w:r>
+        <w:t xml:space="preserve"> (Filius) </w:t>
+      </w:r>
+      <w:proofErr w:type="spellStart"/>
+      <w:r>
+        <w:t>que</w:t>
+      </w:r>
+      <w:proofErr w:type="spellEnd"/>
+      <w:r>
+        <w:t xml:space="preserve"> se pone al </w:t>
+      </w:r>
+      <w:proofErr w:type="spellStart"/>
+      <w:r>
+        <w:t>servicio</w:t>
+      </w:r>
+      <w:proofErr w:type="spellEnd"/>
+      <w:r>
+        <w:t xml:space="preserve"> como guardia o </w:t>
+      </w:r>
+      <w:proofErr w:type="spellStart"/>
+      <w:r>
+        <w:t>custodio</w:t>
+      </w:r>
+      <w:proofErr w:type="spellEnd"/>
+      <w:r>
+        <w:t xml:space="preserve"> (</w:t>
+      </w:r>
+      <w:proofErr w:type="spellStart"/>
+      <w:r>
+        <w:t>Excubitor</w:t>
+      </w:r>
+      <w:proofErr w:type="spellEnd"/>
+      <w:r>
+        <w:t xml:space="preserve">) de su </w:t>
+      </w:r>
+      <w:proofErr w:type="spellStart"/>
+      <w:r>
+        <w:t>protectora</w:t>
+      </w:r>
+      <w:proofErr w:type="spellEnd"/>
+      <w:r>
+        <w:t>.</w:t>
       </w:r>
     </w:p>
     <w:p>
@@ -878,47 +4141,253 @@
           <w:numId w:val="3"/>
         </w:numPr>
         <w:pBdr>
-          <w:top w:space="0" w:sz="0" w:val="nil"/>
-          <w:left w:space="0" w:sz="0" w:val="nil"/>
-          <w:bottom w:space="0" w:sz="0" w:val="nil"/>
-          <w:right w:space="0" w:sz="0" w:val="nil"/>
-          <w:between w:space="0" w:sz="0" w:val="nil"/>
+          <w:top w:val="nil"/>
+          <w:left w:val="nil"/>
+          <w:bottom w:val="nil"/>
+          <w:right w:val="nil"/>
+          <w:between w:val="nil"/>
         </w:pBdr>
-        <w:shd w:fill="auto" w:val="clear"/>
-        <w:ind w:left="600" w:hanging="360"/>
-      </w:pPr>
+      </w:pPr>
+      <w:proofErr w:type="spellStart"/>
       <w:r>
         <w:rPr>
-          <w:b w:val="1"/>
-          <w:bCs w:val="1"/>
-          <w:rtl w:val="0"/>
+          <w:b/>
+          <w:bCs/>
         </w:rPr>
-        <w:t xml:space="preserve">Augustae et Primi Regia Pontificum:</w:t>
-      </w:r>
+        <w:t>Augustae</w:t>
+      </w:r>
+      <w:proofErr w:type="spellEnd"/>
       <w:r>
         <w:rPr>
-          <w:rtl w:val="0"/>
+          <w:b/>
+          <w:bCs/>
         </w:rPr>
-        <w:t xml:space="preserve"> Define el Santuario como un "Palacio" dedicado a la Virgen (la Augusta) y a los sumos pontífices.</w:t>
+        <w:t xml:space="preserve"> et Primi Regia </w:t>
+      </w:r>
+      <w:proofErr w:type="spellStart"/>
+      <w:r>
+        <w:rPr>
+          <w:b/>
+          <w:bCs/>
+        </w:rPr>
+        <w:t>Pontificum</w:t>
+      </w:r>
+      <w:proofErr w:type="spellEnd"/>
+      <w:r>
+        <w:rPr>
+          <w:b/>
+          <w:bCs/>
+        </w:rPr>
+        <w:t>:</w:t>
+      </w:r>
+      <w:r>
+        <w:t xml:space="preserve"> </w:t>
+      </w:r>
+      <w:proofErr w:type="spellStart"/>
+      <w:r>
+        <w:t>Define</w:t>
+      </w:r>
+      <w:proofErr w:type="spellEnd"/>
+      <w:r>
+        <w:t xml:space="preserve"> </w:t>
+      </w:r>
+      <w:proofErr w:type="spellStart"/>
+      <w:r>
+        <w:t>el</w:t>
+      </w:r>
+      <w:proofErr w:type="spellEnd"/>
+      <w:r>
+        <w:t xml:space="preserve"> Santuario como un "Palacio" </w:t>
+      </w:r>
+      <w:proofErr w:type="spellStart"/>
+      <w:r>
+        <w:t>dedicado</w:t>
+      </w:r>
+      <w:proofErr w:type="spellEnd"/>
+      <w:r>
+        <w:t xml:space="preserve"> a la Virgen (la Augusta) y a </w:t>
+      </w:r>
+      <w:proofErr w:type="spellStart"/>
+      <w:r>
+        <w:t>los</w:t>
+      </w:r>
+      <w:proofErr w:type="spellEnd"/>
+      <w:r>
+        <w:t xml:space="preserve"> </w:t>
+      </w:r>
+      <w:proofErr w:type="spellStart"/>
+      <w:r>
+        <w:t>sumos</w:t>
+      </w:r>
+      <w:proofErr w:type="spellEnd"/>
+      <w:r>
+        <w:t xml:space="preserve"> </w:t>
+      </w:r>
+      <w:proofErr w:type="spellStart"/>
+      <w:r>
+        <w:t>pontífices</w:t>
+      </w:r>
+      <w:proofErr w:type="spellEnd"/>
+      <w:r>
+        <w:t>.</w:t>
       </w:r>
     </w:p>
     <w:p>
       <w:pPr>
         <w:pBdr>
-          <w:top w:space="0" w:sz="0" w:val="nil"/>
-          <w:left w:space="0" w:sz="0" w:val="nil"/>
-          <w:bottom w:space="0" w:sz="0" w:val="nil"/>
-          <w:right w:space="0" w:sz="0" w:val="nil"/>
-          <w:between w:space="0" w:sz="0" w:val="nil"/>
+          <w:top w:val="nil"/>
+          <w:left w:val="nil"/>
+          <w:bottom w:val="nil"/>
+          <w:right w:val="nil"/>
+          <w:between w:val="nil"/>
         </w:pBdr>
-        <w:shd w:fill="auto" w:val="clear"/>
-        <w:rPr/>
-      </w:pPr>
-      <w:r>
-        <w:rPr>
-          <w:rtl w:val="0"/>
-        </w:rPr>
-        <w:t xml:space="preserve">En 1693, la obra del pórtico de San Luca estaba en una fase de ferviente actividad. La sección plana (la que va desde Porta Saragozza hasta Meloncello) se construyó precisamente entre 1674 y 1700. He aquí por qué esta fecha es perfecta en el contexto histórico:</w:t>
+      </w:pPr>
+      <w:r>
+        <w:t xml:space="preserve">En 1693, la </w:t>
+      </w:r>
+      <w:proofErr w:type="spellStart"/>
+      <w:r>
+        <w:t>obra</w:t>
+      </w:r>
+      <w:proofErr w:type="spellEnd"/>
+      <w:r>
+        <w:t xml:space="preserve"> del </w:t>
+      </w:r>
+      <w:proofErr w:type="spellStart"/>
+      <w:r>
+        <w:t>pórtico</w:t>
+      </w:r>
+      <w:proofErr w:type="spellEnd"/>
+      <w:r>
+        <w:t xml:space="preserve"> de San Luca </w:t>
+      </w:r>
+      <w:proofErr w:type="spellStart"/>
+      <w:r>
+        <w:t>estaba</w:t>
+      </w:r>
+      <w:proofErr w:type="spellEnd"/>
+      <w:r>
+        <w:t xml:space="preserve"> en una fase de </w:t>
+      </w:r>
+      <w:proofErr w:type="spellStart"/>
+      <w:r>
+        <w:t>ferviente</w:t>
+      </w:r>
+      <w:proofErr w:type="spellEnd"/>
+      <w:r>
+        <w:t xml:space="preserve"> </w:t>
+      </w:r>
+      <w:proofErr w:type="spellStart"/>
+      <w:r>
+        <w:t>actividad</w:t>
+      </w:r>
+      <w:proofErr w:type="spellEnd"/>
+      <w:r>
+        <w:t xml:space="preserve">. La </w:t>
+      </w:r>
+      <w:proofErr w:type="spellStart"/>
+      <w:r>
+        <w:t>sección</w:t>
+      </w:r>
+      <w:proofErr w:type="spellEnd"/>
+      <w:r>
+        <w:t xml:space="preserve"> plana (la </w:t>
+      </w:r>
+      <w:proofErr w:type="spellStart"/>
+      <w:r>
+        <w:t>que</w:t>
+      </w:r>
+      <w:proofErr w:type="spellEnd"/>
+      <w:r>
+        <w:t xml:space="preserve"> va </w:t>
+      </w:r>
+      <w:proofErr w:type="spellStart"/>
+      <w:r>
+        <w:t>desde</w:t>
+      </w:r>
+      <w:proofErr w:type="spellEnd"/>
+      <w:r>
+        <w:t xml:space="preserve"> Porta Saragozza </w:t>
+      </w:r>
+      <w:proofErr w:type="spellStart"/>
+      <w:r>
+        <w:t>hasta</w:t>
+      </w:r>
+      <w:proofErr w:type="spellEnd"/>
+      <w:r>
+        <w:t xml:space="preserve"> Meloncello) se </w:t>
+      </w:r>
+      <w:proofErr w:type="spellStart"/>
+      <w:r>
+        <w:t>construyó</w:t>
+      </w:r>
+      <w:proofErr w:type="spellEnd"/>
+      <w:r>
+        <w:t xml:space="preserve"> precisamente </w:t>
+      </w:r>
+      <w:proofErr w:type="spellStart"/>
+      <w:r>
+        <w:t>entre</w:t>
+      </w:r>
+      <w:proofErr w:type="spellEnd"/>
+      <w:r>
+        <w:t xml:space="preserve"> 1674 y 1700. He </w:t>
+      </w:r>
+      <w:proofErr w:type="spellStart"/>
+      <w:r>
+        <w:t>aquí</w:t>
+      </w:r>
+      <w:proofErr w:type="spellEnd"/>
+      <w:r>
+        <w:t xml:space="preserve"> por </w:t>
+      </w:r>
+      <w:proofErr w:type="spellStart"/>
+      <w:r>
+        <w:t>qué</w:t>
+      </w:r>
+      <w:proofErr w:type="spellEnd"/>
+      <w:r>
+        <w:t xml:space="preserve"> esta </w:t>
+      </w:r>
+      <w:proofErr w:type="spellStart"/>
+      <w:r>
+        <w:t>fecha</w:t>
+      </w:r>
+      <w:proofErr w:type="spellEnd"/>
+      <w:r>
+        <w:t xml:space="preserve"> es </w:t>
+      </w:r>
+      <w:proofErr w:type="spellStart"/>
+      <w:r>
+        <w:t>perfecta</w:t>
+      </w:r>
+      <w:proofErr w:type="spellEnd"/>
+      <w:r>
+        <w:t xml:space="preserve"> en </w:t>
+      </w:r>
+      <w:proofErr w:type="spellStart"/>
+      <w:r>
+        <w:t>el</w:t>
+      </w:r>
+      <w:proofErr w:type="spellEnd"/>
+      <w:r>
+        <w:t xml:space="preserve"> </w:t>
+      </w:r>
+      <w:proofErr w:type="spellStart"/>
+      <w:r>
+        <w:t>contexto</w:t>
+      </w:r>
+      <w:proofErr w:type="spellEnd"/>
+      <w:r>
+        <w:t xml:space="preserve"> </w:t>
+      </w:r>
+      <w:proofErr w:type="spellStart"/>
+      <w:r>
+        <w:t>histórico</w:t>
+      </w:r>
+      <w:proofErr w:type="spellEnd"/>
+      <w:r>
+        <w:t>:</w:t>
       </w:r>
     </w:p>
     <w:p>
@@ -928,28 +4397,191 @@
           <w:numId w:val="4"/>
         </w:numPr>
         <w:pBdr>
-          <w:top w:space="0" w:sz="0" w:val="nil"/>
-          <w:left w:space="0" w:sz="0" w:val="nil"/>
-          <w:bottom w:space="0" w:sz="0" w:val="nil"/>
-          <w:right w:space="0" w:sz="0" w:val="nil"/>
-          <w:between w:space="0" w:sz="0" w:val="nil"/>
+          <w:top w:val="nil"/>
+          <w:left w:val="nil"/>
+          <w:bottom w:val="nil"/>
+          <w:right w:val="nil"/>
+          <w:between w:val="nil"/>
         </w:pBdr>
-        <w:shd w:fill="auto" w:val="clear"/>
-        <w:ind w:left="600" w:hanging="360"/>
-      </w:pPr>
+      </w:pPr>
+      <w:proofErr w:type="spellStart"/>
       <w:r>
         <w:rPr>
-          <w:b w:val="1"/>
-          <w:bCs w:val="1"/>
-          <w:rtl w:val="0"/>
+          <w:b/>
+          <w:bCs/>
         </w:rPr>
-        <w:t xml:space="preserve">Consistencia con Ippolito Fornasari</w:t>
-      </w:r>
+        <w:t>Consistencia</w:t>
+      </w:r>
+      <w:proofErr w:type="spellEnd"/>
       <w:r>
         <w:rPr>
-          <w:rtl w:val="0"/>
+          <w:b/>
+          <w:bCs/>
         </w:rPr>
-        <w:t xml:space="preserve">: Ippolito Fornasari (1628-1697) en 1693 estaba en la cima de su carrera académica y social en Bolonia. Murió unos años después, en 1697. Ver su nombre en el Arco 3 con la fecha 1693 significa que hizo la donación precisamente mientras el pórtico tomaba forma ante sus ojos.</w:t>
+        <w:t xml:space="preserve"> con Ippolito Fornasari</w:t>
+      </w:r>
+      <w:r>
+        <w:t xml:space="preserve">: Ippolito Fornasari (1628-1697) en 1693 </w:t>
+      </w:r>
+      <w:proofErr w:type="spellStart"/>
+      <w:r>
+        <w:t>estaba</w:t>
+      </w:r>
+      <w:proofErr w:type="spellEnd"/>
+      <w:r>
+        <w:t xml:space="preserve"> en la cima de su </w:t>
+      </w:r>
+      <w:proofErr w:type="spellStart"/>
+      <w:r>
+        <w:t>carrera</w:t>
+      </w:r>
+      <w:proofErr w:type="spellEnd"/>
+      <w:r>
+        <w:t xml:space="preserve"> </w:t>
+      </w:r>
+      <w:proofErr w:type="spellStart"/>
+      <w:r>
+        <w:t>académica</w:t>
+      </w:r>
+      <w:proofErr w:type="spellEnd"/>
+      <w:r>
+        <w:t xml:space="preserve"> y social en </w:t>
+      </w:r>
+      <w:proofErr w:type="spellStart"/>
+      <w:r>
+        <w:t>Bolonia</w:t>
+      </w:r>
+      <w:proofErr w:type="spellEnd"/>
+      <w:r>
+        <w:t xml:space="preserve">. </w:t>
+      </w:r>
+      <w:proofErr w:type="spellStart"/>
+      <w:r>
+        <w:t>Murió</w:t>
+      </w:r>
+      <w:proofErr w:type="spellEnd"/>
+      <w:r>
+        <w:t xml:space="preserve"> </w:t>
+      </w:r>
+      <w:proofErr w:type="spellStart"/>
+      <w:r>
+        <w:t>unos</w:t>
+      </w:r>
+      <w:proofErr w:type="spellEnd"/>
+      <w:r>
+        <w:t xml:space="preserve"> </w:t>
+      </w:r>
+      <w:proofErr w:type="spellStart"/>
+      <w:r>
+        <w:t>años</w:t>
+      </w:r>
+      <w:proofErr w:type="spellEnd"/>
+      <w:r>
+        <w:t xml:space="preserve"> </w:t>
+      </w:r>
+      <w:proofErr w:type="spellStart"/>
+      <w:r>
+        <w:t>después</w:t>
+      </w:r>
+      <w:proofErr w:type="spellEnd"/>
+      <w:r>
+        <w:t xml:space="preserve">, en 1697. Ver su </w:t>
+      </w:r>
+      <w:proofErr w:type="spellStart"/>
+      <w:r>
+        <w:t>nombre</w:t>
+      </w:r>
+      <w:proofErr w:type="spellEnd"/>
+      <w:r>
+        <w:t xml:space="preserve"> en </w:t>
+      </w:r>
+      <w:proofErr w:type="spellStart"/>
+      <w:r>
+        <w:t>el</w:t>
+      </w:r>
+      <w:proofErr w:type="spellEnd"/>
+      <w:r>
+        <w:t xml:space="preserve"> Arco 3 con la </w:t>
+      </w:r>
+      <w:proofErr w:type="spellStart"/>
+      <w:r>
+        <w:t>fecha</w:t>
+      </w:r>
+      <w:proofErr w:type="spellEnd"/>
+      <w:r>
+        <w:t xml:space="preserve"> 1693 significa </w:t>
+      </w:r>
+      <w:proofErr w:type="spellStart"/>
+      <w:r>
+        <w:t>que</w:t>
+      </w:r>
+      <w:proofErr w:type="spellEnd"/>
+      <w:r>
+        <w:t xml:space="preserve"> </w:t>
+      </w:r>
+      <w:proofErr w:type="spellStart"/>
+      <w:r>
+        <w:t>hizo</w:t>
+      </w:r>
+      <w:proofErr w:type="spellEnd"/>
+      <w:r>
+        <w:t xml:space="preserve"> la </w:t>
+      </w:r>
+      <w:proofErr w:type="spellStart"/>
+      <w:r>
+        <w:t>donación</w:t>
+      </w:r>
+      <w:proofErr w:type="spellEnd"/>
+      <w:r>
+        <w:t xml:space="preserve"> precisamente </w:t>
+      </w:r>
+      <w:proofErr w:type="spellStart"/>
+      <w:r>
+        <w:t>mientras</w:t>
+      </w:r>
+      <w:proofErr w:type="spellEnd"/>
+      <w:r>
+        <w:t xml:space="preserve"> </w:t>
+      </w:r>
+      <w:proofErr w:type="spellStart"/>
+      <w:r>
+        <w:t>el</w:t>
+      </w:r>
+      <w:proofErr w:type="spellEnd"/>
+      <w:r>
+        <w:t xml:space="preserve"> </w:t>
+      </w:r>
+      <w:proofErr w:type="spellStart"/>
+      <w:r>
+        <w:t>pórtico</w:t>
+      </w:r>
+      <w:proofErr w:type="spellEnd"/>
+      <w:r>
+        <w:t xml:space="preserve"> </w:t>
+      </w:r>
+      <w:proofErr w:type="spellStart"/>
+      <w:r>
+        <w:t>tomaba</w:t>
+      </w:r>
+      <w:proofErr w:type="spellEnd"/>
+      <w:r>
+        <w:t xml:space="preserve"> forma ante </w:t>
+      </w:r>
+      <w:proofErr w:type="spellStart"/>
+      <w:r>
+        <w:t>sus</w:t>
+      </w:r>
+      <w:proofErr w:type="spellEnd"/>
+      <w:r>
+        <w:t xml:space="preserve"> </w:t>
+      </w:r>
+      <w:proofErr w:type="spellStart"/>
+      <w:r>
+        <w:t>ojos</w:t>
+      </w:r>
+      <w:proofErr w:type="spellEnd"/>
+      <w:r>
+        <w:t>.</w:t>
       </w:r>
     </w:p>
     <w:p>
@@ -959,28 +4591,270 @@
           <w:numId w:val="4"/>
         </w:numPr>
         <w:pBdr>
-          <w:top w:space="0" w:sz="0" w:val="nil"/>
-          <w:left w:space="0" w:sz="0" w:val="nil"/>
-          <w:bottom w:space="0" w:sz="0" w:val="nil"/>
-          <w:right w:space="0" w:sz="0" w:val="nil"/>
-          <w:between w:space="0" w:sz="0" w:val="nil"/>
+          <w:top w:val="nil"/>
+          <w:left w:val="nil"/>
+          <w:bottom w:val="nil"/>
+          <w:right w:val="nil"/>
+          <w:between w:val="nil"/>
         </w:pBdr>
-        <w:shd w:fill="auto" w:val="clear"/>
-        <w:ind w:left="600" w:hanging="360"/>
       </w:pPr>
       <w:r>
         <w:rPr>
-          <w:b w:val="1"/>
-          <w:bCs w:val="1"/>
-          <w:rtl w:val="0"/>
+          <w:b/>
+          <w:bCs/>
         </w:rPr>
-        <w:t xml:space="preserve">El Orgullo de la "Felsina" Barroca</w:t>
-      </w:r>
+        <w:t xml:space="preserve">El </w:t>
+      </w:r>
+      <w:proofErr w:type="spellStart"/>
       <w:r>
         <w:rPr>
-          <w:rtl w:val="0"/>
+          <w:b/>
+          <w:bCs/>
         </w:rPr>
-        <w:t xml:space="preserve">: El texto latino reportado, con sus referencias poéticas y citas bíblicas (las Letanías Lauretanas), es típico del gusto barroco boloñés de finales del siglo XVII. En ese período, Bolonia quería celebrarse a sí misma (indicada con el nombre noble de Felsina) y su devoción mariana a través de obras monumentales y un latín culto y refinado.</w:t>
+        <w:t>Orgullo</w:t>
+      </w:r>
+      <w:proofErr w:type="spellEnd"/>
+      <w:r>
+        <w:rPr>
+          <w:b/>
+          <w:bCs/>
+        </w:rPr>
+        <w:t xml:space="preserve"> de la "Felsina" Barroca</w:t>
+      </w:r>
+      <w:r>
+        <w:t xml:space="preserve">: El texto latino </w:t>
+      </w:r>
+      <w:proofErr w:type="spellStart"/>
+      <w:r>
+        <w:t>reportado</w:t>
+      </w:r>
+      <w:proofErr w:type="spellEnd"/>
+      <w:r>
+        <w:t xml:space="preserve">, con </w:t>
+      </w:r>
+      <w:proofErr w:type="spellStart"/>
+      <w:r>
+        <w:t>sus</w:t>
+      </w:r>
+      <w:proofErr w:type="spellEnd"/>
+      <w:r>
+        <w:t xml:space="preserve"> </w:t>
+      </w:r>
+      <w:proofErr w:type="spellStart"/>
+      <w:r>
+        <w:t>referencias</w:t>
+      </w:r>
+      <w:proofErr w:type="spellEnd"/>
+      <w:r>
+        <w:t xml:space="preserve"> </w:t>
+      </w:r>
+      <w:proofErr w:type="spellStart"/>
+      <w:r>
+        <w:t>poéticas</w:t>
+      </w:r>
+      <w:proofErr w:type="spellEnd"/>
+      <w:r>
+        <w:t xml:space="preserve"> y </w:t>
+      </w:r>
+      <w:proofErr w:type="spellStart"/>
+      <w:r>
+        <w:t>citas</w:t>
+      </w:r>
+      <w:proofErr w:type="spellEnd"/>
+      <w:r>
+        <w:t xml:space="preserve"> </w:t>
+      </w:r>
+      <w:proofErr w:type="spellStart"/>
+      <w:r>
+        <w:t>bíblicas</w:t>
+      </w:r>
+      <w:proofErr w:type="spellEnd"/>
+      <w:r>
+        <w:t xml:space="preserve"> (</w:t>
+      </w:r>
+      <w:proofErr w:type="spellStart"/>
+      <w:r>
+        <w:t>las</w:t>
+      </w:r>
+      <w:proofErr w:type="spellEnd"/>
+      <w:r>
+        <w:t xml:space="preserve"> </w:t>
+      </w:r>
+      <w:proofErr w:type="spellStart"/>
+      <w:r>
+        <w:t>Letanías</w:t>
+      </w:r>
+      <w:proofErr w:type="spellEnd"/>
+      <w:r>
+        <w:t xml:space="preserve"> </w:t>
+      </w:r>
+      <w:proofErr w:type="spellStart"/>
+      <w:r>
+        <w:t>Lauretanas</w:t>
+      </w:r>
+      <w:proofErr w:type="spellEnd"/>
+      <w:r>
+        <w:t xml:space="preserve">), es </w:t>
+      </w:r>
+      <w:proofErr w:type="spellStart"/>
+      <w:r>
+        <w:t>típico</w:t>
+      </w:r>
+      <w:proofErr w:type="spellEnd"/>
+      <w:r>
+        <w:t xml:space="preserve"> del gusto </w:t>
+      </w:r>
+      <w:proofErr w:type="spellStart"/>
+      <w:r>
+        <w:t>barroco</w:t>
+      </w:r>
+      <w:proofErr w:type="spellEnd"/>
+      <w:r>
+        <w:t xml:space="preserve"> </w:t>
+      </w:r>
+      <w:proofErr w:type="spellStart"/>
+      <w:r>
+        <w:t>boloñés</w:t>
+      </w:r>
+      <w:proofErr w:type="spellEnd"/>
+      <w:r>
+        <w:t xml:space="preserve"> de </w:t>
+      </w:r>
+      <w:proofErr w:type="spellStart"/>
+      <w:r>
+        <w:t>finales</w:t>
+      </w:r>
+      <w:proofErr w:type="spellEnd"/>
+      <w:r>
+        <w:t xml:space="preserve"> del siglo XVII. En ese </w:t>
+      </w:r>
+      <w:proofErr w:type="spellStart"/>
+      <w:r>
+        <w:t>período</w:t>
+      </w:r>
+      <w:proofErr w:type="spellEnd"/>
+      <w:r>
+        <w:t xml:space="preserve">, </w:t>
+      </w:r>
+      <w:proofErr w:type="spellStart"/>
+      <w:r>
+        <w:t>Bolonia</w:t>
+      </w:r>
+      <w:proofErr w:type="spellEnd"/>
+      <w:r>
+        <w:t xml:space="preserve"> </w:t>
+      </w:r>
+      <w:proofErr w:type="spellStart"/>
+      <w:r>
+        <w:t>quería</w:t>
+      </w:r>
+      <w:proofErr w:type="spellEnd"/>
+      <w:r>
+        <w:t xml:space="preserve"> </w:t>
+      </w:r>
+      <w:proofErr w:type="spellStart"/>
+      <w:r>
+        <w:t>celebrarse</w:t>
+      </w:r>
+      <w:proofErr w:type="spellEnd"/>
+      <w:r>
+        <w:t xml:space="preserve"> a </w:t>
+      </w:r>
+      <w:proofErr w:type="spellStart"/>
+      <w:r>
+        <w:t>sí</w:t>
+      </w:r>
+      <w:proofErr w:type="spellEnd"/>
+      <w:r>
+        <w:t xml:space="preserve"> </w:t>
+      </w:r>
+      <w:proofErr w:type="spellStart"/>
+      <w:r>
+        <w:t>misma</w:t>
+      </w:r>
+      <w:proofErr w:type="spellEnd"/>
+      <w:r>
+        <w:t xml:space="preserve"> (</w:t>
+      </w:r>
+      <w:proofErr w:type="spellStart"/>
+      <w:r>
+        <w:t>indicada</w:t>
+      </w:r>
+      <w:proofErr w:type="spellEnd"/>
+      <w:r>
+        <w:t xml:space="preserve"> con </w:t>
+      </w:r>
+      <w:proofErr w:type="spellStart"/>
+      <w:r>
+        <w:t>el</w:t>
+      </w:r>
+      <w:proofErr w:type="spellEnd"/>
+      <w:r>
+        <w:t xml:space="preserve"> </w:t>
+      </w:r>
+      <w:proofErr w:type="spellStart"/>
+      <w:r>
+        <w:t>nombre</w:t>
+      </w:r>
+      <w:proofErr w:type="spellEnd"/>
+      <w:r>
+        <w:t xml:space="preserve"> </w:t>
+      </w:r>
+      <w:proofErr w:type="spellStart"/>
+      <w:r>
+        <w:t>noble</w:t>
+      </w:r>
+      <w:proofErr w:type="spellEnd"/>
+      <w:r>
+        <w:t xml:space="preserve"> de Felsina) y su </w:t>
+      </w:r>
+      <w:proofErr w:type="spellStart"/>
+      <w:r>
+        <w:t>devoción</w:t>
+      </w:r>
+      <w:proofErr w:type="spellEnd"/>
+      <w:r>
+        <w:t xml:space="preserve"> mariana a </w:t>
+      </w:r>
+      <w:proofErr w:type="spellStart"/>
+      <w:r>
+        <w:t>través</w:t>
+      </w:r>
+      <w:proofErr w:type="spellEnd"/>
+      <w:r>
+        <w:t xml:space="preserve"> de </w:t>
+      </w:r>
+      <w:proofErr w:type="spellStart"/>
+      <w:r>
+        <w:t>obras</w:t>
+      </w:r>
+      <w:proofErr w:type="spellEnd"/>
+      <w:r>
+        <w:t xml:space="preserve"> </w:t>
+      </w:r>
+      <w:proofErr w:type="spellStart"/>
+      <w:r>
+        <w:t>monumentales</w:t>
+      </w:r>
+      <w:proofErr w:type="spellEnd"/>
+      <w:r>
+        <w:t xml:space="preserve"> y un </w:t>
+      </w:r>
+      <w:proofErr w:type="spellStart"/>
+      <w:r>
+        <w:t>latín</w:t>
+      </w:r>
+      <w:proofErr w:type="spellEnd"/>
+      <w:r>
+        <w:t xml:space="preserve"> culto y </w:t>
+      </w:r>
+      <w:proofErr w:type="spellStart"/>
+      <w:r>
+        <w:t>refinado</w:t>
+      </w:r>
+      <w:proofErr w:type="spellEnd"/>
+      <w:r>
+        <w:t>.</w:t>
       </w:r>
     </w:p>
     <w:p>
@@ -990,149 +4864,1080 @@
           <w:numId w:val="4"/>
         </w:numPr>
         <w:pBdr>
-          <w:top w:space="0" w:sz="0" w:val="nil"/>
-          <w:left w:space="0" w:sz="0" w:val="nil"/>
-          <w:bottom w:space="0" w:sz="0" w:val="nil"/>
-          <w:right w:space="0" w:sz="0" w:val="nil"/>
-          <w:between w:space="0" w:sz="0" w:val="nil"/>
+          <w:top w:val="nil"/>
+          <w:left w:val="nil"/>
+          <w:bottom w:val="nil"/>
+          <w:right w:val="nil"/>
+          <w:between w:val="nil"/>
         </w:pBdr>
-        <w:shd w:fill="auto" w:val="clear"/>
-        <w:ind w:left="600" w:hanging="360"/>
-      </w:pPr>
+      </w:pPr>
+      <w:proofErr w:type="spellStart"/>
       <w:r>
         <w:rPr>
-          <w:b w:val="1"/>
-          <w:bCs w:val="1"/>
-          <w:rtl w:val="0"/>
+          <w:b/>
+          <w:bCs/>
         </w:rPr>
-        <w:t xml:space="preserve">Significado del Texto Revisado a la Luz de 1693</w:t>
-      </w:r>
+        <w:t>Significado</w:t>
+      </w:r>
+      <w:proofErr w:type="spellEnd"/>
       <w:r>
         <w:rPr>
-          <w:rtl w:val="0"/>
+          <w:b/>
+          <w:bCs/>
         </w:rPr>
-        <w:t xml:space="preserve">: En aquellos años, la idea de un pórtico de kilómetros que salía de las murallas de la ciudad para subir a una colina se consideraba una hazaña arquitectónica casi milagrosa. "Illuc Productis Felsina Porticibus": En 1693, escribir que "Bolonia es conducida allá arriba por los pórticos que se extienden" describía una obra que realmente estaba "caminando" hacia la montaña en ese preciso momento. "Excubitor" (El Guardián): La referencia al ciudadano como un "vigilante guardián" reflejaba el sentido de responsabilidad de la comunidad boloñesa que, al tasarse voluntariamente y hacer donaciones (como la de Fornasari), se hacía cargo de proteger la imagen de la Virgen.</w:t>
+        <w:t xml:space="preserve"> del Texto </w:t>
+      </w:r>
+      <w:proofErr w:type="spellStart"/>
+      <w:r>
+        <w:rPr>
+          <w:b/>
+          <w:bCs/>
+        </w:rPr>
+        <w:t>Revisado</w:t>
+      </w:r>
+      <w:proofErr w:type="spellEnd"/>
+      <w:r>
+        <w:rPr>
+          <w:b/>
+          <w:bCs/>
+        </w:rPr>
+        <w:t xml:space="preserve"> a la Luz de 1693</w:t>
+      </w:r>
+      <w:r>
+        <w:t xml:space="preserve">: En </w:t>
+      </w:r>
+      <w:proofErr w:type="spellStart"/>
+      <w:r>
+        <w:t>aquellos</w:t>
+      </w:r>
+      <w:proofErr w:type="spellEnd"/>
+      <w:r>
+        <w:t xml:space="preserve"> </w:t>
+      </w:r>
+      <w:proofErr w:type="spellStart"/>
+      <w:r>
+        <w:t>años</w:t>
+      </w:r>
+      <w:proofErr w:type="spellEnd"/>
+      <w:r>
+        <w:t xml:space="preserve">, la idea de un </w:t>
+      </w:r>
+      <w:proofErr w:type="spellStart"/>
+      <w:r>
+        <w:t>pórtico</w:t>
+      </w:r>
+      <w:proofErr w:type="spellEnd"/>
+      <w:r>
+        <w:t xml:space="preserve"> de </w:t>
+      </w:r>
+      <w:proofErr w:type="spellStart"/>
+      <w:r>
+        <w:t>kilómetros</w:t>
+      </w:r>
+      <w:proofErr w:type="spellEnd"/>
+      <w:r>
+        <w:t xml:space="preserve"> </w:t>
+      </w:r>
+      <w:proofErr w:type="spellStart"/>
+      <w:r>
+        <w:t>que</w:t>
+      </w:r>
+      <w:proofErr w:type="spellEnd"/>
+      <w:r>
+        <w:t xml:space="preserve"> </w:t>
+      </w:r>
+      <w:proofErr w:type="spellStart"/>
+      <w:r>
+        <w:t>salía</w:t>
+      </w:r>
+      <w:proofErr w:type="spellEnd"/>
+      <w:r>
+        <w:t xml:space="preserve"> de </w:t>
+      </w:r>
+      <w:proofErr w:type="spellStart"/>
+      <w:r>
+        <w:t>las</w:t>
+      </w:r>
+      <w:proofErr w:type="spellEnd"/>
+      <w:r>
+        <w:t xml:space="preserve"> </w:t>
+      </w:r>
+      <w:proofErr w:type="spellStart"/>
+      <w:r>
+        <w:t>murallas</w:t>
+      </w:r>
+      <w:proofErr w:type="spellEnd"/>
+      <w:r>
+        <w:t xml:space="preserve"> de la </w:t>
+      </w:r>
+      <w:proofErr w:type="spellStart"/>
+      <w:r>
+        <w:t>ciudad</w:t>
+      </w:r>
+      <w:proofErr w:type="spellEnd"/>
+      <w:r>
+        <w:t xml:space="preserve"> para subir a una colina se </w:t>
+      </w:r>
+      <w:proofErr w:type="spellStart"/>
+      <w:r>
+        <w:t>consideraba</w:t>
+      </w:r>
+      <w:proofErr w:type="spellEnd"/>
+      <w:r>
+        <w:t xml:space="preserve"> una </w:t>
+      </w:r>
+      <w:proofErr w:type="spellStart"/>
+      <w:r>
+        <w:t>hazaña</w:t>
+      </w:r>
+      <w:proofErr w:type="spellEnd"/>
+      <w:r>
+        <w:t xml:space="preserve"> </w:t>
+      </w:r>
+      <w:proofErr w:type="spellStart"/>
+      <w:r>
+        <w:t>arquitectónica</w:t>
+      </w:r>
+      <w:proofErr w:type="spellEnd"/>
+      <w:r>
+        <w:t xml:space="preserve"> casi </w:t>
+      </w:r>
+      <w:proofErr w:type="spellStart"/>
+      <w:r>
+        <w:t>milagrosa</w:t>
+      </w:r>
+      <w:proofErr w:type="spellEnd"/>
+      <w:r>
+        <w:t>. "</w:t>
+      </w:r>
+      <w:proofErr w:type="spellStart"/>
+      <w:r>
+        <w:t>Illuc</w:t>
+      </w:r>
+      <w:proofErr w:type="spellEnd"/>
+      <w:r>
+        <w:t xml:space="preserve"> </w:t>
+      </w:r>
+      <w:proofErr w:type="spellStart"/>
+      <w:r>
+        <w:t>Productis</w:t>
+      </w:r>
+      <w:proofErr w:type="spellEnd"/>
+      <w:r>
+        <w:t xml:space="preserve"> Felsina </w:t>
+      </w:r>
+      <w:proofErr w:type="spellStart"/>
+      <w:r>
+        <w:t>Porticibus</w:t>
+      </w:r>
+      <w:proofErr w:type="spellEnd"/>
+      <w:r>
+        <w:t xml:space="preserve">": En 1693, </w:t>
+      </w:r>
+      <w:proofErr w:type="spellStart"/>
+      <w:r>
+        <w:t>escribir</w:t>
+      </w:r>
+      <w:proofErr w:type="spellEnd"/>
+      <w:r>
+        <w:t xml:space="preserve"> </w:t>
+      </w:r>
+      <w:proofErr w:type="spellStart"/>
+      <w:r>
+        <w:t>que</w:t>
+      </w:r>
+      <w:proofErr w:type="spellEnd"/>
+      <w:r>
+        <w:t xml:space="preserve"> "</w:t>
+      </w:r>
+      <w:proofErr w:type="spellStart"/>
+      <w:r>
+        <w:t>Bolonia</w:t>
+      </w:r>
+      <w:proofErr w:type="spellEnd"/>
+      <w:r>
+        <w:t xml:space="preserve"> es </w:t>
+      </w:r>
+      <w:proofErr w:type="spellStart"/>
+      <w:r>
+        <w:t>conducida</w:t>
+      </w:r>
+      <w:proofErr w:type="spellEnd"/>
+      <w:r>
+        <w:t xml:space="preserve"> </w:t>
+      </w:r>
+      <w:proofErr w:type="spellStart"/>
+      <w:r>
+        <w:t>allá</w:t>
+      </w:r>
+      <w:proofErr w:type="spellEnd"/>
+      <w:r>
+        <w:t xml:space="preserve"> </w:t>
+      </w:r>
+      <w:proofErr w:type="spellStart"/>
+      <w:r>
+        <w:t>arriba</w:t>
+      </w:r>
+      <w:proofErr w:type="spellEnd"/>
+      <w:r>
+        <w:t xml:space="preserve"> por </w:t>
+      </w:r>
+      <w:proofErr w:type="spellStart"/>
+      <w:r>
+        <w:t>los</w:t>
+      </w:r>
+      <w:proofErr w:type="spellEnd"/>
+      <w:r>
+        <w:t xml:space="preserve"> </w:t>
+      </w:r>
+      <w:proofErr w:type="spellStart"/>
+      <w:r>
+        <w:t>pórticos</w:t>
+      </w:r>
+      <w:proofErr w:type="spellEnd"/>
+      <w:r>
+        <w:t xml:space="preserve"> </w:t>
+      </w:r>
+      <w:proofErr w:type="spellStart"/>
+      <w:r>
+        <w:t>que</w:t>
+      </w:r>
+      <w:proofErr w:type="spellEnd"/>
+      <w:r>
+        <w:t xml:space="preserve"> se </w:t>
+      </w:r>
+      <w:proofErr w:type="spellStart"/>
+      <w:r>
+        <w:t>extienden</w:t>
+      </w:r>
+      <w:proofErr w:type="spellEnd"/>
+      <w:r>
+        <w:t xml:space="preserve">" </w:t>
+      </w:r>
+      <w:proofErr w:type="spellStart"/>
+      <w:r>
+        <w:t>describía</w:t>
+      </w:r>
+      <w:proofErr w:type="spellEnd"/>
+      <w:r>
+        <w:t xml:space="preserve"> una </w:t>
+      </w:r>
+      <w:proofErr w:type="spellStart"/>
+      <w:r>
+        <w:t>obra</w:t>
+      </w:r>
+      <w:proofErr w:type="spellEnd"/>
+      <w:r>
+        <w:t xml:space="preserve"> </w:t>
+      </w:r>
+      <w:proofErr w:type="spellStart"/>
+      <w:r>
+        <w:t>que</w:t>
+      </w:r>
+      <w:proofErr w:type="spellEnd"/>
+      <w:r>
+        <w:t xml:space="preserve"> realmente </w:t>
+      </w:r>
+      <w:proofErr w:type="spellStart"/>
+      <w:r>
+        <w:t>estaba</w:t>
+      </w:r>
+      <w:proofErr w:type="spellEnd"/>
+      <w:r>
+        <w:t xml:space="preserve"> "</w:t>
+      </w:r>
+      <w:proofErr w:type="spellStart"/>
+      <w:r>
+        <w:t>caminando</w:t>
+      </w:r>
+      <w:proofErr w:type="spellEnd"/>
+      <w:r>
+        <w:t xml:space="preserve">" </w:t>
+      </w:r>
+      <w:proofErr w:type="spellStart"/>
+      <w:r>
+        <w:t>hacia</w:t>
+      </w:r>
+      <w:proofErr w:type="spellEnd"/>
+      <w:r>
+        <w:t xml:space="preserve"> la </w:t>
+      </w:r>
+      <w:proofErr w:type="spellStart"/>
+      <w:r>
+        <w:t>montaña</w:t>
+      </w:r>
+      <w:proofErr w:type="spellEnd"/>
+      <w:r>
+        <w:t xml:space="preserve"> en ese preciso momento. "</w:t>
+      </w:r>
+      <w:proofErr w:type="spellStart"/>
+      <w:r>
+        <w:t>Excubitor</w:t>
+      </w:r>
+      <w:proofErr w:type="spellEnd"/>
+      <w:r>
+        <w:t xml:space="preserve">" (El </w:t>
+      </w:r>
+      <w:proofErr w:type="spellStart"/>
+      <w:r>
+        <w:t>Guardián</w:t>
+      </w:r>
+      <w:proofErr w:type="spellEnd"/>
+      <w:r>
+        <w:t xml:space="preserve">): La </w:t>
+      </w:r>
+      <w:proofErr w:type="spellStart"/>
+      <w:r>
+        <w:t>referencia</w:t>
+      </w:r>
+      <w:proofErr w:type="spellEnd"/>
+      <w:r>
+        <w:t xml:space="preserve"> al </w:t>
+      </w:r>
+      <w:proofErr w:type="spellStart"/>
+      <w:r>
+        <w:t>ciudadano</w:t>
+      </w:r>
+      <w:proofErr w:type="spellEnd"/>
+      <w:r>
+        <w:t xml:space="preserve"> como un "vigilante </w:t>
+      </w:r>
+      <w:proofErr w:type="spellStart"/>
+      <w:r>
+        <w:t>guardián</w:t>
+      </w:r>
+      <w:proofErr w:type="spellEnd"/>
+      <w:r>
+        <w:t xml:space="preserve">" </w:t>
+      </w:r>
+      <w:proofErr w:type="spellStart"/>
+      <w:r>
+        <w:t>reflejaba</w:t>
+      </w:r>
+      <w:proofErr w:type="spellEnd"/>
+      <w:r>
+        <w:t xml:space="preserve"> </w:t>
+      </w:r>
+      <w:proofErr w:type="spellStart"/>
+      <w:r>
+        <w:t>el</w:t>
+      </w:r>
+      <w:proofErr w:type="spellEnd"/>
+      <w:r>
+        <w:t xml:space="preserve"> </w:t>
+      </w:r>
+      <w:proofErr w:type="spellStart"/>
+      <w:r>
+        <w:t>sentido</w:t>
+      </w:r>
+      <w:proofErr w:type="spellEnd"/>
+      <w:r>
+        <w:t xml:space="preserve"> de </w:t>
+      </w:r>
+      <w:proofErr w:type="spellStart"/>
+      <w:r>
+        <w:t>responsabilidad</w:t>
+      </w:r>
+      <w:proofErr w:type="spellEnd"/>
+      <w:r>
+        <w:t xml:space="preserve"> de la </w:t>
+      </w:r>
+      <w:proofErr w:type="spellStart"/>
+      <w:r>
+        <w:t>comunidad</w:t>
+      </w:r>
+      <w:proofErr w:type="spellEnd"/>
+      <w:r>
+        <w:t xml:space="preserve"> </w:t>
+      </w:r>
+      <w:proofErr w:type="spellStart"/>
+      <w:r>
+        <w:t>boloñesa</w:t>
+      </w:r>
+      <w:proofErr w:type="spellEnd"/>
+      <w:r>
+        <w:t xml:space="preserve"> </w:t>
+      </w:r>
+      <w:proofErr w:type="spellStart"/>
+      <w:r>
+        <w:t>que</w:t>
+      </w:r>
+      <w:proofErr w:type="spellEnd"/>
+      <w:r>
+        <w:t xml:space="preserve">, al </w:t>
+      </w:r>
+      <w:proofErr w:type="spellStart"/>
+      <w:r>
+        <w:t>tasarse</w:t>
+      </w:r>
+      <w:proofErr w:type="spellEnd"/>
+      <w:r>
+        <w:t xml:space="preserve"> </w:t>
+      </w:r>
+      <w:proofErr w:type="spellStart"/>
+      <w:r>
+        <w:t>voluntariamente</w:t>
+      </w:r>
+      <w:proofErr w:type="spellEnd"/>
+      <w:r>
+        <w:t xml:space="preserve"> y </w:t>
+      </w:r>
+      <w:proofErr w:type="spellStart"/>
+      <w:r>
+        <w:t>hacer</w:t>
+      </w:r>
+      <w:proofErr w:type="spellEnd"/>
+      <w:r>
+        <w:t xml:space="preserve"> </w:t>
+      </w:r>
+      <w:proofErr w:type="spellStart"/>
+      <w:r>
+        <w:t>donaciones</w:t>
+      </w:r>
+      <w:proofErr w:type="spellEnd"/>
+      <w:r>
+        <w:t xml:space="preserve"> (como la de Fornasari), se </w:t>
+      </w:r>
+      <w:proofErr w:type="spellStart"/>
+      <w:r>
+        <w:t>hacía</w:t>
+      </w:r>
+      <w:proofErr w:type="spellEnd"/>
+      <w:r>
+        <w:t xml:space="preserve"> </w:t>
+      </w:r>
+      <w:r>
+        <w:lastRenderedPageBreak/>
+        <w:t xml:space="preserve">cargo de </w:t>
+      </w:r>
+      <w:proofErr w:type="spellStart"/>
+      <w:r>
+        <w:t>proteger</w:t>
+      </w:r>
+      <w:proofErr w:type="spellEnd"/>
+      <w:r>
+        <w:t xml:space="preserve"> la </w:t>
+      </w:r>
+      <w:proofErr w:type="spellStart"/>
+      <w:r>
+        <w:t>imagen</w:t>
+      </w:r>
+      <w:proofErr w:type="spellEnd"/>
+      <w:r>
+        <w:t xml:space="preserve"> de la Virgen.</w:t>
       </w:r>
     </w:p>
     <w:p>
       <w:pPr>
-        <w:pStyle w:val="Heading3"/>
-        <w:pBdr>
-          <w:top w:space="0" w:sz="0" w:val="nil"/>
-          <w:left w:space="0" w:sz="0" w:val="nil"/>
-          <w:bottom w:space="0" w:sz="0" w:val="nil"/>
-          <w:right w:space="0" w:sz="0" w:val="nil"/>
-          <w:between w:space="0" w:sz="0" w:val="nil"/>
-        </w:pBdr>
-        <w:shd w:fill="auto" w:val="clear"/>
-        <w:rPr/>
-      </w:pPr>
-      <w:r>
-        <w:rPr>
-          <w:rtl w:val="0"/>
-        </w:rPr>
-        <w:t xml:space="preserve">Curiosidad Técnica</w:t>
-      </w:r>
+        <w:pStyle w:val="Titolo3"/>
+      </w:pPr>
+      <w:proofErr w:type="spellStart"/>
+      <w:r>
+        <w:t>Curiosidad</w:t>
+      </w:r>
+      <w:proofErr w:type="spellEnd"/>
+      <w:r>
+        <w:t xml:space="preserve"> </w:t>
+      </w:r>
+      <w:proofErr w:type="spellStart"/>
+      <w:r>
+        <w:t>Técnica</w:t>
+      </w:r>
+      <w:proofErr w:type="spellEnd"/>
     </w:p>
     <w:p>
       <w:pPr>
         <w:pBdr>
-          <w:top w:space="0" w:sz="0" w:val="nil"/>
-          <w:left w:space="0" w:sz="0" w:val="nil"/>
-          <w:bottom w:space="0" w:sz="0" w:val="nil"/>
-          <w:right w:space="0" w:sz="0" w:val="nil"/>
-          <w:between w:space="0" w:sz="0" w:val="nil"/>
+          <w:top w:val="nil"/>
+          <w:left w:val="nil"/>
+          <w:bottom w:val="nil"/>
+          <w:right w:val="nil"/>
+          <w:between w:val="nil"/>
         </w:pBdr>
-        <w:shd w:fill="auto" w:val="clear"/>
-        <w:spacing w:after="240" w:lineRule="auto"/>
-        <w:rPr/>
-      </w:pPr>
-      <w:r>
-        <w:rPr>
-          <w:rtl w:val="0"/>
-        </w:rPr>
-        <w:t xml:space="preserve">La inscripción hallada es una de las más ricas y literarias de todo el recorrido. A menudo, las lápidas de los arcos posteriores son mucho más sintéticas (solo nombre y fecha). El hecho de que esta sea tan elaborada confirma el alto rango de Ippolito Fornasari: como "Primario de la Mañana" en el Archiginnasio, quiso que su arco hablara el lenguaje culto de la Universidad. ¡Es una verdadera "primera edición" de la historia de ese pórtico!</w:t>
+        <w:spacing w:after="240"/>
+      </w:pPr>
+      <w:r>
+        <w:t xml:space="preserve">La </w:t>
+      </w:r>
+      <w:proofErr w:type="spellStart"/>
+      <w:r>
+        <w:t>inscripción</w:t>
+      </w:r>
+      <w:proofErr w:type="spellEnd"/>
+      <w:r>
+        <w:t xml:space="preserve"> </w:t>
+      </w:r>
+      <w:proofErr w:type="spellStart"/>
+      <w:r>
+        <w:t>hallada</w:t>
+      </w:r>
+      <w:proofErr w:type="spellEnd"/>
+      <w:r>
+        <w:t xml:space="preserve"> es una de </w:t>
+      </w:r>
+      <w:proofErr w:type="spellStart"/>
+      <w:r>
+        <w:t>las</w:t>
+      </w:r>
+      <w:proofErr w:type="spellEnd"/>
+      <w:r>
+        <w:t xml:space="preserve"> </w:t>
+      </w:r>
+      <w:proofErr w:type="spellStart"/>
+      <w:r>
+        <w:t>más</w:t>
+      </w:r>
+      <w:proofErr w:type="spellEnd"/>
+      <w:r>
+        <w:t xml:space="preserve"> </w:t>
+      </w:r>
+      <w:proofErr w:type="spellStart"/>
+      <w:r>
+        <w:t>ricas</w:t>
+      </w:r>
+      <w:proofErr w:type="spellEnd"/>
+      <w:r>
+        <w:t xml:space="preserve"> y </w:t>
+      </w:r>
+      <w:proofErr w:type="spellStart"/>
+      <w:r>
+        <w:t>literarias</w:t>
+      </w:r>
+      <w:proofErr w:type="spellEnd"/>
+      <w:r>
+        <w:t xml:space="preserve"> de </w:t>
+      </w:r>
+      <w:proofErr w:type="spellStart"/>
+      <w:r>
+        <w:t>todo</w:t>
+      </w:r>
+      <w:proofErr w:type="spellEnd"/>
+      <w:r>
+        <w:t xml:space="preserve"> </w:t>
+      </w:r>
+      <w:proofErr w:type="spellStart"/>
+      <w:r>
+        <w:t>el</w:t>
+      </w:r>
+      <w:proofErr w:type="spellEnd"/>
+      <w:r>
+        <w:t xml:space="preserve"> </w:t>
+      </w:r>
+      <w:proofErr w:type="spellStart"/>
+      <w:r>
+        <w:t>recorrido</w:t>
+      </w:r>
+      <w:proofErr w:type="spellEnd"/>
+      <w:r>
+        <w:t xml:space="preserve">. A </w:t>
+      </w:r>
+      <w:proofErr w:type="spellStart"/>
+      <w:r>
+        <w:t>menudo</w:t>
+      </w:r>
+      <w:proofErr w:type="spellEnd"/>
+      <w:r>
+        <w:t xml:space="preserve">, </w:t>
+      </w:r>
+      <w:proofErr w:type="spellStart"/>
+      <w:r>
+        <w:t>las</w:t>
+      </w:r>
+      <w:proofErr w:type="spellEnd"/>
+      <w:r>
+        <w:t xml:space="preserve"> </w:t>
+      </w:r>
+      <w:proofErr w:type="spellStart"/>
+      <w:r>
+        <w:t>lápidas</w:t>
+      </w:r>
+      <w:proofErr w:type="spellEnd"/>
+      <w:r>
+        <w:t xml:space="preserve"> de </w:t>
+      </w:r>
+      <w:proofErr w:type="spellStart"/>
+      <w:r>
+        <w:t>los</w:t>
+      </w:r>
+      <w:proofErr w:type="spellEnd"/>
+      <w:r>
+        <w:t xml:space="preserve"> </w:t>
+      </w:r>
+      <w:proofErr w:type="spellStart"/>
+      <w:r>
+        <w:t>arcos</w:t>
+      </w:r>
+      <w:proofErr w:type="spellEnd"/>
+      <w:r>
+        <w:t xml:space="preserve"> </w:t>
+      </w:r>
+      <w:proofErr w:type="spellStart"/>
+      <w:r>
+        <w:t>posteriores</w:t>
+      </w:r>
+      <w:proofErr w:type="spellEnd"/>
+      <w:r>
+        <w:t xml:space="preserve"> son </w:t>
+      </w:r>
+      <w:proofErr w:type="spellStart"/>
+      <w:r>
+        <w:t>mucho</w:t>
+      </w:r>
+      <w:proofErr w:type="spellEnd"/>
+      <w:r>
+        <w:t xml:space="preserve"> </w:t>
+      </w:r>
+      <w:proofErr w:type="spellStart"/>
+      <w:r>
+        <w:t>más</w:t>
+      </w:r>
+      <w:proofErr w:type="spellEnd"/>
+      <w:r>
+        <w:t xml:space="preserve"> </w:t>
+      </w:r>
+      <w:proofErr w:type="spellStart"/>
+      <w:r>
+        <w:t>sintéticas</w:t>
+      </w:r>
+      <w:proofErr w:type="spellEnd"/>
+      <w:r>
+        <w:t xml:space="preserve"> (solo </w:t>
+      </w:r>
+      <w:proofErr w:type="spellStart"/>
+      <w:r>
+        <w:t>nombre</w:t>
+      </w:r>
+      <w:proofErr w:type="spellEnd"/>
+      <w:r>
+        <w:t xml:space="preserve"> y </w:t>
+      </w:r>
+      <w:proofErr w:type="spellStart"/>
+      <w:r>
+        <w:t>fecha</w:t>
+      </w:r>
+      <w:proofErr w:type="spellEnd"/>
+      <w:r>
+        <w:t xml:space="preserve">). El </w:t>
+      </w:r>
+      <w:proofErr w:type="spellStart"/>
+      <w:r>
+        <w:t>hecho</w:t>
+      </w:r>
+      <w:proofErr w:type="spellEnd"/>
+      <w:r>
+        <w:t xml:space="preserve"> de </w:t>
+      </w:r>
+      <w:proofErr w:type="spellStart"/>
+      <w:r>
+        <w:t>que</w:t>
+      </w:r>
+      <w:proofErr w:type="spellEnd"/>
+      <w:r>
+        <w:t xml:space="preserve"> esta </w:t>
+      </w:r>
+      <w:proofErr w:type="spellStart"/>
+      <w:r>
+        <w:t>sea</w:t>
+      </w:r>
+      <w:proofErr w:type="spellEnd"/>
+      <w:r>
+        <w:t xml:space="preserve"> tan </w:t>
+      </w:r>
+      <w:proofErr w:type="spellStart"/>
+      <w:r>
+        <w:t>elaborada</w:t>
+      </w:r>
+      <w:proofErr w:type="spellEnd"/>
+      <w:r>
+        <w:t xml:space="preserve"> </w:t>
+      </w:r>
+      <w:proofErr w:type="spellStart"/>
+      <w:r>
+        <w:t>confirma</w:t>
+      </w:r>
+      <w:proofErr w:type="spellEnd"/>
+      <w:r>
+        <w:t xml:space="preserve"> </w:t>
+      </w:r>
+      <w:proofErr w:type="spellStart"/>
+      <w:r>
+        <w:t>el</w:t>
+      </w:r>
+      <w:proofErr w:type="spellEnd"/>
+      <w:r>
+        <w:t xml:space="preserve"> alto rango de Ippolito Fornasari: como "Primario de la </w:t>
+      </w:r>
+      <w:proofErr w:type="spellStart"/>
+      <w:r>
+        <w:t>Mañana</w:t>
+      </w:r>
+      <w:proofErr w:type="spellEnd"/>
+      <w:r>
+        <w:t xml:space="preserve">" en </w:t>
+      </w:r>
+      <w:proofErr w:type="spellStart"/>
+      <w:r>
+        <w:t>el</w:t>
+      </w:r>
+      <w:proofErr w:type="spellEnd"/>
+      <w:r>
+        <w:t xml:space="preserve"> Archiginnasio, </w:t>
+      </w:r>
+      <w:proofErr w:type="spellStart"/>
+      <w:r>
+        <w:t>quiso</w:t>
+      </w:r>
+      <w:proofErr w:type="spellEnd"/>
+      <w:r>
+        <w:t xml:space="preserve"> </w:t>
+      </w:r>
+      <w:proofErr w:type="spellStart"/>
+      <w:r>
+        <w:t>que</w:t>
+      </w:r>
+      <w:proofErr w:type="spellEnd"/>
+      <w:r>
+        <w:t xml:space="preserve"> su arco </w:t>
+      </w:r>
+      <w:proofErr w:type="spellStart"/>
+      <w:r>
+        <w:t>hablara</w:t>
+      </w:r>
+      <w:proofErr w:type="spellEnd"/>
+      <w:r>
+        <w:t xml:space="preserve"> </w:t>
+      </w:r>
+      <w:proofErr w:type="spellStart"/>
+      <w:r>
+        <w:t>el</w:t>
+      </w:r>
+      <w:proofErr w:type="spellEnd"/>
+      <w:r>
+        <w:t xml:space="preserve"> </w:t>
+      </w:r>
+      <w:proofErr w:type="spellStart"/>
+      <w:r>
+        <w:t>lenguaje</w:t>
+      </w:r>
+      <w:proofErr w:type="spellEnd"/>
+      <w:r>
+        <w:t xml:space="preserve"> culto de la </w:t>
+      </w:r>
+      <w:proofErr w:type="spellStart"/>
+      <w:r>
+        <w:t>Universidad</w:t>
+      </w:r>
+      <w:proofErr w:type="spellEnd"/>
+      <w:r>
+        <w:t>. ¡Es una verdadera "</w:t>
+      </w:r>
+      <w:proofErr w:type="spellStart"/>
+      <w:r>
+        <w:t>primera</w:t>
+      </w:r>
+      <w:proofErr w:type="spellEnd"/>
+      <w:r>
+        <w:t xml:space="preserve"> </w:t>
+      </w:r>
+      <w:proofErr w:type="spellStart"/>
+      <w:r>
+        <w:t>edición</w:t>
+      </w:r>
+      <w:proofErr w:type="spellEnd"/>
+      <w:r>
+        <w:t xml:space="preserve">" de la </w:t>
+      </w:r>
+      <w:proofErr w:type="spellStart"/>
+      <w:r>
+        <w:t>historia</w:t>
+      </w:r>
+      <w:proofErr w:type="spellEnd"/>
+      <w:r>
+        <w:t xml:space="preserve"> de ese </w:t>
+      </w:r>
+      <w:proofErr w:type="spellStart"/>
+      <w:r>
+        <w:t>pórtico</w:t>
+      </w:r>
+      <w:proofErr w:type="spellEnd"/>
+      <w:r>
+        <w:t>!</w:t>
       </w:r>
     </w:p>
     <w:p>
       <w:pPr>
-        <w:pStyle w:val="Heading3"/>
-        <w:pBdr>
-          <w:top w:space="0" w:sz="0" w:val="nil"/>
-          <w:left w:space="0" w:sz="0" w:val="nil"/>
-          <w:bottom w:space="0" w:sz="0" w:val="nil"/>
-          <w:right w:space="0" w:sz="0" w:val="nil"/>
-          <w:between w:space="0" w:sz="0" w:val="nil"/>
-        </w:pBdr>
-        <w:shd w:fill="auto" w:val="clear"/>
-        <w:spacing w:before="0" w:lineRule="auto"/>
-        <w:rPr/>
-      </w:pPr>
-      <w:r>
-        <w:rPr>
-          <w:rtl w:val="0"/>
-        </w:rPr>
-        <w:t xml:space="preserve">¿Quién fue Gioseffo Carpegna?</w:t>
+        <w:pStyle w:val="Titolo3"/>
+        <w:spacing w:before="0"/>
+      </w:pPr>
+      <w:r>
+        <w:t>¿</w:t>
+      </w:r>
+      <w:proofErr w:type="spellStart"/>
+      <w:r>
+        <w:t>Quién</w:t>
+      </w:r>
+      <w:proofErr w:type="spellEnd"/>
+      <w:r>
+        <w:t xml:space="preserve"> </w:t>
+      </w:r>
+      <w:proofErr w:type="spellStart"/>
+      <w:r>
+        <w:t>fue</w:t>
+      </w:r>
+      <w:proofErr w:type="spellEnd"/>
+      <w:r>
+        <w:t xml:space="preserve"> Gioseffo Carpegna?</w:t>
       </w:r>
     </w:p>
     <w:p>
       <w:pPr>
         <w:pBdr>
-          <w:top w:space="0" w:sz="0" w:val="nil"/>
-          <w:left w:space="0" w:sz="0" w:val="nil"/>
-          <w:bottom w:space="0" w:sz="0" w:val="nil"/>
-          <w:right w:space="0" w:sz="0" w:val="nil"/>
-          <w:between w:space="0" w:sz="0" w:val="nil"/>
+          <w:top w:val="nil"/>
+          <w:left w:val="nil"/>
+          <w:bottom w:val="nil"/>
+          <w:right w:val="nil"/>
+          <w:between w:val="nil"/>
         </w:pBdr>
-        <w:shd w:fill="auto" w:val="clear"/>
-        <w:spacing w:after="240" w:lineRule="auto"/>
-        <w:rPr/>
-      </w:pPr>
-      <w:r>
-        <w:rPr>
-          <w:rtl w:val="0"/>
-        </w:rPr>
-        <w:t xml:space="preserve">En el contexto de la historia boloñesa de finales del siglo XVII, la figura prominente asociada a este nombre es el Conde Gioseffo (o Giuseppe) Maria Carpegna, un noble perteneciente a la famosa dinastía de los Condes de Carpegna. He aquí los principales detalles de su presencia y su papel en Bolonia:</w:t>
+        <w:spacing w:after="240"/>
+      </w:pPr>
+      <w:r>
+        <w:t xml:space="preserve">En </w:t>
+      </w:r>
+      <w:proofErr w:type="spellStart"/>
+      <w:r>
+        <w:t>el</w:t>
+      </w:r>
+      <w:proofErr w:type="spellEnd"/>
+      <w:r>
+        <w:t xml:space="preserve"> </w:t>
+      </w:r>
+      <w:proofErr w:type="spellStart"/>
+      <w:r>
+        <w:t>contexto</w:t>
+      </w:r>
+      <w:proofErr w:type="spellEnd"/>
+      <w:r>
+        <w:t xml:space="preserve"> de la </w:t>
+      </w:r>
+      <w:proofErr w:type="spellStart"/>
+      <w:r>
+        <w:t>historia</w:t>
+      </w:r>
+      <w:proofErr w:type="spellEnd"/>
+      <w:r>
+        <w:t xml:space="preserve"> </w:t>
+      </w:r>
+      <w:proofErr w:type="spellStart"/>
+      <w:r>
+        <w:t>boloñesa</w:t>
+      </w:r>
+      <w:proofErr w:type="spellEnd"/>
+      <w:r>
+        <w:t xml:space="preserve"> de </w:t>
+      </w:r>
+      <w:proofErr w:type="spellStart"/>
+      <w:r>
+        <w:t>finales</w:t>
+      </w:r>
+      <w:proofErr w:type="spellEnd"/>
+      <w:r>
+        <w:t xml:space="preserve"> del siglo XVII, la figura prominente </w:t>
+      </w:r>
+      <w:proofErr w:type="spellStart"/>
+      <w:r>
+        <w:t>asociada</w:t>
+      </w:r>
+      <w:proofErr w:type="spellEnd"/>
+      <w:r>
+        <w:t xml:space="preserve"> a este </w:t>
+      </w:r>
+      <w:proofErr w:type="spellStart"/>
+      <w:r>
+        <w:t>nombre</w:t>
+      </w:r>
+      <w:proofErr w:type="spellEnd"/>
+      <w:r>
+        <w:t xml:space="preserve"> es </w:t>
+      </w:r>
+      <w:proofErr w:type="spellStart"/>
+      <w:r>
+        <w:t>el</w:t>
+      </w:r>
+      <w:proofErr w:type="spellEnd"/>
+      <w:r>
+        <w:t xml:space="preserve"> Conde Gioseffo (o Giuseppe) Maria Carpegna, un </w:t>
+      </w:r>
+      <w:proofErr w:type="spellStart"/>
+      <w:r>
+        <w:t>noble</w:t>
+      </w:r>
+      <w:proofErr w:type="spellEnd"/>
+      <w:r>
+        <w:t xml:space="preserve"> </w:t>
+      </w:r>
+      <w:proofErr w:type="spellStart"/>
+      <w:r>
+        <w:t>perteneciente</w:t>
+      </w:r>
+      <w:proofErr w:type="spellEnd"/>
+      <w:r>
+        <w:t xml:space="preserve"> a la famosa </w:t>
+      </w:r>
+      <w:proofErr w:type="spellStart"/>
+      <w:r>
+        <w:t>dinastía</w:t>
+      </w:r>
+      <w:proofErr w:type="spellEnd"/>
+      <w:r>
+        <w:t xml:space="preserve"> de </w:t>
+      </w:r>
+      <w:proofErr w:type="spellStart"/>
+      <w:r>
+        <w:t>los</w:t>
+      </w:r>
+      <w:proofErr w:type="spellEnd"/>
+      <w:r>
+        <w:t xml:space="preserve"> Condes de Carpegna. He </w:t>
+      </w:r>
+      <w:proofErr w:type="spellStart"/>
+      <w:r>
+        <w:t>aquí</w:t>
+      </w:r>
+      <w:proofErr w:type="spellEnd"/>
+      <w:r>
+        <w:t xml:space="preserve"> </w:t>
+      </w:r>
+      <w:proofErr w:type="spellStart"/>
+      <w:r>
+        <w:t>los</w:t>
+      </w:r>
+      <w:proofErr w:type="spellEnd"/>
+      <w:r>
+        <w:t xml:space="preserve"> </w:t>
+      </w:r>
+      <w:proofErr w:type="spellStart"/>
+      <w:r>
+        <w:t>principales</w:t>
+      </w:r>
+      <w:proofErr w:type="spellEnd"/>
+      <w:r>
+        <w:t xml:space="preserve"> </w:t>
+      </w:r>
+      <w:proofErr w:type="spellStart"/>
+      <w:r>
+        <w:t>detalles</w:t>
+      </w:r>
+      <w:proofErr w:type="spellEnd"/>
+      <w:r>
+        <w:t xml:space="preserve"> de su </w:t>
+      </w:r>
+      <w:proofErr w:type="spellStart"/>
+      <w:r>
+        <w:t>presencia</w:t>
+      </w:r>
+      <w:proofErr w:type="spellEnd"/>
+      <w:r>
+        <w:t xml:space="preserve"> y su </w:t>
+      </w:r>
+      <w:proofErr w:type="spellStart"/>
+      <w:r>
+        <w:t>papel</w:t>
+      </w:r>
+      <w:proofErr w:type="spellEnd"/>
+      <w:r>
+        <w:t xml:space="preserve"> en </w:t>
+      </w:r>
+      <w:proofErr w:type="spellStart"/>
+      <w:r>
+        <w:t>Bolonia</w:t>
+      </w:r>
+      <w:proofErr w:type="spellEnd"/>
+      <w:r>
+        <w:t>:</w:t>
       </w:r>
     </w:p>
     <w:p>
       <w:pPr>
-        <w:pStyle w:val="Heading3"/>
-        <w:pBdr>
-          <w:top w:space="0" w:sz="0" w:val="nil"/>
-          <w:left w:space="0" w:sz="0" w:val="nil"/>
-          <w:bottom w:space="0" w:sz="0" w:val="nil"/>
-          <w:right w:space="0" w:sz="0" w:val="nil"/>
-          <w:between w:space="0" w:sz="0" w:val="nil"/>
-        </w:pBdr>
-        <w:shd w:fill="auto" w:val="clear"/>
-        <w:spacing w:before="0" w:lineRule="auto"/>
-        <w:rPr/>
-      </w:pPr>
-      <w:r>
-        <w:rPr>
-          <w:rtl w:val="0"/>
-        </w:rPr>
-        <w:t xml:space="preserve">El Papel Político e Institucional</w:t>
-      </w:r>
+        <w:pStyle w:val="Titolo3"/>
+        <w:spacing w:before="0"/>
+      </w:pPr>
+      <w:r>
+        <w:t xml:space="preserve">El Papel </w:t>
+      </w:r>
+      <w:proofErr w:type="spellStart"/>
+      <w:r>
+        <w:t>Político</w:t>
+      </w:r>
+      <w:proofErr w:type="spellEnd"/>
+      <w:r>
+        <w:t xml:space="preserve"> e </w:t>
+      </w:r>
+      <w:proofErr w:type="spellStart"/>
+      <w:r>
+        <w:t>Institucional</w:t>
+      </w:r>
+      <w:proofErr w:type="spellEnd"/>
     </w:p>
     <w:p>
       <w:pPr>
         <w:pBdr>
-          <w:top w:space="0" w:sz="0" w:val="nil"/>
-          <w:left w:space="0" w:sz="0" w:val="nil"/>
-          <w:bottom w:space="0" w:sz="0" w:val="nil"/>
-          <w:right w:space="0" w:sz="0" w:val="nil"/>
-          <w:between w:space="0" w:sz="0" w:val="nil"/>
+          <w:top w:val="nil"/>
+          <w:left w:val="nil"/>
+          <w:bottom w:val="nil"/>
+          <w:right w:val="nil"/>
+          <w:between w:val="nil"/>
         </w:pBdr>
-        <w:shd w:fill="auto" w:val="clear"/>
-        <w:rPr/>
-      </w:pPr>
-      <w:r>
-        <w:rPr>
-          <w:rtl w:val="0"/>
-        </w:rPr>
-        <w:t xml:space="preserve">Gioseffo Carpegna desempeñó un cargo de altísimo nivel en la administración papal de la ciudad:</w:t>
+      </w:pPr>
+      <w:r>
+        <w:t xml:space="preserve">Gioseffo Carpegna </w:t>
+      </w:r>
+      <w:proofErr w:type="spellStart"/>
+      <w:r>
+        <w:t>desempeñó</w:t>
+      </w:r>
+      <w:proofErr w:type="spellEnd"/>
+      <w:r>
+        <w:t xml:space="preserve"> un cargo de </w:t>
+      </w:r>
+      <w:proofErr w:type="spellStart"/>
+      <w:r>
+        <w:t>altísimo</w:t>
+      </w:r>
+      <w:proofErr w:type="spellEnd"/>
+      <w:r>
+        <w:t xml:space="preserve"> </w:t>
+      </w:r>
+      <w:proofErr w:type="spellStart"/>
+      <w:r>
+        <w:t>nivel</w:t>
+      </w:r>
+      <w:proofErr w:type="spellEnd"/>
+      <w:r>
+        <w:t xml:space="preserve"> en la </w:t>
+      </w:r>
+      <w:proofErr w:type="spellStart"/>
+      <w:r>
+        <w:t>administración</w:t>
+      </w:r>
+      <w:proofErr w:type="spellEnd"/>
+      <w:r>
+        <w:t xml:space="preserve"> </w:t>
+      </w:r>
+      <w:proofErr w:type="spellStart"/>
+      <w:r>
+        <w:t>papal</w:t>
+      </w:r>
+      <w:proofErr w:type="spellEnd"/>
+      <w:r>
+        <w:t xml:space="preserve"> de la </w:t>
+      </w:r>
+      <w:proofErr w:type="spellStart"/>
+      <w:r>
+        <w:t>ciudad</w:t>
+      </w:r>
+      <w:proofErr w:type="spellEnd"/>
+      <w:r>
+        <w:t>:</w:t>
       </w:r>
     </w:p>
     <w:p>
@@ -1142,28 +5947,231 @@
           <w:numId w:val="5"/>
         </w:numPr>
         <w:pBdr>
-          <w:top w:space="0" w:sz="0" w:val="nil"/>
-          <w:left w:space="0" w:sz="0" w:val="nil"/>
-          <w:bottom w:space="0" w:sz="0" w:val="nil"/>
-          <w:right w:space="0" w:sz="0" w:val="nil"/>
-          <w:between w:space="0" w:sz="0" w:val="nil"/>
+          <w:top w:val="nil"/>
+          <w:left w:val="nil"/>
+          <w:bottom w:val="nil"/>
+          <w:right w:val="nil"/>
+          <w:between w:val="nil"/>
         </w:pBdr>
-        <w:shd w:fill="auto" w:val="clear"/>
-        <w:ind w:left="600" w:hanging="360"/>
-      </w:pPr>
+      </w:pPr>
+      <w:proofErr w:type="spellStart"/>
       <w:r>
         <w:rPr>
-          <w:b w:val="1"/>
-          <w:bCs w:val="1"/>
-          <w:rtl w:val="0"/>
+          <w:b/>
+          <w:bCs/>
         </w:rPr>
-        <w:t xml:space="preserve">Vicelegado de Bolonia:</w:t>
-      </w:r>
+        <w:t>Vicelegado</w:t>
+      </w:r>
+      <w:proofErr w:type="spellEnd"/>
       <w:r>
         <w:rPr>
-          <w:rtl w:val="0"/>
+          <w:b/>
+          <w:bCs/>
         </w:rPr>
-        <w:t xml:space="preserve"> En 1693, Gioseffo Carpegna ocupaba el cargo de Vicelegado. En aquel periodo, Bolonia formaba parte de los Estados Pontificios y el Vicelegado era una figura crucial: representaba la autoridad civil y administrativa inmediata, actuando a menudo como la mano derecha (o funcionario en funciones) del Cardenal Legado.</w:t>
+        <w:t xml:space="preserve"> de </w:t>
+      </w:r>
+      <w:proofErr w:type="spellStart"/>
+      <w:r>
+        <w:rPr>
+          <w:b/>
+          <w:bCs/>
+        </w:rPr>
+        <w:t>Bolonia</w:t>
+      </w:r>
+      <w:proofErr w:type="spellEnd"/>
+      <w:r>
+        <w:rPr>
+          <w:b/>
+          <w:bCs/>
+        </w:rPr>
+        <w:t>:</w:t>
+      </w:r>
+      <w:r>
+        <w:t xml:space="preserve"> En 1693, Gioseffo Carpegna </w:t>
+      </w:r>
+      <w:proofErr w:type="spellStart"/>
+      <w:r>
+        <w:t>ocupaba</w:t>
+      </w:r>
+      <w:proofErr w:type="spellEnd"/>
+      <w:r>
+        <w:t xml:space="preserve"> </w:t>
+      </w:r>
+      <w:proofErr w:type="spellStart"/>
+      <w:r>
+        <w:t>el</w:t>
+      </w:r>
+      <w:proofErr w:type="spellEnd"/>
+      <w:r>
+        <w:t xml:space="preserve"> cargo de </w:t>
+      </w:r>
+      <w:proofErr w:type="spellStart"/>
+      <w:r>
+        <w:t>Vicelegado</w:t>
+      </w:r>
+      <w:proofErr w:type="spellEnd"/>
+      <w:r>
+        <w:t xml:space="preserve">. En </w:t>
+      </w:r>
+      <w:proofErr w:type="spellStart"/>
+      <w:r>
+        <w:t>aquel</w:t>
+      </w:r>
+      <w:proofErr w:type="spellEnd"/>
+      <w:r>
+        <w:t xml:space="preserve"> periodo, </w:t>
+      </w:r>
+      <w:proofErr w:type="spellStart"/>
+      <w:r>
+        <w:t>Bolonia</w:t>
+      </w:r>
+      <w:proofErr w:type="spellEnd"/>
+      <w:r>
+        <w:t xml:space="preserve"> </w:t>
+      </w:r>
+      <w:proofErr w:type="spellStart"/>
+      <w:r>
+        <w:t>formaba</w:t>
+      </w:r>
+      <w:proofErr w:type="spellEnd"/>
+      <w:r>
+        <w:t xml:space="preserve"> parte de </w:t>
+      </w:r>
+      <w:proofErr w:type="spellStart"/>
+      <w:r>
+        <w:t>los</w:t>
+      </w:r>
+      <w:proofErr w:type="spellEnd"/>
+      <w:r>
+        <w:t xml:space="preserve"> </w:t>
+      </w:r>
+      <w:proofErr w:type="spellStart"/>
+      <w:r>
+        <w:t>Estados</w:t>
+      </w:r>
+      <w:proofErr w:type="spellEnd"/>
+      <w:r>
+        <w:t xml:space="preserve"> </w:t>
+      </w:r>
+      <w:proofErr w:type="spellStart"/>
+      <w:r>
+        <w:t>Pontificios</w:t>
+      </w:r>
+      <w:proofErr w:type="spellEnd"/>
+      <w:r>
+        <w:t xml:space="preserve"> y </w:t>
+      </w:r>
+      <w:proofErr w:type="spellStart"/>
+      <w:r>
+        <w:t>el</w:t>
+      </w:r>
+      <w:proofErr w:type="spellEnd"/>
+      <w:r>
+        <w:t xml:space="preserve"> </w:t>
+      </w:r>
+      <w:proofErr w:type="spellStart"/>
+      <w:r>
+        <w:t>Vicelegado</w:t>
+      </w:r>
+      <w:proofErr w:type="spellEnd"/>
+      <w:r>
+        <w:t xml:space="preserve"> era una figura </w:t>
+      </w:r>
+      <w:proofErr w:type="spellStart"/>
+      <w:r>
+        <w:t>crucial</w:t>
+      </w:r>
+      <w:proofErr w:type="spellEnd"/>
+      <w:r>
+        <w:t xml:space="preserve">: </w:t>
+      </w:r>
+      <w:proofErr w:type="spellStart"/>
+      <w:r>
+        <w:t>representaba</w:t>
+      </w:r>
+      <w:proofErr w:type="spellEnd"/>
+      <w:r>
+        <w:t xml:space="preserve"> la </w:t>
+      </w:r>
+      <w:proofErr w:type="spellStart"/>
+      <w:r>
+        <w:t>autoridad</w:t>
+      </w:r>
+      <w:proofErr w:type="spellEnd"/>
+      <w:r>
+        <w:t xml:space="preserve"> </w:t>
+      </w:r>
+      <w:proofErr w:type="spellStart"/>
+      <w:r>
+        <w:t>civil</w:t>
+      </w:r>
+      <w:proofErr w:type="spellEnd"/>
+      <w:r>
+        <w:t xml:space="preserve"> y </w:t>
+      </w:r>
+      <w:proofErr w:type="spellStart"/>
+      <w:r>
+        <w:t>administrativa</w:t>
+      </w:r>
+      <w:proofErr w:type="spellEnd"/>
+      <w:r>
+        <w:t xml:space="preserve"> </w:t>
+      </w:r>
+      <w:proofErr w:type="spellStart"/>
+      <w:r>
+        <w:t>inmediata</w:t>
+      </w:r>
+      <w:proofErr w:type="spellEnd"/>
+      <w:r>
+        <w:t xml:space="preserve">, </w:t>
+      </w:r>
+      <w:proofErr w:type="spellStart"/>
+      <w:r>
+        <w:t>actuando</w:t>
+      </w:r>
+      <w:proofErr w:type="spellEnd"/>
+      <w:r>
+        <w:t xml:space="preserve"> a </w:t>
+      </w:r>
+      <w:proofErr w:type="spellStart"/>
+      <w:r>
+        <w:t>menudo</w:t>
+      </w:r>
+      <w:proofErr w:type="spellEnd"/>
+      <w:r>
+        <w:t xml:space="preserve"> como la mano </w:t>
+      </w:r>
+      <w:proofErr w:type="spellStart"/>
+      <w:r>
+        <w:t>derecha</w:t>
+      </w:r>
+      <w:proofErr w:type="spellEnd"/>
+      <w:r>
+        <w:t xml:space="preserve"> (o </w:t>
+      </w:r>
+      <w:proofErr w:type="spellStart"/>
+      <w:r>
+        <w:t>funcionario</w:t>
+      </w:r>
+      <w:proofErr w:type="spellEnd"/>
+      <w:r>
+        <w:t xml:space="preserve"> en </w:t>
+      </w:r>
+      <w:proofErr w:type="spellStart"/>
+      <w:r>
+        <w:t>funciones</w:t>
+      </w:r>
+      <w:proofErr w:type="spellEnd"/>
+      <w:r>
+        <w:t xml:space="preserve">) del Cardenal </w:t>
+      </w:r>
+      <w:proofErr w:type="spellStart"/>
+      <w:r>
+        <w:t>Legado</w:t>
+      </w:r>
+      <w:proofErr w:type="spellEnd"/>
+      <w:r>
+        <w:t>.</w:t>
       </w:r>
     </w:p>
     <w:p>
@@ -1173,108 +6181,582 @@
           <w:numId w:val="5"/>
         </w:numPr>
         <w:pBdr>
-          <w:top w:space="0" w:sz="0" w:val="nil"/>
-          <w:left w:space="0" w:sz="0" w:val="nil"/>
-          <w:bottom w:space="0" w:sz="0" w:val="nil"/>
-          <w:right w:space="0" w:sz="0" w:val="nil"/>
-          <w:between w:space="0" w:sz="0" w:val="nil"/>
+          <w:top w:val="nil"/>
+          <w:left w:val="nil"/>
+          <w:bottom w:val="nil"/>
+          <w:right w:val="nil"/>
+          <w:between w:val="nil"/>
         </w:pBdr>
-        <w:shd w:fill="auto" w:val="clear"/>
-        <w:ind w:left="600" w:hanging="360"/>
-      </w:pPr>
+      </w:pPr>
+      <w:proofErr w:type="spellStart"/>
       <w:r>
         <w:rPr>
-          <w:b w:val="1"/>
-          <w:bCs w:val="1"/>
-          <w:rtl w:val="0"/>
+          <w:b/>
+          <w:bCs/>
         </w:rPr>
-        <w:t xml:space="preserve">Contexto Histórico:</w:t>
-      </w:r>
+        <w:t>Contexto</w:t>
+      </w:r>
+      <w:proofErr w:type="spellEnd"/>
       <w:r>
         <w:rPr>
-          <w:rtl w:val="0"/>
+          <w:b/>
+          <w:bCs/>
         </w:rPr>
-        <w:t xml:space="preserve"> Su mandato coincidió con un periodo de relativa estabilidad pero de intensa actividad burocrática y diplomática entre las familias senatoriales boloñesas y el poder central de Roma.</w:t>
+        <w:t xml:space="preserve"> </w:t>
+      </w:r>
+      <w:proofErr w:type="spellStart"/>
+      <w:r>
+        <w:rPr>
+          <w:b/>
+          <w:bCs/>
+        </w:rPr>
+        <w:t>Histórico</w:t>
+      </w:r>
+      <w:proofErr w:type="spellEnd"/>
+      <w:r>
+        <w:rPr>
+          <w:b/>
+          <w:bCs/>
+        </w:rPr>
+        <w:t>:</w:t>
+      </w:r>
+      <w:r>
+        <w:t xml:space="preserve"> Su mandato </w:t>
+      </w:r>
+      <w:proofErr w:type="spellStart"/>
+      <w:r>
+        <w:t>coincidió</w:t>
+      </w:r>
+      <w:proofErr w:type="spellEnd"/>
+      <w:r>
+        <w:t xml:space="preserve"> con un periodo de relativa </w:t>
+      </w:r>
+      <w:proofErr w:type="spellStart"/>
+      <w:r>
+        <w:t>estabilidad</w:t>
+      </w:r>
+      <w:proofErr w:type="spellEnd"/>
+      <w:r>
+        <w:t xml:space="preserve"> pero de intensa </w:t>
+      </w:r>
+      <w:proofErr w:type="spellStart"/>
+      <w:r>
+        <w:t>actividad</w:t>
+      </w:r>
+      <w:proofErr w:type="spellEnd"/>
+      <w:r>
+        <w:t xml:space="preserve"> </w:t>
+      </w:r>
+      <w:proofErr w:type="spellStart"/>
+      <w:r>
+        <w:t>burocrática</w:t>
+      </w:r>
+      <w:proofErr w:type="spellEnd"/>
+      <w:r>
+        <w:t xml:space="preserve"> y </w:t>
+      </w:r>
+      <w:proofErr w:type="spellStart"/>
+      <w:r>
+        <w:t>diplomática</w:t>
+      </w:r>
+      <w:proofErr w:type="spellEnd"/>
+      <w:r>
+        <w:t xml:space="preserve"> </w:t>
+      </w:r>
+      <w:proofErr w:type="spellStart"/>
+      <w:r>
+        <w:t>entre</w:t>
+      </w:r>
+      <w:proofErr w:type="spellEnd"/>
+      <w:r>
+        <w:t xml:space="preserve"> </w:t>
+      </w:r>
+      <w:proofErr w:type="spellStart"/>
+      <w:r>
+        <w:t>las</w:t>
+      </w:r>
+      <w:proofErr w:type="spellEnd"/>
+      <w:r>
+        <w:t xml:space="preserve"> </w:t>
+      </w:r>
+      <w:proofErr w:type="spellStart"/>
+      <w:r>
+        <w:t>familias</w:t>
+      </w:r>
+      <w:proofErr w:type="spellEnd"/>
+      <w:r>
+        <w:t xml:space="preserve"> </w:t>
+      </w:r>
+      <w:proofErr w:type="spellStart"/>
+      <w:r>
+        <w:t>senatoriales</w:t>
+      </w:r>
+      <w:proofErr w:type="spellEnd"/>
+      <w:r>
+        <w:t xml:space="preserve"> </w:t>
+      </w:r>
+      <w:proofErr w:type="spellStart"/>
+      <w:r>
+        <w:t>boloñesas</w:t>
+      </w:r>
+      <w:proofErr w:type="spellEnd"/>
+      <w:r>
+        <w:t xml:space="preserve"> y </w:t>
+      </w:r>
+      <w:proofErr w:type="spellStart"/>
+      <w:r>
+        <w:t>el</w:t>
+      </w:r>
+      <w:proofErr w:type="spellEnd"/>
+      <w:r>
+        <w:t xml:space="preserve"> </w:t>
+      </w:r>
+      <w:proofErr w:type="spellStart"/>
+      <w:r>
+        <w:t>poder</w:t>
+      </w:r>
+      <w:proofErr w:type="spellEnd"/>
+      <w:r>
+        <w:t xml:space="preserve"> </w:t>
+      </w:r>
+      <w:proofErr w:type="spellStart"/>
+      <w:r>
+        <w:t>central</w:t>
+      </w:r>
+      <w:proofErr w:type="spellEnd"/>
+      <w:r>
+        <w:t xml:space="preserve"> de Roma.</w:t>
       </w:r>
     </w:p>
     <w:p>
       <w:pPr>
-        <w:pStyle w:val="Heading3"/>
-        <w:pBdr>
-          <w:top w:space="0" w:sz="0" w:val="nil"/>
-          <w:left w:space="0" w:sz="0" w:val="nil"/>
-          <w:bottom w:space="0" w:sz="0" w:val="nil"/>
-          <w:right w:space="0" w:sz="0" w:val="nil"/>
-          <w:between w:space="0" w:sz="0" w:val="nil"/>
-        </w:pBdr>
-        <w:shd w:fill="auto" w:val="clear"/>
-        <w:rPr/>
-      </w:pPr>
-      <w:r>
-        <w:rPr>
-          <w:rtl w:val="0"/>
-        </w:rPr>
-        <w:t xml:space="preserve">Vínculos Familiares e Influencia</w:t>
-      </w:r>
+        <w:pStyle w:val="Titolo3"/>
+      </w:pPr>
+      <w:proofErr w:type="spellStart"/>
+      <w:r>
+        <w:t>Vínculos</w:t>
+      </w:r>
+      <w:proofErr w:type="spellEnd"/>
+      <w:r>
+        <w:t xml:space="preserve"> </w:t>
+      </w:r>
+      <w:proofErr w:type="spellStart"/>
+      <w:r>
+        <w:t>Familiares</w:t>
+      </w:r>
+      <w:proofErr w:type="spellEnd"/>
+      <w:r>
+        <w:t xml:space="preserve"> e </w:t>
+      </w:r>
+      <w:proofErr w:type="spellStart"/>
+      <w:r>
+        <w:t>Influencia</w:t>
+      </w:r>
+      <w:proofErr w:type="spellEnd"/>
     </w:p>
     <w:p>
       <w:pPr>
         <w:pBdr>
-          <w:top w:space="0" w:sz="0" w:val="nil"/>
-          <w:left w:space="0" w:sz="0" w:val="nil"/>
-          <w:bottom w:space="0" w:sz="0" w:val="nil"/>
-          <w:right w:space="0" w:sz="0" w:val="nil"/>
-          <w:between w:space="0" w:sz="0" w:val="nil"/>
+          <w:top w:val="nil"/>
+          <w:left w:val="nil"/>
+          <w:bottom w:val="nil"/>
+          <w:right w:val="nil"/>
+          <w:between w:val="nil"/>
         </w:pBdr>
-        <w:shd w:fill="auto" w:val="clear"/>
-        <w:spacing w:after="240" w:lineRule="auto"/>
-        <w:rPr/>
-      </w:pPr>
-      <w:r>
-        <w:rPr>
-          <w:rtl w:val="0"/>
-        </w:rPr>
-        <w:t xml:space="preserve">La familia Carpegna era sumamente influyente en Roma y en los territorios de los Estados de la Iglesia: estaba emparentado con el poderoso Cardenal Gaspare Carpegna, una de las figuras más autoritarias de la curia romana de la época. Esta conexión garantizaba a Gioseffo un prestigio notable dentro del Senado boloñés y las instituciones de la ciudad, convirtiéndolo en un mediador clave entre la nobleza local y el papado.</w:t>
+        <w:spacing w:after="240"/>
+      </w:pPr>
+      <w:r>
+        <w:t xml:space="preserve">La </w:t>
+      </w:r>
+      <w:proofErr w:type="spellStart"/>
+      <w:r>
+        <w:t>familia</w:t>
+      </w:r>
+      <w:proofErr w:type="spellEnd"/>
+      <w:r>
+        <w:t xml:space="preserve"> Carpegna era </w:t>
+      </w:r>
+      <w:proofErr w:type="spellStart"/>
+      <w:r>
+        <w:t>sumamente</w:t>
+      </w:r>
+      <w:proofErr w:type="spellEnd"/>
+      <w:r>
+        <w:t xml:space="preserve"> </w:t>
+      </w:r>
+      <w:proofErr w:type="spellStart"/>
+      <w:r>
+        <w:t>influyente</w:t>
+      </w:r>
+      <w:proofErr w:type="spellEnd"/>
+      <w:r>
+        <w:t xml:space="preserve"> en Roma y en </w:t>
+      </w:r>
+      <w:proofErr w:type="spellStart"/>
+      <w:r>
+        <w:t>los</w:t>
+      </w:r>
+      <w:proofErr w:type="spellEnd"/>
+      <w:r>
+        <w:t xml:space="preserve"> </w:t>
+      </w:r>
+      <w:proofErr w:type="spellStart"/>
+      <w:r>
+        <w:t>territorios</w:t>
+      </w:r>
+      <w:proofErr w:type="spellEnd"/>
+      <w:r>
+        <w:t xml:space="preserve"> de </w:t>
+      </w:r>
+      <w:proofErr w:type="spellStart"/>
+      <w:r>
+        <w:t>los</w:t>
+      </w:r>
+      <w:proofErr w:type="spellEnd"/>
+      <w:r>
+        <w:t xml:space="preserve"> </w:t>
+      </w:r>
+      <w:proofErr w:type="spellStart"/>
+      <w:r>
+        <w:t>Estados</w:t>
+      </w:r>
+      <w:proofErr w:type="spellEnd"/>
+      <w:r>
+        <w:t xml:space="preserve"> de la Iglesia: </w:t>
+      </w:r>
+      <w:proofErr w:type="spellStart"/>
+      <w:r>
+        <w:t>estaba</w:t>
+      </w:r>
+      <w:proofErr w:type="spellEnd"/>
+      <w:r>
+        <w:t xml:space="preserve"> </w:t>
+      </w:r>
+      <w:proofErr w:type="spellStart"/>
+      <w:r>
+        <w:t>emparentado</w:t>
+      </w:r>
+      <w:proofErr w:type="spellEnd"/>
+      <w:r>
+        <w:t xml:space="preserve"> con </w:t>
+      </w:r>
+      <w:proofErr w:type="spellStart"/>
+      <w:r>
+        <w:t>el</w:t>
+      </w:r>
+      <w:proofErr w:type="spellEnd"/>
+      <w:r>
+        <w:t xml:space="preserve"> poderoso Cardenal Gaspare Carpegna, una de </w:t>
+      </w:r>
+      <w:proofErr w:type="spellStart"/>
+      <w:r>
+        <w:t>las</w:t>
+      </w:r>
+      <w:proofErr w:type="spellEnd"/>
+      <w:r>
+        <w:t xml:space="preserve"> </w:t>
+      </w:r>
+      <w:proofErr w:type="spellStart"/>
+      <w:r>
+        <w:t>figuras</w:t>
+      </w:r>
+      <w:proofErr w:type="spellEnd"/>
+      <w:r>
+        <w:t xml:space="preserve"> </w:t>
+      </w:r>
+      <w:proofErr w:type="spellStart"/>
+      <w:r>
+        <w:t>más</w:t>
+      </w:r>
+      <w:proofErr w:type="spellEnd"/>
+      <w:r>
+        <w:t xml:space="preserve"> </w:t>
+      </w:r>
+      <w:proofErr w:type="spellStart"/>
+      <w:r>
+        <w:t>autoritarias</w:t>
+      </w:r>
+      <w:proofErr w:type="spellEnd"/>
+      <w:r>
+        <w:t xml:space="preserve"> de la curia romana de la </w:t>
+      </w:r>
+      <w:proofErr w:type="spellStart"/>
+      <w:r>
+        <w:t>época</w:t>
+      </w:r>
+      <w:proofErr w:type="spellEnd"/>
+      <w:r>
+        <w:t xml:space="preserve">. Esta </w:t>
+      </w:r>
+      <w:proofErr w:type="spellStart"/>
+      <w:r>
+        <w:t>conexión</w:t>
+      </w:r>
+      <w:proofErr w:type="spellEnd"/>
+      <w:r>
+        <w:t xml:space="preserve"> </w:t>
+      </w:r>
+      <w:proofErr w:type="spellStart"/>
+      <w:r>
+        <w:t>garantizaba</w:t>
+      </w:r>
+      <w:proofErr w:type="spellEnd"/>
+      <w:r>
+        <w:t xml:space="preserve"> a Gioseffo un prestigio </w:t>
+      </w:r>
+      <w:proofErr w:type="spellStart"/>
+      <w:r>
+        <w:t>notable</w:t>
+      </w:r>
+      <w:proofErr w:type="spellEnd"/>
+      <w:r>
+        <w:t xml:space="preserve"> dentro del </w:t>
+      </w:r>
+      <w:proofErr w:type="spellStart"/>
+      <w:r>
+        <w:t>Senado</w:t>
+      </w:r>
+      <w:proofErr w:type="spellEnd"/>
+      <w:r>
+        <w:t xml:space="preserve"> </w:t>
+      </w:r>
+      <w:proofErr w:type="spellStart"/>
+      <w:r>
+        <w:t>boloñés</w:t>
+      </w:r>
+      <w:proofErr w:type="spellEnd"/>
+      <w:r>
+        <w:t xml:space="preserve"> y </w:t>
+      </w:r>
+      <w:proofErr w:type="spellStart"/>
+      <w:r>
+        <w:t>las</w:t>
+      </w:r>
+      <w:proofErr w:type="spellEnd"/>
+      <w:r>
+        <w:t xml:space="preserve"> </w:t>
+      </w:r>
+      <w:proofErr w:type="spellStart"/>
+      <w:r>
+        <w:t>instituciones</w:t>
+      </w:r>
+      <w:proofErr w:type="spellEnd"/>
+      <w:r>
+        <w:t xml:space="preserve"> de la </w:t>
+      </w:r>
+      <w:proofErr w:type="spellStart"/>
+      <w:r>
+        <w:t>ciudad</w:t>
+      </w:r>
+      <w:proofErr w:type="spellEnd"/>
+      <w:r>
+        <w:t xml:space="preserve">, </w:t>
+      </w:r>
+      <w:proofErr w:type="spellStart"/>
+      <w:r>
+        <w:t>convirtiéndolo</w:t>
+      </w:r>
+      <w:proofErr w:type="spellEnd"/>
+      <w:r>
+        <w:t xml:space="preserve"> en un </w:t>
+      </w:r>
+      <w:proofErr w:type="spellStart"/>
+      <w:r>
+        <w:t>mediador</w:t>
+      </w:r>
+      <w:proofErr w:type="spellEnd"/>
+      <w:r>
+        <w:t xml:space="preserve"> clave </w:t>
+      </w:r>
+      <w:proofErr w:type="spellStart"/>
+      <w:r>
+        <w:t>entre</w:t>
+      </w:r>
+      <w:proofErr w:type="spellEnd"/>
+      <w:r>
+        <w:t xml:space="preserve"> la </w:t>
+      </w:r>
+      <w:proofErr w:type="spellStart"/>
+      <w:r>
+        <w:t>nobleza</w:t>
+      </w:r>
+      <w:proofErr w:type="spellEnd"/>
+      <w:r>
+        <w:t xml:space="preserve"> </w:t>
+      </w:r>
+      <w:proofErr w:type="spellStart"/>
+      <w:r>
+        <w:t>local</w:t>
+      </w:r>
+      <w:proofErr w:type="spellEnd"/>
+      <w:r>
+        <w:t xml:space="preserve"> y </w:t>
+      </w:r>
+      <w:proofErr w:type="spellStart"/>
+      <w:r>
+        <w:t>el</w:t>
+      </w:r>
+      <w:proofErr w:type="spellEnd"/>
+      <w:r>
+        <w:t xml:space="preserve"> </w:t>
+      </w:r>
+      <w:proofErr w:type="spellStart"/>
+      <w:r>
+        <w:t>papado</w:t>
+      </w:r>
+      <w:proofErr w:type="spellEnd"/>
+      <w:r>
+        <w:t>.</w:t>
       </w:r>
     </w:p>
     <w:p>
       <w:pPr>
-        <w:pStyle w:val="Heading3"/>
-        <w:pBdr>
-          <w:top w:space="0" w:sz="0" w:val="nil"/>
-          <w:left w:space="0" w:sz="0" w:val="nil"/>
-          <w:bottom w:space="0" w:sz="0" w:val="nil"/>
-          <w:right w:space="0" w:sz="0" w:val="nil"/>
-          <w:between w:space="0" w:sz="0" w:val="nil"/>
-        </w:pBdr>
-        <w:shd w:fill="auto" w:val="clear"/>
-        <w:spacing w:before="0" w:lineRule="auto"/>
-        <w:rPr/>
-      </w:pPr>
-      <w:r>
-        <w:rPr>
-          <w:rtl w:val="0"/>
-        </w:rPr>
-        <w:t xml:space="preserve">Huellas Históricas y Curiosidades</w:t>
-      </w:r>
+        <w:pStyle w:val="Titolo3"/>
+        <w:spacing w:before="0"/>
+      </w:pPr>
+      <w:proofErr w:type="spellStart"/>
+      <w:r>
+        <w:t>Huellas</w:t>
+      </w:r>
+      <w:proofErr w:type="spellEnd"/>
+      <w:r>
+        <w:t xml:space="preserve"> </w:t>
+      </w:r>
+      <w:proofErr w:type="spellStart"/>
+      <w:r>
+        <w:t>Históricas</w:t>
+      </w:r>
+      <w:proofErr w:type="spellEnd"/>
+      <w:r>
+        <w:t xml:space="preserve"> y </w:t>
+      </w:r>
+      <w:proofErr w:type="spellStart"/>
+      <w:r>
+        <w:t>Curiosidades</w:t>
+      </w:r>
+      <w:proofErr w:type="spellEnd"/>
     </w:p>
     <w:p>
       <w:pPr>
         <w:pBdr>
-          <w:top w:space="0" w:sz="0" w:val="nil"/>
-          <w:left w:space="0" w:sz="0" w:val="nil"/>
-          <w:bottom w:space="0" w:sz="0" w:val="nil"/>
-          <w:right w:space="0" w:sz="0" w:val="nil"/>
-          <w:between w:space="0" w:sz="0" w:val="nil"/>
+          <w:top w:val="nil"/>
+          <w:left w:val="nil"/>
+          <w:bottom w:val="nil"/>
+          <w:right w:val="nil"/>
+          <w:between w:val="nil"/>
         </w:pBdr>
-        <w:shd w:fill="auto" w:val="clear"/>
-        <w:rPr/>
-      </w:pPr>
-      <w:r>
-        <w:rPr>
-          <w:rtl w:val="0"/>
-        </w:rPr>
-        <w:t xml:space="preserve">Además de los documentos de archivo que registran sus edictos y decisiones administrativas, el nombre de Gioseffo Carpegna aparece a menudo en:</w:t>
+      </w:pPr>
+      <w:proofErr w:type="spellStart"/>
+      <w:r>
+        <w:t>Además</w:t>
+      </w:r>
+      <w:proofErr w:type="spellEnd"/>
+      <w:r>
+        <w:t xml:space="preserve"> de </w:t>
+      </w:r>
+      <w:proofErr w:type="spellStart"/>
+      <w:r>
+        <w:t>los</w:t>
+      </w:r>
+      <w:proofErr w:type="spellEnd"/>
+      <w:r>
+        <w:t xml:space="preserve"> </w:t>
+      </w:r>
+      <w:proofErr w:type="spellStart"/>
+      <w:r>
+        <w:t>documentos</w:t>
+      </w:r>
+      <w:proofErr w:type="spellEnd"/>
+      <w:r>
+        <w:t xml:space="preserve"> de </w:t>
+      </w:r>
+      <w:proofErr w:type="spellStart"/>
+      <w:r>
+        <w:t>archivo</w:t>
+      </w:r>
+      <w:proofErr w:type="spellEnd"/>
+      <w:r>
+        <w:t xml:space="preserve"> </w:t>
+      </w:r>
+      <w:proofErr w:type="spellStart"/>
+      <w:r>
+        <w:t>que</w:t>
+      </w:r>
+      <w:proofErr w:type="spellEnd"/>
+      <w:r>
+        <w:t xml:space="preserve"> </w:t>
+      </w:r>
+      <w:proofErr w:type="spellStart"/>
+      <w:r>
+        <w:t>registran</w:t>
+      </w:r>
+      <w:proofErr w:type="spellEnd"/>
+      <w:r>
+        <w:t xml:space="preserve"> </w:t>
+      </w:r>
+      <w:proofErr w:type="spellStart"/>
+      <w:r>
+        <w:t>sus</w:t>
+      </w:r>
+      <w:proofErr w:type="spellEnd"/>
+      <w:r>
+        <w:t xml:space="preserve"> </w:t>
+      </w:r>
+      <w:proofErr w:type="spellStart"/>
+      <w:r>
+        <w:t>edictos</w:t>
+      </w:r>
+      <w:proofErr w:type="spellEnd"/>
+      <w:r>
+        <w:t xml:space="preserve"> y </w:t>
+      </w:r>
+      <w:proofErr w:type="spellStart"/>
+      <w:r>
+        <w:t>decisiones</w:t>
+      </w:r>
+      <w:proofErr w:type="spellEnd"/>
+      <w:r>
+        <w:t xml:space="preserve"> </w:t>
+      </w:r>
+      <w:proofErr w:type="spellStart"/>
+      <w:r>
+        <w:t>administrativas</w:t>
+      </w:r>
+      <w:proofErr w:type="spellEnd"/>
+      <w:r>
+        <w:t xml:space="preserve">, </w:t>
+      </w:r>
+      <w:proofErr w:type="spellStart"/>
+      <w:r>
+        <w:t>el</w:t>
+      </w:r>
+      <w:proofErr w:type="spellEnd"/>
+      <w:r>
+        <w:t xml:space="preserve"> </w:t>
+      </w:r>
+      <w:proofErr w:type="spellStart"/>
+      <w:r>
+        <w:t>nombre</w:t>
+      </w:r>
+      <w:proofErr w:type="spellEnd"/>
+      <w:r>
+        <w:t xml:space="preserve"> de Gioseffo Carpegna </w:t>
+      </w:r>
+      <w:proofErr w:type="spellStart"/>
+      <w:r>
+        <w:t>aparece</w:t>
+      </w:r>
+      <w:proofErr w:type="spellEnd"/>
+      <w:r>
+        <w:t xml:space="preserve"> a </w:t>
+      </w:r>
+      <w:proofErr w:type="spellStart"/>
+      <w:r>
+        <w:t>menudo</w:t>
+      </w:r>
+      <w:proofErr w:type="spellEnd"/>
+      <w:r>
+        <w:t xml:space="preserve"> en:</w:t>
       </w:r>
     </w:p>
     <w:p>
@@ -1284,28 +6766,87 @@
           <w:numId w:val="6"/>
         </w:numPr>
         <w:pBdr>
-          <w:top w:space="0" w:sz="0" w:val="nil"/>
-          <w:left w:space="0" w:sz="0" w:val="nil"/>
-          <w:bottom w:space="0" w:sz="0" w:val="nil"/>
-          <w:right w:space="0" w:sz="0" w:val="nil"/>
-          <w:between w:space="0" w:sz="0" w:val="nil"/>
+          <w:top w:val="nil"/>
+          <w:left w:val="nil"/>
+          <w:bottom w:val="nil"/>
+          <w:right w:val="nil"/>
+          <w:between w:val="nil"/>
         </w:pBdr>
-        <w:shd w:fill="auto" w:val="clear"/>
-        <w:ind w:left="600" w:hanging="360"/>
-      </w:pPr>
+      </w:pPr>
+      <w:proofErr w:type="spellStart"/>
       <w:r>
         <w:rPr>
-          <w:b w:val="1"/>
-          <w:bCs w:val="1"/>
-          <w:rtl w:val="0"/>
+          <w:b/>
+          <w:bCs/>
         </w:rPr>
-        <w:t xml:space="preserve">Crónicas de la Ciudad:</w:t>
-      </w:r>
+        <w:t>Crónicas</w:t>
+      </w:r>
+      <w:proofErr w:type="spellEnd"/>
       <w:r>
         <w:rPr>
-          <w:rtl w:val="0"/>
+          <w:b/>
+          <w:bCs/>
         </w:rPr>
-        <w:t xml:space="preserve"> Se le menciona por su participación en ceremonias públicas y por la gestión del orden público.</w:t>
+        <w:t xml:space="preserve"> de la Ciudad:</w:t>
+      </w:r>
+      <w:r>
+        <w:t xml:space="preserve"> Se le </w:t>
+      </w:r>
+      <w:proofErr w:type="spellStart"/>
+      <w:r>
+        <w:t>menciona</w:t>
+      </w:r>
+      <w:proofErr w:type="spellEnd"/>
+      <w:r>
+        <w:t xml:space="preserve"> por su </w:t>
+      </w:r>
+      <w:proofErr w:type="spellStart"/>
+      <w:r>
+        <w:t>participación</w:t>
+      </w:r>
+      <w:proofErr w:type="spellEnd"/>
+      <w:r>
+        <w:t xml:space="preserve"> en </w:t>
+      </w:r>
+      <w:proofErr w:type="spellStart"/>
+      <w:r>
+        <w:t>ceremonias</w:t>
+      </w:r>
+      <w:proofErr w:type="spellEnd"/>
+      <w:r>
+        <w:t xml:space="preserve"> </w:t>
+      </w:r>
+      <w:proofErr w:type="spellStart"/>
+      <w:r>
+        <w:t>públicas</w:t>
+      </w:r>
+      <w:proofErr w:type="spellEnd"/>
+      <w:r>
+        <w:t xml:space="preserve"> y por la </w:t>
+      </w:r>
+      <w:proofErr w:type="spellStart"/>
+      <w:r>
+        <w:t>gestión</w:t>
+      </w:r>
+      <w:proofErr w:type="spellEnd"/>
+      <w:r>
+        <w:t xml:space="preserve"> del </w:t>
+      </w:r>
+      <w:proofErr w:type="spellStart"/>
+      <w:r>
+        <w:t>orden</w:t>
+      </w:r>
+      <w:proofErr w:type="spellEnd"/>
+      <w:r>
+        <w:t xml:space="preserve"> </w:t>
+      </w:r>
+      <w:proofErr w:type="spellStart"/>
+      <w:r>
+        <w:t>público</w:t>
+      </w:r>
+      <w:proofErr w:type="spellEnd"/>
+      <w:r>
+        <w:t>.</w:t>
       </w:r>
     </w:p>
     <w:p>
@@ -1315,28 +6856,191 @@
           <w:numId w:val="6"/>
         </w:numPr>
         <w:pBdr>
-          <w:top w:space="0" w:sz="0" w:val="nil"/>
-          <w:left w:space="0" w:sz="0" w:val="nil"/>
-          <w:bottom w:space="0" w:sz="0" w:val="nil"/>
-          <w:right w:space="0" w:sz="0" w:val="nil"/>
-          <w:between w:space="0" w:sz="0" w:val="nil"/>
+          <w:top w:val="nil"/>
+          <w:left w:val="nil"/>
+          <w:bottom w:val="nil"/>
+          <w:right w:val="nil"/>
+          <w:between w:val="nil"/>
         </w:pBdr>
-        <w:shd w:fill="auto" w:val="clear"/>
-        <w:ind w:left="600" w:hanging="360"/>
-      </w:pPr>
+      </w:pPr>
+      <w:proofErr w:type="spellStart"/>
       <w:r>
         <w:rPr>
-          <w:b w:val="1"/>
-          <w:bCs w:val="1"/>
-          <w:rtl w:val="0"/>
+          <w:b/>
+          <w:bCs/>
         </w:rPr>
-        <w:t xml:space="preserve">Arquitectura y Arte:</w:t>
-      </w:r>
+        <w:t>Arquitectura</w:t>
+      </w:r>
+      <w:proofErr w:type="spellEnd"/>
       <w:r>
         <w:rPr>
-          <w:rtl w:val="0"/>
+          <w:b/>
+          <w:bCs/>
         </w:rPr>
-        <w:t xml:space="preserve"> Como muchos nobles de la época, los representantes de la familia Carpegna eran a menudo mecenas o protectores de obras de arte, aunque en Bolonia su figura se recuerda más por su función política que por el mecenazgo privado.</w:t>
+        <w:t xml:space="preserve"> y Arte:</w:t>
+      </w:r>
+      <w:r>
+        <w:t xml:space="preserve"> Como </w:t>
+      </w:r>
+      <w:proofErr w:type="spellStart"/>
+      <w:r>
+        <w:t>muchos</w:t>
+      </w:r>
+      <w:proofErr w:type="spellEnd"/>
+      <w:r>
+        <w:t xml:space="preserve"> </w:t>
+      </w:r>
+      <w:proofErr w:type="spellStart"/>
+      <w:r>
+        <w:t>nobles</w:t>
+      </w:r>
+      <w:proofErr w:type="spellEnd"/>
+      <w:r>
+        <w:t xml:space="preserve"> de la </w:t>
+      </w:r>
+      <w:proofErr w:type="spellStart"/>
+      <w:r>
+        <w:t>época</w:t>
+      </w:r>
+      <w:proofErr w:type="spellEnd"/>
+      <w:r>
+        <w:t xml:space="preserve">, </w:t>
+      </w:r>
+      <w:proofErr w:type="spellStart"/>
+      <w:r>
+        <w:t>los</w:t>
+      </w:r>
+      <w:proofErr w:type="spellEnd"/>
+      <w:r>
+        <w:t xml:space="preserve"> </w:t>
+      </w:r>
+      <w:proofErr w:type="spellStart"/>
+      <w:r>
+        <w:t>representantes</w:t>
+      </w:r>
+      <w:proofErr w:type="spellEnd"/>
+      <w:r>
+        <w:t xml:space="preserve"> de la </w:t>
+      </w:r>
+      <w:proofErr w:type="spellStart"/>
+      <w:r>
+        <w:t>familia</w:t>
+      </w:r>
+      <w:proofErr w:type="spellEnd"/>
+      <w:r>
+        <w:t xml:space="preserve"> Carpegna eran a </w:t>
+      </w:r>
+      <w:proofErr w:type="spellStart"/>
+      <w:r>
+        <w:t>menudo</w:t>
+      </w:r>
+      <w:proofErr w:type="spellEnd"/>
+      <w:r>
+        <w:t xml:space="preserve"> </w:t>
+      </w:r>
+      <w:proofErr w:type="spellStart"/>
+      <w:r>
+        <w:t>mecenas</w:t>
+      </w:r>
+      <w:proofErr w:type="spellEnd"/>
+      <w:r>
+        <w:t xml:space="preserve"> o </w:t>
+      </w:r>
+      <w:proofErr w:type="spellStart"/>
+      <w:r>
+        <w:t>protectores</w:t>
+      </w:r>
+      <w:proofErr w:type="spellEnd"/>
+      <w:r>
+        <w:t xml:space="preserve"> de </w:t>
+      </w:r>
+      <w:proofErr w:type="spellStart"/>
+      <w:r>
+        <w:t>obras</w:t>
+      </w:r>
+      <w:proofErr w:type="spellEnd"/>
+      <w:r>
+        <w:t xml:space="preserve"> de arte, </w:t>
+      </w:r>
+      <w:proofErr w:type="spellStart"/>
+      <w:r>
+        <w:t>aunque</w:t>
+      </w:r>
+      <w:proofErr w:type="spellEnd"/>
+      <w:r>
+        <w:t xml:space="preserve"> en </w:t>
+      </w:r>
+      <w:proofErr w:type="spellStart"/>
+      <w:r>
+        <w:t>Bolonia</w:t>
+      </w:r>
+      <w:proofErr w:type="spellEnd"/>
+      <w:r>
+        <w:t xml:space="preserve"> su figura se </w:t>
+      </w:r>
+      <w:proofErr w:type="spellStart"/>
+      <w:r>
+        <w:t>recuerda</w:t>
+      </w:r>
+      <w:proofErr w:type="spellEnd"/>
+      <w:r>
+        <w:t xml:space="preserve"> </w:t>
+      </w:r>
+      <w:proofErr w:type="spellStart"/>
+      <w:r>
+        <w:t>más</w:t>
+      </w:r>
+      <w:proofErr w:type="spellEnd"/>
+      <w:r>
+        <w:t xml:space="preserve"> por su </w:t>
+      </w:r>
+      <w:proofErr w:type="spellStart"/>
+      <w:r>
+        <w:t>función</w:t>
+      </w:r>
+      <w:proofErr w:type="spellEnd"/>
+      <w:r>
+        <w:t xml:space="preserve"> </w:t>
+      </w:r>
+      <w:proofErr w:type="spellStart"/>
+      <w:r>
+        <w:t>política</w:t>
+      </w:r>
+      <w:proofErr w:type="spellEnd"/>
+      <w:r>
+        <w:t xml:space="preserve"> </w:t>
+      </w:r>
+      <w:proofErr w:type="spellStart"/>
+      <w:r>
+        <w:t>que</w:t>
+      </w:r>
+      <w:proofErr w:type="spellEnd"/>
+      <w:r>
+        <w:t xml:space="preserve"> por </w:t>
+      </w:r>
+      <w:proofErr w:type="spellStart"/>
+      <w:r>
+        <w:t>el</w:t>
+      </w:r>
+      <w:proofErr w:type="spellEnd"/>
+      <w:r>
+        <w:t xml:space="preserve"> </w:t>
+      </w:r>
+      <w:proofErr w:type="spellStart"/>
+      <w:r>
+        <w:t>mecenazgo</w:t>
+      </w:r>
+      <w:proofErr w:type="spellEnd"/>
+      <w:r>
+        <w:t xml:space="preserve"> </w:t>
+      </w:r>
+      <w:proofErr w:type="spellStart"/>
+      <w:r>
+        <w:t>privado</w:t>
+      </w:r>
+      <w:proofErr w:type="spellEnd"/>
+      <w:r>
+        <w:t>.</w:t>
       </w:r>
     </w:p>
     <w:p>
@@ -1346,42 +7050,184 @@
           <w:numId w:val="6"/>
         </w:numPr>
         <w:pBdr>
-          <w:top w:space="0" w:sz="0" w:val="nil"/>
-          <w:left w:space="0" w:sz="0" w:val="nil"/>
-          <w:bottom w:space="0" w:sz="0" w:val="nil"/>
-          <w:right w:space="0" w:sz="0" w:val="nil"/>
-          <w:between w:space="0" w:sz="0" w:val="nil"/>
+          <w:top w:val="nil"/>
+          <w:left w:val="nil"/>
+          <w:bottom w:val="nil"/>
+          <w:right w:val="nil"/>
+          <w:between w:val="nil"/>
         </w:pBdr>
-        <w:shd w:fill="auto" w:val="clear"/>
-        <w:ind w:left="600" w:hanging="360"/>
       </w:pPr>
       <w:r>
         <w:rPr>
-          <w:b w:val="1"/>
-          <w:bCs w:val="1"/>
-          <w:rtl w:val="0"/>
+          <w:b/>
+          <w:bCs/>
         </w:rPr>
-        <w:t xml:space="preserve">Nota Histórica:</w:t>
-      </w:r>
+        <w:t xml:space="preserve">Nota </w:t>
+      </w:r>
+      <w:proofErr w:type="spellStart"/>
       <w:r>
         <w:rPr>
-          <w:rtl w:val="0"/>
+          <w:b/>
+          <w:bCs/>
         </w:rPr>
-        <w:t xml:space="preserve"> Al realizar investigaciones de archivo, se puede encontrar su nombre latinizado como Iosephus Carpineus en los documentos oficiales del Legado o del Senado de Bolonia relativos a los años 1693-1695.</w:t>
+        <w:t>Histórica</w:t>
+      </w:r>
+      <w:proofErr w:type="spellEnd"/>
+      <w:r>
+        <w:rPr>
+          <w:b/>
+          <w:bCs/>
+        </w:rPr>
+        <w:t>:</w:t>
+      </w:r>
+      <w:r>
+        <w:t xml:space="preserve"> Al </w:t>
+      </w:r>
+      <w:proofErr w:type="spellStart"/>
+      <w:r>
+        <w:t>realizar</w:t>
+      </w:r>
+      <w:proofErr w:type="spellEnd"/>
+      <w:r>
+        <w:t xml:space="preserve"> </w:t>
+      </w:r>
+      <w:proofErr w:type="spellStart"/>
+      <w:r>
+        <w:t>investigaciones</w:t>
+      </w:r>
+      <w:proofErr w:type="spellEnd"/>
+      <w:r>
+        <w:t xml:space="preserve"> de </w:t>
+      </w:r>
+      <w:proofErr w:type="spellStart"/>
+      <w:r>
+        <w:t>archivo</w:t>
+      </w:r>
+      <w:proofErr w:type="spellEnd"/>
+      <w:r>
+        <w:t xml:space="preserve">, se </w:t>
+      </w:r>
+      <w:proofErr w:type="spellStart"/>
+      <w:r>
+        <w:t>puede</w:t>
+      </w:r>
+      <w:proofErr w:type="spellEnd"/>
+      <w:r>
+        <w:t xml:space="preserve"> </w:t>
+      </w:r>
+      <w:proofErr w:type="spellStart"/>
+      <w:r>
+        <w:t>encontrar</w:t>
+      </w:r>
+      <w:proofErr w:type="spellEnd"/>
+      <w:r>
+        <w:t xml:space="preserve"> su </w:t>
+      </w:r>
+      <w:proofErr w:type="spellStart"/>
+      <w:r>
+        <w:t>nombre</w:t>
+      </w:r>
+      <w:proofErr w:type="spellEnd"/>
+      <w:r>
+        <w:t xml:space="preserve"> </w:t>
+      </w:r>
+      <w:proofErr w:type="spellStart"/>
+      <w:r>
+        <w:t>latinizado</w:t>
+      </w:r>
+      <w:proofErr w:type="spellEnd"/>
+      <w:r>
+        <w:t xml:space="preserve"> como Iosephus Carpineus en </w:t>
+      </w:r>
+      <w:proofErr w:type="spellStart"/>
+      <w:r>
+        <w:t>los</w:t>
+      </w:r>
+      <w:proofErr w:type="spellEnd"/>
+      <w:r>
+        <w:t xml:space="preserve"> </w:t>
+      </w:r>
+      <w:proofErr w:type="spellStart"/>
+      <w:r>
+        <w:t>documentos</w:t>
+      </w:r>
+      <w:proofErr w:type="spellEnd"/>
+      <w:r>
+        <w:t xml:space="preserve"> </w:t>
+      </w:r>
+      <w:proofErr w:type="spellStart"/>
+      <w:r>
+        <w:t>oficiales</w:t>
+      </w:r>
+      <w:proofErr w:type="spellEnd"/>
+      <w:r>
+        <w:t xml:space="preserve"> del </w:t>
+      </w:r>
+      <w:proofErr w:type="spellStart"/>
+      <w:r>
+        <w:t>Legado</w:t>
+      </w:r>
+      <w:proofErr w:type="spellEnd"/>
+      <w:r>
+        <w:t xml:space="preserve"> o del </w:t>
+      </w:r>
+      <w:proofErr w:type="spellStart"/>
+      <w:r>
+        <w:t>Senado</w:t>
+      </w:r>
+      <w:proofErr w:type="spellEnd"/>
+      <w:r>
+        <w:t xml:space="preserve"> de </w:t>
+      </w:r>
+      <w:proofErr w:type="spellStart"/>
+      <w:r>
+        <w:t>Bolonia</w:t>
+      </w:r>
+      <w:proofErr w:type="spellEnd"/>
+      <w:r>
+        <w:t xml:space="preserve"> </w:t>
+      </w:r>
+      <w:proofErr w:type="spellStart"/>
+      <w:r>
+        <w:t>relativos</w:t>
+      </w:r>
+      <w:proofErr w:type="spellEnd"/>
+      <w:r>
+        <w:t xml:space="preserve"> a </w:t>
+      </w:r>
+      <w:proofErr w:type="spellStart"/>
+      <w:r>
+        <w:t>los</w:t>
+      </w:r>
+      <w:proofErr w:type="spellEnd"/>
+      <w:r>
+        <w:t xml:space="preserve"> </w:t>
+      </w:r>
+      <w:proofErr w:type="spellStart"/>
+      <w:r>
+        <w:t>años</w:t>
+      </w:r>
+      <w:proofErr w:type="spellEnd"/>
+      <w:r>
+        <w:t xml:space="preserve"> 1693-1695.</w:t>
       </w:r>
     </w:p>
     <w:sectPr>
-      <w:pgSz w:h="15840" w:w="12240" w:orient="portrait"/>
-      <w:pgMar w:bottom="1440" w:top="1440" w:left="1440" w:right="1440" w:header="0" w:footer="720"/>
+      <w:pgSz w:w="12240" w:h="15840"/>
+      <w:pgMar w:top="1440" w:right="1440" w:bottom="1440" w:left="1440" w:header="0" w:footer="720" w:gutter="0"/>
       <w:pgNumType w:start="1"/>
+      <w:cols w:space="720"/>
     </w:sectPr>
   </w:body>
 </w:document>
 </file>
 
 <file path=word/numbering.xml><?xml version="1.0" encoding="utf-8"?>
-<w:numbering xmlns:mc="http://schemas.openxmlformats.org/markup-compatibility/2006" xmlns:o="urn:schemas-microsoft-com:office:office" xmlns:r="http://schemas.openxmlformats.org/officeDocument/2006/relationships" xmlns:m="http://schemas.openxmlformats.org/officeDocument/2006/math" xmlns:v="urn:schemas-microsoft-com:vml" xmlns:wp="http://schemas.openxmlformats.org/drawingml/2006/wordprocessingDrawing" xmlns:w10="urn:schemas-microsoft-com:office:word" xmlns:w="http://schemas.openxmlformats.org/wordprocessingml/2006/main" xmlns:wne="http://schemas.microsoft.com/office/word/2006/wordml" xmlns:sl="http://schemas.openxmlformats.org/schemaLibrary/2006/main" xmlns:a="http://schemas.openxmlformats.org/drawingml/2006/main" xmlns:pic="http://schemas.openxmlformats.org/drawingml/2006/picture" xmlns:c="http://schemas.openxmlformats.org/drawingml/2006/chart" xmlns:lc="http://schemas.openxmlformats.org/drawingml/2006/lockedCanvas" xmlns:dgm="http://schemas.openxmlformats.org/drawingml/2006/diagram" xmlns:wps="http://schemas.microsoft.com/office/word/2010/wordprocessingShape" xmlns:wpg="http://schemas.microsoft.com/office/word/2010/wordprocessingGroup" xmlns:w14="http://schemas.microsoft.com/office/word/2010/wordml" xmlns:w15="http://schemas.microsoft.com/office/word/2012/wordml" xmlns:w16="http://schemas.microsoft.com/office/word/2018/wordml" xmlns:w16cex="http://schemas.microsoft.com/office/word/2018/wordml/cex" xmlns:w16cid="http://schemas.microsoft.com/office/word/2016/wordml/cid" xmlns="http://schemas.microsoft.com/office/tasks/2019/documenttasks" xmlns:cr="http://schemas.microsoft.com/office/comments/2020/reactions">
-  <w:abstractNum w:abstractNumId="1">
+<w:numbering xmlns:wpc="http://schemas.microsoft.com/office/word/2010/wordprocessingCanvas" xmlns:cx="http://schemas.microsoft.com/office/drawing/2014/chartex" xmlns:cx1="http://schemas.microsoft.com/office/drawing/2015/9/8/chartex" xmlns:cx2="http://schemas.microsoft.com/office/drawing/2015/10/21/chartex" xmlns:cx3="http://schemas.microsoft.com/office/drawing/2016/5/9/chartex" xmlns:cx4="http://schemas.microsoft.com/office/drawing/2016/5/10/chartex" xmlns:cx5="http://schemas.microsoft.com/office/drawing/2016/5/11/chartex" xmlns:cx6="http://schemas.microsoft.com/office/drawing/2016/5/12/chartex" xmlns:cx7="http://schemas.microsoft.com/office/drawing/2016/5/13/chartex" xmlns:cx8="http://schemas.microsoft.com/office/drawing/2016/5/14/chartex" xmlns:mc="http://schemas.openxmlformats.org/markup-compatibility/2006" xmlns:aink="http://schemas.microsoft.com/office/drawing/2016/ink" xmlns:am3d="http://schemas.microsoft.com/office/drawing/2017/model3d" xmlns:o="urn:schemas-microsoft-com:office:office" xmlns:oel="http://schemas.microsoft.com/office/2019/extlst" xmlns:r="http://schemas.openxmlformats.org/officeDocument/2006/relationships" xmlns:m="http://schemas.openxmlformats.org/officeDocument/2006/math" xmlns:v="urn:schemas-microsoft-com:vml" xmlns:wp14="http://schemas.microsoft.com/office/word/2010/wordprocessingDrawing" xmlns:wp="http://schemas.openxmlformats.org/drawingml/2006/wordprocessingDrawing" xmlns:w10="urn:schemas-microsoft-com:office:word" xmlns:w="http://schemas.openxmlformats.org/wordprocessingml/2006/main" xmlns:w14="http://schemas.microsoft.com/office/word/2010/wordml" xmlns:w15="http://schemas.microsoft.com/office/word/2012/wordml" xmlns:w16cex="http://schemas.microsoft.com/office/word/2018/wordml/cex" xmlns:w16cid="http://schemas.microsoft.com/office/word/2016/wordml/cid" xmlns:w16="http://schemas.microsoft.com/office/word/2018/wordml" xmlns:w16du="http://schemas.microsoft.com/office/word/2023/wordml/word16du" xmlns:w16sdtdh="http://schemas.microsoft.com/office/word/2020/wordml/sdtdatahash" xmlns:w16sdtfl="http://schemas.microsoft.com/office/word/2024/wordml/sdtformatlock" xmlns:w16se="http://schemas.microsoft.com/office/word/2015/wordml/symex" xmlns:wpg="http://schemas.microsoft.com/office/word/2010/wordprocessingGroup" xmlns:wpi="http://schemas.microsoft.com/office/word/2010/wordprocessingInk" xmlns:wne="http://schemas.microsoft.com/office/word/2006/wordml" xmlns:wps="http://schemas.microsoft.com/office/word/2010/wordprocessingShape" mc:Ignorable="w14 w15 w16se w16cid w16 w16cex w16sdtdh w16sdtfl w16du wp14">
+  <w:abstractNum w:abstractNumId="0" w15:restartNumberingAfterBreak="0">
+    <w:nsid w:val="09DD0691"/>
+    <w:multiLevelType w:val="multilevel"/>
+    <w:tmpl w:val="149ABF84"/>
     <w:lvl w:ilvl="0">
       <w:start w:val="1"/>
       <w:numFmt w:val="bullet"/>
@@ -1391,7 +7237,7 @@
         <w:ind w:left="600" w:hanging="360"/>
       </w:pPr>
       <w:rPr>
-        <w:rFonts w:ascii="Arial" w:cs="Arial" w:eastAsia="Arial" w:hAnsi="Arial"/>
+        <w:rFonts w:ascii="Arial" w:eastAsia="Arial" w:hAnsi="Arial" w:cs="Arial"/>
         <w:b w:val="0"/>
         <w:bCs w:val="0"/>
         <w:i w:val="0"/>
@@ -1402,7 +7248,7 @@
         <w:sz w:val="22"/>
         <w:szCs w:val="22"/>
         <w:u w:val="none"/>
-        <w:shd w:fill="auto" w:val="clear"/>
+        <w:shd w:val="clear" w:color="auto" w:fill="auto"/>
         <w:vertAlign w:val="baseline"/>
       </w:rPr>
     </w:lvl>
@@ -1412,10 +7258,10 @@
       <w:lvlText w:val="○"/>
       <w:lvlJc w:val="left"/>
       <w:pPr>
-        <w:ind w:left="1200" w:hanging="360"/>
+        <w:ind w:left="1440" w:hanging="360"/>
       </w:pPr>
       <w:rPr>
-        <w:rFonts w:ascii="Arial" w:cs="Arial" w:eastAsia="Arial" w:hAnsi="Arial"/>
+        <w:rFonts w:ascii="Arial" w:eastAsia="Arial" w:hAnsi="Arial" w:cs="Arial"/>
         <w:b w:val="0"/>
         <w:bCs w:val="0"/>
         <w:i w:val="0"/>
@@ -1426,7 +7272,7 @@
         <w:sz w:val="22"/>
         <w:szCs w:val="22"/>
         <w:u w:val="none"/>
-        <w:shd w:fill="auto" w:val="clear"/>
+        <w:shd w:val="clear" w:color="auto" w:fill="auto"/>
         <w:vertAlign w:val="baseline"/>
       </w:rPr>
     </w:lvl>
@@ -1439,7 +7285,7 @@
         <w:ind w:left="2160" w:hanging="360"/>
       </w:pPr>
       <w:rPr>
-        <w:rFonts w:ascii="Arial" w:cs="Arial" w:eastAsia="Arial" w:hAnsi="Arial"/>
+        <w:rFonts w:ascii="Arial" w:eastAsia="Arial" w:hAnsi="Arial" w:cs="Arial"/>
         <w:b w:val="0"/>
         <w:bCs w:val="0"/>
         <w:i w:val="0"/>
@@ -1450,7 +7296,7 @@
         <w:sz w:val="22"/>
         <w:szCs w:val="22"/>
         <w:u w:val="none"/>
-        <w:shd w:fill="auto" w:val="clear"/>
+        <w:shd w:val="clear" w:color="auto" w:fill="auto"/>
         <w:vertAlign w:val="baseline"/>
       </w:rPr>
     </w:lvl>
@@ -1463,7 +7309,7 @@
         <w:ind w:left="2880" w:hanging="360"/>
       </w:pPr>
       <w:rPr>
-        <w:rFonts w:ascii="Arial" w:cs="Arial" w:eastAsia="Arial" w:hAnsi="Arial"/>
+        <w:rFonts w:ascii="Arial" w:eastAsia="Arial" w:hAnsi="Arial" w:cs="Arial"/>
         <w:b w:val="0"/>
         <w:bCs w:val="0"/>
         <w:i w:val="0"/>
@@ -1474,7 +7320,7 @@
         <w:sz w:val="22"/>
         <w:szCs w:val="22"/>
         <w:u w:val="none"/>
-        <w:shd w:fill="auto" w:val="clear"/>
+        <w:shd w:val="clear" w:color="auto" w:fill="auto"/>
         <w:vertAlign w:val="baseline"/>
       </w:rPr>
     </w:lvl>
@@ -1487,7 +7333,7 @@
         <w:ind w:left="3600" w:hanging="360"/>
       </w:pPr>
       <w:rPr>
-        <w:rFonts w:ascii="Arial" w:cs="Arial" w:eastAsia="Arial" w:hAnsi="Arial"/>
+        <w:rFonts w:ascii="Arial" w:eastAsia="Arial" w:hAnsi="Arial" w:cs="Arial"/>
         <w:b w:val="0"/>
         <w:bCs w:val="0"/>
         <w:i w:val="0"/>
@@ -1498,7 +7344,7 @@
         <w:sz w:val="22"/>
         <w:szCs w:val="22"/>
         <w:u w:val="none"/>
-        <w:shd w:fill="auto" w:val="clear"/>
+        <w:shd w:val="clear" w:color="auto" w:fill="auto"/>
         <w:vertAlign w:val="baseline"/>
       </w:rPr>
     </w:lvl>
@@ -1511,7 +7357,7 @@
         <w:ind w:left="4320" w:hanging="360"/>
       </w:pPr>
       <w:rPr>
-        <w:rFonts w:ascii="Arial" w:cs="Arial" w:eastAsia="Arial" w:hAnsi="Arial"/>
+        <w:rFonts w:ascii="Arial" w:eastAsia="Arial" w:hAnsi="Arial" w:cs="Arial"/>
         <w:b w:val="0"/>
         <w:bCs w:val="0"/>
         <w:i w:val="0"/>
@@ -1522,7 +7368,7 @@
         <w:sz w:val="22"/>
         <w:szCs w:val="22"/>
         <w:u w:val="none"/>
-        <w:shd w:fill="auto" w:val="clear"/>
+        <w:shd w:val="clear" w:color="auto" w:fill="auto"/>
         <w:vertAlign w:val="baseline"/>
       </w:rPr>
     </w:lvl>
@@ -1535,7 +7381,7 @@
         <w:ind w:left="5040" w:hanging="360"/>
       </w:pPr>
       <w:rPr>
-        <w:rFonts w:ascii="Arial" w:cs="Arial" w:eastAsia="Arial" w:hAnsi="Arial"/>
+        <w:rFonts w:ascii="Arial" w:eastAsia="Arial" w:hAnsi="Arial" w:cs="Arial"/>
         <w:b w:val="0"/>
         <w:bCs w:val="0"/>
         <w:i w:val="0"/>
@@ -1546,7 +7392,7 @@
         <w:sz w:val="22"/>
         <w:szCs w:val="22"/>
         <w:u w:val="none"/>
-        <w:shd w:fill="auto" w:val="clear"/>
+        <w:shd w:val="clear" w:color="auto" w:fill="auto"/>
         <w:vertAlign w:val="baseline"/>
       </w:rPr>
     </w:lvl>
@@ -1559,7 +7405,7 @@
         <w:ind w:left="5760" w:hanging="360"/>
       </w:pPr>
       <w:rPr>
-        <w:rFonts w:ascii="Arial" w:cs="Arial" w:eastAsia="Arial" w:hAnsi="Arial"/>
+        <w:rFonts w:ascii="Arial" w:eastAsia="Arial" w:hAnsi="Arial" w:cs="Arial"/>
         <w:b w:val="0"/>
         <w:bCs w:val="0"/>
         <w:i w:val="0"/>
@@ -1570,7 +7416,7 @@
         <w:sz w:val="22"/>
         <w:szCs w:val="22"/>
         <w:u w:val="none"/>
-        <w:shd w:fill="auto" w:val="clear"/>
+        <w:shd w:val="clear" w:color="auto" w:fill="auto"/>
         <w:vertAlign w:val="baseline"/>
       </w:rPr>
     </w:lvl>
@@ -1583,7 +7429,7 @@
         <w:ind w:left="6480" w:hanging="360"/>
       </w:pPr>
       <w:rPr>
-        <w:rFonts w:ascii="Arial" w:cs="Arial" w:eastAsia="Arial" w:hAnsi="Arial"/>
+        <w:rFonts w:ascii="Arial" w:eastAsia="Arial" w:hAnsi="Arial" w:cs="Arial"/>
         <w:b w:val="0"/>
         <w:bCs w:val="0"/>
         <w:i w:val="0"/>
@@ -1594,22 +7440,25 @@
         <w:sz w:val="22"/>
         <w:szCs w:val="22"/>
         <w:u w:val="none"/>
-        <w:shd w:fill="auto" w:val="clear"/>
+        <w:shd w:val="clear" w:color="auto" w:fill="auto"/>
         <w:vertAlign w:val="baseline"/>
       </w:rPr>
     </w:lvl>
   </w:abstractNum>
-  <w:abstractNum w:abstractNumId="2">
+  <w:abstractNum w:abstractNumId="1" w15:restartNumberingAfterBreak="0">
+    <w:nsid w:val="1760743E"/>
+    <w:multiLevelType w:val="multilevel"/>
+    <w:tmpl w:val="6186E4F2"/>
     <w:lvl w:ilvl="0">
       <w:start w:val="1"/>
-      <w:numFmt w:val="bullet"/>
-      <w:lvlText w:val="●"/>
+      <w:numFmt w:val="decimal"/>
+      <w:lvlText w:val="%1."/>
       <w:lvlJc w:val="left"/>
       <w:pPr>
         <w:ind w:left="600" w:hanging="360"/>
       </w:pPr>
       <w:rPr>
-        <w:rFonts w:ascii="Arial" w:cs="Arial" w:eastAsia="Arial" w:hAnsi="Arial"/>
+        <w:rFonts w:ascii="Arial" w:eastAsia="Arial" w:hAnsi="Arial" w:cs="Arial"/>
         <w:b w:val="0"/>
         <w:bCs w:val="0"/>
         <w:i w:val="0"/>
@@ -1620,7 +7469,7 @@
         <w:sz w:val="22"/>
         <w:szCs w:val="22"/>
         <w:u w:val="none"/>
-        <w:shd w:fill="auto" w:val="clear"/>
+        <w:shd w:val="clear" w:color="auto" w:fill="auto"/>
         <w:vertAlign w:val="baseline"/>
       </w:rPr>
     </w:lvl>
@@ -1630,10 +7479,10 @@
       <w:lvlText w:val="○"/>
       <w:lvlJc w:val="left"/>
       <w:pPr>
-        <w:ind w:left="1200" w:hanging="360"/>
+        <w:ind w:left="1440" w:hanging="360"/>
       </w:pPr>
       <w:rPr>
-        <w:rFonts w:ascii="Arial" w:cs="Arial" w:eastAsia="Arial" w:hAnsi="Arial"/>
+        <w:rFonts w:ascii="Arial" w:eastAsia="Arial" w:hAnsi="Arial" w:cs="Arial"/>
         <w:b w:val="0"/>
         <w:bCs w:val="0"/>
         <w:i w:val="0"/>
@@ -1644,7 +7493,7 @@
         <w:sz w:val="22"/>
         <w:szCs w:val="22"/>
         <w:u w:val="none"/>
-        <w:shd w:fill="auto" w:val="clear"/>
+        <w:shd w:val="clear" w:color="auto" w:fill="auto"/>
         <w:vertAlign w:val="baseline"/>
       </w:rPr>
     </w:lvl>
@@ -1657,7 +7506,7 @@
         <w:ind w:left="2160" w:hanging="360"/>
       </w:pPr>
       <w:rPr>
-        <w:rFonts w:ascii="Arial" w:cs="Arial" w:eastAsia="Arial" w:hAnsi="Arial"/>
+        <w:rFonts w:ascii="Arial" w:eastAsia="Arial" w:hAnsi="Arial" w:cs="Arial"/>
         <w:b w:val="0"/>
         <w:bCs w:val="0"/>
         <w:i w:val="0"/>
@@ -1668,7 +7517,7 @@
         <w:sz w:val="22"/>
         <w:szCs w:val="22"/>
         <w:u w:val="none"/>
-        <w:shd w:fill="auto" w:val="clear"/>
+        <w:shd w:val="clear" w:color="auto" w:fill="auto"/>
         <w:vertAlign w:val="baseline"/>
       </w:rPr>
     </w:lvl>
@@ -1681,7 +7530,7 @@
         <w:ind w:left="2880" w:hanging="360"/>
       </w:pPr>
       <w:rPr>
-        <w:rFonts w:ascii="Arial" w:cs="Arial" w:eastAsia="Arial" w:hAnsi="Arial"/>
+        <w:rFonts w:ascii="Arial" w:eastAsia="Arial" w:hAnsi="Arial" w:cs="Arial"/>
         <w:b w:val="0"/>
         <w:bCs w:val="0"/>
         <w:i w:val="0"/>
@@ -1692,7 +7541,7 @@
         <w:sz w:val="22"/>
         <w:szCs w:val="22"/>
         <w:u w:val="none"/>
-        <w:shd w:fill="auto" w:val="clear"/>
+        <w:shd w:val="clear" w:color="auto" w:fill="auto"/>
         <w:vertAlign w:val="baseline"/>
       </w:rPr>
     </w:lvl>
@@ -1705,7 +7554,7 @@
         <w:ind w:left="3600" w:hanging="360"/>
       </w:pPr>
       <w:rPr>
-        <w:rFonts w:ascii="Arial" w:cs="Arial" w:eastAsia="Arial" w:hAnsi="Arial"/>
+        <w:rFonts w:ascii="Arial" w:eastAsia="Arial" w:hAnsi="Arial" w:cs="Arial"/>
         <w:b w:val="0"/>
         <w:bCs w:val="0"/>
         <w:i w:val="0"/>
@@ -1716,7 +7565,7 @@
         <w:sz w:val="22"/>
         <w:szCs w:val="22"/>
         <w:u w:val="none"/>
-        <w:shd w:fill="auto" w:val="clear"/>
+        <w:shd w:val="clear" w:color="auto" w:fill="auto"/>
         <w:vertAlign w:val="baseline"/>
       </w:rPr>
     </w:lvl>
@@ -1729,7 +7578,7 @@
         <w:ind w:left="4320" w:hanging="360"/>
       </w:pPr>
       <w:rPr>
-        <w:rFonts w:ascii="Arial" w:cs="Arial" w:eastAsia="Arial" w:hAnsi="Arial"/>
+        <w:rFonts w:ascii="Arial" w:eastAsia="Arial" w:hAnsi="Arial" w:cs="Arial"/>
         <w:b w:val="0"/>
         <w:bCs w:val="0"/>
         <w:i w:val="0"/>
@@ -1740,7 +7589,7 @@
         <w:sz w:val="22"/>
         <w:szCs w:val="22"/>
         <w:u w:val="none"/>
-        <w:shd w:fill="auto" w:val="clear"/>
+        <w:shd w:val="clear" w:color="auto" w:fill="auto"/>
         <w:vertAlign w:val="baseline"/>
       </w:rPr>
     </w:lvl>
@@ -1753,7 +7602,7 @@
         <w:ind w:left="5040" w:hanging="360"/>
       </w:pPr>
       <w:rPr>
-        <w:rFonts w:ascii="Arial" w:cs="Arial" w:eastAsia="Arial" w:hAnsi="Arial"/>
+        <w:rFonts w:ascii="Arial" w:eastAsia="Arial" w:hAnsi="Arial" w:cs="Arial"/>
         <w:b w:val="0"/>
         <w:bCs w:val="0"/>
         <w:i w:val="0"/>
@@ -1764,7 +7613,7 @@
         <w:sz w:val="22"/>
         <w:szCs w:val="22"/>
         <w:u w:val="none"/>
-        <w:shd w:fill="auto" w:val="clear"/>
+        <w:shd w:val="clear" w:color="auto" w:fill="auto"/>
         <w:vertAlign w:val="baseline"/>
       </w:rPr>
     </w:lvl>
@@ -1777,7 +7626,7 @@
         <w:ind w:left="5760" w:hanging="360"/>
       </w:pPr>
       <w:rPr>
-        <w:rFonts w:ascii="Arial" w:cs="Arial" w:eastAsia="Arial" w:hAnsi="Arial"/>
+        <w:rFonts w:ascii="Arial" w:eastAsia="Arial" w:hAnsi="Arial" w:cs="Arial"/>
         <w:b w:val="0"/>
         <w:bCs w:val="0"/>
         <w:i w:val="0"/>
@@ -1788,7 +7637,7 @@
         <w:sz w:val="22"/>
         <w:szCs w:val="22"/>
         <w:u w:val="none"/>
-        <w:shd w:fill="auto" w:val="clear"/>
+        <w:shd w:val="clear" w:color="auto" w:fill="auto"/>
         <w:vertAlign w:val="baseline"/>
       </w:rPr>
     </w:lvl>
@@ -1801,7 +7650,7 @@
         <w:ind w:left="6480" w:hanging="360"/>
       </w:pPr>
       <w:rPr>
-        <w:rFonts w:ascii="Arial" w:cs="Arial" w:eastAsia="Arial" w:hAnsi="Arial"/>
+        <w:rFonts w:ascii="Arial" w:eastAsia="Arial" w:hAnsi="Arial" w:cs="Arial"/>
         <w:b w:val="0"/>
         <w:bCs w:val="0"/>
         <w:i w:val="0"/>
@@ -1812,12 +7661,15 @@
         <w:sz w:val="22"/>
         <w:szCs w:val="22"/>
         <w:u w:val="none"/>
-        <w:shd w:fill="auto" w:val="clear"/>
+        <w:shd w:val="clear" w:color="auto" w:fill="auto"/>
         <w:vertAlign w:val="baseline"/>
       </w:rPr>
     </w:lvl>
   </w:abstractNum>
-  <w:abstractNum w:abstractNumId="3">
+  <w:abstractNum w:abstractNumId="2" w15:restartNumberingAfterBreak="0">
+    <w:nsid w:val="1C331582"/>
+    <w:multiLevelType w:val="multilevel"/>
+    <w:tmpl w:val="C2BAE6C8"/>
     <w:lvl w:ilvl="0">
       <w:start w:val="1"/>
       <w:numFmt w:val="bullet"/>
@@ -1827,7 +7679,7 @@
         <w:ind w:left="600" w:hanging="360"/>
       </w:pPr>
       <w:rPr>
-        <w:rFonts w:ascii="Arial" w:cs="Arial" w:eastAsia="Arial" w:hAnsi="Arial"/>
+        <w:rFonts w:ascii="Arial" w:eastAsia="Arial" w:hAnsi="Arial" w:cs="Arial"/>
         <w:b w:val="0"/>
         <w:bCs w:val="0"/>
         <w:i w:val="0"/>
@@ -1838,7 +7690,7 @@
         <w:sz w:val="22"/>
         <w:szCs w:val="22"/>
         <w:u w:val="none"/>
-        <w:shd w:fill="auto" w:val="clear"/>
+        <w:shd w:val="clear" w:color="auto" w:fill="auto"/>
         <w:vertAlign w:val="baseline"/>
       </w:rPr>
     </w:lvl>
@@ -1851,7 +7703,7 @@
         <w:ind w:left="1440" w:hanging="360"/>
       </w:pPr>
       <w:rPr>
-        <w:rFonts w:ascii="Arial" w:cs="Arial" w:eastAsia="Arial" w:hAnsi="Arial"/>
+        <w:rFonts w:ascii="Arial" w:eastAsia="Arial" w:hAnsi="Arial" w:cs="Arial"/>
         <w:b w:val="0"/>
         <w:bCs w:val="0"/>
         <w:i w:val="0"/>
@@ -1862,7 +7714,7 @@
         <w:sz w:val="22"/>
         <w:szCs w:val="22"/>
         <w:u w:val="none"/>
-        <w:shd w:fill="auto" w:val="clear"/>
+        <w:shd w:val="clear" w:color="auto" w:fill="auto"/>
         <w:vertAlign w:val="baseline"/>
       </w:rPr>
     </w:lvl>
@@ -1875,7 +7727,7 @@
         <w:ind w:left="2160" w:hanging="360"/>
       </w:pPr>
       <w:rPr>
-        <w:rFonts w:ascii="Arial" w:cs="Arial" w:eastAsia="Arial" w:hAnsi="Arial"/>
+        <w:rFonts w:ascii="Arial" w:eastAsia="Arial" w:hAnsi="Arial" w:cs="Arial"/>
         <w:b w:val="0"/>
         <w:bCs w:val="0"/>
         <w:i w:val="0"/>
@@ -1886,7 +7738,7 @@
         <w:sz w:val="22"/>
         <w:szCs w:val="22"/>
         <w:u w:val="none"/>
-        <w:shd w:fill="auto" w:val="clear"/>
+        <w:shd w:val="clear" w:color="auto" w:fill="auto"/>
         <w:vertAlign w:val="baseline"/>
       </w:rPr>
     </w:lvl>
@@ -1899,7 +7751,7 @@
         <w:ind w:left="2880" w:hanging="360"/>
       </w:pPr>
       <w:rPr>
-        <w:rFonts w:ascii="Arial" w:cs="Arial" w:eastAsia="Arial" w:hAnsi="Arial"/>
+        <w:rFonts w:ascii="Arial" w:eastAsia="Arial" w:hAnsi="Arial" w:cs="Arial"/>
         <w:b w:val="0"/>
         <w:bCs w:val="0"/>
         <w:i w:val="0"/>
@@ -1910,7 +7762,7 @@
         <w:sz w:val="22"/>
         <w:szCs w:val="22"/>
         <w:u w:val="none"/>
-        <w:shd w:fill="auto" w:val="clear"/>
+        <w:shd w:val="clear" w:color="auto" w:fill="auto"/>
         <w:vertAlign w:val="baseline"/>
       </w:rPr>
     </w:lvl>
@@ -1923,7 +7775,7 @@
         <w:ind w:left="3600" w:hanging="360"/>
       </w:pPr>
       <w:rPr>
-        <w:rFonts w:ascii="Arial" w:cs="Arial" w:eastAsia="Arial" w:hAnsi="Arial"/>
+        <w:rFonts w:ascii="Arial" w:eastAsia="Arial" w:hAnsi="Arial" w:cs="Arial"/>
         <w:b w:val="0"/>
         <w:bCs w:val="0"/>
         <w:i w:val="0"/>
@@ -1934,7 +7786,7 @@
         <w:sz w:val="22"/>
         <w:szCs w:val="22"/>
         <w:u w:val="none"/>
-        <w:shd w:fill="auto" w:val="clear"/>
+        <w:shd w:val="clear" w:color="auto" w:fill="auto"/>
         <w:vertAlign w:val="baseline"/>
       </w:rPr>
     </w:lvl>
@@ -1947,7 +7799,7 @@
         <w:ind w:left="4320" w:hanging="360"/>
       </w:pPr>
       <w:rPr>
-        <w:rFonts w:ascii="Arial" w:cs="Arial" w:eastAsia="Arial" w:hAnsi="Arial"/>
+        <w:rFonts w:ascii="Arial" w:eastAsia="Arial" w:hAnsi="Arial" w:cs="Arial"/>
         <w:b w:val="0"/>
         <w:bCs w:val="0"/>
         <w:i w:val="0"/>
@@ -1958,7 +7810,7 @@
         <w:sz w:val="22"/>
         <w:szCs w:val="22"/>
         <w:u w:val="none"/>
-        <w:shd w:fill="auto" w:val="clear"/>
+        <w:shd w:val="clear" w:color="auto" w:fill="auto"/>
         <w:vertAlign w:val="baseline"/>
       </w:rPr>
     </w:lvl>
@@ -1971,7 +7823,7 @@
         <w:ind w:left="5040" w:hanging="360"/>
       </w:pPr>
       <w:rPr>
-        <w:rFonts w:ascii="Arial" w:cs="Arial" w:eastAsia="Arial" w:hAnsi="Arial"/>
+        <w:rFonts w:ascii="Arial" w:eastAsia="Arial" w:hAnsi="Arial" w:cs="Arial"/>
         <w:b w:val="0"/>
         <w:bCs w:val="0"/>
         <w:i w:val="0"/>
@@ -1982,7 +7834,7 @@
         <w:sz w:val="22"/>
         <w:szCs w:val="22"/>
         <w:u w:val="none"/>
-        <w:shd w:fill="auto" w:val="clear"/>
+        <w:shd w:val="clear" w:color="auto" w:fill="auto"/>
         <w:vertAlign w:val="baseline"/>
       </w:rPr>
     </w:lvl>
@@ -1995,7 +7847,7 @@
         <w:ind w:left="5760" w:hanging="360"/>
       </w:pPr>
       <w:rPr>
-        <w:rFonts w:ascii="Arial" w:cs="Arial" w:eastAsia="Arial" w:hAnsi="Arial"/>
+        <w:rFonts w:ascii="Arial" w:eastAsia="Arial" w:hAnsi="Arial" w:cs="Arial"/>
         <w:b w:val="0"/>
         <w:bCs w:val="0"/>
         <w:i w:val="0"/>
@@ -2006,7 +7858,7 @@
         <w:sz w:val="22"/>
         <w:szCs w:val="22"/>
         <w:u w:val="none"/>
-        <w:shd w:fill="auto" w:val="clear"/>
+        <w:shd w:val="clear" w:color="auto" w:fill="auto"/>
         <w:vertAlign w:val="baseline"/>
       </w:rPr>
     </w:lvl>
@@ -2019,7 +7871,7 @@
         <w:ind w:left="6480" w:hanging="360"/>
       </w:pPr>
       <w:rPr>
-        <w:rFonts w:ascii="Arial" w:cs="Arial" w:eastAsia="Arial" w:hAnsi="Arial"/>
+        <w:rFonts w:ascii="Arial" w:eastAsia="Arial" w:hAnsi="Arial" w:cs="Arial"/>
         <w:b w:val="0"/>
         <w:bCs w:val="0"/>
         <w:i w:val="0"/>
@@ -2030,22 +7882,25 @@
         <w:sz w:val="22"/>
         <w:szCs w:val="22"/>
         <w:u w:val="none"/>
-        <w:shd w:fill="auto" w:val="clear"/>
+        <w:shd w:val="clear" w:color="auto" w:fill="auto"/>
         <w:vertAlign w:val="baseline"/>
       </w:rPr>
     </w:lvl>
   </w:abstractNum>
-  <w:abstractNum w:abstractNumId="4">
+  <w:abstractNum w:abstractNumId="3" w15:restartNumberingAfterBreak="0">
+    <w:nsid w:val="1D1435C4"/>
+    <w:multiLevelType w:val="multilevel"/>
+    <w:tmpl w:val="A7FAAE28"/>
     <w:lvl w:ilvl="0">
       <w:start w:val="1"/>
-      <w:numFmt w:val="decimal"/>
-      <w:lvlText w:val="%1."/>
+      <w:numFmt w:val="bullet"/>
+      <w:lvlText w:val="●"/>
       <w:lvlJc w:val="left"/>
       <w:pPr>
         <w:ind w:left="600" w:hanging="360"/>
       </w:pPr>
       <w:rPr>
-        <w:rFonts w:ascii="Arial" w:cs="Arial" w:eastAsia="Arial" w:hAnsi="Arial"/>
+        <w:rFonts w:ascii="Arial" w:eastAsia="Arial" w:hAnsi="Arial" w:cs="Arial"/>
         <w:b w:val="0"/>
         <w:bCs w:val="0"/>
         <w:i w:val="0"/>
@@ -2056,7 +7911,7 @@
         <w:sz w:val="22"/>
         <w:szCs w:val="22"/>
         <w:u w:val="none"/>
-        <w:shd w:fill="auto" w:val="clear"/>
+        <w:shd w:val="clear" w:color="auto" w:fill="auto"/>
         <w:vertAlign w:val="baseline"/>
       </w:rPr>
     </w:lvl>
@@ -2066,10 +7921,10 @@
       <w:lvlText w:val="○"/>
       <w:lvlJc w:val="left"/>
       <w:pPr>
-        <w:ind w:left="1440" w:hanging="360"/>
+        <w:ind w:left="1200" w:hanging="360"/>
       </w:pPr>
       <w:rPr>
-        <w:rFonts w:ascii="Arial" w:cs="Arial" w:eastAsia="Arial" w:hAnsi="Arial"/>
+        <w:rFonts w:ascii="Arial" w:eastAsia="Arial" w:hAnsi="Arial" w:cs="Arial"/>
         <w:b w:val="0"/>
         <w:bCs w:val="0"/>
         <w:i w:val="0"/>
@@ -2080,7 +7935,7 @@
         <w:sz w:val="22"/>
         <w:szCs w:val="22"/>
         <w:u w:val="none"/>
-        <w:shd w:fill="auto" w:val="clear"/>
+        <w:shd w:val="clear" w:color="auto" w:fill="auto"/>
         <w:vertAlign w:val="baseline"/>
       </w:rPr>
     </w:lvl>
@@ -2093,7 +7948,7 @@
         <w:ind w:left="2160" w:hanging="360"/>
       </w:pPr>
       <w:rPr>
-        <w:rFonts w:ascii="Arial" w:cs="Arial" w:eastAsia="Arial" w:hAnsi="Arial"/>
+        <w:rFonts w:ascii="Arial" w:eastAsia="Arial" w:hAnsi="Arial" w:cs="Arial"/>
         <w:b w:val="0"/>
         <w:bCs w:val="0"/>
         <w:i w:val="0"/>
@@ -2104,7 +7959,7 @@
         <w:sz w:val="22"/>
         <w:szCs w:val="22"/>
         <w:u w:val="none"/>
-        <w:shd w:fill="auto" w:val="clear"/>
+        <w:shd w:val="clear" w:color="auto" w:fill="auto"/>
         <w:vertAlign w:val="baseline"/>
       </w:rPr>
     </w:lvl>
@@ -2117,7 +7972,7 @@
         <w:ind w:left="2880" w:hanging="360"/>
       </w:pPr>
       <w:rPr>
-        <w:rFonts w:ascii="Arial" w:cs="Arial" w:eastAsia="Arial" w:hAnsi="Arial"/>
+        <w:rFonts w:ascii="Arial" w:eastAsia="Arial" w:hAnsi="Arial" w:cs="Arial"/>
         <w:b w:val="0"/>
         <w:bCs w:val="0"/>
         <w:i w:val="0"/>
@@ -2128,7 +7983,7 @@
         <w:sz w:val="22"/>
         <w:szCs w:val="22"/>
         <w:u w:val="none"/>
-        <w:shd w:fill="auto" w:val="clear"/>
+        <w:shd w:val="clear" w:color="auto" w:fill="auto"/>
         <w:vertAlign w:val="baseline"/>
       </w:rPr>
     </w:lvl>
@@ -2141,7 +7996,7 @@
         <w:ind w:left="3600" w:hanging="360"/>
       </w:pPr>
       <w:rPr>
-        <w:rFonts w:ascii="Arial" w:cs="Arial" w:eastAsia="Arial" w:hAnsi="Arial"/>
+        <w:rFonts w:ascii="Arial" w:eastAsia="Arial" w:hAnsi="Arial" w:cs="Arial"/>
         <w:b w:val="0"/>
         <w:bCs w:val="0"/>
         <w:i w:val="0"/>
@@ -2152,7 +8007,7 @@
         <w:sz w:val="22"/>
         <w:szCs w:val="22"/>
         <w:u w:val="none"/>
-        <w:shd w:fill="auto" w:val="clear"/>
+        <w:shd w:val="clear" w:color="auto" w:fill="auto"/>
         <w:vertAlign w:val="baseline"/>
       </w:rPr>
     </w:lvl>
@@ -2165,7 +8020,7 @@
         <w:ind w:left="4320" w:hanging="360"/>
       </w:pPr>
       <w:rPr>
-        <w:rFonts w:ascii="Arial" w:cs="Arial" w:eastAsia="Arial" w:hAnsi="Arial"/>
+        <w:rFonts w:ascii="Arial" w:eastAsia="Arial" w:hAnsi="Arial" w:cs="Arial"/>
         <w:b w:val="0"/>
         <w:bCs w:val="0"/>
         <w:i w:val="0"/>
@@ -2176,7 +8031,7 @@
         <w:sz w:val="22"/>
         <w:szCs w:val="22"/>
         <w:u w:val="none"/>
-        <w:shd w:fill="auto" w:val="clear"/>
+        <w:shd w:val="clear" w:color="auto" w:fill="auto"/>
         <w:vertAlign w:val="baseline"/>
       </w:rPr>
     </w:lvl>
@@ -2189,7 +8044,7 @@
         <w:ind w:left="5040" w:hanging="360"/>
       </w:pPr>
       <w:rPr>
-        <w:rFonts w:ascii="Arial" w:cs="Arial" w:eastAsia="Arial" w:hAnsi="Arial"/>
+        <w:rFonts w:ascii="Arial" w:eastAsia="Arial" w:hAnsi="Arial" w:cs="Arial"/>
         <w:b w:val="0"/>
         <w:bCs w:val="0"/>
         <w:i w:val="0"/>
@@ -2200,7 +8055,7 @@
         <w:sz w:val="22"/>
         <w:szCs w:val="22"/>
         <w:u w:val="none"/>
-        <w:shd w:fill="auto" w:val="clear"/>
+        <w:shd w:val="clear" w:color="auto" w:fill="auto"/>
         <w:vertAlign w:val="baseline"/>
       </w:rPr>
     </w:lvl>
@@ -2213,7 +8068,7 @@
         <w:ind w:left="5760" w:hanging="360"/>
       </w:pPr>
       <w:rPr>
-        <w:rFonts w:ascii="Arial" w:cs="Arial" w:eastAsia="Arial" w:hAnsi="Arial"/>
+        <w:rFonts w:ascii="Arial" w:eastAsia="Arial" w:hAnsi="Arial" w:cs="Arial"/>
         <w:b w:val="0"/>
         <w:bCs w:val="0"/>
         <w:i w:val="0"/>
@@ -2224,7 +8079,7 @@
         <w:sz w:val="22"/>
         <w:szCs w:val="22"/>
         <w:u w:val="none"/>
-        <w:shd w:fill="auto" w:val="clear"/>
+        <w:shd w:val="clear" w:color="auto" w:fill="auto"/>
         <w:vertAlign w:val="baseline"/>
       </w:rPr>
     </w:lvl>
@@ -2237,7 +8092,7 @@
         <w:ind w:left="6480" w:hanging="360"/>
       </w:pPr>
       <w:rPr>
-        <w:rFonts w:ascii="Arial" w:cs="Arial" w:eastAsia="Arial" w:hAnsi="Arial"/>
+        <w:rFonts w:ascii="Arial" w:eastAsia="Arial" w:hAnsi="Arial" w:cs="Arial"/>
         <w:b w:val="0"/>
         <w:bCs w:val="0"/>
         <w:i w:val="0"/>
@@ -2248,12 +8103,15 @@
         <w:sz w:val="22"/>
         <w:szCs w:val="22"/>
         <w:u w:val="none"/>
-        <w:shd w:fill="auto" w:val="clear"/>
+        <w:shd w:val="clear" w:color="auto" w:fill="auto"/>
         <w:vertAlign w:val="baseline"/>
       </w:rPr>
     </w:lvl>
   </w:abstractNum>
-  <w:abstractNum w:abstractNumId="5">
+  <w:abstractNum w:abstractNumId="4" w15:restartNumberingAfterBreak="0">
+    <w:nsid w:val="3FD879A9"/>
+    <w:multiLevelType w:val="multilevel"/>
+    <w:tmpl w:val="42FC253A"/>
     <w:lvl w:ilvl="0">
       <w:start w:val="1"/>
       <w:numFmt w:val="bullet"/>
@@ -2263,7 +8121,7 @@
         <w:ind w:left="600" w:hanging="360"/>
       </w:pPr>
       <w:rPr>
-        <w:rFonts w:ascii="Arial" w:cs="Arial" w:eastAsia="Arial" w:hAnsi="Arial"/>
+        <w:rFonts w:ascii="Arial" w:eastAsia="Arial" w:hAnsi="Arial" w:cs="Arial"/>
         <w:b w:val="0"/>
         <w:bCs w:val="0"/>
         <w:i w:val="0"/>
@@ -2274,7 +8132,7 @@
         <w:sz w:val="22"/>
         <w:szCs w:val="22"/>
         <w:u w:val="none"/>
-        <w:shd w:fill="auto" w:val="clear"/>
+        <w:shd w:val="clear" w:color="auto" w:fill="auto"/>
         <w:vertAlign w:val="baseline"/>
       </w:rPr>
     </w:lvl>
@@ -2284,10 +8142,10 @@
       <w:lvlText w:val="○"/>
       <w:lvlJc w:val="left"/>
       <w:pPr>
-        <w:ind w:left="1440" w:hanging="360"/>
+        <w:ind w:left="1200" w:hanging="360"/>
       </w:pPr>
       <w:rPr>
-        <w:rFonts w:ascii="Arial" w:cs="Arial" w:eastAsia="Arial" w:hAnsi="Arial"/>
+        <w:rFonts w:ascii="Arial" w:eastAsia="Arial" w:hAnsi="Arial" w:cs="Arial"/>
         <w:b w:val="0"/>
         <w:bCs w:val="0"/>
         <w:i w:val="0"/>
@@ -2298,7 +8156,7 @@
         <w:sz w:val="22"/>
         <w:szCs w:val="22"/>
         <w:u w:val="none"/>
-        <w:shd w:fill="auto" w:val="clear"/>
+        <w:shd w:val="clear" w:color="auto" w:fill="auto"/>
         <w:vertAlign w:val="baseline"/>
       </w:rPr>
     </w:lvl>
@@ -2311,7 +8169,7 @@
         <w:ind w:left="2160" w:hanging="360"/>
       </w:pPr>
       <w:rPr>
-        <w:rFonts w:ascii="Arial" w:cs="Arial" w:eastAsia="Arial" w:hAnsi="Arial"/>
+        <w:rFonts w:ascii="Arial" w:eastAsia="Arial" w:hAnsi="Arial" w:cs="Arial"/>
         <w:b w:val="0"/>
         <w:bCs w:val="0"/>
         <w:i w:val="0"/>
@@ -2322,7 +8180,7 @@
         <w:sz w:val="22"/>
         <w:szCs w:val="22"/>
         <w:u w:val="none"/>
-        <w:shd w:fill="auto" w:val="clear"/>
+        <w:shd w:val="clear" w:color="auto" w:fill="auto"/>
         <w:vertAlign w:val="baseline"/>
       </w:rPr>
     </w:lvl>
@@ -2335,7 +8193,7 @@
         <w:ind w:left="2880" w:hanging="360"/>
       </w:pPr>
       <w:rPr>
-        <w:rFonts w:ascii="Arial" w:cs="Arial" w:eastAsia="Arial" w:hAnsi="Arial"/>
+        <w:rFonts w:ascii="Arial" w:eastAsia="Arial" w:hAnsi="Arial" w:cs="Arial"/>
         <w:b w:val="0"/>
         <w:bCs w:val="0"/>
         <w:i w:val="0"/>
@@ -2346,7 +8204,7 @@
         <w:sz w:val="22"/>
         <w:szCs w:val="22"/>
         <w:u w:val="none"/>
-        <w:shd w:fill="auto" w:val="clear"/>
+        <w:shd w:val="clear" w:color="auto" w:fill="auto"/>
         <w:vertAlign w:val="baseline"/>
       </w:rPr>
     </w:lvl>
@@ -2359,7 +8217,7 @@
         <w:ind w:left="3600" w:hanging="360"/>
       </w:pPr>
       <w:rPr>
-        <w:rFonts w:ascii="Arial" w:cs="Arial" w:eastAsia="Arial" w:hAnsi="Arial"/>
+        <w:rFonts w:ascii="Arial" w:eastAsia="Arial" w:hAnsi="Arial" w:cs="Arial"/>
         <w:b w:val="0"/>
         <w:bCs w:val="0"/>
         <w:i w:val="0"/>
@@ -2370,7 +8228,7 @@
         <w:sz w:val="22"/>
         <w:szCs w:val="22"/>
         <w:u w:val="none"/>
-        <w:shd w:fill="auto" w:val="clear"/>
+        <w:shd w:val="clear" w:color="auto" w:fill="auto"/>
         <w:vertAlign w:val="baseline"/>
       </w:rPr>
     </w:lvl>
@@ -2383,7 +8241,7 @@
         <w:ind w:left="4320" w:hanging="360"/>
       </w:pPr>
       <w:rPr>
-        <w:rFonts w:ascii="Arial" w:cs="Arial" w:eastAsia="Arial" w:hAnsi="Arial"/>
+        <w:rFonts w:ascii="Arial" w:eastAsia="Arial" w:hAnsi="Arial" w:cs="Arial"/>
         <w:b w:val="0"/>
         <w:bCs w:val="0"/>
         <w:i w:val="0"/>
@@ -2394,7 +8252,7 @@
         <w:sz w:val="22"/>
         <w:szCs w:val="22"/>
         <w:u w:val="none"/>
-        <w:shd w:fill="auto" w:val="clear"/>
+        <w:shd w:val="clear" w:color="auto" w:fill="auto"/>
         <w:vertAlign w:val="baseline"/>
       </w:rPr>
     </w:lvl>
@@ -2407,7 +8265,7 @@
         <w:ind w:left="5040" w:hanging="360"/>
       </w:pPr>
       <w:rPr>
-        <w:rFonts w:ascii="Arial" w:cs="Arial" w:eastAsia="Arial" w:hAnsi="Arial"/>
+        <w:rFonts w:ascii="Arial" w:eastAsia="Arial" w:hAnsi="Arial" w:cs="Arial"/>
         <w:b w:val="0"/>
         <w:bCs w:val="0"/>
         <w:i w:val="0"/>
@@ -2418,7 +8276,7 @@
         <w:sz w:val="22"/>
         <w:szCs w:val="22"/>
         <w:u w:val="none"/>
-        <w:shd w:fill="auto" w:val="clear"/>
+        <w:shd w:val="clear" w:color="auto" w:fill="auto"/>
         <w:vertAlign w:val="baseline"/>
       </w:rPr>
     </w:lvl>
@@ -2431,7 +8289,7 @@
         <w:ind w:left="5760" w:hanging="360"/>
       </w:pPr>
       <w:rPr>
-        <w:rFonts w:ascii="Arial" w:cs="Arial" w:eastAsia="Arial" w:hAnsi="Arial"/>
+        <w:rFonts w:ascii="Arial" w:eastAsia="Arial" w:hAnsi="Arial" w:cs="Arial"/>
         <w:b w:val="0"/>
         <w:bCs w:val="0"/>
         <w:i w:val="0"/>
@@ -2442,7 +8300,7 @@
         <w:sz w:val="22"/>
         <w:szCs w:val="22"/>
         <w:u w:val="none"/>
-        <w:shd w:fill="auto" w:val="clear"/>
+        <w:shd w:val="clear" w:color="auto" w:fill="auto"/>
         <w:vertAlign w:val="baseline"/>
       </w:rPr>
     </w:lvl>
@@ -2455,7 +8313,7 @@
         <w:ind w:left="6480" w:hanging="360"/>
       </w:pPr>
       <w:rPr>
-        <w:rFonts w:ascii="Arial" w:cs="Arial" w:eastAsia="Arial" w:hAnsi="Arial"/>
+        <w:rFonts w:ascii="Arial" w:eastAsia="Arial" w:hAnsi="Arial" w:cs="Arial"/>
         <w:b w:val="0"/>
         <w:bCs w:val="0"/>
         <w:i w:val="0"/>
@@ -2466,12 +8324,15 @@
         <w:sz w:val="22"/>
         <w:szCs w:val="22"/>
         <w:u w:val="none"/>
-        <w:shd w:fill="auto" w:val="clear"/>
+        <w:shd w:val="clear" w:color="auto" w:fill="auto"/>
         <w:vertAlign w:val="baseline"/>
       </w:rPr>
     </w:lvl>
   </w:abstractNum>
-  <w:abstractNum w:abstractNumId="6">
+  <w:abstractNum w:abstractNumId="5" w15:restartNumberingAfterBreak="0">
+    <w:nsid w:val="7A596B81"/>
+    <w:multiLevelType w:val="multilevel"/>
+    <w:tmpl w:val="E6749BBA"/>
     <w:lvl w:ilvl="0">
       <w:start w:val="1"/>
       <w:numFmt w:val="bullet"/>
@@ -2481,7 +8342,7 @@
         <w:ind w:left="600" w:hanging="360"/>
       </w:pPr>
       <w:rPr>
-        <w:rFonts w:ascii="Arial" w:cs="Arial" w:eastAsia="Arial" w:hAnsi="Arial"/>
+        <w:rFonts w:ascii="Arial" w:eastAsia="Arial" w:hAnsi="Arial" w:cs="Arial"/>
         <w:b w:val="0"/>
         <w:bCs w:val="0"/>
         <w:i w:val="0"/>
@@ -2492,7 +8353,7 @@
         <w:sz w:val="22"/>
         <w:szCs w:val="22"/>
         <w:u w:val="none"/>
-        <w:shd w:fill="auto" w:val="clear"/>
+        <w:shd w:val="clear" w:color="auto" w:fill="auto"/>
         <w:vertAlign w:val="baseline"/>
       </w:rPr>
     </w:lvl>
@@ -2505,7 +8366,7 @@
         <w:ind w:left="1440" w:hanging="360"/>
       </w:pPr>
       <w:rPr>
-        <w:rFonts w:ascii="Arial" w:cs="Arial" w:eastAsia="Arial" w:hAnsi="Arial"/>
+        <w:rFonts w:ascii="Arial" w:eastAsia="Arial" w:hAnsi="Arial" w:cs="Arial"/>
         <w:b w:val="0"/>
         <w:bCs w:val="0"/>
         <w:i w:val="0"/>
@@ -2516,7 +8377,7 @@
         <w:sz w:val="22"/>
         <w:szCs w:val="22"/>
         <w:u w:val="none"/>
-        <w:shd w:fill="auto" w:val="clear"/>
+        <w:shd w:val="clear" w:color="auto" w:fill="auto"/>
         <w:vertAlign w:val="baseline"/>
       </w:rPr>
     </w:lvl>
@@ -2529,7 +8390,7 @@
         <w:ind w:left="2160" w:hanging="360"/>
       </w:pPr>
       <w:rPr>
-        <w:rFonts w:ascii="Arial" w:cs="Arial" w:eastAsia="Arial" w:hAnsi="Arial"/>
+        <w:rFonts w:ascii="Arial" w:eastAsia="Arial" w:hAnsi="Arial" w:cs="Arial"/>
         <w:b w:val="0"/>
         <w:bCs w:val="0"/>
         <w:i w:val="0"/>
@@ -2540,7 +8401,7 @@
         <w:sz w:val="22"/>
         <w:szCs w:val="22"/>
         <w:u w:val="none"/>
-        <w:shd w:fill="auto" w:val="clear"/>
+        <w:shd w:val="clear" w:color="auto" w:fill="auto"/>
         <w:vertAlign w:val="baseline"/>
       </w:rPr>
     </w:lvl>
@@ -2553,7 +8414,7 @@
         <w:ind w:left="2880" w:hanging="360"/>
       </w:pPr>
       <w:rPr>
-        <w:rFonts w:ascii="Arial" w:cs="Arial" w:eastAsia="Arial" w:hAnsi="Arial"/>
+        <w:rFonts w:ascii="Arial" w:eastAsia="Arial" w:hAnsi="Arial" w:cs="Arial"/>
         <w:b w:val="0"/>
         <w:bCs w:val="0"/>
         <w:i w:val="0"/>
@@ -2564,7 +8425,7 @@
         <w:sz w:val="22"/>
         <w:szCs w:val="22"/>
         <w:u w:val="none"/>
-        <w:shd w:fill="auto" w:val="clear"/>
+        <w:shd w:val="clear" w:color="auto" w:fill="auto"/>
         <w:vertAlign w:val="baseline"/>
       </w:rPr>
     </w:lvl>
@@ -2577,7 +8438,7 @@
         <w:ind w:left="3600" w:hanging="360"/>
       </w:pPr>
       <w:rPr>
-        <w:rFonts w:ascii="Arial" w:cs="Arial" w:eastAsia="Arial" w:hAnsi="Arial"/>
+        <w:rFonts w:ascii="Arial" w:eastAsia="Arial" w:hAnsi="Arial" w:cs="Arial"/>
         <w:b w:val="0"/>
         <w:bCs w:val="0"/>
         <w:i w:val="0"/>
@@ -2588,7 +8449,7 @@
         <w:sz w:val="22"/>
         <w:szCs w:val="22"/>
         <w:u w:val="none"/>
-        <w:shd w:fill="auto" w:val="clear"/>
+        <w:shd w:val="clear" w:color="auto" w:fill="auto"/>
         <w:vertAlign w:val="baseline"/>
       </w:rPr>
     </w:lvl>
@@ -2601,7 +8462,7 @@
         <w:ind w:left="4320" w:hanging="360"/>
       </w:pPr>
       <w:rPr>
-        <w:rFonts w:ascii="Arial" w:cs="Arial" w:eastAsia="Arial" w:hAnsi="Arial"/>
+        <w:rFonts w:ascii="Arial" w:eastAsia="Arial" w:hAnsi="Arial" w:cs="Arial"/>
         <w:b w:val="0"/>
         <w:bCs w:val="0"/>
         <w:i w:val="0"/>
@@ -2612,7 +8473,7 @@
         <w:sz w:val="22"/>
         <w:szCs w:val="22"/>
         <w:u w:val="none"/>
-        <w:shd w:fill="auto" w:val="clear"/>
+        <w:shd w:val="clear" w:color="auto" w:fill="auto"/>
         <w:vertAlign w:val="baseline"/>
       </w:rPr>
     </w:lvl>
@@ -2625,7 +8486,7 @@
         <w:ind w:left="5040" w:hanging="360"/>
       </w:pPr>
       <w:rPr>
-        <w:rFonts w:ascii="Arial" w:cs="Arial" w:eastAsia="Arial" w:hAnsi="Arial"/>
+        <w:rFonts w:ascii="Arial" w:eastAsia="Arial" w:hAnsi="Arial" w:cs="Arial"/>
         <w:b w:val="0"/>
         <w:bCs w:val="0"/>
         <w:i w:val="0"/>
@@ -2636,7 +8497,7 @@
         <w:sz w:val="22"/>
         <w:szCs w:val="22"/>
         <w:u w:val="none"/>
-        <w:shd w:fill="auto" w:val="clear"/>
+        <w:shd w:val="clear" w:color="auto" w:fill="auto"/>
         <w:vertAlign w:val="baseline"/>
       </w:rPr>
     </w:lvl>
@@ -2649,7 +8510,7 @@
         <w:ind w:left="5760" w:hanging="360"/>
       </w:pPr>
       <w:rPr>
-        <w:rFonts w:ascii="Arial" w:cs="Arial" w:eastAsia="Arial" w:hAnsi="Arial"/>
+        <w:rFonts w:ascii="Arial" w:eastAsia="Arial" w:hAnsi="Arial" w:cs="Arial"/>
         <w:b w:val="0"/>
         <w:bCs w:val="0"/>
         <w:i w:val="0"/>
@@ -2660,7 +8521,7 @@
         <w:sz w:val="22"/>
         <w:szCs w:val="22"/>
         <w:u w:val="none"/>
-        <w:shd w:fill="auto" w:val="clear"/>
+        <w:shd w:val="clear" w:color="auto" w:fill="auto"/>
         <w:vertAlign w:val="baseline"/>
       </w:rPr>
     </w:lvl>
@@ -2673,7 +8534,7 @@
         <w:ind w:left="6480" w:hanging="360"/>
       </w:pPr>
       <w:rPr>
-        <w:rFonts w:ascii="Arial" w:cs="Arial" w:eastAsia="Arial" w:hAnsi="Arial"/>
+        <w:rFonts w:ascii="Arial" w:eastAsia="Arial" w:hAnsi="Arial" w:cs="Arial"/>
         <w:b w:val="0"/>
         <w:bCs w:val="0"/>
         <w:i w:val="0"/>
@@ -2684,40 +8545,41 @@
         <w:sz w:val="22"/>
         <w:szCs w:val="22"/>
         <w:u w:val="none"/>
-        <w:shd w:fill="auto" w:val="clear"/>
+        <w:shd w:val="clear" w:color="auto" w:fill="auto"/>
         <w:vertAlign w:val="baseline"/>
       </w:rPr>
     </w:lvl>
   </w:abstractNum>
-  <w:num w:numId="1">
+  <w:num w:numId="1" w16cid:durableId="1564412859">
+    <w:abstractNumId w:val="3"/>
+  </w:num>
+  <w:num w:numId="2" w16cid:durableId="2075546245">
+    <w:abstractNumId w:val="4"/>
+  </w:num>
+  <w:num w:numId="3" w16cid:durableId="48724105">
+    <w:abstractNumId w:val="0"/>
+  </w:num>
+  <w:num w:numId="4" w16cid:durableId="1374034330">
     <w:abstractNumId w:val="1"/>
   </w:num>
-  <w:num w:numId="2">
+  <w:num w:numId="5" w16cid:durableId="44837267">
     <w:abstractNumId w:val="2"/>
   </w:num>
-  <w:num w:numId="3">
-    <w:abstractNumId w:val="3"/>
-  </w:num>
-  <w:num w:numId="4">
-    <w:abstractNumId w:val="4"/>
-  </w:num>
-  <w:num w:numId="5">
+  <w:num w:numId="6" w16cid:durableId="111478036">
     <w:abstractNumId w:val="5"/>
-  </w:num>
-  <w:num w:numId="6">
-    <w:abstractNumId w:val="6"/>
   </w:num>
 </w:numbering>
 </file>
 
 <file path=word/styles.xml><?xml version="1.0" encoding="utf-8"?>
-<w:styles xmlns:mc="http://schemas.openxmlformats.org/markup-compatibility/2006" xmlns:o="urn:schemas-microsoft-com:office:office" xmlns:r="http://schemas.openxmlformats.org/officeDocument/2006/relationships" xmlns:m="http://schemas.openxmlformats.org/officeDocument/2006/math" xmlns:v="urn:schemas-microsoft-com:vml" xmlns:wp="http://schemas.openxmlformats.org/drawingml/2006/wordprocessingDrawing" xmlns:w10="urn:schemas-microsoft-com:office:word" xmlns:w="http://schemas.openxmlformats.org/wordprocessingml/2006/main" xmlns:wne="http://schemas.microsoft.com/office/word/2006/wordml" xmlns:sl="http://schemas.openxmlformats.org/schemaLibrary/2006/main" xmlns:a="http://schemas.openxmlformats.org/drawingml/2006/main" xmlns:pic="http://schemas.openxmlformats.org/drawingml/2006/picture" xmlns:c="http://schemas.openxmlformats.org/drawingml/2006/chart" xmlns:lc="http://schemas.openxmlformats.org/drawingml/2006/lockedCanvas" xmlns:dgm="http://schemas.openxmlformats.org/drawingml/2006/diagram" xmlns:wps="http://schemas.microsoft.com/office/word/2010/wordprocessingShape" xmlns:wpg="http://schemas.microsoft.com/office/word/2010/wordprocessingGroup" xmlns:w14="http://schemas.microsoft.com/office/word/2010/wordml" xmlns:w15="http://schemas.microsoft.com/office/word/2012/wordml" xmlns:w16="http://schemas.microsoft.com/office/word/2018/wordml" xmlns:w16cex="http://schemas.microsoft.com/office/word/2018/wordml/cex" xmlns:w16cid="http://schemas.microsoft.com/office/word/2016/wordml/cid" xmlns="http://schemas.microsoft.com/office/tasks/2019/documenttasks" xmlns:cr="http://schemas.microsoft.com/office/comments/2020/reactions">
+<w:styles xmlns:mc="http://schemas.openxmlformats.org/markup-compatibility/2006" xmlns:r="http://schemas.openxmlformats.org/officeDocument/2006/relationships" xmlns:w="http://schemas.openxmlformats.org/wordprocessingml/2006/main" xmlns:w14="http://schemas.microsoft.com/office/word/2010/wordml" xmlns:w15="http://schemas.microsoft.com/office/word/2012/wordml" xmlns:w16cex="http://schemas.microsoft.com/office/word/2018/wordml/cex" xmlns:w16cid="http://schemas.microsoft.com/office/word/2016/wordml/cid" xmlns:w16="http://schemas.microsoft.com/office/word/2018/wordml" xmlns:w16du="http://schemas.microsoft.com/office/word/2023/wordml/word16du" xmlns:w16sdtdh="http://schemas.microsoft.com/office/word/2020/wordml/sdtdatahash" xmlns:w16sdtfl="http://schemas.microsoft.com/office/word/2024/wordml/sdtformatlock" xmlns:w16se="http://schemas.microsoft.com/office/word/2015/wordml/symex" mc:Ignorable="w14 w15 w16se w16cid w16 w16cex w16sdtdh w16sdtfl w16du">
   <w:docDefaults>
     <w:rPrDefault>
       <w:rPr>
-        <w:rFonts w:ascii="Arial" w:cs="Arial" w:eastAsia="Arial" w:hAnsi="Arial"/>
+        <w:rFonts w:ascii="Arial" w:eastAsia="Arial" w:hAnsi="Arial" w:cs="Arial"/>
         <w:sz w:val="22"/>
         <w:szCs w:val="22"/>
+        <w:lang w:val="it-IT" w:eastAsia="it-IT" w:bidi="ar-SA"/>
       </w:rPr>
     </w:rPrDefault>
     <w:pPrDefault>
@@ -2726,195 +8588,611 @@
       </w:pPr>
     </w:pPrDefault>
   </w:docDefaults>
-  <w:style w:type="table" w:styleId="TableNormal" w:default="1">
-    <w:name w:val="TableNormal"/>
-    <w:tblPr>
-      <w:tblCellMar>
-        <w:top w:w="100.0" w:type="dxa"/>
-        <w:left w:w="100.0" w:type="dxa"/>
-        <w:bottom w:w="100.0" w:type="dxa"/>
-        <w:right w:w="100.0" w:type="dxa"/>
-      </w:tblCellMar>
-    </w:tblPr>
+  <w:latentStyles w:defLockedState="0" w:defUIPriority="99" w:defSemiHidden="0" w:defUnhideWhenUsed="0" w:defQFormat="0" w:count="376">
+    <w:lsdException w:name="Normal" w:uiPriority="0" w:qFormat="1"/>
+    <w:lsdException w:name="heading 1" w:uiPriority="9" w:qFormat="1"/>
+    <w:lsdException w:name="heading 2" w:semiHidden="1" w:uiPriority="9" w:unhideWhenUsed="1" w:qFormat="1"/>
+    <w:lsdException w:name="heading 3" w:semiHidden="1" w:uiPriority="9" w:unhideWhenUsed="1" w:qFormat="1"/>
+    <w:lsdException w:name="heading 4" w:semiHidden="1" w:uiPriority="9" w:unhideWhenUsed="1" w:qFormat="1"/>
+    <w:lsdException w:name="heading 5" w:semiHidden="1" w:uiPriority="9" w:unhideWhenUsed="1" w:qFormat="1"/>
+    <w:lsdException w:name="heading 6" w:semiHidden="1" w:uiPriority="9" w:unhideWhenUsed="1" w:qFormat="1"/>
+    <w:lsdException w:name="heading 7" w:semiHidden="1" w:uiPriority="9" w:unhideWhenUsed="1" w:qFormat="1"/>
+    <w:lsdException w:name="heading 8" w:semiHidden="1" w:uiPriority="9" w:unhideWhenUsed="1" w:qFormat="1"/>
+    <w:lsdException w:name="heading 9" w:semiHidden="1" w:uiPriority="9" w:unhideWhenUsed="1" w:qFormat="1"/>
+    <w:lsdException w:name="index 1" w:semiHidden="1" w:unhideWhenUsed="1"/>
+    <w:lsdException w:name="index 2" w:semiHidden="1" w:unhideWhenUsed="1"/>
+    <w:lsdException w:name="index 3" w:semiHidden="1" w:unhideWhenUsed="1"/>
+    <w:lsdException w:name="index 4" w:semiHidden="1" w:unhideWhenUsed="1"/>
+    <w:lsdException w:name="index 5" w:semiHidden="1" w:unhideWhenUsed="1"/>
+    <w:lsdException w:name="index 6" w:semiHidden="1" w:unhideWhenUsed="1"/>
+    <w:lsdException w:name="index 7" w:semiHidden="1" w:unhideWhenUsed="1"/>
+    <w:lsdException w:name="index 8" w:semiHidden="1" w:unhideWhenUsed="1"/>
+    <w:lsdException w:name="index 9" w:semiHidden="1" w:unhideWhenUsed="1"/>
+    <w:lsdException w:name="toc 1" w:semiHidden="1" w:uiPriority="39" w:unhideWhenUsed="1"/>
+    <w:lsdException w:name="toc 2" w:semiHidden="1" w:uiPriority="39" w:unhideWhenUsed="1"/>
+    <w:lsdException w:name="toc 3" w:semiHidden="1" w:uiPriority="39" w:unhideWhenUsed="1"/>
+    <w:lsdException w:name="toc 4" w:semiHidden="1" w:uiPriority="39" w:unhideWhenUsed="1"/>
+    <w:lsdException w:name="toc 5" w:semiHidden="1" w:uiPriority="39" w:unhideWhenUsed="1"/>
+    <w:lsdException w:name="toc 6" w:semiHidden="1" w:uiPriority="39" w:unhideWhenUsed="1"/>
+    <w:lsdException w:name="toc 7" w:semiHidden="1" w:uiPriority="39" w:unhideWhenUsed="1"/>
+    <w:lsdException w:name="toc 8" w:semiHidden="1" w:uiPriority="39" w:unhideWhenUsed="1"/>
+    <w:lsdException w:name="toc 9" w:semiHidden="1" w:uiPriority="39" w:unhideWhenUsed="1"/>
+    <w:lsdException w:name="Normal Indent" w:semiHidden="1" w:unhideWhenUsed="1"/>
+    <w:lsdException w:name="footnote text" w:semiHidden="1" w:unhideWhenUsed="1"/>
+    <w:lsdException w:name="annotation text" w:semiHidden="1" w:unhideWhenUsed="1"/>
+    <w:lsdException w:name="header" w:semiHidden="1" w:unhideWhenUsed="1"/>
+    <w:lsdException w:name="footer" w:semiHidden="1" w:unhideWhenUsed="1"/>
+    <w:lsdException w:name="index heading" w:semiHidden="1" w:unhideWhenUsed="1"/>
+    <w:lsdException w:name="caption" w:semiHidden="1" w:uiPriority="35" w:unhideWhenUsed="1" w:qFormat="1"/>
+    <w:lsdException w:name="table of figures" w:semiHidden="1" w:unhideWhenUsed="1"/>
+    <w:lsdException w:name="envelope address" w:semiHidden="1" w:unhideWhenUsed="1"/>
+    <w:lsdException w:name="envelope return" w:semiHidden="1" w:unhideWhenUsed="1"/>
+    <w:lsdException w:name="footnote reference" w:semiHidden="1" w:unhideWhenUsed="1"/>
+    <w:lsdException w:name="annotation reference" w:semiHidden="1" w:unhideWhenUsed="1"/>
+    <w:lsdException w:name="line number" w:semiHidden="1" w:unhideWhenUsed="1"/>
+    <w:lsdException w:name="page number" w:semiHidden="1" w:unhideWhenUsed="1"/>
+    <w:lsdException w:name="endnote reference" w:semiHidden="1" w:unhideWhenUsed="1"/>
+    <w:lsdException w:name="endnote text" w:semiHidden="1" w:unhideWhenUsed="1"/>
+    <w:lsdException w:name="table of authorities" w:semiHidden="1" w:unhideWhenUsed="1"/>
+    <w:lsdException w:name="macro" w:semiHidden="1" w:unhideWhenUsed="1"/>
+    <w:lsdException w:name="toa heading" w:semiHidden="1" w:unhideWhenUsed="1"/>
+    <w:lsdException w:name="List" w:semiHidden="1" w:unhideWhenUsed="1"/>
+    <w:lsdException w:name="List Bullet" w:semiHidden="1" w:unhideWhenUsed="1"/>
+    <w:lsdException w:name="List Number" w:semiHidden="1" w:unhideWhenUsed="1"/>
+    <w:lsdException w:name="List 2" w:semiHidden="1" w:unhideWhenUsed="1"/>
+    <w:lsdException w:name="List 3" w:semiHidden="1" w:unhideWhenUsed="1"/>
+    <w:lsdException w:name="List 4" w:semiHidden="1" w:unhideWhenUsed="1"/>
+    <w:lsdException w:name="List 5" w:semiHidden="1" w:unhideWhenUsed="1"/>
+    <w:lsdException w:name="List Bullet 2" w:semiHidden="1" w:unhideWhenUsed="1"/>
+    <w:lsdException w:name="List Bullet 3" w:semiHidden="1" w:unhideWhenUsed="1"/>
+    <w:lsdException w:name="List Bullet 4" w:semiHidden="1" w:unhideWhenUsed="1"/>
+    <w:lsdException w:name="List Bullet 5" w:semiHidden="1" w:unhideWhenUsed="1"/>
+    <w:lsdException w:name="List Number 2" w:semiHidden="1" w:unhideWhenUsed="1"/>
+    <w:lsdException w:name="List Number 3" w:semiHidden="1" w:unhideWhenUsed="1"/>
+    <w:lsdException w:name="List Number 4" w:semiHidden="1" w:unhideWhenUsed="1"/>
+    <w:lsdException w:name="List Number 5" w:semiHidden="1" w:unhideWhenUsed="1"/>
+    <w:lsdException w:name="Title" w:uiPriority="10" w:qFormat="1"/>
+    <w:lsdException w:name="Closing" w:semiHidden="1" w:unhideWhenUsed="1"/>
+    <w:lsdException w:name="Signature" w:semiHidden="1" w:unhideWhenUsed="1"/>
+    <w:lsdException w:name="Default Paragraph Font" w:semiHidden="1" w:uiPriority="1" w:unhideWhenUsed="1"/>
+    <w:lsdException w:name="Body Text" w:semiHidden="1" w:unhideWhenUsed="1"/>
+    <w:lsdException w:name="Body Text Indent" w:semiHidden="1" w:unhideWhenUsed="1"/>
+    <w:lsdException w:name="List Continue" w:semiHidden="1" w:unhideWhenUsed="1"/>
+    <w:lsdException w:name="List Continue 2" w:semiHidden="1" w:unhideWhenUsed="1"/>
+    <w:lsdException w:name="List Continue 3" w:semiHidden="1" w:unhideWhenUsed="1"/>
+    <w:lsdException w:name="List Continue 4" w:semiHidden="1" w:unhideWhenUsed="1"/>
+    <w:lsdException w:name="List Continue 5" w:semiHidden="1" w:unhideWhenUsed="1"/>
+    <w:lsdException w:name="Message Header" w:semiHidden="1" w:unhideWhenUsed="1"/>
+    <w:lsdException w:name="Subtitle" w:uiPriority="11" w:qFormat="1"/>
+    <w:lsdException w:name="Salutation" w:semiHidden="1" w:unhideWhenUsed="1"/>
+    <w:lsdException w:name="Date" w:semiHidden="1" w:unhideWhenUsed="1"/>
+    <w:lsdException w:name="Body Text First Indent" w:semiHidden="1" w:unhideWhenUsed="1"/>
+    <w:lsdException w:name="Body Text First Indent 2" w:semiHidden="1" w:unhideWhenUsed="1"/>
+    <w:lsdException w:name="Note Heading" w:semiHidden="1" w:unhideWhenUsed="1"/>
+    <w:lsdException w:name="Body Text 2" w:semiHidden="1" w:unhideWhenUsed="1"/>
+    <w:lsdException w:name="Body Text 3" w:semiHidden="1" w:unhideWhenUsed="1"/>
+    <w:lsdException w:name="Body Text Indent 2" w:semiHidden="1" w:unhideWhenUsed="1"/>
+    <w:lsdException w:name="Body Text Indent 3" w:semiHidden="1" w:unhideWhenUsed="1"/>
+    <w:lsdException w:name="Block Text" w:semiHidden="1" w:unhideWhenUsed="1"/>
+    <w:lsdException w:name="Hyperlink" w:semiHidden="1" w:unhideWhenUsed="1"/>
+    <w:lsdException w:name="FollowedHyperlink" w:semiHidden="1" w:unhideWhenUsed="1"/>
+    <w:lsdException w:name="Strong" w:uiPriority="22" w:qFormat="1"/>
+    <w:lsdException w:name="Emphasis" w:uiPriority="20" w:qFormat="1"/>
+    <w:lsdException w:name="Document Map" w:semiHidden="1" w:unhideWhenUsed="1"/>
+    <w:lsdException w:name="Plain Text" w:semiHidden="1" w:unhideWhenUsed="1"/>
+    <w:lsdException w:name="E-mail Signature" w:semiHidden="1" w:unhideWhenUsed="1"/>
+    <w:lsdException w:name="HTML Top of Form" w:semiHidden="1" w:unhideWhenUsed="1"/>
+    <w:lsdException w:name="HTML Bottom of Form" w:semiHidden="1" w:unhideWhenUsed="1"/>
+    <w:lsdException w:name="Normal (Web)" w:semiHidden="1" w:unhideWhenUsed="1"/>
+    <w:lsdException w:name="HTML Acronym" w:semiHidden="1" w:unhideWhenUsed="1"/>
+    <w:lsdException w:name="HTML Address" w:semiHidden="1" w:unhideWhenUsed="1"/>
+    <w:lsdException w:name="HTML Cite" w:semiHidden="1" w:unhideWhenUsed="1"/>
+    <w:lsdException w:name="HTML Code" w:semiHidden="1" w:unhideWhenUsed="1"/>
+    <w:lsdException w:name="HTML Definition" w:semiHidden="1" w:unhideWhenUsed="1"/>
+    <w:lsdException w:name="HTML Keyboard" w:semiHidden="1" w:unhideWhenUsed="1"/>
+    <w:lsdException w:name="HTML Preformatted" w:semiHidden="1" w:unhideWhenUsed="1"/>
+    <w:lsdException w:name="HTML Sample" w:semiHidden="1" w:unhideWhenUsed="1"/>
+    <w:lsdException w:name="HTML Typewriter" w:semiHidden="1" w:unhideWhenUsed="1"/>
+    <w:lsdException w:name="HTML Variable" w:semiHidden="1" w:unhideWhenUsed="1"/>
+    <w:lsdException w:name="Normal Table" w:semiHidden="1" w:unhideWhenUsed="1"/>
+    <w:lsdException w:name="annotation subject" w:semiHidden="1" w:unhideWhenUsed="1"/>
+    <w:lsdException w:name="No List" w:semiHidden="1" w:unhideWhenUsed="1"/>
+    <w:lsdException w:name="Outline List 1" w:semiHidden="1" w:unhideWhenUsed="1"/>
+    <w:lsdException w:name="Outline List 2" w:semiHidden="1" w:unhideWhenUsed="1"/>
+    <w:lsdException w:name="Outline List 3" w:semiHidden="1" w:unhideWhenUsed="1"/>
+    <w:lsdException w:name="Table Simple 1" w:semiHidden="1" w:unhideWhenUsed="1"/>
+    <w:lsdException w:name="Table Simple 2" w:semiHidden="1" w:unhideWhenUsed="1"/>
+    <w:lsdException w:name="Table Simple 3" w:semiHidden="1" w:unhideWhenUsed="1"/>
+    <w:lsdException w:name="Table Classic 1" w:semiHidden="1" w:unhideWhenUsed="1"/>
+    <w:lsdException w:name="Table Classic 2" w:semiHidden="1" w:unhideWhenUsed="1"/>
+    <w:lsdException w:name="Table Classic 3" w:semiHidden="1" w:unhideWhenUsed="1"/>
+    <w:lsdException w:name="Table Classic 4" w:semiHidden="1" w:unhideWhenUsed="1"/>
+    <w:lsdException w:name="Table Colorful 1" w:semiHidden="1" w:unhideWhenUsed="1"/>
+    <w:lsdException w:name="Table Colorful 2" w:semiHidden="1" w:unhideWhenUsed="1"/>
+    <w:lsdException w:name="Table Colorful 3" w:semiHidden="1" w:unhideWhenUsed="1"/>
+    <w:lsdException w:name="Table Columns 1" w:semiHidden="1" w:unhideWhenUsed="1"/>
+    <w:lsdException w:name="Table Columns 2" w:semiHidden="1" w:unhideWhenUsed="1"/>
+    <w:lsdException w:name="Table Columns 3" w:semiHidden="1" w:unhideWhenUsed="1"/>
+    <w:lsdException w:name="Table Columns 4" w:semiHidden="1" w:unhideWhenUsed="1"/>
+    <w:lsdException w:name="Table Columns 5" w:semiHidden="1" w:unhideWhenUsed="1"/>
+    <w:lsdException w:name="Table Grid 1" w:semiHidden="1" w:unhideWhenUsed="1"/>
+    <w:lsdException w:name="Table Grid 2" w:semiHidden="1" w:unhideWhenUsed="1"/>
+    <w:lsdException w:name="Table Grid 3" w:semiHidden="1" w:unhideWhenUsed="1"/>
+    <w:lsdException w:name="Table Grid 4" w:semiHidden="1" w:unhideWhenUsed="1"/>
+    <w:lsdException w:name="Table Grid 5" w:semiHidden="1" w:unhideWhenUsed="1"/>
+    <w:lsdException w:name="Table Grid 6" w:semiHidden="1" w:unhideWhenUsed="1"/>
+    <w:lsdException w:name="Table Grid 7" w:semiHidden="1" w:unhideWhenUsed="1"/>
+    <w:lsdException w:name="Table Grid 8" w:semiHidden="1" w:unhideWhenUsed="1"/>
+    <w:lsdException w:name="Table List 1" w:semiHidden="1" w:unhideWhenUsed="1"/>
+    <w:lsdException w:name="Table List 2" w:semiHidden="1" w:unhideWhenUsed="1"/>
+    <w:lsdException w:name="Table List 3" w:semiHidden="1" w:unhideWhenUsed="1"/>
+    <w:lsdException w:name="Table List 4" w:semiHidden="1" w:unhideWhenUsed="1"/>
+    <w:lsdException w:name="Table List 5" w:semiHidden="1" w:unhideWhenUsed="1"/>
+    <w:lsdException w:name="Table List 6" w:semiHidden="1" w:unhideWhenUsed="1"/>
+    <w:lsdException w:name="Table List 7" w:semiHidden="1" w:unhideWhenUsed="1"/>
+    <w:lsdException w:name="Table List 8" w:semiHidden="1" w:unhideWhenUsed="1"/>
+    <w:lsdException w:name="Table 3D effects 1" w:semiHidden="1" w:unhideWhenUsed="1"/>
+    <w:lsdException w:name="Table 3D effects 2" w:semiHidden="1" w:unhideWhenUsed="1"/>
+    <w:lsdException w:name="Table 3D effects 3" w:semiHidden="1" w:unhideWhenUsed="1"/>
+    <w:lsdException w:name="Table Contemporary" w:semiHidden="1" w:unhideWhenUsed="1"/>
+    <w:lsdException w:name="Table Elegant" w:semiHidden="1" w:unhideWhenUsed="1"/>
+    <w:lsdException w:name="Table Professional" w:semiHidden="1" w:unhideWhenUsed="1"/>
+    <w:lsdException w:name="Table Subtle 1" w:semiHidden="1" w:unhideWhenUsed="1"/>
+    <w:lsdException w:name="Table Subtle 2" w:semiHidden="1" w:unhideWhenUsed="1"/>
+    <w:lsdException w:name="Table Web 1" w:semiHidden="1" w:unhideWhenUsed="1"/>
+    <w:lsdException w:name="Table Web 2" w:semiHidden="1" w:unhideWhenUsed="1"/>
+    <w:lsdException w:name="Table Web 3" w:semiHidden="1" w:unhideWhenUsed="1"/>
+    <w:lsdException w:name="Balloon Text" w:semiHidden="1" w:unhideWhenUsed="1"/>
+    <w:lsdException w:name="Table Grid" w:uiPriority="39"/>
+    <w:lsdException w:name="Table Theme" w:semiHidden="1" w:unhideWhenUsed="1"/>
+    <w:lsdException w:name="Placeholder Text" w:semiHidden="1"/>
+    <w:lsdException w:name="No Spacing" w:uiPriority="1" w:qFormat="1"/>
+    <w:lsdException w:name="Light Shading" w:uiPriority="60"/>
+    <w:lsdException w:name="Light List" w:uiPriority="61"/>
+    <w:lsdException w:name="Light Grid" w:uiPriority="62"/>
+    <w:lsdException w:name="Medium Shading 1" w:uiPriority="63"/>
+    <w:lsdException w:name="Medium Shading 2" w:uiPriority="64"/>
+    <w:lsdException w:name="Medium List 1" w:uiPriority="65"/>
+    <w:lsdException w:name="Medium List 2" w:uiPriority="66"/>
+    <w:lsdException w:name="Medium Grid 1" w:uiPriority="67"/>
+    <w:lsdException w:name="Medium Grid 2" w:uiPriority="68"/>
+    <w:lsdException w:name="Medium Grid 3" w:uiPriority="69"/>
+    <w:lsdException w:name="Dark List" w:uiPriority="70"/>
+    <w:lsdException w:name="Colorful Shading" w:uiPriority="71"/>
+    <w:lsdException w:name="Colorful List" w:uiPriority="72"/>
+    <w:lsdException w:name="Colorful Grid" w:uiPriority="73"/>
+    <w:lsdException w:name="Light Shading Accent 1" w:uiPriority="60"/>
+    <w:lsdException w:name="Light List Accent 1" w:uiPriority="61"/>
+    <w:lsdException w:name="Light Grid Accent 1" w:uiPriority="62"/>
+    <w:lsdException w:name="Medium Shading 1 Accent 1" w:uiPriority="63"/>
+    <w:lsdException w:name="Medium Shading 2 Accent 1" w:uiPriority="64"/>
+    <w:lsdException w:name="Medium List 1 Accent 1" w:uiPriority="65"/>
+    <w:lsdException w:name="Revision" w:semiHidden="1"/>
+    <w:lsdException w:name="List Paragraph" w:uiPriority="34" w:qFormat="1"/>
+    <w:lsdException w:name="Quote" w:uiPriority="29" w:qFormat="1"/>
+    <w:lsdException w:name="Intense Quote" w:uiPriority="30" w:qFormat="1"/>
+    <w:lsdException w:name="Medium List 2 Accent 1" w:uiPriority="66"/>
+    <w:lsdException w:name="Medium Grid 1 Accent 1" w:uiPriority="67"/>
+    <w:lsdException w:name="Medium Grid 2 Accent 1" w:uiPriority="68"/>
+    <w:lsdException w:name="Medium Grid 3 Accent 1" w:uiPriority="69"/>
+    <w:lsdException w:name="Dark List Accent 1" w:uiPriority="70"/>
+    <w:lsdException w:name="Colorful Shading Accent 1" w:uiPriority="71"/>
+    <w:lsdException w:name="Colorful List Accent 1" w:uiPriority="72"/>
+    <w:lsdException w:name="Colorful Grid Accent 1" w:uiPriority="73"/>
+    <w:lsdException w:name="Light Shading Accent 2" w:uiPriority="60"/>
+    <w:lsdException w:name="Light List Accent 2" w:uiPriority="61"/>
+    <w:lsdException w:name="Light Grid Accent 2" w:uiPriority="62"/>
+    <w:lsdException w:name="Medium Shading 1 Accent 2" w:uiPriority="63"/>
+    <w:lsdException w:name="Medium Shading 2 Accent 2" w:uiPriority="64"/>
+    <w:lsdException w:name="Medium List 1 Accent 2" w:uiPriority="65"/>
+    <w:lsdException w:name="Medium List 2 Accent 2" w:uiPriority="66"/>
+    <w:lsdException w:name="Medium Grid 1 Accent 2" w:uiPriority="67"/>
+    <w:lsdException w:name="Medium Grid 2 Accent 2" w:uiPriority="68"/>
+    <w:lsdException w:name="Medium Grid 3 Accent 2" w:uiPriority="69"/>
+    <w:lsdException w:name="Dark List Accent 2" w:uiPriority="70"/>
+    <w:lsdException w:name="Colorful Shading Accent 2" w:uiPriority="71"/>
+    <w:lsdException w:name="Colorful List Accent 2" w:uiPriority="72"/>
+    <w:lsdException w:name="Colorful Grid Accent 2" w:uiPriority="73"/>
+    <w:lsdException w:name="Light Shading Accent 3" w:uiPriority="60"/>
+    <w:lsdException w:name="Light List Accent 3" w:uiPriority="61"/>
+    <w:lsdException w:name="Light Grid Accent 3" w:uiPriority="62"/>
+    <w:lsdException w:name="Medium Shading 1 Accent 3" w:uiPriority="63"/>
+    <w:lsdException w:name="Medium Shading 2 Accent 3" w:uiPriority="64"/>
+    <w:lsdException w:name="Medium List 1 Accent 3" w:uiPriority="65"/>
+    <w:lsdException w:name="Medium List 2 Accent 3" w:uiPriority="66"/>
+    <w:lsdException w:name="Medium Grid 1 Accent 3" w:uiPriority="67"/>
+    <w:lsdException w:name="Medium Grid 2 Accent 3" w:uiPriority="68"/>
+    <w:lsdException w:name="Medium Grid 3 Accent 3" w:uiPriority="69"/>
+    <w:lsdException w:name="Dark List Accent 3" w:uiPriority="70"/>
+    <w:lsdException w:name="Colorful Shading Accent 3" w:uiPriority="71"/>
+    <w:lsdException w:name="Colorful List Accent 3" w:uiPriority="72"/>
+    <w:lsdException w:name="Colorful Grid Accent 3" w:uiPriority="73"/>
+    <w:lsdException w:name="Light Shading Accent 4" w:uiPriority="60"/>
+    <w:lsdException w:name="Light List Accent 4" w:uiPriority="61"/>
+    <w:lsdException w:name="Light Grid Accent 4" w:uiPriority="62"/>
+    <w:lsdException w:name="Medium Shading 1 Accent 4" w:uiPriority="63"/>
+    <w:lsdException w:name="Medium Shading 2 Accent 4" w:uiPriority="64"/>
+    <w:lsdException w:name="Medium List 1 Accent 4" w:uiPriority="65"/>
+    <w:lsdException w:name="Medium List 2 Accent 4" w:uiPriority="66"/>
+    <w:lsdException w:name="Medium Grid 1 Accent 4" w:uiPriority="67"/>
+    <w:lsdException w:name="Medium Grid 2 Accent 4" w:uiPriority="68"/>
+    <w:lsdException w:name="Medium Grid 3 Accent 4" w:uiPriority="69"/>
+    <w:lsdException w:name="Dark List Accent 4" w:uiPriority="70"/>
+    <w:lsdException w:name="Colorful Shading Accent 4" w:uiPriority="71"/>
+    <w:lsdException w:name="Colorful List Accent 4" w:uiPriority="72"/>
+    <w:lsdException w:name="Colorful Grid Accent 4" w:uiPriority="73"/>
+    <w:lsdException w:name="Light Shading Accent 5" w:uiPriority="60"/>
+    <w:lsdException w:name="Light List Accent 5" w:uiPriority="61"/>
+    <w:lsdException w:name="Light Grid Accent 5" w:uiPriority="62"/>
+    <w:lsdException w:name="Medium Shading 1 Accent 5" w:uiPriority="63"/>
+    <w:lsdException w:name="Medium Shading 2 Accent 5" w:uiPriority="64"/>
+    <w:lsdException w:name="Medium List 1 Accent 5" w:uiPriority="65"/>
+    <w:lsdException w:name="Medium List 2 Accent 5" w:uiPriority="66"/>
+    <w:lsdException w:name="Medium Grid 1 Accent 5" w:uiPriority="67"/>
+    <w:lsdException w:name="Medium Grid 2 Accent 5" w:uiPriority="68"/>
+    <w:lsdException w:name="Medium Grid 3 Accent 5" w:uiPriority="69"/>
+    <w:lsdException w:name="Dark List Accent 5" w:uiPriority="70"/>
+    <w:lsdException w:name="Colorful Shading Accent 5" w:uiPriority="71"/>
+    <w:lsdException w:name="Colorful List Accent 5" w:uiPriority="72"/>
+    <w:lsdException w:name="Colorful Grid Accent 5" w:uiPriority="73"/>
+    <w:lsdException w:name="Light Shading Accent 6" w:uiPriority="60"/>
+    <w:lsdException w:name="Light List Accent 6" w:uiPriority="61"/>
+    <w:lsdException w:name="Light Grid Accent 6" w:uiPriority="62"/>
+    <w:lsdException w:name="Medium Shading 1 Accent 6" w:uiPriority="63"/>
+    <w:lsdException w:name="Medium Shading 2 Accent 6" w:uiPriority="64"/>
+    <w:lsdException w:name="Medium List 1 Accent 6" w:uiPriority="65"/>
+    <w:lsdException w:name="Medium List 2 Accent 6" w:uiPriority="66"/>
+    <w:lsdException w:name="Medium Grid 1 Accent 6" w:uiPriority="67"/>
+    <w:lsdException w:name="Medium Grid 2 Accent 6" w:uiPriority="68"/>
+    <w:lsdException w:name="Medium Grid 3 Accent 6" w:uiPriority="69"/>
+    <w:lsdException w:name="Dark List Accent 6" w:uiPriority="70"/>
+    <w:lsdException w:name="Colorful Shading Accent 6" w:uiPriority="71"/>
+    <w:lsdException w:name="Colorful List Accent 6" w:uiPriority="72"/>
+    <w:lsdException w:name="Colorful Grid Accent 6" w:uiPriority="73"/>
+    <w:lsdException w:name="Subtle Emphasis" w:uiPriority="19" w:qFormat="1"/>
+    <w:lsdException w:name="Intense Emphasis" w:uiPriority="21" w:qFormat="1"/>
+    <w:lsdException w:name="Subtle Reference" w:uiPriority="31" w:qFormat="1"/>
+    <w:lsdException w:name="Intense Reference" w:uiPriority="32" w:qFormat="1"/>
+    <w:lsdException w:name="Book Title" w:uiPriority="33" w:qFormat="1"/>
+    <w:lsdException w:name="Bibliography" w:semiHidden="1" w:uiPriority="37" w:unhideWhenUsed="1"/>
+    <w:lsdException w:name="TOC Heading" w:semiHidden="1" w:uiPriority="39" w:unhideWhenUsed="1" w:qFormat="1"/>
+    <w:lsdException w:name="Plain Table 1" w:uiPriority="41"/>
+    <w:lsdException w:name="Plain Table 2" w:uiPriority="42"/>
+    <w:lsdException w:name="Plain Table 3" w:uiPriority="43"/>
+    <w:lsdException w:name="Plain Table 4" w:uiPriority="44"/>
+    <w:lsdException w:name="Plain Table 5" w:uiPriority="45"/>
+    <w:lsdException w:name="Grid Table Light" w:uiPriority="40"/>
+    <w:lsdException w:name="Grid Table 1 Light" w:uiPriority="46"/>
+    <w:lsdException w:name="Grid Table 2" w:uiPriority="47"/>
+    <w:lsdException w:name="Grid Table 3" w:uiPriority="48"/>
+    <w:lsdException w:name="Grid Table 4" w:uiPriority="49"/>
+    <w:lsdException w:name="Grid Table 5 Dark" w:uiPriority="50"/>
+    <w:lsdException w:name="Grid Table 6 Colorful" w:uiPriority="51"/>
+    <w:lsdException w:name="Grid Table 7 Colorful" w:uiPriority="52"/>
+    <w:lsdException w:name="Grid Table 1 Light Accent 1" w:uiPriority="46"/>
+    <w:lsdException w:name="Grid Table 2 Accent 1" w:uiPriority="47"/>
+    <w:lsdException w:name="Grid Table 3 Accent 1" w:uiPriority="48"/>
+    <w:lsdException w:name="Grid Table 4 Accent 1" w:uiPriority="49"/>
+    <w:lsdException w:name="Grid Table 5 Dark Accent 1" w:uiPriority="50"/>
+    <w:lsdException w:name="Grid Table 6 Colorful Accent 1" w:uiPriority="51"/>
+    <w:lsdException w:name="Grid Table 7 Colorful Accent 1" w:uiPriority="52"/>
+    <w:lsdException w:name="Grid Table 1 Light Accent 2" w:uiPriority="46"/>
+    <w:lsdException w:name="Grid Table 2 Accent 2" w:uiPriority="47"/>
+    <w:lsdException w:name="Grid Table 3 Accent 2" w:uiPriority="48"/>
+    <w:lsdException w:name="Grid Table 4 Accent 2" w:uiPriority="49"/>
+    <w:lsdException w:name="Grid Table 5 Dark Accent 2" w:uiPriority="50"/>
+    <w:lsdException w:name="Grid Table 6 Colorful Accent 2" w:uiPriority="51"/>
+    <w:lsdException w:name="Grid Table 7 Colorful Accent 2" w:uiPriority="52"/>
+    <w:lsdException w:name="Grid Table 1 Light Accent 3" w:uiPriority="46"/>
+    <w:lsdException w:name="Grid Table 2 Accent 3" w:uiPriority="47"/>
+    <w:lsdException w:name="Grid Table 3 Accent 3" w:uiPriority="48"/>
+    <w:lsdException w:name="Grid Table 4 Accent 3" w:uiPriority="49"/>
+    <w:lsdException w:name="Grid Table 5 Dark Accent 3" w:uiPriority="50"/>
+    <w:lsdException w:name="Grid Table 6 Colorful Accent 3" w:uiPriority="51"/>
+    <w:lsdException w:name="Grid Table 7 Colorful Accent 3" w:uiPriority="52"/>
+    <w:lsdException w:name="Grid Table 1 Light Accent 4" w:uiPriority="46"/>
+    <w:lsdException w:name="Grid Table 2 Accent 4" w:uiPriority="47"/>
+    <w:lsdException w:name="Grid Table 3 Accent 4" w:uiPriority="48"/>
+    <w:lsdException w:name="Grid Table 4 Accent 4" w:uiPriority="49"/>
+    <w:lsdException w:name="Grid Table 5 Dark Accent 4" w:uiPriority="50"/>
+    <w:lsdException w:name="Grid Table 6 Colorful Accent 4" w:uiPriority="51"/>
+    <w:lsdException w:name="Grid Table 7 Colorful Accent 4" w:uiPriority="52"/>
+    <w:lsdException w:name="Grid Table 1 Light Accent 5" w:uiPriority="46"/>
+    <w:lsdException w:name="Grid Table 2 Accent 5" w:uiPriority="47"/>
+    <w:lsdException w:name="Grid Table 3 Accent 5" w:uiPriority="48"/>
+    <w:lsdException w:name="Grid Table 4 Accent 5" w:uiPriority="49"/>
+    <w:lsdException w:name="Grid Table 5 Dark Accent 5" w:uiPriority="50"/>
+    <w:lsdException w:name="Grid Table 6 Colorful Accent 5" w:uiPriority="51"/>
+    <w:lsdException w:name="Grid Table 7 Colorful Accent 5" w:uiPriority="52"/>
+    <w:lsdException w:name="Grid Table 1 Light Accent 6" w:uiPriority="46"/>
+    <w:lsdException w:name="Grid Table 2 Accent 6" w:uiPriority="47"/>
+    <w:lsdException w:name="Grid Table 3 Accent 6" w:uiPriority="48"/>
+    <w:lsdException w:name="Grid Table 4 Accent 6" w:uiPriority="49"/>
+    <w:lsdException w:name="Grid Table 5 Dark Accent 6" w:uiPriority="50"/>
+    <w:lsdException w:name="Grid Table 6 Colorful Accent 6" w:uiPriority="51"/>
+    <w:lsdException w:name="Grid Table 7 Colorful Accent 6" w:uiPriority="52"/>
+    <w:lsdException w:name="List Table 1 Light" w:uiPriority="46"/>
+    <w:lsdException w:name="List Table 2" w:uiPriority="47"/>
+    <w:lsdException w:name="List Table 3" w:uiPriority="48"/>
+    <w:lsdException w:name="List Table 4" w:uiPriority="49"/>
+    <w:lsdException w:name="List Table 5 Dark" w:uiPriority="50"/>
+    <w:lsdException w:name="List Table 6 Colorful" w:uiPriority="51"/>
+    <w:lsdException w:name="List Table 7 Colorful" w:uiPriority="52"/>
+    <w:lsdException w:name="List Table 1 Light Accent 1" w:uiPriority="46"/>
+    <w:lsdException w:name="List Table 2 Accent 1" w:uiPriority="47"/>
+    <w:lsdException w:name="List Table 3 Accent 1" w:uiPriority="48"/>
+    <w:lsdException w:name="List Table 4 Accent 1" w:uiPriority="49"/>
+    <w:lsdException w:name="List Table 5 Dark Accent 1" w:uiPriority="50"/>
+    <w:lsdException w:name="List Table 6 Colorful Accent 1" w:uiPriority="51"/>
+    <w:lsdException w:name="List Table 7 Colorful Accent 1" w:uiPriority="52"/>
+    <w:lsdException w:name="List Table 1 Light Accent 2" w:uiPriority="46"/>
+    <w:lsdException w:name="List Table 2 Accent 2" w:uiPriority="47"/>
+    <w:lsdException w:name="List Table 3 Accent 2" w:uiPriority="48"/>
+    <w:lsdException w:name="List Table 4 Accent 2" w:uiPriority="49"/>
+    <w:lsdException w:name="List Table 5 Dark Accent 2" w:uiPriority="50"/>
+    <w:lsdException w:name="List Table 6 Colorful Accent 2" w:uiPriority="51"/>
+    <w:lsdException w:name="List Table 7 Colorful Accent 2" w:uiPriority="52"/>
+    <w:lsdException w:name="List Table 1 Light Accent 3" w:uiPriority="46"/>
+    <w:lsdException w:name="List Table 2 Accent 3" w:uiPriority="47"/>
+    <w:lsdException w:name="List Table 3 Accent 3" w:uiPriority="48"/>
+    <w:lsdException w:name="List Table 4 Accent 3" w:uiPriority="49"/>
+    <w:lsdException w:name="List Table 5 Dark Accent 3" w:uiPriority="50"/>
+    <w:lsdException w:name="List Table 6 Colorful Accent 3" w:uiPriority="51"/>
+    <w:lsdException w:name="List Table 7 Colorful Accent 3" w:uiPriority="52"/>
+    <w:lsdException w:name="List Table 1 Light Accent 4" w:uiPriority="46"/>
+    <w:lsdException w:name="List Table 2 Accent 4" w:uiPriority="47"/>
+    <w:lsdException w:name="List Table 3 Accent 4" w:uiPriority="48"/>
+    <w:lsdException w:name="List Table 4 Accent 4" w:uiPriority="49"/>
+    <w:lsdException w:name="List Table 5 Dark Accent 4" w:uiPriority="50"/>
+    <w:lsdException w:name="List Table 6 Colorful Accent 4" w:uiPriority="51"/>
+    <w:lsdException w:name="List Table 7 Colorful Accent 4" w:uiPriority="52"/>
+    <w:lsdException w:name="List Table 1 Light Accent 5" w:uiPriority="46"/>
+    <w:lsdException w:name="List Table 2 Accent 5" w:uiPriority="47"/>
+    <w:lsdException w:name="List Table 3 Accent 5" w:uiPriority="48"/>
+    <w:lsdException w:name="List Table 4 Accent 5" w:uiPriority="49"/>
+    <w:lsdException w:name="List Table 5 Dark Accent 5" w:uiPriority="50"/>
+    <w:lsdException w:name="List Table 6 Colorful Accent 5" w:uiPriority="51"/>
+    <w:lsdException w:name="List Table 7 Colorful Accent 5" w:uiPriority="52"/>
+    <w:lsdException w:name="List Table 1 Light Accent 6" w:uiPriority="46"/>
+    <w:lsdException w:name="List Table 2 Accent 6" w:uiPriority="47"/>
+    <w:lsdException w:name="List Table 3 Accent 6" w:uiPriority="48"/>
+    <w:lsdException w:name="List Table 4 Accent 6" w:uiPriority="49"/>
+    <w:lsdException w:name="List Table 5 Dark Accent 6" w:uiPriority="50"/>
+    <w:lsdException w:name="List Table 6 Colorful Accent 6" w:uiPriority="51"/>
+    <w:lsdException w:name="List Table 7 Colorful Accent 6" w:uiPriority="52"/>
+    <w:lsdException w:name="Mention" w:semiHidden="1" w:unhideWhenUsed="1"/>
+    <w:lsdException w:name="Smart Hyperlink" w:semiHidden="1" w:unhideWhenUsed="1"/>
+    <w:lsdException w:name="Hashtag" w:semiHidden="1" w:unhideWhenUsed="1"/>
+    <w:lsdException w:name="Unresolved Mention" w:semiHidden="1" w:unhideWhenUsed="1"/>
+    <w:lsdException w:name="Smart Link" w:semiHidden="1" w:unhideWhenUsed="1"/>
+  </w:latentStyles>
+  <w:style w:type="paragraph" w:default="1" w:styleId="Normale">
+    <w:name w:val="Normal"/>
+    <w:qFormat/>
   </w:style>
-  <w:style w:type="paragraph" w:styleId="Normal" w:default="1">
-    <w:name w:val="normal"/>
-  </w:style>
-  <w:style w:type="paragraph" w:styleId="Heading1">
+  <w:style w:type="paragraph" w:styleId="Titolo1">
     <w:name w:val="heading 1"/>
-    <w:basedOn w:val="Normal"/>
-    <w:next w:val="Normal"/>
+    <w:basedOn w:val="Normale"/>
+    <w:next w:val="Normale"/>
+    <w:uiPriority w:val="9"/>
+    <w:qFormat/>
     <w:pPr>
       <w:pBdr>
-        <w:top w:space="0" w:sz="0" w:val="nil"/>
-        <w:left w:space="0" w:sz="0" w:val="nil"/>
-        <w:bottom w:space="0" w:sz="0" w:val="nil"/>
-        <w:right w:space="0" w:sz="0" w:val="nil"/>
-        <w:between w:space="0" w:sz="0" w:val="nil"/>
+        <w:top w:val="nil"/>
+        <w:left w:val="nil"/>
+        <w:bottom w:val="nil"/>
+        <w:right w:val="nil"/>
+        <w:between w:val="nil"/>
       </w:pBdr>
-      <w:shd w:fill="auto" w:val="clear"/>
-      <w:spacing w:after="240" w:before="240" w:lineRule="auto"/>
+      <w:spacing w:before="240" w:after="240"/>
+      <w:outlineLvl w:val="0"/>
     </w:pPr>
     <w:rPr>
-      <w:b w:val="1"/>
-      <w:bCs w:val="1"/>
-      <w:i w:val="0"/>
-      <w:iCs w:val="0"/>
+      <w:b/>
+      <w:bCs/>
       <w:sz w:val="48"/>
       <w:szCs w:val="48"/>
     </w:rPr>
   </w:style>
-  <w:style w:type="paragraph" w:styleId="Heading2">
+  <w:style w:type="paragraph" w:styleId="Titolo2">
     <w:name w:val="heading 2"/>
-    <w:basedOn w:val="Normal"/>
-    <w:next w:val="Normal"/>
+    <w:basedOn w:val="Normale"/>
+    <w:next w:val="Normale"/>
+    <w:uiPriority w:val="9"/>
+    <w:unhideWhenUsed/>
+    <w:qFormat/>
     <w:pPr>
       <w:pBdr>
-        <w:top w:space="0" w:sz="0" w:val="nil"/>
-        <w:left w:space="0" w:sz="0" w:val="nil"/>
-        <w:bottom w:space="0" w:sz="0" w:val="nil"/>
-        <w:right w:space="0" w:sz="0" w:val="nil"/>
-        <w:between w:space="0" w:sz="0" w:val="nil"/>
+        <w:top w:val="nil"/>
+        <w:left w:val="nil"/>
+        <w:bottom w:val="nil"/>
+        <w:right w:val="nil"/>
+        <w:between w:val="nil"/>
       </w:pBdr>
-      <w:shd w:fill="auto" w:val="clear"/>
-      <w:spacing w:after="225" w:before="225" w:lineRule="auto"/>
+      <w:spacing w:before="225" w:after="225"/>
+      <w:outlineLvl w:val="1"/>
     </w:pPr>
     <w:rPr>
-      <w:b w:val="1"/>
-      <w:bCs w:val="1"/>
-      <w:i w:val="0"/>
-      <w:iCs w:val="0"/>
+      <w:b/>
+      <w:bCs/>
       <w:sz w:val="36"/>
       <w:szCs w:val="36"/>
     </w:rPr>
   </w:style>
-  <w:style w:type="paragraph" w:styleId="Heading3">
+  <w:style w:type="paragraph" w:styleId="Titolo3">
     <w:name w:val="heading 3"/>
-    <w:basedOn w:val="Normal"/>
-    <w:next w:val="Normal"/>
+    <w:basedOn w:val="Normale"/>
+    <w:next w:val="Normale"/>
+    <w:uiPriority w:val="9"/>
+    <w:unhideWhenUsed/>
+    <w:qFormat/>
     <w:pPr>
       <w:pBdr>
-        <w:top w:space="0" w:sz="0" w:val="nil"/>
-        <w:left w:space="0" w:sz="0" w:val="nil"/>
-        <w:bottom w:space="0" w:sz="0" w:val="nil"/>
-        <w:right w:space="0" w:sz="0" w:val="nil"/>
-        <w:between w:space="0" w:sz="0" w:val="nil"/>
+        <w:top w:val="nil"/>
+        <w:left w:val="nil"/>
+        <w:bottom w:val="nil"/>
+        <w:right w:val="nil"/>
+        <w:between w:val="nil"/>
       </w:pBdr>
-      <w:shd w:fill="auto" w:val="clear"/>
-      <w:spacing w:after="240" w:before="240" w:lineRule="auto"/>
+      <w:spacing w:before="240" w:after="240"/>
+      <w:outlineLvl w:val="2"/>
     </w:pPr>
     <w:rPr>
-      <w:b w:val="1"/>
-      <w:bCs w:val="1"/>
-      <w:i w:val="0"/>
-      <w:iCs w:val="0"/>
+      <w:b/>
+      <w:bCs/>
       <w:sz w:val="28"/>
       <w:szCs w:val="28"/>
     </w:rPr>
   </w:style>
-  <w:style w:type="paragraph" w:styleId="Heading4">
+  <w:style w:type="paragraph" w:styleId="Titolo4">
     <w:name w:val="heading 4"/>
-    <w:basedOn w:val="Normal"/>
-    <w:next w:val="Normal"/>
+    <w:basedOn w:val="Normale"/>
+    <w:next w:val="Normale"/>
+    <w:uiPriority w:val="9"/>
+    <w:semiHidden/>
+    <w:unhideWhenUsed/>
+    <w:qFormat/>
     <w:pPr>
       <w:pBdr>
-        <w:top w:space="0" w:sz="0" w:val="nil"/>
-        <w:left w:space="0" w:sz="0" w:val="nil"/>
-        <w:bottom w:space="0" w:sz="0" w:val="nil"/>
-        <w:right w:space="0" w:sz="0" w:val="nil"/>
-        <w:between w:space="0" w:sz="0" w:val="nil"/>
+        <w:top w:val="nil"/>
+        <w:left w:val="nil"/>
+        <w:bottom w:val="nil"/>
+        <w:right w:val="nil"/>
+        <w:between w:val="nil"/>
       </w:pBdr>
-      <w:shd w:fill="auto" w:val="clear"/>
-      <w:spacing w:after="255" w:before="255" w:lineRule="auto"/>
+      <w:spacing w:before="255" w:after="255"/>
+      <w:outlineLvl w:val="3"/>
     </w:pPr>
     <w:rPr>
-      <w:b w:val="1"/>
-      <w:bCs w:val="1"/>
-      <w:i w:val="0"/>
-      <w:iCs w:val="0"/>
+      <w:b/>
+      <w:bCs/>
       <w:sz w:val="24"/>
       <w:szCs w:val="24"/>
     </w:rPr>
   </w:style>
-  <w:style w:type="paragraph" w:styleId="Heading5">
+  <w:style w:type="paragraph" w:styleId="Titolo5">
     <w:name w:val="heading 5"/>
-    <w:basedOn w:val="Normal"/>
-    <w:next w:val="Normal"/>
+    <w:basedOn w:val="Normale"/>
+    <w:next w:val="Normale"/>
+    <w:uiPriority w:val="9"/>
+    <w:semiHidden/>
+    <w:unhideWhenUsed/>
+    <w:qFormat/>
     <w:pPr>
       <w:pBdr>
-        <w:top w:space="0" w:sz="0" w:val="nil"/>
-        <w:left w:space="0" w:sz="0" w:val="nil"/>
-        <w:bottom w:space="0" w:sz="0" w:val="nil"/>
-        <w:right w:space="0" w:sz="0" w:val="nil"/>
-        <w:between w:space="0" w:sz="0" w:val="nil"/>
+        <w:top w:val="nil"/>
+        <w:left w:val="nil"/>
+        <w:bottom w:val="nil"/>
+        <w:right w:val="nil"/>
+        <w:between w:val="nil"/>
       </w:pBdr>
-      <w:shd w:fill="auto" w:val="clear"/>
-      <w:spacing w:after="255" w:before="255" w:lineRule="auto"/>
+      <w:spacing w:before="255" w:after="255"/>
+      <w:outlineLvl w:val="4"/>
     </w:pPr>
     <w:rPr>
-      <w:b w:val="1"/>
-      <w:bCs w:val="1"/>
-      <w:i w:val="0"/>
-      <w:iCs w:val="0"/>
+      <w:b/>
+      <w:bCs/>
       <w:sz w:val="18"/>
       <w:szCs w:val="18"/>
     </w:rPr>
   </w:style>
-  <w:style w:type="paragraph" w:styleId="Heading6">
+  <w:style w:type="paragraph" w:styleId="Titolo6">
     <w:name w:val="heading 6"/>
-    <w:basedOn w:val="Normal"/>
-    <w:next w:val="Normal"/>
+    <w:basedOn w:val="Normale"/>
+    <w:next w:val="Normale"/>
+    <w:uiPriority w:val="9"/>
+    <w:semiHidden/>
+    <w:unhideWhenUsed/>
+    <w:qFormat/>
     <w:pPr>
       <w:pBdr>
-        <w:top w:space="0" w:sz="0" w:val="nil"/>
-        <w:left w:space="0" w:sz="0" w:val="nil"/>
-        <w:bottom w:space="0" w:sz="0" w:val="nil"/>
-        <w:right w:space="0" w:sz="0" w:val="nil"/>
-        <w:between w:space="0" w:sz="0" w:val="nil"/>
+        <w:top w:val="nil"/>
+        <w:left w:val="nil"/>
+        <w:bottom w:val="nil"/>
+        <w:right w:val="nil"/>
+        <w:between w:val="nil"/>
       </w:pBdr>
-      <w:shd w:fill="auto" w:val="clear"/>
-      <w:spacing w:after="360" w:before="360" w:lineRule="auto"/>
+      <w:spacing w:before="360" w:after="360"/>
+      <w:outlineLvl w:val="5"/>
     </w:pPr>
     <w:rPr>
-      <w:b w:val="1"/>
-      <w:bCs w:val="1"/>
-      <w:i w:val="0"/>
-      <w:iCs w:val="0"/>
+      <w:b/>
+      <w:bCs/>
       <w:sz w:val="16"/>
       <w:szCs w:val="16"/>
     </w:rPr>
   </w:style>
-  <w:style w:type="paragraph" w:styleId="Title">
+  <w:style w:type="character" w:default="1" w:styleId="Carpredefinitoparagrafo">
+    <w:name w:val="Default Paragraph Font"/>
+    <w:uiPriority w:val="1"/>
+    <w:semiHidden/>
+    <w:unhideWhenUsed/>
+  </w:style>
+  <w:style w:type="table" w:default="1" w:styleId="Tabellanormale">
+    <w:name w:val="Normal Table"/>
+    <w:uiPriority w:val="99"/>
+    <w:semiHidden/>
+    <w:unhideWhenUsed/>
+    <w:tblPr>
+      <w:tblInd w:w="0" w:type="dxa"/>
+      <w:tblCellMar>
+        <w:top w:w="0" w:type="dxa"/>
+        <w:left w:w="108" w:type="dxa"/>
+        <w:bottom w:w="0" w:type="dxa"/>
+        <w:right w:w="108" w:type="dxa"/>
+      </w:tblCellMar>
+    </w:tblPr>
+  </w:style>
+  <w:style w:type="numbering" w:default="1" w:styleId="Nessunelenco">
+    <w:name w:val="No List"/>
+    <w:uiPriority w:val="99"/>
+    <w:semiHidden/>
+    <w:unhideWhenUsed/>
+  </w:style>
+  <w:style w:type="table" w:customStyle="1" w:styleId="TableNormal">
+    <w:name w:val="TableNormal"/>
+    <w:tblPr>
+      <w:tblCellMar>
+        <w:top w:w="100" w:type="dxa"/>
+        <w:left w:w="100" w:type="dxa"/>
+        <w:bottom w:w="100" w:type="dxa"/>
+        <w:right w:w="100" w:type="dxa"/>
+      </w:tblCellMar>
+    </w:tblPr>
+  </w:style>
+  <w:style w:type="paragraph" w:styleId="Titolo">
     <w:name w:val="Title"/>
-    <w:basedOn w:val="Normal"/>
-    <w:next w:val="Normal"/>
+    <w:basedOn w:val="Normale"/>
+    <w:next w:val="Normale"/>
+    <w:uiPriority w:val="10"/>
+    <w:qFormat/>
     <w:pPr>
-      <w:keepNext w:val="1"/>
-      <w:keepLines w:val="1"/>
-      <w:pageBreakBefore w:val="0"/>
-      <w:spacing w:after="120" w:before="480" w:lineRule="auto"/>
+      <w:keepNext/>
+      <w:keepLines/>
+      <w:spacing w:before="480" w:after="120"/>
     </w:pPr>
     <w:rPr>
-      <w:b w:val="1"/>
-      <w:bCs w:val="1"/>
+      <w:b/>
+      <w:bCs/>
       <w:sz w:val="72"/>
       <w:szCs w:val="72"/>
     </w:rPr>
   </w:style>
-  <w:style w:type="paragraph" w:styleId="Subtitle">
+  <w:style w:type="paragraph" w:styleId="Sottotitolo">
     <w:name w:val="Subtitle"/>
-    <w:basedOn w:val="Normal"/>
-    <w:next w:val="Normal"/>
+    <w:basedOn w:val="Normale"/>
+    <w:next w:val="Normale"/>
+    <w:uiPriority w:val="11"/>
+    <w:qFormat/>
     <w:pPr>
-      <w:keepNext w:val="1"/>
-      <w:keepLines w:val="1"/>
-      <w:pageBreakBefore w:val="0"/>
-      <w:spacing w:after="80" w:before="360" w:lineRule="auto"/>
+      <w:keepNext/>
+      <w:keepLines/>
+      <w:spacing w:before="360" w:after="80"/>
     </w:pPr>
     <w:rPr>
-      <w:rFonts w:ascii="Georgia" w:cs="Georgia" w:eastAsia="Georgia" w:hAnsi="Georgia"/>
-      <w:i w:val="1"/>
-      <w:iCs w:val="1"/>
+      <w:rFonts w:ascii="Georgia" w:eastAsia="Georgia" w:hAnsi="Georgia" w:cs="Georgia"/>
+      <w:i/>
+      <w:iCs/>
       <w:color w:val="666666"/>
       <w:sz w:val="48"/>
       <w:szCs w:val="48"/>
